--- a/ind/docx/53.content.docx
+++ b/ind/docx/53.content.docx
@@ -295,6 +295,21 @@
           <w:b/>
           <w:lang w:val="id_ID" w:bidi="id_ID"/>
         </w:rPr>
+        <w:t>Σιλουανὸς</w:t>
+      </w:r>
+    </w:p>
+    <w:p>
+      <w:pPr/>
+      <w:r>
+        <w:rPr>
+          <w:lang w:val="id_ID" w:bidi="id_ID"/>
+        </w:rPr>
+      </w:r>
+      <w:r>
+        <w:rPr>
+          <w:b/>
+          <w:lang w:val="id_ID" w:bidi="id_ID"/>
+        </w:rPr>
         <w:t>Silwanus</w:t>
       </w:r>
       <w:r>
@@ -380,6 +395,21 @@
       </w:r>
       <w:r>
         <w:rPr>
+          <w:b/>
+          <w:lang w:val="id_ID" w:bidi="id_ID"/>
+        </w:rPr>
+        <w:t>Παῦλος, καὶ Σιλουανὸς, καὶ Τιμόθεος; τῇ ἐκκλησίᾳ</w:t>
+      </w:r>
+    </w:p>
+    <w:p>
+      <w:pPr/>
+      <w:r>
+        <w:rPr>
+          <w:lang w:val="id_ID" w:bidi="id_ID"/>
+        </w:rPr>
+      </w:r>
+      <w:r>
+        <w:rPr>
           <w:lang w:val="id_ID" w:bidi="id_ID"/>
         </w:rPr>
         <w:t>Anda mungkin ingin mengisi kata-kata yang diperlukan untuk menjadikannya sebuah kalimat yang lengkap. Terjemahan alternatif: "Paulus, Silwanus, dan Timotius mengirimkan surat ini kepada jemaat"</w:t>
@@ -448,6 +478,21 @@
       </w:r>
       <w:r>
         <w:rPr>
+          <w:b/>
+          <w:lang w:val="id_ID" w:bidi="id_ID"/>
+        </w:rPr>
+        <w:t>Παῦλος, καὶ Σιλουανὸς, καὶ Τιμόθεος</w:t>
+      </w:r>
+    </w:p>
+    <w:p>
+      <w:pPr/>
+      <w:r>
+        <w:rPr>
+          <w:lang w:val="id_ID" w:bidi="id_ID"/>
+        </w:rPr>
+      </w:r>
+      <w:r>
+        <w:rPr>
           <w:lang w:val="id_ID" w:bidi="id_ID"/>
         </w:rPr>
         <w:t xml:space="preserve">Meskipun </w:t>
@@ -542,6 +587,21 @@
       </w:r>
       <w:r>
         <w:rPr>
+          <w:b/>
+          <w:lang w:val="id_ID" w:bidi="id_ID"/>
+        </w:rPr>
+        <w:t>ἐν Θεῷ Πατρὶ ἡμῶν καὶ Κυρίῳ Ἰησοῦ Χριστῷ</w:t>
+      </w:r>
+    </w:p>
+    <w:p>
+      <w:pPr/>
+      <w:r>
+        <w:rPr>
+          <w:lang w:val="id_ID" w:bidi="id_ID"/>
+        </w:rPr>
+      </w:r>
+      <w:r>
+        <w:rPr>
           <w:lang w:val="id_ID" w:bidi="id_ID"/>
         </w:rPr>
         <w:t>Di sini Paulus berbicara tentang orang-orang percaya seolah-olah mereka menempati ruang di dalam diri Allah dan Yesus. Metafora ini mengungkapkan gagasan bahwa orang-orang percaya secara rohani bersatu dengan Allah dan Yesus. Jika hal ini mungkin disalahpahami dalam bahasa Anda, Anda dapat mengungkapkan maknanya dengan jelas. Terjemahan alternatif: "bersatu dengan Allah Bapa dan Tuhan Yesus Kristus" atau "berbagi kehidupan dengan Allah Bapa dan Tuhan Yesus Kristus"</w:t>
@@ -610,6 +670,21 @@
       </w:r>
       <w:r>
         <w:rPr>
+          <w:b/>
+          <w:lang w:val="id_ID" w:bidi="id_ID"/>
+        </w:rPr>
+        <w:t>χάρις ὑμῖν καὶ εἰρήνη ἀπὸ Θεοῦ Πατρὸς καὶ Κυρίου Ἰησοῦ Χριστοῦ</w:t>
+      </w:r>
+    </w:p>
+    <w:p>
+      <w:pPr/>
+      <w:r>
+        <w:rPr>
+          <w:lang w:val="id_ID" w:bidi="id_ID"/>
+        </w:rPr>
+      </w:r>
+      <w:r>
+        <w:rPr>
           <w:lang w:val="id_ID" w:bidi="id_ID"/>
         </w:rPr>
         <w:t>Banyak bahasa memiliki cara yang berbeda untuk menyampaikan harapan baik saat mereka menyapa. Paulus menyapa para penerima suratnya dengan sebuah berkat. Gunakanlah bentuk yang merupakan harapan atau berkat yang baik dalam bahasa Anda. Terjemahan alternatif: "Kami berdoa agar Allah Bapa dan Tuhan Yesus Kristus memberikan kasih karunia dan damai sejahtera kepadamu" atau "Semoga kasih karunia dan damai sejahtera dari Allah Bapa dan Tuhan Yesus Kristus" atau "Semoga kasih karunia dan damai sejahtera dari Allah Bapa dan Tuhan Yesus Kristus menjadi bagianmu" atau "Semoga Allah Bapa dan Tuhan Yesus Kristus memberikan kasih karunia dan damai sejahtera di dalam hatimu"</w:t>
@@ -678,6 +753,21 @@
       </w:r>
       <w:r>
         <w:rPr>
+          <w:b/>
+          <w:lang w:val="id_ID" w:bidi="id_ID"/>
+        </w:rPr>
+        <w:t>χάρις ὑμῖν καὶ εἰρήνη ἀπὸ Θεοῦ Πατρὸς καὶ Κυρίου Ἰησοῦ Χριστοῦ</w:t>
+      </w:r>
+    </w:p>
+    <w:p>
+      <w:pPr/>
+      <w:r>
+        <w:rPr>
+          <w:lang w:val="id_ID" w:bidi="id_ID"/>
+        </w:rPr>
+      </w:r>
+      <w:r>
+        <w:rPr>
           <w:lang w:val="id_ID" w:bidi="id_ID"/>
         </w:rPr>
         <w:t xml:space="preserve">Jika bahasa Anda tidak menggunakan kata benda abstrak untuk gagasan di balik </w:t>
@@ -834,6 +924,21 @@
       </w:r>
       <w:r>
         <w:rPr>
+          <w:b/>
+          <w:lang w:val="id_ID" w:bidi="id_ID"/>
+        </w:rPr>
+        <w:t>εὐχαριστεῖν ὀφείλομεν &amp; πάντοτε</w:t>
+      </w:r>
+    </w:p>
+    <w:p>
+      <w:pPr/>
+      <w:r>
+        <w:rPr>
+          <w:lang w:val="id_ID" w:bidi="id_ID"/>
+        </w:rPr>
+      </w:r>
+      <w:r>
+        <w:rPr>
           <w:lang w:val="id_ID" w:bidi="id_ID"/>
         </w:rPr>
         <w:t xml:space="preserve">Di sini Paulus menggunakan kata </w:t>
@@ -895,6 +1000,21 @@
       </w:r>
       <w:r>
         <w:rPr>
+          <w:b/>
+          <w:lang w:val="id_ID" w:bidi="id_ID"/>
+        </w:rPr>
+        <w:t>εὐχαριστεῖν ὀφείλομεν τῷ Θεῷ πάντοτε</w:t>
+      </w:r>
+    </w:p>
+    <w:p>
+      <w:pPr/>
+      <w:r>
+        <w:rPr>
+          <w:lang w:val="id_ID" w:bidi="id_ID"/>
+        </w:rPr>
+      </w:r>
+      <w:r>
+        <w:rPr>
           <w:lang w:val="id_ID" w:bidi="id_ID"/>
         </w:rPr>
         <w:t xml:space="preserve">Paulus menggunakan </w:t>
@@ -976,6 +1096,21 @@
       </w:r>
       <w:r>
         <w:rPr>
+          <w:b/>
+          <w:lang w:val="id_ID" w:bidi="id_ID"/>
+        </w:rPr>
+        <w:t>εὐχαριστεῖν ὀφείλομεν τῷ Θεῷ πάντοτε περὶ ὑμῶν, ἀδελφοί</w:t>
+      </w:r>
+    </w:p>
+    <w:p>
+      <w:pPr/>
+      <w:r>
+        <w:rPr>
+          <w:lang w:val="id_ID" w:bidi="id_ID"/>
+        </w:rPr>
+      </w:r>
+      <w:r>
+        <w:rPr>
           <w:lang w:val="id_ID" w:bidi="id_ID"/>
         </w:rPr>
         <w:t>Jika pembaca Anda mungkin berpikir bahwa Paulus hanya mengungkapkan sebuah kewajiban dan ia tidak benar-benar berdoa untuk jemaat di Tesalonika, Anda dapat mengungkapkan kenyataannya secara eksplisit. Terjemahan alternatif: "Kami selalu mengucap syukur kepada Allah untuk kamu, saudara-saudara, sebagaimana seharusnya"</w:t>
@@ -1044,6 +1179,21 @@
       </w:r>
       <w:r>
         <w:rPr>
+          <w:b/>
+          <w:lang w:val="id_ID" w:bidi="id_ID"/>
+        </w:rPr>
+        <w:t>ἀδελφοί</w:t>
+      </w:r>
+    </w:p>
+    <w:p>
+      <w:pPr/>
+      <w:r>
+        <w:rPr>
+          <w:lang w:val="id_ID" w:bidi="id_ID"/>
+        </w:rPr>
+      </w:r>
+      <w:r>
+        <w:rPr>
           <w:lang w:val="id_ID" w:bidi="id_ID"/>
         </w:rPr>
         <w:t xml:space="preserve">Di sini, </w:t>
@@ -1125,6 +1275,21 @@
       </w:r>
       <w:r>
         <w:rPr>
+          <w:b/>
+          <w:lang w:val="id_ID" w:bidi="id_ID"/>
+        </w:rPr>
+        <w:t>καθὼς ἄξιόν ἐστιν</w:t>
+      </w:r>
+    </w:p>
+    <w:p>
+      <w:pPr/>
+      <w:r>
+        <w:rPr>
+          <w:lang w:val="id_ID" w:bidi="id_ID"/>
+        </w:rPr>
+      </w:r>
+      <w:r>
+        <w:rPr>
           <w:lang w:val="id_ID" w:bidi="id_ID"/>
         </w:rPr>
         <w:t xml:space="preserve">Jika sulit untuk mengungkapkan </w:t>
@@ -1206,6 +1371,21 @@
       </w:r>
       <w:r>
         <w:rPr>
+          <w:b/>
+          <w:lang w:val="id_ID" w:bidi="id_ID"/>
+        </w:rPr>
+        <w:t>ὑπεραυξάνει ἡ πίστις ὑμῶν</w:t>
+      </w:r>
+    </w:p>
+    <w:p>
+      <w:pPr/>
+      <w:r>
+        <w:rPr>
+          <w:lang w:val="id_ID" w:bidi="id_ID"/>
+        </w:rPr>
+      </w:r>
+      <w:r>
+        <w:rPr>
           <w:lang w:val="id_ID" w:bidi="id_ID"/>
         </w:rPr>
         <w:t xml:space="preserve">Jika bahasa Anda tidak menggunakan kata benda abstrak untuk gagasan di balik </w:t>
@@ -1287,6 +1467,21 @@
       </w:r>
       <w:r>
         <w:rPr>
+          <w:b/>
+          <w:lang w:val="id_ID" w:bidi="id_ID"/>
+        </w:rPr>
+        <w:t>πλεονάζει ἡ ἀγάπη ἑνὸς ἑκάστου, πάντων ὑμῶν, εἰς ἀλλήλους</w:t>
+      </w:r>
+    </w:p>
+    <w:p>
+      <w:pPr/>
+      <w:r>
+        <w:rPr>
+          <w:lang w:val="id_ID" w:bidi="id_ID"/>
+        </w:rPr>
+      </w:r>
+      <w:r>
+        <w:rPr>
           <w:lang w:val="id_ID" w:bidi="id_ID"/>
         </w:rPr>
         <w:t xml:space="preserve">Jika bahasa Anda tidak menggunakan kata benda abstrak untuk ide di balik </w:t>
@@ -1368,6 +1563,21 @@
       </w:r>
       <w:r>
         <w:rPr>
+          <w:b/>
+          <w:lang w:val="id_ID" w:bidi="id_ID"/>
+        </w:rPr>
+        <w:t>ἀλλήλους</w:t>
+      </w:r>
+    </w:p>
+    <w:p>
+      <w:pPr/>
+      <w:r>
+        <w:rPr>
+          <w:lang w:val="id_ID" w:bidi="id_ID"/>
+        </w:rPr>
+      </w:r>
+      <w:r>
+        <w:rPr>
           <w:lang w:val="id_ID" w:bidi="id_ID"/>
         </w:rPr>
         <w:t xml:space="preserve">Di sini, </w:t>
@@ -1449,6 +1659,21 @@
       </w:r>
       <w:r>
         <w:rPr>
+          <w:b/>
+          <w:lang w:val="id_ID" w:bidi="id_ID"/>
+        </w:rPr>
+        <w:t>αὐτοὺς ἡμᾶς</w:t>
+      </w:r>
+    </w:p>
+    <w:p>
+      <w:pPr/>
+      <w:r>
+        <w:rPr>
+          <w:lang w:val="id_ID" w:bidi="id_ID"/>
+        </w:rPr>
+      </w:r>
+      <w:r>
+        <w:rPr>
           <w:lang w:val="id_ID" w:bidi="id_ID"/>
         </w:rPr>
         <w:t xml:space="preserve">Di sini, </w:t>
@@ -1543,6 +1768,21 @@
       </w:r>
       <w:r>
         <w:rPr>
+          <w:b/>
+          <w:lang w:val="id_ID" w:bidi="id_ID"/>
+        </w:rPr>
+        <w:t>τῆς ὑπομονῆς ὑμῶν, καὶ πίστεως</w:t>
+      </w:r>
+    </w:p>
+    <w:p>
+      <w:pPr/>
+      <w:r>
+        <w:rPr>
+          <w:lang w:val="id_ID" w:bidi="id_ID"/>
+        </w:rPr>
+      </w:r>
+      <w:r>
+        <w:rPr>
           <w:lang w:val="id_ID" w:bidi="id_ID"/>
         </w:rPr>
         <w:t xml:space="preserve">Jika bahasa Anda tidak menggunakan kata benda abstrak untuk gagasan </w:t>
@@ -1637,6 +1877,21 @@
       </w:r>
       <w:r>
         <w:rPr>
+          <w:b/>
+          <w:lang w:val="id_ID" w:bidi="id_ID"/>
+        </w:rPr>
+        <w:t>ἐν πᾶσιν τοῖς διωγμοῖς ὑμῶν, καὶ ταῖς θλίψεσιν</w:t>
+      </w:r>
+    </w:p>
+    <w:p>
+      <w:pPr/>
+      <w:r>
+        <w:rPr>
+          <w:lang w:val="id_ID" w:bidi="id_ID"/>
+        </w:rPr>
+      </w:r>
+      <w:r>
+        <w:rPr>
           <w:lang w:val="id_ID" w:bidi="id_ID"/>
         </w:rPr>
         <w:t xml:space="preserve">Dua kata </w:t>
@@ -1731,6 +1986,21 @@
       </w:r>
       <w:r>
         <w:rPr>
+          <w:b/>
+          <w:lang w:val="id_ID" w:bidi="id_ID"/>
+        </w:rPr>
+        <w:t>πίστεως ἐν πᾶσιν τοῖς διωγμοῖς ὑμῶν</w:t>
+      </w:r>
+    </w:p>
+    <w:p>
+      <w:pPr/>
+      <w:r>
+        <w:rPr>
+          <w:lang w:val="id_ID" w:bidi="id_ID"/>
+        </w:rPr>
+      </w:r>
+      <w:r>
+        <w:rPr>
           <w:lang w:val="id_ID" w:bidi="id_ID"/>
         </w:rPr>
         <w:t xml:space="preserve">Di sini, </w:t>
@@ -1815,6 +2085,21 @@
           <w:b/>
           <w:lang w:val="id_ID" w:bidi="id_ID"/>
         </w:rPr>
+        <w:t>ἔνδειγμα τῆς δικαίας κρίσεως τοῦ Θεοῦ, εἰς τὸ καταξιωθῆναι ὑμᾶς</w:t>
+      </w:r>
+    </w:p>
+    <w:p>
+      <w:pPr/>
+      <w:r>
+        <w:rPr>
+          <w:lang w:val="id_ID" w:bidi="id_ID"/>
+        </w:rPr>
+      </w:r>
+      <w:r>
+        <w:rPr>
+          <w:b/>
+          <w:lang w:val="id_ID" w:bidi="id_ID"/>
+        </w:rPr>
         <w:t>Bukti</w:t>
       </w:r>
       <w:r>
@@ -1887,6 +2172,21 @@
       </w:r>
       <w:r>
         <w:rPr>
+          <w:b/>
+          <w:lang w:val="id_ID" w:bidi="id_ID"/>
+        </w:rPr>
+        <w:t>εἰς τὸ καταξιωθῆναι ὑμᾶς τῆς Βασιλείας τοῦ Θεοῦ</w:t>
+      </w:r>
+    </w:p>
+    <w:p>
+      <w:pPr/>
+      <w:r>
+        <w:rPr>
+          <w:lang w:val="id_ID" w:bidi="id_ID"/>
+        </w:rPr>
+      </w:r>
+      <w:r>
+        <w:rPr>
           <w:lang w:val="id_ID" w:bidi="id_ID"/>
         </w:rPr>
         <w:t>Anda dapat menyatakan ini dalam bentuk aktif. Terjemahan alternatif: "bahwa Allah akan menganggapmu layak untuk menjadi bagian dari kerajaan-Nya"</w:t>
@@ -1955,6 +2255,21 @@
       </w:r>
       <w:r>
         <w:rPr>
+          <w:b/>
+          <w:lang w:val="id_ID" w:bidi="id_ID"/>
+        </w:rPr>
+        <w:t>ὑπὲρ ἧς καὶ πάσχετε</w:t>
+      </w:r>
+    </w:p>
+    <w:p>
+      <w:pPr/>
+      <w:r>
+        <w:rPr>
+          <w:lang w:val="id_ID" w:bidi="id_ID"/>
+        </w:rPr>
+      </w:r>
+      <w:r>
+        <w:rPr>
           <w:lang w:val="id_ID" w:bidi="id_ID"/>
         </w:rPr>
         <w:t xml:space="preserve">Di sini, </w:t>
@@ -2036,6 +2351,21 @@
       </w:r>
       <w:r>
         <w:rPr>
+          <w:b/>
+          <w:lang w:val="id_ID" w:bidi="id_ID"/>
+        </w:rPr>
+        <w:t>εἴπερ δίκαιον παρὰ Θεῷ</w:t>
+      </w:r>
+    </w:p>
+    <w:p>
+      <w:pPr/>
+      <w:r>
+        <w:rPr>
+          <w:lang w:val="id_ID" w:bidi="id_ID"/>
+        </w:rPr>
+      </w:r>
+      <w:r>
+        <w:rPr>
           <w:lang w:val="id_ID" w:bidi="id_ID"/>
         </w:rPr>
         <w:t>Paulus berbicara seolah-olah ini adalah sebuah kemungkinan hipotetis, tetapi yang ia maksudkan adalah bahwa hal ini adalah benar. Jika bahasa Anda tidak menyatakan sesuatu sebagai suatu kondisi apakah itu pasti atau benar, dan jika pembaca Anda mungkin berpikir bahwa apa yang Paulus katakan tidak pasti, maka Anda dapat menerjemahkan kata-katanya sebagai pernyataan yang pasti. Terjemahan alternatif: "Karena kamu tahu, bahwa Allah itu adil" atau "karena Allah pasti benar"</w:t>
@@ -2104,6 +2434,21 @@
       </w:r>
       <w:r>
         <w:rPr>
+          <w:b/>
+          <w:lang w:val="id_ID" w:bidi="id_ID"/>
+        </w:rPr>
+        <w:t>παρὰ Θεῷ, ἀνταποδοῦναι τοῖς θλίβουσιν ὑμᾶς θλῖψιν</w:t>
+      </w:r>
+    </w:p>
+    <w:p>
+      <w:pPr/>
+      <w:r>
+        <w:rPr>
+          <w:lang w:val="id_ID" w:bidi="id_ID"/>
+        </w:rPr>
+      </w:r>
+      <w:r>
+        <w:rPr>
           <w:lang w:val="id_ID" w:bidi="id_ID"/>
         </w:rPr>
         <w:t xml:space="preserve">Di sini, </w:t>
@@ -2185,6 +2530,21 @@
       </w:r>
       <w:r>
         <w:rPr>
+          <w:b/>
+          <w:lang w:val="id_ID" w:bidi="id_ID"/>
+        </w:rPr>
+        <w:t>ἀνταποδοῦναι τοῖς θλίβουσιν ὑμᾶς θλῖψιν</w:t>
+      </w:r>
+    </w:p>
+    <w:p>
+      <w:pPr/>
+      <w:r>
+        <w:rPr>
+          <w:lang w:val="id_ID" w:bidi="id_ID"/>
+        </w:rPr>
+      </w:r>
+      <w:r>
+        <w:rPr>
           <w:lang w:val="id_ID" w:bidi="id_ID"/>
         </w:rPr>
         <w:t xml:space="preserve">Jika bahasa Anda tidak menggunakan kata benda abstrak untuk konsep </w:t>
@@ -2266,6 +2626,21 @@
       </w:r>
       <w:r>
         <w:rPr>
+          <w:b/>
+          <w:lang w:val="id_ID" w:bidi="id_ID"/>
+        </w:rPr>
+        <w:t>καὶ ὑμῖν &amp; ἄνεσιν</w:t>
+      </w:r>
+    </w:p>
+    <w:p>
+      <w:pPr/>
+      <w:r>
+        <w:rPr>
+          <w:lang w:val="id_ID" w:bidi="id_ID"/>
+        </w:rPr>
+      </w:r>
+      <w:r>
+        <w:rPr>
           <w:lang w:val="id_ID" w:bidi="id_ID"/>
         </w:rPr>
         <w:t xml:space="preserve">Kata-kata </w:t>
@@ -2347,6 +2722,21 @@
       </w:r>
       <w:r>
         <w:rPr>
+          <w:b/>
+          <w:lang w:val="id_ID" w:bidi="id_ID"/>
+        </w:rPr>
+        <w:t>καὶ ὑμῖν τοῖς θλιβομένοις, ἄνεσιν μεθ’ ἡμῶν</w:t>
+      </w:r>
+    </w:p>
+    <w:p>
+      <w:pPr/>
+      <w:r>
+        <w:rPr>
+          <w:lang w:val="id_ID" w:bidi="id_ID"/>
+        </w:rPr>
+      </w:r>
+      <w:r>
+        <w:rPr>
           <w:lang w:val="id_ID" w:bidi="id_ID"/>
         </w:rPr>
         <w:t xml:space="preserve">Di sini, </w:t>
@@ -2441,6 +2831,21 @@
       </w:r>
       <w:r>
         <w:rPr>
+          <w:b/>
+          <w:lang w:val="id_ID" w:bidi="id_ID"/>
+        </w:rPr>
+        <w:t>ὑμῖν &amp; ἄνεσιν</w:t>
+      </w:r>
+    </w:p>
+    <w:p>
+      <w:pPr/>
+      <w:r>
+        <w:rPr>
+          <w:lang w:val="id_ID" w:bidi="id_ID"/>
+        </w:rPr>
+      </w:r>
+      <w:r>
+        <w:rPr>
           <w:lang w:val="id_ID" w:bidi="id_ID"/>
         </w:rPr>
         <w:t xml:space="preserve">Jika bahasa Anda tidak menggunakan kata benda abstrak untuk ide di balik </w:t>
@@ -2522,6 +2927,21 @@
       </w:r>
       <w:r>
         <w:rPr>
+          <w:b/>
+          <w:lang w:val="id_ID" w:bidi="id_ID"/>
+        </w:rPr>
+        <w:t>τοῖς θλιβομένοις</w:t>
+      </w:r>
+    </w:p>
+    <w:p>
+      <w:pPr/>
+      <w:r>
+        <w:rPr>
+          <w:lang w:val="id_ID" w:bidi="id_ID"/>
+        </w:rPr>
+      </w:r>
+      <w:r>
+        <w:rPr>
           <w:lang w:val="id_ID" w:bidi="id_ID"/>
         </w:rPr>
         <w:t>Jika bahasa Anda tidak menggunakan bentuk pasif seperti ini, Anda dapat menyatakannya dalam bentuk aktif atau dengan cara lain yang wajar dalam bahasa Anda. Terjemahan alternatif: "yang ditindas oleh orang lain" atau "dari penderitaan yang ditimbulkan oleh orang lain kepadamu"</w:t>
@@ -2590,6 +3010,21 @@
       </w:r>
       <w:r>
         <w:rPr>
+          <w:b/>
+          <w:lang w:val="id_ID" w:bidi="id_ID"/>
+        </w:rPr>
+        <w:t>ἐν τῇ ἀποκαλύψει τοῦ Κυρίου Ἰησοῦ</w:t>
+      </w:r>
+    </w:p>
+    <w:p>
+      <w:pPr/>
+      <w:r>
+        <w:rPr>
+          <w:lang w:val="id_ID" w:bidi="id_ID"/>
+        </w:rPr>
+      </w:r>
+      <w:r>
+        <w:rPr>
           <w:lang w:val="id_ID" w:bidi="id_ID"/>
         </w:rPr>
         <w:t xml:space="preserve">Di sini, </w:t>
@@ -2671,6 +3106,21 @@
       </w:r>
       <w:r>
         <w:rPr>
+          <w:b/>
+          <w:lang w:val="id_ID" w:bidi="id_ID"/>
+        </w:rPr>
+        <w:t>διδόντος ἐκδίκησιν τοῖς</w:t>
+      </w:r>
+    </w:p>
+    <w:p>
+      <w:pPr/>
+      <w:r>
+        <w:rPr>
+          <w:lang w:val="id_ID" w:bidi="id_ID"/>
+        </w:rPr>
+      </w:r>
+      <w:r>
+        <w:rPr>
           <w:lang w:val="id_ID" w:bidi="id_ID"/>
         </w:rPr>
         <w:t xml:space="preserve">Jika bahasa Anda tidak menggunakan kata benda abstrak untuk ide di balik </w:t>
@@ -2752,6 +3202,21 @@
       </w:r>
       <w:r>
         <w:rPr>
+          <w:b/>
+          <w:lang w:val="id_ID" w:bidi="id_ID"/>
+        </w:rPr>
+        <w:t>τοῖς μὴ εἰδόσι Θεὸν</w:t>
+      </w:r>
+    </w:p>
+    <w:p>
+      <w:pPr/>
+      <w:r>
+        <w:rPr>
+          <w:lang w:val="id_ID" w:bidi="id_ID"/>
+        </w:rPr>
+      </w:r>
+      <w:r>
+        <w:rPr>
           <w:lang w:val="id_ID" w:bidi="id_ID"/>
         </w:rPr>
         <w:t xml:space="preserve">Di sini, </w:t>
@@ -2833,6 +3298,21 @@
       </w:r>
       <w:r>
         <w:rPr>
+          <w:b/>
+          <w:lang w:val="id_ID" w:bidi="id_ID"/>
+        </w:rPr>
+        <w:t>καὶ τοῖς μὴ ὑπακούουσιν τῷ εὐαγγελίῳ</w:t>
+      </w:r>
+    </w:p>
+    <w:p>
+      <w:pPr/>
+      <w:r>
+        <w:rPr>
+          <w:lang w:val="id_ID" w:bidi="id_ID"/>
+        </w:rPr>
+      </w:r>
+      <w:r>
+        <w:rPr>
           <w:lang w:val="id_ID" w:bidi="id_ID"/>
         </w:rPr>
         <w:t xml:space="preserve">Frasa </w:t>
@@ -2927,6 +3407,21 @@
       </w:r>
       <w:r>
         <w:rPr>
+          <w:b/>
+          <w:lang w:val="id_ID" w:bidi="id_ID"/>
+        </w:rPr>
+        <w:t>ὑπακούουσιν τῷ εὐαγγελίῳ</w:t>
+      </w:r>
+    </w:p>
+    <w:p>
+      <w:pPr/>
+      <w:r>
+        <w:rPr>
+          <w:lang w:val="id_ID" w:bidi="id_ID"/>
+        </w:rPr>
+      </w:r>
+      <w:r>
+        <w:rPr>
           <w:lang w:val="id_ID" w:bidi="id_ID"/>
         </w:rPr>
         <w:t xml:space="preserve">Frasa </w:t>
@@ -3008,6 +3503,21 @@
       </w:r>
       <w:r>
         <w:rPr>
+          <w:b/>
+          <w:lang w:val="id_ID" w:bidi="id_ID"/>
+        </w:rPr>
+        <w:t>τῷ εὐαγγελίῳ τοῦ Κυρίου ἡμῶν, Ἰησοῦ</w:t>
+      </w:r>
+    </w:p>
+    <w:p>
+      <w:pPr/>
+      <w:r>
+        <w:rPr>
+          <w:lang w:val="id_ID" w:bidi="id_ID"/>
+        </w:rPr>
+      </w:r>
+      <w:r>
+        <w:rPr>
           <w:lang w:val="id_ID" w:bidi="id_ID"/>
         </w:rPr>
         <w:t xml:space="preserve">Di sini, Paulus menggunakan bentuk kepemilikan umum </w:t>
@@ -3102,6 +3612,21 @@
       </w:r>
       <w:r>
         <w:rPr>
+          <w:b/>
+          <w:lang w:val="id_ID" w:bidi="id_ID"/>
+        </w:rPr>
+        <w:t>οἵτινες δίκην τίσουσιν</w:t>
+      </w:r>
+    </w:p>
+    <w:p>
+      <w:pPr/>
+      <w:r>
+        <w:rPr>
+          <w:lang w:val="id_ID" w:bidi="id_ID"/>
+        </w:rPr>
+      </w:r>
+      <w:r>
+        <w:rPr>
           <w:lang w:val="id_ID" w:bidi="id_ID"/>
         </w:rPr>
         <w:t xml:space="preserve">Di sini, </w:t>
@@ -3183,6 +3708,21 @@
       </w:r>
       <w:r>
         <w:rPr>
+          <w:b/>
+          <w:lang w:val="id_ID" w:bidi="id_ID"/>
+        </w:rPr>
+        <w:t>οἵτινες δίκην τίσουσιν</w:t>
+      </w:r>
+    </w:p>
+    <w:p>
+      <w:pPr/>
+      <w:r>
+        <w:rPr>
+          <w:lang w:val="id_ID" w:bidi="id_ID"/>
+        </w:rPr>
+      </w:r>
+      <w:r>
+        <w:rPr>
           <w:lang w:val="id_ID" w:bidi="id_ID"/>
         </w:rPr>
         <w:t xml:space="preserve">Jika bahasa Anda tidak menggunakan kata benda abstrak untuk ide kata </w:t>
@@ -3264,6 +3804,21 @@
       </w:r>
       <w:r>
         <w:rPr>
+          <w:b/>
+          <w:lang w:val="id_ID" w:bidi="id_ID"/>
+        </w:rPr>
+        <w:t>δίκην τίσουσιν</w:t>
+      </w:r>
+    </w:p>
+    <w:p>
+      <w:pPr/>
+      <w:r>
+        <w:rPr>
+          <w:lang w:val="id_ID" w:bidi="id_ID"/>
+        </w:rPr>
+      </w:r>
+      <w:r>
+        <w:rPr>
           <w:lang w:val="id_ID" w:bidi="id_ID"/>
         </w:rPr>
         <w:t xml:space="preserve">Di sini, frasa </w:t>
@@ -3345,6 +3900,21 @@
       </w:r>
       <w:r>
         <w:rPr>
+          <w:b/>
+          <w:lang w:val="id_ID" w:bidi="id_ID"/>
+        </w:rPr>
+        <w:t>ὄλεθρον αἰώνιον</w:t>
+      </w:r>
+    </w:p>
+    <w:p>
+      <w:pPr/>
+      <w:r>
+        <w:rPr>
+          <w:lang w:val="id_ID" w:bidi="id_ID"/>
+        </w:rPr>
+      </w:r>
+      <w:r>
+        <w:rPr>
           <w:lang w:val="id_ID" w:bidi="id_ID"/>
         </w:rPr>
         <w:t xml:space="preserve">Di sini, </w:t>
@@ -3439,6 +4009,21 @@
       </w:r>
       <w:r>
         <w:rPr>
+          <w:b/>
+          <w:lang w:val="id_ID" w:bidi="id_ID"/>
+        </w:rPr>
+        <w:t>ἀπὸ προσώπου τοῦ Κυρίου</w:t>
+      </w:r>
+    </w:p>
+    <w:p>
+      <w:pPr/>
+      <w:r>
+        <w:rPr>
+          <w:lang w:val="id_ID" w:bidi="id_ID"/>
+        </w:rPr>
+      </w:r>
+      <w:r>
+        <w:rPr>
           <w:lang w:val="id_ID" w:bidi="id_ID"/>
         </w:rPr>
         <w:t xml:space="preserve">Di sini, </w:t>
@@ -3520,6 +4105,21 @@
       </w:r>
       <w:r>
         <w:rPr>
+          <w:b/>
+          <w:lang w:val="id_ID" w:bidi="id_ID"/>
+        </w:rPr>
+        <w:t>τῆς δόξης τῆς ἰσχύος αὐτοῦ</w:t>
+      </w:r>
+    </w:p>
+    <w:p>
+      <w:pPr/>
+      <w:r>
+        <w:rPr>
+          <w:lang w:val="id_ID" w:bidi="id_ID"/>
+        </w:rPr>
+      </w:r>
+      <w:r>
+        <w:rPr>
           <w:lang w:val="id_ID" w:bidi="id_ID"/>
         </w:rPr>
         <w:t xml:space="preserve">Di sini, bentuk posesif menggambarkan </w:t>
@@ -3627,6 +4227,21 @@
       </w:r>
       <w:r>
         <w:rPr>
+          <w:b/>
+          <w:lang w:val="id_ID" w:bidi="id_ID"/>
+        </w:rPr>
+        <w:t>τῆς δόξης τῆς ἰσχύος αὐτοῦ</w:t>
+      </w:r>
+    </w:p>
+    <w:p>
+      <w:pPr/>
+      <w:r>
+        <w:rPr>
+          <w:lang w:val="id_ID" w:bidi="id_ID"/>
+        </w:rPr>
+      </w:r>
+      <w:r>
+        <w:rPr>
           <w:lang w:val="id_ID" w:bidi="id_ID"/>
         </w:rPr>
         <w:t xml:space="preserve">Jika bahasa Anda tidak menggunakan kata benda abstrak untuk konsep </w:t>
@@ -3721,6 +4336,21 @@
       </w:r>
       <w:r>
         <w:rPr>
+          <w:b/>
+          <w:lang w:val="id_ID" w:bidi="id_ID"/>
+        </w:rPr>
+        <w:t>ὅταν ἔλθῃ &amp; ἐν τῇ ἡμέρᾳ ἐκείνῃ</w:t>
+      </w:r>
+    </w:p>
+    <w:p>
+      <w:pPr/>
+      <w:r>
+        <w:rPr>
+          <w:lang w:val="id_ID" w:bidi="id_ID"/>
+        </w:rPr>
+      </w:r>
+      <w:r>
+        <w:rPr>
           <w:lang w:val="id_ID" w:bidi="id_ID"/>
         </w:rPr>
         <w:t xml:space="preserve">Di sini, </w:t>
@@ -3802,6 +4432,21 @@
       </w:r>
       <w:r>
         <w:rPr>
+          <w:b/>
+          <w:lang w:val="id_ID" w:bidi="id_ID"/>
+        </w:rPr>
+        <w:t>ἐνδοξασθῆναι ἐν τοῖς ἁγίοις αὐτοῦ, καὶ θαυμασθῆναι ἐν πᾶσιν τοῖς πιστεύσασιν</w:t>
+      </w:r>
+    </w:p>
+    <w:p>
+      <w:pPr/>
+      <w:r>
+        <w:rPr>
+          <w:lang w:val="id_ID" w:bidi="id_ID"/>
+        </w:rPr>
+      </w:r>
+      <w:r>
+        <w:rPr>
           <w:lang w:val="id_ID" w:bidi="id_ID"/>
         </w:rPr>
         <w:t>Jika bahasa Anda tidak menggunakan bentuk pasif seperti ini, Anda dapat menyatakannya dalam bentuk aktif atau dengan cara lain yang wajar dalam bahasa Anda. Terjemahan alternatif: "sebagaimana orang-orang kudus-Nya memuliakan Dia dan semua orang yang percaya kagum kepada-Nya"</w:t>
@@ -3870,6 +4515,21 @@
       </w:r>
       <w:r>
         <w:rPr>
+          <w:b/>
+          <w:lang w:val="id_ID" w:bidi="id_ID"/>
+        </w:rPr>
+        <w:t>ἐνδοξασθῆναι ἐν τοῖς ἁγίοις αὐτοῦ, καὶ θαυμασθῆναι</w:t>
+      </w:r>
+    </w:p>
+    <w:p>
+      <w:pPr/>
+      <w:r>
+        <w:rPr>
+          <w:lang w:val="id_ID" w:bidi="id_ID"/>
+        </w:rPr>
+      </w:r>
+      <w:r>
+        <w:rPr>
           <w:lang w:val="id_ID" w:bidi="id_ID"/>
         </w:rPr>
         <w:t xml:space="preserve">Di sini, dua kata kerja </w:t>
@@ -3967,6 +4627,21 @@
           <w:b/>
           <w:lang w:val="id_ID" w:bidi="id_ID"/>
         </w:rPr>
+        <w:t>ἐνδοξασθῆναι ἐν τοῖς ἁγίοις αὐτοῦ, καὶ θαυμασθῆναι ἐν πᾶσιν τοῖς πιστεύσασιν</w:t>
+      </w:r>
+    </w:p>
+    <w:p>
+      <w:pPr/>
+      <w:r>
+        <w:rPr>
+          <w:lang w:val="id_ID" w:bidi="id_ID"/>
+        </w:rPr>
+      </w:r>
+      <w:r>
+        <w:rPr>
+          <w:b/>
+          <w:lang w:val="id_ID" w:bidi="id_ID"/>
+        </w:rPr>
         <w:t>Orang-orang kudus</w:t>
       </w:r>
       <w:r>
@@ -4032,6 +4707,21 @@
       </w:r>
       <w:r>
         <w:rPr>
+          <w:b/>
+          <w:lang w:val="id_ID" w:bidi="id_ID"/>
+        </w:rPr>
+        <w:t>ἐπιστεύθη τὸ μαρτύριον ἡμῶν ἐφ’ ὑμᾶς</w:t>
+      </w:r>
+    </w:p>
+    <w:p>
+      <w:pPr/>
+      <w:r>
+        <w:rPr>
+          <w:lang w:val="id_ID" w:bidi="id_ID"/>
+        </w:rPr>
+      </w:r>
+      <w:r>
+        <w:rPr>
           <w:lang w:val="id_ID" w:bidi="id_ID"/>
         </w:rPr>
         <w:t>Jika bahasa Anda tidak menggunakan bentuk pasif seperti ini, Anda dapat menyatakannya dalam bentuk aktif atau dengan cara lain yang wajar dalam bahasa Anda. Terjemahan alternatif: "kamu telah percaya pada kesaksian kami ketika kami membagikannya kepadamu" atau "ketika kami bersaksi tentang kuasa penyelamatan Yesus Kristus, kamu telah mempercayai apa yang kami katakan"</w:t>
@@ -4100,6 +4790,21 @@
       </w:r>
       <w:r>
         <w:rPr>
+          <w:b/>
+          <w:lang w:val="id_ID" w:bidi="id_ID"/>
+        </w:rPr>
+        <w:t>εἰς ὃ</w:t>
+      </w:r>
+    </w:p>
+    <w:p>
+      <w:pPr/>
+      <w:r>
+        <w:rPr>
+          <w:lang w:val="id_ID" w:bidi="id_ID"/>
+        </w:rPr>
+      </w:r>
+      <w:r>
+        <w:rPr>
           <w:lang w:val="id_ID" w:bidi="id_ID"/>
         </w:rPr>
         <w:t xml:space="preserve">Di sini, </w:t>
@@ -4181,6 +4886,21 @@
       </w:r>
       <w:r>
         <w:rPr>
+          <w:b/>
+          <w:lang w:val="id_ID" w:bidi="id_ID"/>
+        </w:rPr>
+        <w:t>καὶ προσευχόμεθα πάντοτε περὶ ὑμῶν</w:t>
+      </w:r>
+    </w:p>
+    <w:p>
+      <w:pPr/>
+      <w:r>
+        <w:rPr>
+          <w:lang w:val="id_ID" w:bidi="id_ID"/>
+        </w:rPr>
+      </w:r>
+      <w:r>
+        <w:rPr>
           <w:lang w:val="id_ID" w:bidi="id_ID"/>
         </w:rPr>
         <w:t xml:space="preserve">Paulus menggunakan kata </w:t>
@@ -4262,6 +4982,21 @@
       </w:r>
       <w:r>
         <w:rPr>
+          <w:b/>
+          <w:lang w:val="id_ID" w:bidi="id_ID"/>
+        </w:rPr>
+        <w:t>τῆς κλήσεως</w:t>
+      </w:r>
+    </w:p>
+    <w:p>
+      <w:pPr/>
+      <w:r>
+        <w:rPr>
+          <w:lang w:val="id_ID" w:bidi="id_ID"/>
+        </w:rPr>
+      </w:r>
+      <w:r>
+        <w:rPr>
           <w:lang w:val="id_ID" w:bidi="id_ID"/>
         </w:rPr>
         <w:t xml:space="preserve">Di sini, </w:t>
@@ -4343,6 +5078,21 @@
       </w:r>
       <w:r>
         <w:rPr>
+          <w:b/>
+          <w:lang w:val="id_ID" w:bidi="id_ID"/>
+        </w:rPr>
+        <w:t>πληρώσῃ πᾶσαν εὐδοκίαν ἀγαθωσύνης, καὶ ἔργον πίστεως ἐν δυνάμει</w:t>
+      </w:r>
+    </w:p>
+    <w:p>
+      <w:pPr/>
+      <w:r>
+        <w:rPr>
+          <w:lang w:val="id_ID" w:bidi="id_ID"/>
+        </w:rPr>
+      </w:r>
+      <w:r>
+        <w:rPr>
           <w:lang w:val="id_ID" w:bidi="id_ID"/>
         </w:rPr>
         <w:t xml:space="preserve">Jika bahasa Anda tidak menggunakan kata benda abstrak untuk konsep-konsep seperti </w:t>
@@ -4463,6 +5213,21 @@
       </w:r>
       <w:r>
         <w:rPr>
+          <w:b/>
+          <w:lang w:val="id_ID" w:bidi="id_ID"/>
+        </w:rPr>
+        <w:t>καὶ πληρώσῃ</w:t>
+      </w:r>
+    </w:p>
+    <w:p>
+      <w:pPr/>
+      <w:r>
+        <w:rPr>
+          <w:lang w:val="id_ID" w:bidi="id_ID"/>
+        </w:rPr>
+      </w:r>
+      <w:r>
+        <w:rPr>
           <w:lang w:val="id_ID" w:bidi="id_ID"/>
         </w:rPr>
         <w:t xml:space="preserve">Di sini, </w:t>
@@ -4557,6 +5322,21 @@
       </w:r>
       <w:r>
         <w:rPr>
+          <w:b/>
+          <w:lang w:val="id_ID" w:bidi="id_ID"/>
+        </w:rPr>
+        <w:t>ὅπως</w:t>
+      </w:r>
+    </w:p>
+    <w:p>
+      <w:pPr/>
+      <w:r>
+        <w:rPr>
+          <w:lang w:val="id_ID" w:bidi="id_ID"/>
+        </w:rPr>
+      </w:r>
+      <w:r>
+        <w:rPr>
           <w:lang w:val="id_ID" w:bidi="id_ID"/>
         </w:rPr>
         <w:t xml:space="preserve">Di sini, </w:t>
@@ -4638,6 +5418,21 @@
       </w:r>
       <w:r>
         <w:rPr>
+          <w:b/>
+          <w:lang w:val="id_ID" w:bidi="id_ID"/>
+        </w:rPr>
+        <w:t>τὸ ὄνομα τοῦ Κυρίου ἡμῶν, Ἰησοῦ</w:t>
+      </w:r>
+    </w:p>
+    <w:p>
+      <w:pPr/>
+      <w:r>
+        <w:rPr>
+          <w:lang w:val="id_ID" w:bidi="id_ID"/>
+        </w:rPr>
+      </w:r>
+      <w:r>
+        <w:rPr>
           <w:lang w:val="id_ID" w:bidi="id_ID"/>
         </w:rPr>
         <w:t xml:space="preserve">Di sini, </w:t>
@@ -4719,6 +5514,21 @@
       </w:r>
       <w:r>
         <w:rPr>
+          <w:b/>
+          <w:lang w:val="id_ID" w:bidi="id_ID"/>
+        </w:rPr>
+        <w:t>ὅπως ἐνδοξασθῇ τὸ ὄνομα τοῦ Κυρίου ἡμῶν, Ἰησοῦ, ἐν ὑμῖν</w:t>
+      </w:r>
+    </w:p>
+    <w:p>
+      <w:pPr/>
+      <w:r>
+        <w:rPr>
+          <w:lang w:val="id_ID" w:bidi="id_ID"/>
+        </w:rPr>
+      </w:r>
+      <w:r>
+        <w:rPr>
           <w:lang w:val="id_ID" w:bidi="id_ID"/>
         </w:rPr>
         <w:t>Jika bahasa Anda tidak menggunakan bentuk pasif seperti ini, Anda bisa menyatakannya dalam bentuk aktif atau dengan cara lain yang wajar dalam bahasa Anda. Ini bisa berarti: (1) orang-orang percaya di Tesalonika akan memuliakan Yesus. Terjemahan alternatif: "supaya kamu memuliakan nama Tuhan Yesus" (2) orang lain akan memuliakan Yesus karena apa yang telah Ia lakukan bagi jemaat Tesalonika. Terjemahan alternatif: "supaya orang-orang memuliakan nama Tuhan kita Yesus karena kamu"</w:t>
@@ -4787,6 +5597,21 @@
       </w:r>
       <w:r>
         <w:rPr>
+          <w:b/>
+          <w:lang w:val="id_ID" w:bidi="id_ID"/>
+        </w:rPr>
+        <w:t>καὶ ὑμεῖς ἐν αὐτῷ</w:t>
+      </w:r>
+    </w:p>
+    <w:p>
+      <w:pPr/>
+      <w:r>
+        <w:rPr>
+          <w:lang w:val="id_ID" w:bidi="id_ID"/>
+        </w:rPr>
+      </w:r>
+      <w:r>
+        <w:rPr>
           <w:lang w:val="id_ID" w:bidi="id_ID"/>
         </w:rPr>
         <w:t>Jika bahasa Anda tidak menggunakan bentuk pasif seperti ini, Anda dapat menyatakannya dalam bentuk aktif atau dengan cara lain yang wajar dalam bahasa Anda. Terjemahan alternatif: "dan Yesus akan memuliakan kamu"</w:t>
@@ -4855,6 +5680,21 @@
       </w:r>
       <w:r>
         <w:rPr>
+          <w:b/>
+          <w:lang w:val="id_ID" w:bidi="id_ID"/>
+        </w:rPr>
+        <w:t>καὶ ὑμεῖς ἐν αὐτῷ</w:t>
+      </w:r>
+    </w:p>
+    <w:p>
+      <w:pPr/>
+      <w:r>
+        <w:rPr>
+          <w:lang w:val="id_ID" w:bidi="id_ID"/>
+        </w:rPr>
+      </w:r>
+      <w:r>
+        <w:rPr>
           <w:lang w:val="id_ID" w:bidi="id_ID"/>
         </w:rPr>
         <w:t xml:space="preserve">Frasa </w:t>
@@ -4936,6 +5776,21 @@
       </w:r>
       <w:r>
         <w:rPr>
+          <w:b/>
+          <w:lang w:val="id_ID" w:bidi="id_ID"/>
+        </w:rPr>
+        <w:t>κατὰ τὴν χάριν τοῦ Θεοῦ ἡμῶν</w:t>
+      </w:r>
+    </w:p>
+    <w:p>
+      <w:pPr/>
+      <w:r>
+        <w:rPr>
+          <w:lang w:val="id_ID" w:bidi="id_ID"/>
+        </w:rPr>
+      </w:r>
+      <w:r>
+        <w:rPr>
           <w:lang w:val="id_ID" w:bidi="id_ID"/>
         </w:rPr>
         <w:t xml:space="preserve">Jika bahasa Anda tidak menggunakan kata benda abstrak untuk konsep </w:t>
@@ -5017,6 +5872,21 @@
       </w:r>
       <w:r>
         <w:rPr>
+          <w:b/>
+          <w:lang w:val="id_ID" w:bidi="id_ID"/>
+        </w:rPr>
+        <w:t>τοῦ Θεοῦ ἡμῶν καὶ Κυρίου Ἰησοῦ Χριστοῦ</w:t>
+      </w:r>
+    </w:p>
+    <w:p>
+      <w:pPr/>
+      <w:r>
+        <w:rPr>
+          <w:lang w:val="id_ID" w:bidi="id_ID"/>
+        </w:rPr>
+      </w:r>
+      <w:r>
+        <w:rPr>
           <w:lang w:val="id_ID" w:bidi="id_ID"/>
         </w:rPr>
         <w:t xml:space="preserve">Frasa yang diterjemahkan sebagai </w:t>
@@ -5140,6 +6010,21 @@
       </w:r>
       <w:r>
         <w:rPr>
+          <w:b/>
+          <w:lang w:val="id_ID" w:bidi="id_ID"/>
+        </w:rPr>
+        <w:t>δὲ</w:t>
+      </w:r>
+    </w:p>
+    <w:p>
+      <w:pPr/>
+      <w:r>
+        <w:rPr>
+          <w:lang w:val="id_ID" w:bidi="id_ID"/>
+        </w:rPr>
+      </w:r>
+      <w:r>
+        <w:rPr>
           <w:lang w:val="id_ID" w:bidi="id_ID"/>
         </w:rPr>
         <w:t xml:space="preserve">Kata yang diterjemahkan </w:t>
@@ -5221,6 +6106,21 @@
       </w:r>
       <w:r>
         <w:rPr>
+          <w:b/>
+          <w:lang w:val="id_ID" w:bidi="id_ID"/>
+        </w:rPr>
+        <w:t>ὑπὲρ τῆς παρουσίας τοῦ Κυρίου ἡμῶν, Ἰησοῦ Χριστοῦ, καὶ ἡμῶν ἐπισυναγωγῆς ἐπ’ αὐτόν</w:t>
+      </w:r>
+    </w:p>
+    <w:p>
+      <w:pPr/>
+      <w:r>
+        <w:rPr>
+          <w:lang w:val="id_ID" w:bidi="id_ID"/>
+        </w:rPr>
+      </w:r>
+      <w:r>
+        <w:rPr>
           <w:lang w:val="id_ID" w:bidi="id_ID"/>
         </w:rPr>
         <w:t>Kedatangan Tuhan kita Yesus Kristus dan pertemuan kita dengan-Nya adalah dua tindakan yang terjadi pada saat yang sama. Anda dapat memperjelas hal ini dalam terjemahan Anda dengan kata atau frasa penghubung yang tepat. Terjemahan alternatif: "tentang waktu kedatangan Tuhan kita Yesus, apabila kita dikumpulkan bersama-sama dengan Dia"</w:t>
@@ -5289,6 +6189,21 @@
       </w:r>
       <w:r>
         <w:rPr>
+          <w:b/>
+          <w:lang w:val="id_ID" w:bidi="id_ID"/>
+        </w:rPr>
+        <w:t>ὑπὲρ τῆς παρουσίας τοῦ Κυρίου ἡμῶν, Ἰησοῦ Χριστοῦ, καὶ ἡμῶν ἐπισυναγωγῆς ἐπ’ αὐτόν</w:t>
+      </w:r>
+    </w:p>
+    <w:p>
+      <w:pPr/>
+      <w:r>
+        <w:rPr>
+          <w:lang w:val="id_ID" w:bidi="id_ID"/>
+        </w:rPr>
+      </w:r>
+      <w:r>
+        <w:rPr>
           <w:lang w:val="id_ID" w:bidi="id_ID"/>
         </w:rPr>
         <w:t xml:space="preserve">Jika lebih alami dalam bahasa Anda, Anda dapat menggunakan kata kerja aktif untuk peristiwa </w:t>
@@ -5383,6 +6298,21 @@
       </w:r>
       <w:r>
         <w:rPr>
+          <w:b/>
+          <w:lang w:val="id_ID" w:bidi="id_ID"/>
+        </w:rPr>
+        <w:t>ἀδελφοί</w:t>
+      </w:r>
+    </w:p>
+    <w:p>
+      <w:pPr/>
+      <w:r>
+        <w:rPr>
+          <w:lang w:val="id_ID" w:bidi="id_ID"/>
+        </w:rPr>
+      </w:r>
+      <w:r>
+        <w:rPr>
           <w:lang w:val="id_ID" w:bidi="id_ID"/>
         </w:rPr>
         <w:t xml:space="preserve">Di sini, </w:t>
@@ -5464,6 +6394,21 @@
       </w:r>
       <w:r>
         <w:rPr>
+          <w:b/>
+          <w:lang w:val="id_ID" w:bidi="id_ID"/>
+        </w:rPr>
+        <w:t>εἰς τὸ μὴ ταχέως σαλευθῆναι ὑμᾶς ἀπὸ τοῦ νοὸς</w:t>
+      </w:r>
+    </w:p>
+    <w:p>
+      <w:pPr/>
+      <w:r>
+        <w:rPr>
+          <w:lang w:val="id_ID" w:bidi="id_ID"/>
+        </w:rPr>
+      </w:r>
+      <w:r>
+        <w:rPr>
           <w:lang w:val="id_ID" w:bidi="id_ID"/>
         </w:rPr>
         <w:t xml:space="preserve">Frasa </w:t>
@@ -5545,6 +6490,21 @@
       </w:r>
       <w:r>
         <w:rPr>
+          <w:b/>
+          <w:lang w:val="id_ID" w:bidi="id_ID"/>
+        </w:rPr>
+        <w:t>μηδὲ θροεῖσθαι</w:t>
+      </w:r>
+    </w:p>
+    <w:p>
+      <w:pPr/>
+      <w:r>
+        <w:rPr>
+          <w:lang w:val="id_ID" w:bidi="id_ID"/>
+        </w:rPr>
+      </w:r>
+      <w:r>
+        <w:rPr>
           <w:lang w:val="id_ID" w:bidi="id_ID"/>
         </w:rPr>
         <w:t xml:space="preserve">Frasa </w:t>
@@ -5626,6 +6586,21 @@
       </w:r>
       <w:r>
         <w:rPr>
+          <w:b/>
+          <w:lang w:val="id_ID" w:bidi="id_ID"/>
+        </w:rPr>
+        <w:t>μήτε διὰ πνεύματος, μήτε διὰ λόγου, μήτε δι’ ἐπιστολῆς, ὡς δι’ ἡμῶν</w:t>
+      </w:r>
+    </w:p>
+    <w:p>
+      <w:pPr/>
+      <w:r>
+        <w:rPr>
+          <w:lang w:val="id_ID" w:bidi="id_ID"/>
+        </w:rPr>
+      </w:r>
+      <w:r>
+        <w:rPr>
           <w:lang w:val="id_ID" w:bidi="id_ID"/>
         </w:rPr>
         <w:t>Paulus meninggalkan beberapa kata di sini yang mungkin diperlukan dalam bahasa Anda. Jika itu membantu, Anda dapat menyediakan kata-kata ini. Terjemahan alternatif: "ketika kamu menerima pesan baik melalui roh atau melalui perkataan yang diucapkan atau melalui surat tertulis yang seolah-olah berasal dari kami"</w:t>
@@ -5694,6 +6669,21 @@
       </w:r>
       <w:r>
         <w:rPr>
+          <w:b/>
+          <w:lang w:val="id_ID" w:bidi="id_ID"/>
+        </w:rPr>
+        <w:t>ὡς δι’ ἡμῶν</w:t>
+      </w:r>
+    </w:p>
+    <w:p>
+      <w:pPr/>
+      <w:r>
+        <w:rPr>
+          <w:lang w:val="id_ID" w:bidi="id_ID"/>
+        </w:rPr>
+      </w:r>
+      <w:r>
+        <w:rPr>
           <w:lang w:val="id_ID" w:bidi="id_ID"/>
         </w:rPr>
         <w:t>Paulus meninggalkan beberapa kata di sini yang mungkin diperlukan dalam bahasa Anda. Jika itu membantu, Anda dapat menyediakan kata-kata ini. Terjemahan alternatif: "yang mengaku berasal dari kami" atau "berusaha menipu kamu bahwa itu berasal dari kami"</w:t>
@@ -5762,6 +6752,21 @@
       </w:r>
       <w:r>
         <w:rPr>
+          <w:b/>
+          <w:lang w:val="id_ID" w:bidi="id_ID"/>
+        </w:rPr>
+        <w:t>ὡς ὅτι</w:t>
+      </w:r>
+    </w:p>
+    <w:p>
+      <w:pPr/>
+      <w:r>
+        <w:rPr>
+          <w:lang w:val="id_ID" w:bidi="id_ID"/>
+        </w:rPr>
+      </w:r>
+      <w:r>
+        <w:rPr>
           <w:lang w:val="id_ID" w:bidi="id_ID"/>
         </w:rPr>
         <w:t>Paulus meninggalkan beberapa kata di sini yang mungkin diperlukan dalam bahasa Anda. Jika itu membantu, Anda dapat menyediakan kata-kata ini. Terjemahan alternatif: "yang berbicara seolah-olah" atau "yang secara keliru mengklaim bahwa"</w:t>
@@ -5830,6 +6835,21 @@
       </w:r>
       <w:r>
         <w:rPr>
+          <w:b/>
+          <w:lang w:val="id_ID" w:bidi="id_ID"/>
+        </w:rPr>
+        <w:t>ἡ ἡμέρα τοῦ Κυρίου</w:t>
+      </w:r>
+    </w:p>
+    <w:p>
+      <w:pPr/>
+      <w:r>
+        <w:rPr>
+          <w:lang w:val="id_ID" w:bidi="id_ID"/>
+        </w:rPr>
+      </w:r>
+      <w:r>
+        <w:rPr>
           <w:lang w:val="id_ID" w:bidi="id_ID"/>
         </w:rPr>
         <w:t xml:space="preserve">Di sini, </w:t>
@@ -5891,6 +6911,21 @@
       </w:r>
       <w:r>
         <w:rPr>
+          <w:b/>
+          <w:lang w:val="id_ID" w:bidi="id_ID"/>
+        </w:rPr>
+        <w:t>μή τις ὑμᾶς ἐξαπατήσῃ κατὰ μηδένα τρόπον</w:t>
+      </w:r>
+    </w:p>
+    <w:p>
+      <w:pPr/>
+      <w:r>
+        <w:rPr>
+          <w:lang w:val="id_ID" w:bidi="id_ID"/>
+        </w:rPr>
+      </w:r>
+      <w:r>
+        <w:rPr>
           <w:lang w:val="id_ID" w:bidi="id_ID"/>
         </w:rPr>
         <w:t>Terjemahan alternatif: "Jangan biarkan siapa pun membodohi kamu" atau "Jangan percaya sama sekali dengan kata-kata yang salah yang dikatakan orang tentang hal ini"</w:t>
@@ -5939,6 +6974,21 @@
       </w:r>
       <w:r>
         <w:rPr>
+          <w:b/>
+          <w:lang w:val="id_ID" w:bidi="id_ID"/>
+        </w:rPr>
+        <w:t>ὅτι ἐὰν μὴ ἔλθῃ ἡ ἀποστασία πρῶτον</w:t>
+      </w:r>
+    </w:p>
+    <w:p>
+      <w:pPr/>
+      <w:r>
+        <w:rPr>
+          <w:lang w:val="id_ID" w:bidi="id_ID"/>
+        </w:rPr>
+      </w:r>
+      <w:r>
+        <w:rPr>
           <w:lang w:val="id_ID" w:bidi="id_ID"/>
         </w:rPr>
         <w:t>Di sini, Paulus meninggalkan beberapa kata yang dibutuhkan oleh sebuah kalimat dalam banyak bahasa untuk menjadi lengkap. Jika itu akan membantu dalam bahasa Anda, Anda dapat menyediakan kata-kata ini dari ayat sebelumnya. Terjemahan alternatif: "karena hari Tuhan tidak akan datang sebelum kemurtadan terjadi terlebih dahulu"</w:t>
@@ -6007,6 +7057,21 @@
       </w:r>
       <w:r>
         <w:rPr>
+          <w:b/>
+          <w:lang w:val="id_ID" w:bidi="id_ID"/>
+        </w:rPr>
+        <w:t>ἡ ἀποστασία</w:t>
+      </w:r>
+    </w:p>
+    <w:p>
+      <w:pPr/>
+      <w:r>
+        <w:rPr>
+          <w:lang w:val="id_ID" w:bidi="id_ID"/>
+        </w:rPr>
+      </w:r>
+      <w:r>
+        <w:rPr>
           <w:lang w:val="id_ID" w:bidi="id_ID"/>
         </w:rPr>
         <w:t xml:space="preserve">Di sini, </w:t>
@@ -6088,6 +7153,21 @@
       </w:r>
       <w:r>
         <w:rPr>
+          <w:b/>
+          <w:lang w:val="id_ID" w:bidi="id_ID"/>
+        </w:rPr>
+        <w:t>ἀποκαλυφθῇ ὁ ἄνθρωπος τῆς ἀνομίας</w:t>
+      </w:r>
+    </w:p>
+    <w:p>
+      <w:pPr/>
+      <w:r>
+        <w:rPr>
+          <w:lang w:val="id_ID" w:bidi="id_ID"/>
+        </w:rPr>
+      </w:r>
+      <w:r>
+        <w:rPr>
           <w:lang w:val="id_ID" w:bidi="id_ID"/>
         </w:rPr>
         <w:t>Jika bahasa Anda tidak menggunakan bentuk pasif dengan cara ini, Anda dapat mengekspresikan konsep tersebut dalam bentuk aktif atau dengan cara lain yang wajar dalam bahasa Anda. Terjemahan alternatif: "manusia durhaka itu datang" atau "manusia durhaka itu menyatakan dirinya"</w:t>
@@ -6156,6 +7236,21 @@
       </w:r>
       <w:r>
         <w:rPr>
+          <w:b/>
+          <w:lang w:val="id_ID" w:bidi="id_ID"/>
+        </w:rPr>
+        <w:t>ὁ ἄνθρωπος τῆς ἀνομίας</w:t>
+      </w:r>
+    </w:p>
+    <w:p>
+      <w:pPr/>
+      <w:r>
+        <w:rPr>
+          <w:lang w:val="id_ID" w:bidi="id_ID"/>
+        </w:rPr>
+      </w:r>
+      <w:r>
+        <w:rPr>
           <w:lang w:val="id_ID" w:bidi="id_ID"/>
         </w:rPr>
         <w:t xml:space="preserve">Paulus menggunakan bentuk posesif untuk menggambarkan seorang </w:t>
@@ -6250,6 +7345,21 @@
       </w:r>
       <w:r>
         <w:rPr>
+          <w:b/>
+          <w:lang w:val="id_ID" w:bidi="id_ID"/>
+        </w:rPr>
+        <w:t>ὁ υἱὸς τῆς ἀπωλείας</w:t>
+      </w:r>
+    </w:p>
+    <w:p>
+      <w:pPr/>
+      <w:r>
+        <w:rPr>
+          <w:lang w:val="id_ID" w:bidi="id_ID"/>
+        </w:rPr>
+      </w:r>
+      <w:r>
+        <w:rPr>
           <w:lang w:val="id_ID" w:bidi="id_ID"/>
         </w:rPr>
         <w:t xml:space="preserve">Di sini, </w:t>
@@ -6399,6 +7509,21 @@
       </w:r>
       <w:r>
         <w:rPr>
+          <w:b/>
+          <w:lang w:val="id_ID" w:bidi="id_ID"/>
+        </w:rPr>
+        <w:t>πάντα λεγόμενον θεὸν ἢ σέβασμα</w:t>
+      </w:r>
+    </w:p>
+    <w:p>
+      <w:pPr/>
+      <w:r>
+        <w:rPr>
+          <w:lang w:val="id_ID" w:bidi="id_ID"/>
+        </w:rPr>
+      </w:r>
+      <w:r>
+        <w:rPr>
           <w:lang w:val="id_ID" w:bidi="id_ID"/>
         </w:rPr>
         <w:t>Anda dapat menyatakan ini dalam bentuk aktif. Terjemahan alternatif: "segala sesuatu yang disebut Allah atau apa pun yang mereka sembah"</w:t>
@@ -6467,6 +7592,21 @@
       </w:r>
       <w:r>
         <w:rPr>
+          <w:b/>
+          <w:lang w:val="id_ID" w:bidi="id_ID"/>
+        </w:rPr>
+        <w:t>αὐτὸν &amp; καθίσαι</w:t>
+      </w:r>
+    </w:p>
+    <w:p>
+      <w:pPr/>
+      <w:r>
+        <w:rPr>
+          <w:lang w:val="id_ID" w:bidi="id_ID"/>
+        </w:rPr>
+      </w:r>
+      <w:r>
+        <w:rPr>
           <w:lang w:val="id_ID" w:bidi="id_ID"/>
         </w:rPr>
         <w:t xml:space="preserve">Di sini, </w:t>
@@ -6548,6 +7688,21 @@
       </w:r>
       <w:r>
         <w:rPr>
+          <w:b/>
+          <w:lang w:val="id_ID" w:bidi="id_ID"/>
+        </w:rPr>
+        <w:t>ἀποδεικνύντα ἑαυτὸν ὅτι ἔστιν Θεός</w:t>
+      </w:r>
+    </w:p>
+    <w:p>
+      <w:pPr/>
+      <w:r>
+        <w:rPr>
+          <w:lang w:val="id_ID" w:bidi="id_ID"/>
+        </w:rPr>
+      </w:r>
+      <w:r>
+        <w:rPr>
           <w:lang w:val="id_ID" w:bidi="id_ID"/>
         </w:rPr>
         <w:t xml:space="preserve">Di sini, </w:t>
@@ -6609,6 +7764,21 @@
       </w:r>
       <w:r>
         <w:rPr>
+          <w:b/>
+          <w:lang w:val="id_ID" w:bidi="id_ID"/>
+        </w:rPr>
+        <w:t>οὐ μνημονεύετε ὅτι, ἔτι ὢν πρὸς ὑμᾶς, ταῦτα ἔλεγον ὑμῖν</w:t>
+      </w:r>
+    </w:p>
+    <w:p>
+      <w:pPr/>
+      <w:r>
+        <w:rPr>
+          <w:lang w:val="id_ID" w:bidi="id_ID"/>
+        </w:rPr>
+      </w:r>
+      <w:r>
+        <w:rPr>
           <w:lang w:val="id_ID" w:bidi="id_ID"/>
         </w:rPr>
         <w:t>Paulus tidak meminta informasi di sini, tetapi menggunakan bentuk pertanyaan untuk mengingatkan jemaat Tesalonika akan apa yang telah ia ajarkan kepada mereka. Jika Anda tidak menggunakan pertanyaan retoris untuk tujuan ini dalam bahasa Anda, Anda dapat menerjemahkan kata-katanya sebagai sebuah pernyataan. Lihat UST.</w:t>
@@ -6677,6 +7847,21 @@
       </w:r>
       <w:r>
         <w:rPr>
+          <w:b/>
+          <w:lang w:val="id_ID" w:bidi="id_ID"/>
+        </w:rPr>
+        <w:t>ταῦτα</w:t>
+      </w:r>
+    </w:p>
+    <w:p>
+      <w:pPr/>
+      <w:r>
+        <w:rPr>
+          <w:lang w:val="id_ID" w:bidi="id_ID"/>
+        </w:rPr>
+      </w:r>
+      <w:r>
+        <w:rPr>
           <w:lang w:val="id_ID" w:bidi="id_ID"/>
         </w:rPr>
         <w:t xml:space="preserve">Di sini, </w:t>
@@ -6758,6 +7943,21 @@
       </w:r>
       <w:r>
         <w:rPr>
+          <w:b/>
+          <w:lang w:val="id_ID" w:bidi="id_ID"/>
+        </w:rPr>
+        <w:t>καὶ νῦν τὸ κατέχον οἴδατε</w:t>
+      </w:r>
+    </w:p>
+    <w:p>
+      <w:pPr/>
+      <w:r>
+        <w:rPr>
+          <w:lang w:val="id_ID" w:bidi="id_ID"/>
+        </w:rPr>
+      </w:r>
+      <w:r>
+        <w:rPr>
           <w:lang w:val="id_ID" w:bidi="id_ID"/>
         </w:rPr>
         <w:t xml:space="preserve">Ada dua kemungkinan untuk memahami fungsi kata </w:t>
@@ -6845,6 +8045,21 @@
       </w:r>
       <w:r>
         <w:rPr>
+          <w:b/>
+          <w:lang w:val="id_ID" w:bidi="id_ID"/>
+        </w:rPr>
+        <w:t>τὸ ἀποκαλυφθῆναι αὐτὸν ἐν τῷ αὐτοῦ καιρῷ</w:t>
+      </w:r>
+    </w:p>
+    <w:p>
+      <w:pPr/>
+      <w:r>
+        <w:rPr>
+          <w:lang w:val="id_ID" w:bidi="id_ID"/>
+        </w:rPr>
+      </w:r>
+      <w:r>
+        <w:rPr>
           <w:lang w:val="id_ID" w:bidi="id_ID"/>
         </w:rPr>
         <w:t>Jika bahasa Anda tidak menggunakan bentuk pasif dengan cara ini, Anda dapat mengekspresikan konsep tersebut dalam bentuk aktif atau dengan cara lain yang wajar dalam bahasa Anda. Terjemahan alternatif: "waktu yang tepat, ketika Allah mengizinkan Dia menyatakan diri-Nya"</w:t>
@@ -6913,6 +8128,21 @@
       </w:r>
       <w:r>
         <w:rPr>
+          <w:b/>
+          <w:lang w:val="id_ID" w:bidi="id_ID"/>
+        </w:rPr>
+        <w:t>γὰρ</w:t>
+      </w:r>
+    </w:p>
+    <w:p>
+      <w:pPr/>
+      <w:r>
+        <w:rPr>
+          <w:lang w:val="id_ID" w:bidi="id_ID"/>
+        </w:rPr>
+      </w:r>
+      <w:r>
+        <w:rPr>
           <w:lang w:val="id_ID" w:bidi="id_ID"/>
         </w:rPr>
         <w:t xml:space="preserve">Di sini, kata yang diterjemahkan </w:t>
@@ -7007,6 +8237,21 @@
       </w:r>
       <w:r>
         <w:rPr>
+          <w:b/>
+          <w:lang w:val="id_ID" w:bidi="id_ID"/>
+        </w:rPr>
+        <w:t>τὸ &amp; μυστήριον ἤδη ἐνεργεῖται τῆς ἀνομίας</w:t>
+      </w:r>
+    </w:p>
+    <w:p>
+      <w:pPr/>
+      <w:r>
+        <w:rPr>
+          <w:lang w:val="id_ID" w:bidi="id_ID"/>
+        </w:rPr>
+      </w:r>
+      <w:r>
+        <w:rPr>
           <w:lang w:val="id_ID" w:bidi="id_ID"/>
         </w:rPr>
         <w:t xml:space="preserve">Di sini, </w:t>
@@ -7101,6 +8346,21 @@
       </w:r>
       <w:r>
         <w:rPr>
+          <w:b/>
+          <w:lang w:val="id_ID" w:bidi="id_ID"/>
+        </w:rPr>
+        <w:t>ὁ κατέχων</w:t>
+      </w:r>
+    </w:p>
+    <w:p>
+      <w:pPr/>
+      <w:r>
+        <w:rPr>
+          <w:lang w:val="id_ID" w:bidi="id_ID"/>
+        </w:rPr>
+      </w:r>
+      <w:r>
+        <w:rPr>
           <w:lang w:val="id_ID" w:bidi="id_ID"/>
         </w:rPr>
         <w:t>Menahan seseorang berarti menghambat atau mencegahnya melakukan apa yang ingin ia lakukan. Terjemahan alternatif: "orang yang telah menahannya"</w:t>
@@ -7149,6 +8409,21 @@
       </w:r>
       <w:r>
         <w:rPr>
+          <w:b/>
+          <w:lang w:val="id_ID" w:bidi="id_ID"/>
+        </w:rPr>
+        <w:t>γένηται</w:t>
+      </w:r>
+    </w:p>
+    <w:p>
+      <w:pPr/>
+      <w:r>
+        <w:rPr>
+          <w:lang w:val="id_ID" w:bidi="id_ID"/>
+        </w:rPr>
+      </w:r>
+      <w:r>
+        <w:rPr>
           <w:lang w:val="id_ID" w:bidi="id_ID"/>
         </w:rPr>
         <w:t xml:space="preserve">Di sini, kata </w:t>
@@ -7230,6 +8505,21 @@
       </w:r>
       <w:r>
         <w:rPr>
+          <w:b/>
+          <w:lang w:val="id_ID" w:bidi="id_ID"/>
+        </w:rPr>
+        <w:t>ἐκ μέσου γένηται</w:t>
+      </w:r>
+    </w:p>
+    <w:p>
+      <w:pPr/>
+      <w:r>
+        <w:rPr>
+          <w:lang w:val="id_ID" w:bidi="id_ID"/>
+        </w:rPr>
+      </w:r>
+      <w:r>
+        <w:rPr>
           <w:lang w:val="id_ID" w:bidi="id_ID"/>
         </w:rPr>
         <w:t>Di sini Paulus berbicara tentang orang yang menahan si pendurhaka seolah-olah ia berdiri di depannya dan menghalangi jalannya. Jika hal ini tidak masuk akal dalam bahasa Anda, Anda dapat menggunakan metafora yang setara atau Anda dapat mengekspresikan maknanya dengan cara yang tidak kiasan. Terjemahan alternatif: "dia berhenti menahannya"</w:t>
@@ -7298,6 +8588,21 @@
       </w:r>
       <w:r>
         <w:rPr>
+          <w:b/>
+          <w:lang w:val="id_ID" w:bidi="id_ID"/>
+        </w:rPr>
+        <w:t>καὶ τότε ἀποκαλυφθήσεται ὁ ἄνομος</w:t>
+      </w:r>
+    </w:p>
+    <w:p>
+      <w:pPr/>
+      <w:r>
+        <w:rPr>
+          <w:lang w:val="id_ID" w:bidi="id_ID"/>
+        </w:rPr>
+      </w:r>
+      <w:r>
+        <w:rPr>
           <w:lang w:val="id_ID" w:bidi="id_ID"/>
         </w:rPr>
         <w:t>Jika bahasa Anda tidak menggunakan bentuk pasif seperti ini, Anda dapat menyatakannya dalam bentuk aktif atau dengan cara lain yang wajar dalam bahasa Anda. Terjemahan alternatif: "dan kemudian Allah akan mengizinkan si pendurhaka untuk menunjukkan dirinya"</w:t>
@@ -7366,6 +8671,21 @@
       </w:r>
       <w:r>
         <w:rPr>
+          <w:b/>
+          <w:lang w:val="id_ID" w:bidi="id_ID"/>
+        </w:rPr>
+        <w:t>τῷ πνεύματι τοῦ στόματος αὐτοῦ</w:t>
+      </w:r>
+    </w:p>
+    <w:p>
+      <w:pPr/>
+      <w:r>
+        <w:rPr>
+          <w:lang w:val="id_ID" w:bidi="id_ID"/>
+        </w:rPr>
+      </w:r>
+      <w:r>
+        <w:rPr>
           <w:lang w:val="id_ID" w:bidi="id_ID"/>
         </w:rPr>
         <w:t xml:space="preserve">Dalam kiasan ini, </w:t>
@@ -7460,6 +8780,21 @@
       </w:r>
       <w:r>
         <w:rPr>
+          <w:b/>
+          <w:lang w:val="id_ID" w:bidi="id_ID"/>
+        </w:rPr>
+        <w:t>ἀνελεῖ τῷ πνεύματι τοῦ στόματος αὐτοῦ, καὶ καταργήσει τῇ ἐπιφανείᾳ τῆς παρουσίας αὐτοῦ</w:t>
+      </w:r>
+    </w:p>
+    <w:p>
+      <w:pPr/>
+      <w:r>
+        <w:rPr>
+          <w:lang w:val="id_ID" w:bidi="id_ID"/>
+        </w:rPr>
+      </w:r>
+      <w:r>
+        <w:rPr>
           <w:lang w:val="id_ID" w:bidi="id_ID"/>
         </w:rPr>
         <w:t>Kedua frasa ini menggambarkan peristiwa yang sama. Paulus mengatakan hal yang sama dua kali, dengan cara yang sedikit berbeda, untuk menekankan betapa jauh lebih berkuasanya Yesus dibandingkan dengan manusia durhaka. Jika membingungkan bagi pembaca Anda untuk berbicara tentang membunuh seseorang dan kemudian membuatnya tidak berdaya, Anda dapat membalik urutan frasa-frasa tersebut, seperti dalam UST, atau Anda dapat menggabungkan kedua frasa tersebut menjadi satu. Terjemahan alternatif: "akan menghancurkan dengan penampilannya yang mulia dan dengan napas dari mulutnya"</w:t>
@@ -7528,6 +8863,21 @@
       </w:r>
       <w:r>
         <w:rPr>
+          <w:b/>
+          <w:lang w:val="id_ID" w:bidi="id_ID"/>
+        </w:rPr>
+        <w:t>οὗ ἐστιν ἡ παρουσία, κατ’ ἐνέργειαν τοῦ Σατανᾶ</w:t>
+      </w:r>
+    </w:p>
+    <w:p>
+      <w:pPr/>
+      <w:r>
+        <w:rPr>
+          <w:lang w:val="id_ID" w:bidi="id_ID"/>
+        </w:rPr>
+      </w:r>
+      <w:r>
+        <w:rPr>
           <w:lang w:val="id_ID" w:bidi="id_ID"/>
         </w:rPr>
         <w:t xml:space="preserve">Di sini, Paulus menggunakan bentuk posesif untuk menggambarkan </w:t>
@@ -7622,6 +8972,21 @@
       </w:r>
       <w:r>
         <w:rPr>
+          <w:b/>
+          <w:lang w:val="id_ID" w:bidi="id_ID"/>
+        </w:rPr>
+        <w:t>οὗ</w:t>
+      </w:r>
+    </w:p>
+    <w:p>
+      <w:pPr/>
+      <w:r>
+        <w:rPr>
+          <w:lang w:val="id_ID" w:bidi="id_ID"/>
+        </w:rPr>
+      </w:r>
+      <w:r>
+        <w:rPr>
           <w:lang w:val="id_ID" w:bidi="id_ID"/>
         </w:rPr>
         <w:t xml:space="preserve">Di sini, </w:t>
@@ -7683,6 +9048,21 @@
       </w:r>
       <w:r>
         <w:rPr>
+          <w:b/>
+          <w:lang w:val="id_ID" w:bidi="id_ID"/>
+        </w:rPr>
+        <w:t>ἐν πάσῃ δυνάμει, καὶ σημείοις, καὶ τέρασιν ψεύδους</w:t>
+      </w:r>
+    </w:p>
+    <w:p>
+      <w:pPr/>
+      <w:r>
+        <w:rPr>
+          <w:lang w:val="id_ID" w:bidi="id_ID"/>
+        </w:rPr>
+      </w:r>
+      <w:r>
+        <w:rPr>
           <w:lang w:val="id_ID" w:bidi="id_ID"/>
         </w:rPr>
         <w:t xml:space="preserve">Di sini, kata </w:t>
@@ -7816,6 +9196,21 @@
       </w:r>
       <w:r>
         <w:rPr>
+          <w:b/>
+          <w:lang w:val="id_ID" w:bidi="id_ID"/>
+        </w:rPr>
+        <w:t>ἐν πάσῃ δυνάμει, καὶ σημείοις, καὶ τέρασιν ψεύδους</w:t>
+      </w:r>
+    </w:p>
+    <w:p>
+      <w:pPr/>
+      <w:r>
+        <w:rPr>
+          <w:lang w:val="id_ID" w:bidi="id_ID"/>
+        </w:rPr>
+      </w:r>
+      <w:r>
+        <w:rPr>
           <w:lang w:val="id_ID" w:bidi="id_ID"/>
         </w:rPr>
         <w:t xml:space="preserve">Jika bahasa Anda tidak menggunakan kata benda abstrak untuk konsep </w:t>
@@ -7897,6 +9292,21 @@
       </w:r>
       <w:r>
         <w:rPr>
+          <w:b/>
+          <w:lang w:val="id_ID" w:bidi="id_ID"/>
+        </w:rPr>
+        <w:t>καὶ σημείοις, καὶ τέρασιν ψεύδους</w:t>
+      </w:r>
+    </w:p>
+    <w:p>
+      <w:pPr/>
+      <w:r>
+        <w:rPr>
+          <w:lang w:val="id_ID" w:bidi="id_ID"/>
+        </w:rPr>
+      </w:r>
+      <w:r>
+        <w:rPr>
           <w:lang w:val="id_ID" w:bidi="id_ID"/>
         </w:rPr>
         <w:t xml:space="preserve">Kata </w:t>
@@ -7991,6 +9401,21 @@
       </w:r>
       <w:r>
         <w:rPr>
+          <w:b/>
+          <w:lang w:val="id_ID" w:bidi="id_ID"/>
+        </w:rPr>
+        <w:t>πάσῃ</w:t>
+      </w:r>
+    </w:p>
+    <w:p>
+      <w:pPr/>
+      <w:r>
+        <w:rPr>
+          <w:lang w:val="id_ID" w:bidi="id_ID"/>
+        </w:rPr>
+      </w:r>
+      <w:r>
+        <w:rPr>
           <w:lang w:val="id_ID" w:bidi="id_ID"/>
         </w:rPr>
         <w:t xml:space="preserve">Di sini, </w:t>
@@ -8072,6 +9497,21 @@
       </w:r>
       <w:r>
         <w:rPr>
+          <w:b/>
+          <w:lang w:val="id_ID" w:bidi="id_ID"/>
+        </w:rPr>
+        <w:t>ἐν πάσῃ ἀπάτῃ ἀδικίας</w:t>
+      </w:r>
+    </w:p>
+    <w:p>
+      <w:pPr/>
+      <w:r>
+        <w:rPr>
+          <w:lang w:val="id_ID" w:bidi="id_ID"/>
+        </w:rPr>
+      </w:r>
+      <w:r>
+        <w:rPr>
           <w:lang w:val="id_ID" w:bidi="id_ID"/>
         </w:rPr>
         <w:t xml:space="preserve">Di sini Paulus menggunakan bentuk posesif untuk menggambarkan </w:t>
@@ -8166,6 +9606,21 @@
       </w:r>
       <w:r>
         <w:rPr>
+          <w:b/>
+          <w:lang w:val="id_ID" w:bidi="id_ID"/>
+        </w:rPr>
+        <w:t>ἐν πάσῃ ἀπάτῃ ἀδικίας, τοῖς ἀπολλυμένοις</w:t>
+      </w:r>
+    </w:p>
+    <w:p>
+      <w:pPr/>
+      <w:r>
+        <w:rPr>
+          <w:lang w:val="id_ID" w:bidi="id_ID"/>
+        </w:rPr>
+      </w:r>
+      <w:r>
+        <w:rPr>
           <w:lang w:val="id_ID" w:bidi="id_ID"/>
         </w:rPr>
         <w:t xml:space="preserve">Jika bahasa Anda tidak menggunakan kata benda abstrak untuk gagasan </w:t>
@@ -8260,6 +9715,21 @@
       </w:r>
       <w:r>
         <w:rPr>
+          <w:b/>
+          <w:lang w:val="id_ID" w:bidi="id_ID"/>
+        </w:rPr>
+        <w:t>ἀνθ’ ὧν</w:t>
+      </w:r>
+    </w:p>
+    <w:p>
+      <w:pPr/>
+      <w:r>
+        <w:rPr>
+          <w:lang w:val="id_ID" w:bidi="id_ID"/>
+        </w:rPr>
+      </w:r>
+      <w:r>
+        <w:rPr>
           <w:lang w:val="id_ID" w:bidi="id_ID"/>
         </w:rPr>
         <w:t>Apa yang terjadi setelah frasa ini adalah alasan mengapa orang-orang itu binasa. Gunakan cara yang alami dalam bahasa Anda untuk memperkenalkan alasan. Anda mungkin ingin memulai kalimat baru di sini dan mengakhiri kalimat sebelumnya dengan titik. Terjemahan alternatif: "Mereka binasa karena"</w:t>
@@ -8328,6 +9798,21 @@
       </w:r>
       <w:r>
         <w:rPr>
+          <w:b/>
+          <w:lang w:val="id_ID" w:bidi="id_ID"/>
+        </w:rPr>
+        <w:t>τὴν ἀγάπην τῆς ἀληθείας οὐκ ἐδέξαντο</w:t>
+      </w:r>
+    </w:p>
+    <w:p>
+      <w:pPr/>
+      <w:r>
+        <w:rPr>
+          <w:lang w:val="id_ID" w:bidi="id_ID"/>
+        </w:rPr>
+      </w:r>
+      <w:r>
+        <w:rPr>
           <w:lang w:val="id_ID" w:bidi="id_ID"/>
         </w:rPr>
         <w:t xml:space="preserve">Jika bahasa Anda tidak menggunakan kata benda abstrak untuk konsep </w:t>
@@ -8448,6 +9933,21 @@
       </w:r>
       <w:r>
         <w:rPr>
+          <w:b/>
+          <w:lang w:val="id_ID" w:bidi="id_ID"/>
+        </w:rPr>
+        <w:t>εἰς τὸ σωθῆναι αὐτούς</w:t>
+      </w:r>
+    </w:p>
+    <w:p>
+      <w:pPr/>
+      <w:r>
+        <w:rPr>
+          <w:lang w:val="id_ID" w:bidi="id_ID"/>
+        </w:rPr>
+      </w:r>
+      <w:r>
+        <w:rPr>
           <w:lang w:val="id_ID" w:bidi="id_ID"/>
         </w:rPr>
         <w:t>Frasa ini dapat mengungkapkan: (1) hasil dari menerima kasih kebenaran. Terjemahan alternatif: "dan dengan demikian diselamatkan" atau (2) tujuan dari mencintai kebenaran. Terjemahan alternatif: "sehingga mereka dapat diselamatkan"</w:t>
@@ -8516,6 +10016,21 @@
       </w:r>
       <w:r>
         <w:rPr>
+          <w:b/>
+          <w:lang w:val="id_ID" w:bidi="id_ID"/>
+        </w:rPr>
+        <w:t>εἰς τὸ σωθῆναι αὐτούς</w:t>
+      </w:r>
+    </w:p>
+    <w:p>
+      <w:pPr/>
+      <w:r>
+        <w:rPr>
+          <w:lang w:val="id_ID" w:bidi="id_ID"/>
+        </w:rPr>
+      </w:r>
+      <w:r>
+        <w:rPr>
           <w:lang w:val="id_ID" w:bidi="id_ID"/>
         </w:rPr>
         <w:t>Jika bahasa Anda tidak menggunakan bentuk pasif seperti ini, Anda dapat mengekspresikan konsep tersebut dalam bentuk aktif atau dengan cara lain yang wajar dalam bahasa Anda. Jika Anda harus menyatakan siapa yang melakukan tindakan itu, itu adalah Allah. Terjemahan alternatif: "agar Allah menyelamatkan mereka" atau " supaya Allah menyelamatkan mereka"</w:t>
@@ -8584,6 +10099,21 @@
       </w:r>
       <w:r>
         <w:rPr>
+          <w:b/>
+          <w:lang w:val="id_ID" w:bidi="id_ID"/>
+        </w:rPr>
+        <w:t>διὰ τοῦτο</w:t>
+      </w:r>
+    </w:p>
+    <w:p>
+      <w:pPr/>
+      <w:r>
+        <w:rPr>
+          <w:lang w:val="id_ID" w:bidi="id_ID"/>
+        </w:rPr>
+      </w:r>
+      <w:r>
+        <w:rPr>
           <w:lang w:val="id_ID" w:bidi="id_ID"/>
         </w:rPr>
         <w:t xml:space="preserve">Apa yang terjadi selanjutnya </w:t>
@@ -8665,6 +10195,21 @@
       </w:r>
       <w:r>
         <w:rPr>
+          <w:b/>
+          <w:lang w:val="id_ID" w:bidi="id_ID"/>
+        </w:rPr>
+        <w:t>πέμπει αὐτοῖς ὁ Θεὸς ἐνέργειαν πλάνης, εἰς τὸ πιστεῦσαι αὐτοὺς τῷ ψεύδει</w:t>
+      </w:r>
+    </w:p>
+    <w:p>
+      <w:pPr/>
+      <w:r>
+        <w:rPr>
+          <w:lang w:val="id_ID" w:bidi="id_ID"/>
+        </w:rPr>
+      </w:r>
+      <w:r>
+        <w:rPr>
           <w:lang w:val="id_ID" w:bidi="id_ID"/>
         </w:rPr>
         <w:t xml:space="preserve">Paulus berbicara tentang </w:t>
@@ -8759,6 +10304,21 @@
       </w:r>
       <w:r>
         <w:rPr>
+          <w:b/>
+          <w:lang w:val="id_ID" w:bidi="id_ID"/>
+        </w:rPr>
+        <w:t>ἐνέργειαν πλάνης</w:t>
+      </w:r>
+    </w:p>
+    <w:p>
+      <w:pPr/>
+      <w:r>
+        <w:rPr>
+          <w:lang w:val="id_ID" w:bidi="id_ID"/>
+        </w:rPr>
+      </w:r>
+      <w:r>
+        <w:rPr>
           <w:lang w:val="id_ID" w:bidi="id_ID"/>
         </w:rPr>
         <w:t xml:space="preserve">Paulus menggunakan bentuk posesif untuk menggambarkan suatu </w:t>
@@ -8853,6 +10413,21 @@
       </w:r>
       <w:r>
         <w:rPr>
+          <w:b/>
+          <w:lang w:val="id_ID" w:bidi="id_ID"/>
+        </w:rPr>
+        <w:t>εἰς τὸ πιστεῦσαι αὐτοὺς</w:t>
+      </w:r>
+    </w:p>
+    <w:p>
+      <w:pPr/>
+      <w:r>
+        <w:rPr>
+          <w:lang w:val="id_ID" w:bidi="id_ID"/>
+        </w:rPr>
+      </w:r>
+      <w:r>
+        <w:rPr>
           <w:lang w:val="id_ID" w:bidi="id_ID"/>
         </w:rPr>
         <w:t xml:space="preserve">Di sini, kata kata </w:t>
@@ -8947,6 +10522,21 @@
       </w:r>
       <w:r>
         <w:rPr>
+          <w:b/>
+          <w:lang w:val="id_ID" w:bidi="id_ID"/>
+        </w:rPr>
+        <w:t>εἰς τὸ πιστεῦσαι αὐτοὺς</w:t>
+      </w:r>
+    </w:p>
+    <w:p>
+      <w:pPr/>
+      <w:r>
+        <w:rPr>
+          <w:lang w:val="id_ID" w:bidi="id_ID"/>
+        </w:rPr>
+      </w:r>
+      <w:r>
+        <w:rPr>
           <w:lang w:val="id_ID" w:bidi="id_ID"/>
         </w:rPr>
         <w:t xml:space="preserve">Di sini, </w:t>
@@ -9028,6 +10618,21 @@
       </w:r>
       <w:r>
         <w:rPr>
+          <w:b/>
+          <w:lang w:val="id_ID" w:bidi="id_ID"/>
+        </w:rPr>
+        <w:t>ἵνα</w:t>
+      </w:r>
+    </w:p>
+    <w:p>
+      <w:pPr/>
+      <w:r>
+        <w:rPr>
+          <w:lang w:val="id_ID" w:bidi="id_ID"/>
+        </w:rPr>
+      </w:r>
+      <w:r>
+        <w:rPr>
           <w:lang w:val="id_ID" w:bidi="id_ID"/>
         </w:rPr>
         <w:t>Frasa ini memperkenalkan klausa tujuan. Ini mengikuti klausa tujuan dari ayat 11, jadi Anda mungkin ingin menghubungkan keduanya. Terjemahan alternatif: "dan lebih jauh lagi, sehingga" atau "dan karena itu"</w:t>
@@ -9096,6 +10701,21 @@
       </w:r>
       <w:r>
         <w:rPr>
+          <w:b/>
+          <w:lang w:val="id_ID" w:bidi="id_ID"/>
+        </w:rPr>
+        <w:t>κριθῶσιν πάντες</w:t>
+      </w:r>
+    </w:p>
+    <w:p>
+      <w:pPr/>
+      <w:r>
+        <w:rPr>
+          <w:lang w:val="id_ID" w:bidi="id_ID"/>
+        </w:rPr>
+      </w:r>
+      <w:r>
+        <w:rPr>
           <w:lang w:val="id_ID" w:bidi="id_ID"/>
         </w:rPr>
         <w:t>Jika bahasa Anda tidak menggunakan bentuk pasif seperti ini, Anda dapat mengekspresikan ide tersebut dalam bentuk aktif atau dengan cara lain yang alami dalam bahasa Anda. Jika Anda harus menyatakan siapa yang melakukan tindakan tersebut, itu adalah Allah. Terjemahan alternatif: "Allah dapat menghakimi mereka semua"</w:t>
@@ -9164,6 +10784,21 @@
       </w:r>
       <w:r>
         <w:rPr>
+          <w:b/>
+          <w:lang w:val="id_ID" w:bidi="id_ID"/>
+        </w:rPr>
+        <w:t>οἱ</w:t>
+      </w:r>
+    </w:p>
+    <w:p>
+      <w:pPr/>
+      <w:r>
+        <w:rPr>
+          <w:lang w:val="id_ID" w:bidi="id_ID"/>
+        </w:rPr>
+      </w:r>
+      <w:r>
+        <w:rPr>
           <w:lang w:val="id_ID" w:bidi="id_ID"/>
         </w:rPr>
         <w:t xml:space="preserve">Di sini, </w:t>
@@ -9245,6 +10880,21 @@
       </w:r>
       <w:r>
         <w:rPr>
+          <w:b/>
+          <w:lang w:val="id_ID" w:bidi="id_ID"/>
+        </w:rPr>
+        <w:t>οἱ μὴ πιστεύσαντες τῇ ἀληθείᾳ, ἀλλὰ εὐδοκήσαντες τῇ ἀδικίᾳ</w:t>
+      </w:r>
+    </w:p>
+    <w:p>
+      <w:pPr/>
+      <w:r>
+        <w:rPr>
+          <w:lang w:val="id_ID" w:bidi="id_ID"/>
+        </w:rPr>
+      </w:r>
+      <w:r>
+        <w:rPr>
           <w:lang w:val="id_ID" w:bidi="id_ID"/>
         </w:rPr>
         <w:t xml:space="preserve">Jika bahasa Anda tidak menggunakan kata benda abstrak untuk konsep </w:t>
@@ -9401,6 +11051,21 @@
       </w:r>
       <w:r>
         <w:rPr>
+          <w:b/>
+          <w:lang w:val="id_ID" w:bidi="id_ID"/>
+        </w:rPr>
+        <w:t>δὲ</w:t>
+      </w:r>
+    </w:p>
+    <w:p>
+      <w:pPr/>
+      <w:r>
+        <w:rPr>
+          <w:lang w:val="id_ID" w:bidi="id_ID"/>
+        </w:rPr>
+      </w:r>
+      <w:r>
+        <w:rPr>
           <w:lang w:val="id_ID" w:bidi="id_ID"/>
         </w:rPr>
         <w:t xml:space="preserve">Kata yang diterjemahkan </w:t>
@@ -9462,6 +11127,21 @@
       </w:r>
       <w:r>
         <w:rPr>
+          <w:b/>
+          <w:lang w:val="id_ID" w:bidi="id_ID"/>
+        </w:rPr>
+        <w:t>ἡμεῖς &amp; ὀφείλομεν εὐχαριστεῖν &amp; πάντοτε</w:t>
+      </w:r>
+    </w:p>
+    <w:p>
+      <w:pPr/>
+      <w:r>
+        <w:rPr>
+          <w:lang w:val="id_ID" w:bidi="id_ID"/>
+        </w:rPr>
+      </w:r>
+      <w:r>
+        <w:rPr>
           <w:lang w:val="id_ID" w:bidi="id_ID"/>
         </w:rPr>
         <w:t xml:space="preserve">Kata </w:t>
@@ -9543,6 +11223,21 @@
       </w:r>
       <w:r>
         <w:rPr>
+          <w:b/>
+          <w:lang w:val="id_ID" w:bidi="id_ID"/>
+        </w:rPr>
+        <w:t>ἡμεῖς &amp; ὀφείλομεν</w:t>
+      </w:r>
+    </w:p>
+    <w:p>
+      <w:pPr/>
+      <w:r>
+        <w:rPr>
+          <w:lang w:val="id_ID" w:bidi="id_ID"/>
+        </w:rPr>
+      </w:r>
+      <w:r>
+        <w:rPr>
           <w:lang w:val="id_ID" w:bidi="id_ID"/>
         </w:rPr>
         <w:t xml:space="preserve">Di sini, </w:t>
@@ -9624,6 +11319,21 @@
       </w:r>
       <w:r>
         <w:rPr>
+          <w:b/>
+          <w:lang w:val="id_ID" w:bidi="id_ID"/>
+        </w:rPr>
+        <w:t>ἀδελφοὶ ἠγαπημένοι ὑπὸ Κυρίου</w:t>
+      </w:r>
+    </w:p>
+    <w:p>
+      <w:pPr/>
+      <w:r>
+        <w:rPr>
+          <w:lang w:val="id_ID" w:bidi="id_ID"/>
+        </w:rPr>
+      </w:r>
+      <w:r>
+        <w:rPr>
           <w:lang w:val="id_ID" w:bidi="id_ID"/>
         </w:rPr>
         <w:t>Jika bahasa Anda tidak menggunakan bentuk pasif seperti ini, Anda dapat mengatakannya dengan bentuk aktif. Terjemahan alternatif: "karena Tuhan mengasihimu, saudara-saudara"</w:t>
@@ -9692,6 +11402,21 @@
       </w:r>
       <w:r>
         <w:rPr>
+          <w:b/>
+          <w:lang w:val="id_ID" w:bidi="id_ID"/>
+        </w:rPr>
+        <w:t>ἀδελφοὶ</w:t>
+      </w:r>
+    </w:p>
+    <w:p>
+      <w:pPr/>
+      <w:r>
+        <w:rPr>
+          <w:lang w:val="id_ID" w:bidi="id_ID"/>
+        </w:rPr>
+      </w:r>
+      <w:r>
+        <w:rPr>
           <w:lang w:val="id_ID" w:bidi="id_ID"/>
         </w:rPr>
         <w:t xml:space="preserve">Di sini, </w:t>
@@ -9773,6 +11498,21 @@
       </w:r>
       <w:r>
         <w:rPr>
+          <w:b/>
+          <w:lang w:val="id_ID" w:bidi="id_ID"/>
+        </w:rPr>
+        <w:t>ἀπαρχὴν εἰς σωτηρίαν</w:t>
+      </w:r>
+    </w:p>
+    <w:p>
+      <w:pPr/>
+      <w:r>
+        <w:rPr>
+          <w:lang w:val="id_ID" w:bidi="id_ID"/>
+        </w:rPr>
+      </w:r>
+      <w:r>
+        <w:rPr>
           <w:lang w:val="id_ID" w:bidi="id_ID"/>
         </w:rPr>
         <w:t xml:space="preserve">Menjadi bagian dari orang-orang pertama yang diselamatkan dikatakan seolah-olah jemaat di Tesalonika adalah </w:t>
@@ -9854,6 +11594,21 @@
       </w:r>
       <w:r>
         <w:rPr>
+          <w:b/>
+          <w:lang w:val="id_ID" w:bidi="id_ID"/>
+        </w:rPr>
+        <w:t>ἀπαρχὴν εἰς σωτηρίαν ἐν ἁγιασμῷ Πνεύματος καὶ πίστει ἀληθείας</w:t>
+      </w:r>
+    </w:p>
+    <w:p>
+      <w:pPr/>
+      <w:r>
+        <w:rPr>
+          <w:lang w:val="id_ID" w:bidi="id_ID"/>
+        </w:rPr>
+      </w:r>
+      <w:r>
+        <w:rPr>
           <w:lang w:val="id_ID" w:bidi="id_ID"/>
         </w:rPr>
         <w:t xml:space="preserve">Jika itu akan membantu dalam bahasa Anda, Anda dapat mengubah kata benda abstrak </w:t>
@@ -9974,6 +11729,21 @@
       </w:r>
       <w:r>
         <w:rPr>
+          <w:b/>
+          <w:lang w:val="id_ID" w:bidi="id_ID"/>
+        </w:rPr>
+        <w:t>διὰ τοῦ εὐαγγελίου ἡμῶν</w:t>
+      </w:r>
+    </w:p>
+    <w:p>
+      <w:pPr/>
+      <w:r>
+        <w:rPr>
+          <w:lang w:val="id_ID" w:bidi="id_ID"/>
+        </w:rPr>
+      </w:r>
+      <w:r>
+        <w:rPr>
           <w:lang w:val="id_ID" w:bidi="id_ID"/>
         </w:rPr>
         <w:t xml:space="preserve">Di sini, frasa </w:t>
@@ -10055,6 +11825,21 @@
       </w:r>
       <w:r>
         <w:rPr>
+          <w:b/>
+          <w:lang w:val="id_ID" w:bidi="id_ID"/>
+        </w:rPr>
+        <w:t>εἰς περιποίησιν δόξης τοῦ Κυρίου ἡμῶν, Ἰησοῦ Χριστοῦ</w:t>
+      </w:r>
+    </w:p>
+    <w:p>
+      <w:pPr/>
+      <w:r>
+        <w:rPr>
+          <w:lang w:val="id_ID" w:bidi="id_ID"/>
+        </w:rPr>
+      </w:r>
+      <w:r>
+        <w:rPr>
           <w:lang w:val="id_ID" w:bidi="id_ID"/>
         </w:rPr>
         <w:t xml:space="preserve">Frasa </w:t>
@@ -10136,6 +11921,21 @@
       </w:r>
       <w:r>
         <w:rPr>
+          <w:b/>
+          <w:lang w:val="id_ID" w:bidi="id_ID"/>
+        </w:rPr>
+        <w:t>εἰς περιποίησιν δόξης τοῦ Κυρίου ἡμῶν</w:t>
+      </w:r>
+    </w:p>
+    <w:p>
+      <w:pPr/>
+      <w:r>
+        <w:rPr>
+          <w:lang w:val="id_ID" w:bidi="id_ID"/>
+        </w:rPr>
+      </w:r>
+      <w:r>
+        <w:rPr>
           <w:lang w:val="id_ID" w:bidi="id_ID"/>
         </w:rPr>
         <w:t xml:space="preserve">Jika bahasa Anda tidak menggunakan kata benda abstrak untuk konsep </w:t>
@@ -10217,6 +12017,21 @@
       </w:r>
       <w:r>
         <w:rPr>
+          <w:b/>
+          <w:lang w:val="id_ID" w:bidi="id_ID"/>
+        </w:rPr>
+        <w:t>ἄρα οὖν</w:t>
+      </w:r>
+    </w:p>
+    <w:p>
+      <w:pPr/>
+      <w:r>
+        <w:rPr>
+          <w:lang w:val="id_ID" w:bidi="id_ID"/>
+        </w:rPr>
+      </w:r>
+      <w:r>
+        <w:rPr>
           <w:lang w:val="id_ID" w:bidi="id_ID"/>
         </w:rPr>
         <w:t xml:space="preserve">Kata </w:t>
@@ -10298,6 +12113,21 @@
       </w:r>
       <w:r>
         <w:rPr>
+          <w:b/>
+          <w:lang w:val="id_ID" w:bidi="id_ID"/>
+        </w:rPr>
+        <w:t>ἀδελφοί</w:t>
+      </w:r>
+    </w:p>
+    <w:p>
+      <w:pPr/>
+      <w:r>
+        <w:rPr>
+          <w:lang w:val="id_ID" w:bidi="id_ID"/>
+        </w:rPr>
+      </w:r>
+      <w:r>
+        <w:rPr>
           <w:lang w:val="id_ID" w:bidi="id_ID"/>
         </w:rPr>
         <w:t xml:space="preserve">Di sini, </w:t>
@@ -10379,6 +12209,21 @@
       </w:r>
       <w:r>
         <w:rPr>
+          <w:b/>
+          <w:lang w:val="id_ID" w:bidi="id_ID"/>
+        </w:rPr>
+        <w:t>στήκετε</w:t>
+      </w:r>
+    </w:p>
+    <w:p>
+      <w:pPr/>
+      <w:r>
+        <w:rPr>
+          <w:lang w:val="id_ID" w:bidi="id_ID"/>
+        </w:rPr>
+      </w:r>
+      <w:r>
+        <w:rPr>
           <w:lang w:val="id_ID" w:bidi="id_ID"/>
         </w:rPr>
         <w:t xml:space="preserve">Di sini, frasa </w:t>
@@ -10460,6 +12305,21 @@
       </w:r>
       <w:r>
         <w:rPr>
+          <w:b/>
+          <w:lang w:val="id_ID" w:bidi="id_ID"/>
+        </w:rPr>
+        <w:t>κρατεῖτε τὰς παραδόσεις</w:t>
+      </w:r>
+    </w:p>
+    <w:p>
+      <w:pPr/>
+      <w:r>
+        <w:rPr>
+          <w:lang w:val="id_ID" w:bidi="id_ID"/>
+        </w:rPr>
+      </w:r>
+      <w:r>
+        <w:rPr>
           <w:lang w:val="id_ID" w:bidi="id_ID"/>
         </w:rPr>
         <w:t xml:space="preserve">Di sini, </w:t>
@@ -10541,6 +12401,21 @@
       </w:r>
       <w:r>
         <w:rPr>
+          <w:b/>
+          <w:lang w:val="id_ID" w:bidi="id_ID"/>
+        </w:rPr>
+        <w:t>στήκετε καὶ κρατεῖτε</w:t>
+      </w:r>
+    </w:p>
+    <w:p>
+      <w:pPr/>
+      <w:r>
+        <w:rPr>
+          <w:lang w:val="id_ID" w:bidi="id_ID"/>
+        </w:rPr>
+      </w:r>
+      <w:r>
+        <w:rPr>
           <w:lang w:val="id_ID" w:bidi="id_ID"/>
         </w:rPr>
         <w:t>Kedua frasa ini pada dasarnya memiliki arti yang sama. Pengulangan digunakan untuk menekankan pentingnya melakukan hal ini. Jika bahasa Anda tidak menggunakan pengulangan untuk melakukan hal ini, Anda dapat menggunakan satu frasa dan memberikan penekanan dengan cara lain. Terjemahan alternatif: "tetaplah teguh pada pendirian" atau "jangan biarkan siapa pun mengubah pikiran Anda dengan cara apa pun tentang"</w:t>
@@ -10609,6 +12484,21 @@
       </w:r>
       <w:r>
         <w:rPr>
+          <w:b/>
+          <w:lang w:val="id_ID" w:bidi="id_ID"/>
+        </w:rPr>
+        <w:t>ἐδιδάχθητε</w:t>
+      </w:r>
+    </w:p>
+    <w:p>
+      <w:pPr/>
+      <w:r>
+        <w:rPr>
+          <w:lang w:val="id_ID" w:bidi="id_ID"/>
+        </w:rPr>
+      </w:r>
+      <w:r>
+        <w:rPr>
           <w:lang w:val="id_ID" w:bidi="id_ID"/>
         </w:rPr>
         <w:t>Jika bahasa Anda tidak menggunakan bentuk pasif seperti ini, Anda dapat mengatakannya dengan bentuk aktif. Terjemahan alternatif: "kami telah mengajar kamu"</w:t>
@@ -10677,6 +12567,21 @@
       </w:r>
       <w:r>
         <w:rPr>
+          <w:b/>
+          <w:lang w:val="id_ID" w:bidi="id_ID"/>
+        </w:rPr>
+        <w:t>διὰ λόγου</w:t>
+      </w:r>
+    </w:p>
+    <w:p>
+      <w:pPr/>
+      <w:r>
+        <w:rPr>
+          <w:lang w:val="id_ID" w:bidi="id_ID"/>
+        </w:rPr>
+      </w:r>
+      <w:r>
+        <w:rPr>
           <w:lang w:val="id_ID" w:bidi="id_ID"/>
         </w:rPr>
         <w:t xml:space="preserve">Di sini, </w:t>
@@ -10758,6 +12663,21 @@
       </w:r>
       <w:r>
         <w:rPr>
+          <w:b/>
+          <w:lang w:val="id_ID" w:bidi="id_ID"/>
+        </w:rPr>
+        <w:t>δι’ ἐπιστολῆς ἡμῶν</w:t>
+      </w:r>
+    </w:p>
+    <w:p>
+      <w:pPr/>
+      <w:r>
+        <w:rPr>
+          <w:lang w:val="id_ID" w:bidi="id_ID"/>
+        </w:rPr>
+      </w:r>
+      <w:r>
+        <w:rPr>
           <w:lang w:val="id_ID" w:bidi="id_ID"/>
         </w:rPr>
         <w:t xml:space="preserve">Anda dapat memperjelas informasi tersirat bahwa </w:t>
@@ -10839,6 +12759,21 @@
       </w:r>
       <w:r>
         <w:rPr>
+          <w:b/>
+          <w:lang w:val="id_ID" w:bidi="id_ID"/>
+        </w:rPr>
+        <w:t>δὲ</w:t>
+      </w:r>
+    </w:p>
+    <w:p>
+      <w:pPr/>
+      <w:r>
+        <w:rPr>
+          <w:lang w:val="id_ID" w:bidi="id_ID"/>
+        </w:rPr>
+      </w:r>
+      <w:r>
+        <w:rPr>
           <w:lang w:val="id_ID" w:bidi="id_ID"/>
         </w:rPr>
         <w:t xml:space="preserve">Kata yang diterjemahkan </w:t>
@@ -10920,6 +12855,21 @@
       </w:r>
       <w:r>
         <w:rPr>
+          <w:b/>
+          <w:lang w:val="id_ID" w:bidi="id_ID"/>
+        </w:rPr>
+        <w:t>αὐτὸς δὲ ὁ Κύριος ἡμῶν, Ἰησοῦς Χριστὸς, καὶ ὁ Θεὸς ὁ Πατὴρ ἡμῶν</w:t>
+      </w:r>
+    </w:p>
+    <w:p>
+      <w:pPr/>
+      <w:r>
+        <w:rPr>
+          <w:lang w:val="id_ID" w:bidi="id_ID"/>
+        </w:rPr>
+      </w:r>
+      <w:r>
+        <w:rPr>
           <w:lang w:val="id_ID" w:bidi="id_ID"/>
         </w:rPr>
         <w:t>Pernyataan Penghubung: Paulus mengakhiri bagian ini dengan sebuah ucapan berkat. Gunakanlah bentuk yang dapat dikenali orang sebagai berkat dalam bahasa Anda. Terjemahan alternatif: "Sekarang kiranya Tuhan kita Yesus Kristus sendiri dan Allah Bapa kita" atau "Kami berdoa agar Tuhan kita Yesus Kristus sendiri dan Allah Bapa kita"</w:t>
@@ -10988,6 +12938,21 @@
       </w:r>
       <w:r>
         <w:rPr>
+          <w:b/>
+          <w:lang w:val="id_ID" w:bidi="id_ID"/>
+        </w:rPr>
+        <w:t>ἡμῶν &amp; ἡμῶν &amp; ἡμᾶς</w:t>
+      </w:r>
+    </w:p>
+    <w:p>
+      <w:pPr/>
+      <w:r>
+        <w:rPr>
+          <w:lang w:val="id_ID" w:bidi="id_ID"/>
+        </w:rPr>
+      </w:r>
+      <w:r>
+        <w:rPr>
           <w:lang w:val="id_ID" w:bidi="id_ID"/>
         </w:rPr>
         <w:t xml:space="preserve">Kata </w:t>
@@ -11082,6 +13047,21 @@
       </w:r>
       <w:r>
         <w:rPr>
+          <w:b/>
+          <w:lang w:val="id_ID" w:bidi="id_ID"/>
+        </w:rPr>
+        <w:t>αὐτὸς &amp; Κύριος ἡμῶν, Ἰησοῦς Χριστὸς</w:t>
+      </w:r>
+    </w:p>
+    <w:p>
+      <w:pPr/>
+      <w:r>
+        <w:rPr>
+          <w:lang w:val="id_ID" w:bidi="id_ID"/>
+        </w:rPr>
+      </w:r>
+      <w:r>
+        <w:rPr>
           <w:lang w:val="id_ID" w:bidi="id_ID"/>
         </w:rPr>
         <w:t xml:space="preserve">Di sini, </w:t>
@@ -11176,6 +13156,21 @@
       </w:r>
       <w:r>
         <w:rPr>
+          <w:b/>
+          <w:lang w:val="id_ID" w:bidi="id_ID"/>
+        </w:rPr>
+        <w:t>δοὺς παράκλησιν αἰωνίαν, καὶ ἐλπίδα ἀγαθὴν</w:t>
+      </w:r>
+    </w:p>
+    <w:p>
+      <w:pPr/>
+      <w:r>
+        <w:rPr>
+          <w:lang w:val="id_ID" w:bidi="id_ID"/>
+        </w:rPr>
+      </w:r>
+      <w:r>
+        <w:rPr>
           <w:lang w:val="id_ID" w:bidi="id_ID"/>
         </w:rPr>
         <w:t xml:space="preserve">Jika bahasa Anda tidak menggunakan kata benda abstrak untuk konsep </w:t>
@@ -11270,6 +13265,21 @@
       </w:r>
       <w:r>
         <w:rPr>
+          <w:b/>
+          <w:lang w:val="id_ID" w:bidi="id_ID"/>
+        </w:rPr>
+        <w:t>ἐν χάριτι</w:t>
+      </w:r>
+    </w:p>
+    <w:p>
+      <w:pPr/>
+      <w:r>
+        <w:rPr>
+          <w:lang w:val="id_ID" w:bidi="id_ID"/>
+        </w:rPr>
+      </w:r>
+      <w:r>
+        <w:rPr>
           <w:lang w:val="id_ID" w:bidi="id_ID"/>
         </w:rPr>
         <w:t xml:space="preserve">Jika bahasa Anda tidak menggunakan kata benda abstrak untuk konsep </w:t>
@@ -11351,6 +13361,21 @@
       </w:r>
       <w:r>
         <w:rPr>
+          <w:b/>
+          <w:lang w:val="id_ID" w:bidi="id_ID"/>
+        </w:rPr>
+        <w:t>παρακαλέσαι ὑμῶν τὰς καρδίας, καὶ στηρίξαι</w:t>
+      </w:r>
+    </w:p>
+    <w:p>
+      <w:pPr/>
+      <w:r>
+        <w:rPr>
+          <w:lang w:val="id_ID" w:bidi="id_ID"/>
+        </w:rPr>
+      </w:r>
+      <w:r>
+        <w:rPr>
           <w:lang w:val="id_ID" w:bidi="id_ID"/>
         </w:rPr>
         <w:t xml:space="preserve">Di sini, kata </w:t>
@@ -11445,6 +13470,21 @@
       </w:r>
       <w:r>
         <w:rPr>
+          <w:b/>
+          <w:lang w:val="id_ID" w:bidi="id_ID"/>
+        </w:rPr>
+        <w:t>ἐν παντὶ ἔργῳ καὶ λόγῳ ἀγαθῷ</w:t>
+      </w:r>
+    </w:p>
+    <w:p>
+      <w:pPr/>
+      <w:r>
+        <w:rPr>
+          <w:lang w:val="id_ID" w:bidi="id_ID"/>
+        </w:rPr>
+      </w:r>
+      <w:r>
+        <w:rPr>
           <w:lang w:val="id_ID" w:bidi="id_ID"/>
         </w:rPr>
         <w:t xml:space="preserve">Jika akan membantu dalam bahasa Anda, Anda dapat mengungkapkan frasa </w:t>
@@ -11588,6 +13628,21 @@
       </w:r>
       <w:r>
         <w:rPr>
+          <w:b/>
+          <w:lang w:val="id_ID" w:bidi="id_ID"/>
+        </w:rPr>
+        <w:t>τὸ λοιπὸν</w:t>
+      </w:r>
+    </w:p>
+    <w:p>
+      <w:pPr/>
+      <w:r>
+        <w:rPr>
+          <w:lang w:val="id_ID" w:bidi="id_ID"/>
+        </w:rPr>
+      </w:r>
+      <w:r>
+        <w:rPr>
           <w:lang w:val="id_ID" w:bidi="id_ID"/>
         </w:rPr>
         <w:t xml:space="preserve">Di sini, kata </w:t>
@@ -11682,6 +13737,21 @@
       </w:r>
       <w:r>
         <w:rPr>
+          <w:b/>
+          <w:lang w:val="id_ID" w:bidi="id_ID"/>
+        </w:rPr>
+        <w:t>ἀδελφοί</w:t>
+      </w:r>
+    </w:p>
+    <w:p>
+      <w:pPr/>
+      <w:r>
+        <w:rPr>
+          <w:lang w:val="id_ID" w:bidi="id_ID"/>
+        </w:rPr>
+      </w:r>
+      <w:r>
+        <w:rPr>
           <w:lang w:val="id_ID" w:bidi="id_ID"/>
         </w:rPr>
         <w:t xml:space="preserve">Di sini, </w:t>
@@ -11763,6 +13833,21 @@
       </w:r>
       <w:r>
         <w:rPr>
+          <w:b/>
+          <w:lang w:val="id_ID" w:bidi="id_ID"/>
+        </w:rPr>
+        <w:t>ἡμῶν</w:t>
+      </w:r>
+    </w:p>
+    <w:p>
+      <w:pPr/>
+      <w:r>
+        <w:rPr>
+          <w:lang w:val="id_ID" w:bidi="id_ID"/>
+        </w:rPr>
+      </w:r>
+      <w:r>
+        <w:rPr>
           <w:lang w:val="id_ID" w:bidi="id_ID"/>
         </w:rPr>
         <w:t xml:space="preserve">Kata ganti </w:t>
@@ -11844,6 +13929,21 @@
       </w:r>
       <w:r>
         <w:rPr>
+          <w:b/>
+          <w:lang w:val="id_ID" w:bidi="id_ID"/>
+        </w:rPr>
+        <w:t>τρέχῃ</w:t>
+      </w:r>
+    </w:p>
+    <w:p>
+      <w:pPr/>
+      <w:r>
+        <w:rPr>
+          <w:lang w:val="id_ID" w:bidi="id_ID"/>
+        </w:rPr>
+      </w:r>
+      <w:r>
+        <w:rPr>
           <w:lang w:val="id_ID" w:bidi="id_ID"/>
         </w:rPr>
         <w:t xml:space="preserve">Paulus berbicara tentang </w:t>
@@ -11925,6 +14025,21 @@
       </w:r>
       <w:r>
         <w:rPr>
+          <w:b/>
+          <w:lang w:val="id_ID" w:bidi="id_ID"/>
+        </w:rPr>
+        <w:t>καὶ δοξάζηται</w:t>
+      </w:r>
+    </w:p>
+    <w:p>
+      <w:pPr/>
+      <w:r>
+        <w:rPr>
+          <w:lang w:val="id_ID" w:bidi="id_ID"/>
+        </w:rPr>
+      </w:r>
+      <w:r>
+        <w:rPr>
           <w:lang w:val="id_ID" w:bidi="id_ID"/>
         </w:rPr>
         <w:t>Anda dapat menyatakannya dalam bentuk aktif, jika konstruksi pasif tidak alami dalam bahasa Anda. Terjemahan alternatif: “dan banyak orang akan menghormatinya”</w:t>
@@ -11993,6 +14108,21 @@
       </w:r>
       <w:r>
         <w:rPr>
+          <w:b/>
+          <w:lang w:val="id_ID" w:bidi="id_ID"/>
+        </w:rPr>
+        <w:t>καθὼς καὶ πρὸς ὑμᾶς</w:t>
+      </w:r>
+    </w:p>
+    <w:p>
+      <w:pPr/>
+      <w:r>
+        <w:rPr>
+          <w:lang w:val="id_ID" w:bidi="id_ID"/>
+        </w:rPr>
+      </w:r>
+      <w:r>
+        <w:rPr>
           <w:lang w:val="id_ID" w:bidi="id_ID"/>
         </w:rPr>
         <w:t>Frasa ini tidak menyertakan beberapa kata yang mungkin diperlukan oleh banyak bahasa untuk melengkapi. Jika akan membantu dalam bahasa Anda, Anda dapat menyediakan kata-kata ini dari konteksnya. Terjemahan alternatif: “sama seperti yang juga terjadi padamu” atau ”yang persis seperti yang kamu lakukan”</w:t>
@@ -12061,6 +14191,21 @@
       </w:r>
       <w:r>
         <w:rPr>
+          <w:b/>
+          <w:lang w:val="id_ID" w:bidi="id_ID"/>
+        </w:rPr>
+        <w:t>ῥυσθῶμεν</w:t>
+      </w:r>
+    </w:p>
+    <w:p>
+      <w:pPr/>
+      <w:r>
+        <w:rPr>
+          <w:lang w:val="id_ID" w:bidi="id_ID"/>
+        </w:rPr>
+      </w:r>
+      <w:r>
+        <w:rPr>
           <w:lang w:val="id_ID" w:bidi="id_ID"/>
         </w:rPr>
         <w:t>Anda dapat menyatakan ini dalam bentuk aktif. Terjemahan alternatif: “Semoga Tuhan menyelamatkan kita” atau ”Semoga Tuhan menyelamatkan kita”</w:t>
@@ -12129,6 +14274,21 @@
       </w:r>
       <w:r>
         <w:rPr>
+          <w:b/>
+          <w:lang w:val="id_ID" w:bidi="id_ID"/>
+        </w:rPr>
+        <w:t>ἀτόπων καὶ πονηρῶν</w:t>
+      </w:r>
+    </w:p>
+    <w:p>
+      <w:pPr/>
+      <w:r>
+        <w:rPr>
+          <w:lang w:val="id_ID" w:bidi="id_ID"/>
+        </w:rPr>
+      </w:r>
+      <w:r>
+        <w:rPr>
           <w:lang w:val="id_ID" w:bidi="id_ID"/>
         </w:rPr>
         <w:t xml:space="preserve">Dua istilah </w:t>
@@ -12223,6 +14383,21 @@
       </w:r>
       <w:r>
         <w:rPr>
+          <w:b/>
+          <w:lang w:val="id_ID" w:bidi="id_ID"/>
+        </w:rPr>
+        <w:t>οὐ γὰρ πάντων ἡ πίστις</w:t>
+      </w:r>
+    </w:p>
+    <w:p>
+      <w:pPr/>
+      <w:r>
+        <w:rPr>
+          <w:lang w:val="id_ID" w:bidi="id_ID"/>
+        </w:rPr>
+      </w:r>
+      <w:r>
+        <w:rPr>
           <w:lang w:val="id_ID" w:bidi="id_ID"/>
         </w:rPr>
         <w:t xml:space="preserve">Frasa </w:t>
@@ -12304,6 +14479,21 @@
       </w:r>
       <w:r>
         <w:rPr>
+          <w:b/>
+          <w:lang w:val="id_ID" w:bidi="id_ID"/>
+        </w:rPr>
+        <w:t>ἡ πίστις</w:t>
+      </w:r>
+    </w:p>
+    <w:p>
+      <w:pPr/>
+      <w:r>
+        <w:rPr>
+          <w:lang w:val="id_ID" w:bidi="id_ID"/>
+        </w:rPr>
+      </w:r>
+      <w:r>
+        <w:rPr>
           <w:lang w:val="id_ID" w:bidi="id_ID"/>
         </w:rPr>
         <w:t xml:space="preserve">Jika bahasa Anda tidak menggunakan kata benda abstrak untuk ide </w:t>
@@ -12385,6 +14575,21 @@
       </w:r>
       <w:r>
         <w:rPr>
+          <w:b/>
+          <w:lang w:val="id_ID" w:bidi="id_ID"/>
+        </w:rPr>
+        <w:t>ὃς στηρίξει</w:t>
+      </w:r>
+    </w:p>
+    <w:p>
+      <w:pPr/>
+      <w:r>
+        <w:rPr>
+          <w:lang w:val="id_ID" w:bidi="id_ID"/>
+        </w:rPr>
+      </w:r>
+      <w:r>
+        <w:rPr>
           <w:lang w:val="id_ID" w:bidi="id_ID"/>
         </w:rPr>
         <w:t xml:space="preserve">Kata </w:t>
@@ -12466,6 +14671,21 @@
       </w:r>
       <w:r>
         <w:rPr>
+          <w:b/>
+          <w:lang w:val="id_ID" w:bidi="id_ID"/>
+        </w:rPr>
+        <w:t>τοῦ πονηροῦ</w:t>
+      </w:r>
+    </w:p>
+    <w:p>
+      <w:pPr/>
+      <w:r>
+        <w:rPr>
+          <w:lang w:val="id_ID" w:bidi="id_ID"/>
+        </w:rPr>
+      </w:r>
+      <w:r>
+        <w:rPr>
           <w:lang w:val="id_ID" w:bidi="id_ID"/>
         </w:rPr>
         <w:t>Ini bisa berarti: (1) si jahat, yaitu Iblis. Terjemahan alternatif: “Setan” atau (2) kejahatan secara umum. Terjemahan alternatif: “kejahatan”</w:t>
@@ -12514,6 +14734,21 @@
       </w:r>
       <w:r>
         <w:rPr>
+          <w:b/>
+          <w:lang w:val="id_ID" w:bidi="id_ID"/>
+        </w:rPr>
+        <w:t>πεποίθαμεν δὲ</w:t>
+      </w:r>
+    </w:p>
+    <w:p>
+      <w:pPr/>
+      <w:r>
+        <w:rPr>
+          <w:lang w:val="id_ID" w:bidi="id_ID"/>
+        </w:rPr>
+      </w:r>
+      <w:r>
+        <w:rPr>
           <w:lang w:val="id_ID" w:bidi="id_ID"/>
         </w:rPr>
         <w:t xml:space="preserve">Frasa </w:t>
@@ -12595,6 +14830,21 @@
       </w:r>
       <w:r>
         <w:rPr>
+          <w:b/>
+          <w:lang w:val="id_ID" w:bidi="id_ID"/>
+        </w:rPr>
+        <w:t>πεποίθαμεν δὲ ἐν Κυρίῳ ἐφ’ ὑμᾶς</w:t>
+      </w:r>
+    </w:p>
+    <w:p>
+      <w:pPr/>
+      <w:r>
+        <w:rPr>
+          <w:lang w:val="id_ID" w:bidi="id_ID"/>
+        </w:rPr>
+      </w:r>
+      <w:r>
+        <w:rPr>
           <w:lang w:val="id_ID" w:bidi="id_ID"/>
         </w:rPr>
         <w:t>Hal ini dapat berarti: (1) Paulus memiliki keyakinan terhadap jemaat di Tesalonika karena hubungan dekat yang mereka miliki dengan Tuhan Yesus. Dalam hal ini, Paulus berbicara tentang hubungan ini seolah-olah mereka berada di dalam Tuhan Yesus. Terjemahan alternatif: “Karena kamu bersatu dengan Tuhan, maka kami pun yakin” (2) Paulus memiliki keyakinan dalam Tuhan Yesus, bahwa Ia akan membuat mereka melakukan apa yang benar. Terjemahan alternatif: “Karena kami percaya kepada Tuhan Yesus untuk memampukan kamu, kami juga yakin”</w:t>
@@ -12663,6 +14913,21 @@
       </w:r>
       <w:r>
         <w:rPr>
+          <w:b/>
+          <w:lang w:val="id_ID" w:bidi="id_ID"/>
+        </w:rPr>
+        <w:t>ὁ &amp; Κύριος κατευθύναι ὑμῶν τὰς καρδίας εἰς τὴν ἀγάπην τοῦ Θεοῦ, καὶ εἰς τὴν ὑπομονὴν τοῦ Χριστοῦ</w:t>
+      </w:r>
+    </w:p>
+    <w:p>
+      <w:pPr/>
+      <w:r>
+        <w:rPr>
+          <w:lang w:val="id_ID" w:bidi="id_ID"/>
+        </w:rPr>
+      </w:r>
+      <w:r>
+        <w:rPr>
           <w:lang w:val="id_ID" w:bidi="id_ID"/>
         </w:rPr>
         <w:t xml:space="preserve">Di sini, </w:t>
@@ -12744,6 +15009,21 @@
       </w:r>
       <w:r>
         <w:rPr>
+          <w:b/>
+          <w:lang w:val="id_ID" w:bidi="id_ID"/>
+        </w:rPr>
+        <w:t>εἰς τὴν ἀγάπην τοῦ Θεοῦ, καὶ εἰς τὴν ὑπομονὴν τοῦ Χριστοῦ</w:t>
+      </w:r>
+    </w:p>
+    <w:p>
+      <w:pPr/>
+      <w:r>
+        <w:rPr>
+          <w:lang w:val="id_ID" w:bidi="id_ID"/>
+        </w:rPr>
+      </w:r>
+      <w:r>
+        <w:rPr>
           <w:lang w:val="id_ID" w:bidi="id_ID"/>
         </w:rPr>
         <w:t xml:space="preserve">Paulus berbicara tentang </w:t>
@@ -12838,6 +15118,21 @@
       </w:r>
       <w:r>
         <w:rPr>
+          <w:b/>
+          <w:lang w:val="id_ID" w:bidi="id_ID"/>
+        </w:rPr>
+        <w:t>εἰς τὴν ἀγάπην τοῦ Θεοῦ, καὶ εἰς τὴν ὑπομονὴν τοῦ Χριστοῦ</w:t>
+      </w:r>
+    </w:p>
+    <w:p>
+      <w:pPr/>
+      <w:r>
+        <w:rPr>
+          <w:lang w:val="id_ID" w:bidi="id_ID"/>
+        </w:rPr>
+      </w:r>
+      <w:r>
+        <w:rPr>
           <w:lang w:val="id_ID" w:bidi="id_ID"/>
         </w:rPr>
         <w:t xml:space="preserve">Di sini, </w:t>
@@ -12919,6 +15214,21 @@
       </w:r>
       <w:r>
         <w:rPr>
+          <w:b/>
+          <w:lang w:val="id_ID" w:bidi="id_ID"/>
+        </w:rPr>
+        <w:t>εἰς τὴν ὑπομονὴν τοῦ Χριστοῦ</w:t>
+      </w:r>
+    </w:p>
+    <w:p>
+      <w:pPr/>
+      <w:r>
+        <w:rPr>
+          <w:lang w:val="id_ID" w:bidi="id_ID"/>
+        </w:rPr>
+      </w:r>
+      <w:r>
+        <w:rPr>
           <w:lang w:val="id_ID" w:bidi="id_ID"/>
         </w:rPr>
         <w:t xml:space="preserve">Di sini, </w:t>
@@ -13062,6 +15372,21 @@
       </w:r>
       <w:r>
         <w:rPr>
+          <w:b/>
+          <w:lang w:val="id_ID" w:bidi="id_ID"/>
+        </w:rPr>
+        <w:t>δὲ</w:t>
+      </w:r>
+    </w:p>
+    <w:p>
+      <w:pPr/>
+      <w:r>
+        <w:rPr>
+          <w:lang w:val="id_ID" w:bidi="id_ID"/>
+        </w:rPr>
+      </w:r>
+      <w:r>
+        <w:rPr>
           <w:lang w:val="id_ID" w:bidi="id_ID"/>
         </w:rPr>
         <w:t xml:space="preserve">Kata yang diterjemahkan </w:t>
@@ -13143,6 +15468,21 @@
       </w:r>
       <w:r>
         <w:rPr>
+          <w:b/>
+          <w:lang w:val="id_ID" w:bidi="id_ID"/>
+        </w:rPr>
+        <w:t>ἀδελφοί &amp; ἀδελφοῦ</w:t>
+      </w:r>
+    </w:p>
+    <w:p>
+      <w:pPr/>
+      <w:r>
+        <w:rPr>
+          <w:lang w:val="id_ID" w:bidi="id_ID"/>
+        </w:rPr>
+      </w:r>
+      <w:r>
+        <w:rPr>
           <w:lang w:val="id_ID" w:bidi="id_ID"/>
         </w:rPr>
         <w:t xml:space="preserve">Di sini, kata </w:t>
@@ -13237,6 +15577,21 @@
       </w:r>
       <w:r>
         <w:rPr>
+          <w:b/>
+          <w:lang w:val="id_ID" w:bidi="id_ID"/>
+        </w:rPr>
+        <w:t>ἐν ὀνόματι τοῦ Κυρίου ἡμῶν, Ἰησοῦ Χριστοῦ</w:t>
+      </w:r>
+    </w:p>
+    <w:p>
+      <w:pPr/>
+      <w:r>
+        <w:rPr>
+          <w:lang w:val="id_ID" w:bidi="id_ID"/>
+        </w:rPr>
+      </w:r>
+      <w:r>
+        <w:rPr>
           <w:lang w:val="id_ID" w:bidi="id_ID"/>
         </w:rPr>
         <w:t xml:space="preserve">Di sini, </w:t>
@@ -13318,6 +15673,21 @@
       </w:r>
       <w:r>
         <w:rPr>
+          <w:b/>
+          <w:lang w:val="id_ID" w:bidi="id_ID"/>
+        </w:rPr>
+        <w:t>ἡμῶν</w:t>
+      </w:r>
+    </w:p>
+    <w:p>
+      <w:pPr/>
+      <w:r>
+        <w:rPr>
+          <w:lang w:val="id_ID" w:bidi="id_ID"/>
+        </w:rPr>
+      </w:r>
+      <w:r>
+        <w:rPr>
           <w:lang w:val="id_ID" w:bidi="id_ID"/>
         </w:rPr>
         <w:t xml:space="preserve">Di sini, </w:t>
@@ -13399,6 +15769,21 @@
       </w:r>
       <w:r>
         <w:rPr>
+          <w:b/>
+          <w:lang w:val="id_ID" w:bidi="id_ID"/>
+        </w:rPr>
+        <w:t>ἀτάκτως περιπατοῦντος</w:t>
+      </w:r>
+    </w:p>
+    <w:p>
+      <w:pPr/>
+      <w:r>
+        <w:rPr>
+          <w:lang w:val="id_ID" w:bidi="id_ID"/>
+        </w:rPr>
+      </w:r>
+      <w:r>
+        <w:rPr>
           <w:lang w:val="id_ID" w:bidi="id_ID"/>
         </w:rPr>
         <w:t>Di sini Paulus berbicara tentang orang-orang yang tidak hidup dengan baik seolah-olah mereka berjalan dengan cara yang sembarangan. Jika pembaca Anda tidak memahami metafora ini, Anda dapat menggunakan metafora yang setara dari budaya Anda. Atau, Anda dapat mengungkapkan maknanya dengan cara yang tidak kiasan. Terjemahan alternatif: “yang hidup dengan cara yang buruk” atau ”yang tidak hidup dengan benar”</w:t>
@@ -13467,6 +15852,21 @@
       </w:r>
       <w:r>
         <w:rPr>
+          <w:b/>
+          <w:lang w:val="id_ID" w:bidi="id_ID"/>
+        </w:rPr>
+        <w:t>τὴν παράδοσιν</w:t>
+      </w:r>
+    </w:p>
+    <w:p>
+      <w:pPr/>
+      <w:r>
+        <w:rPr>
+          <w:lang w:val="id_ID" w:bidi="id_ID"/>
+        </w:rPr>
+      </w:r>
+      <w:r>
+        <w:rPr>
           <w:lang w:val="id_ID" w:bidi="id_ID"/>
         </w:rPr>
         <w:t xml:space="preserve">Di sini, </w:t>
@@ -13528,6 +15928,21 @@
       </w:r>
       <w:r>
         <w:rPr>
+          <w:b/>
+          <w:lang w:val="id_ID" w:bidi="id_ID"/>
+        </w:rPr>
+        <w:t>μιμεῖσθαι ἡμᾶς</w:t>
+      </w:r>
+    </w:p>
+    <w:p>
+      <w:pPr/>
+      <w:r>
+        <w:rPr>
+          <w:lang w:val="id_ID" w:bidi="id_ID"/>
+        </w:rPr>
+      </w:r>
+      <w:r>
+        <w:rPr>
           <w:lang w:val="id_ID" w:bidi="id_ID"/>
         </w:rPr>
         <w:t xml:space="preserve">Frasa </w:t>
@@ -13609,6 +16024,21 @@
       </w:r>
       <w:r>
         <w:rPr>
+          <w:b/>
+          <w:lang w:val="id_ID" w:bidi="id_ID"/>
+        </w:rPr>
+        <w:t>οὐκ ἠτακτήσαμεν ἐν ὑμῖν</w:t>
+      </w:r>
+    </w:p>
+    <w:p>
+      <w:pPr/>
+      <w:r>
+        <w:rPr>
+          <w:lang w:val="id_ID" w:bidi="id_ID"/>
+        </w:rPr>
+      </w:r>
+      <w:r>
+        <w:rPr>
           <w:lang w:val="id_ID" w:bidi="id_ID"/>
         </w:rPr>
         <w:t>Paulus menggunakan bentuk negatif ganda untuk menekankan hal yang positif. Jika bentuk negatif ganda ini akan disalahpahami dalam bahasa Anda, Anda dapat menerjemahkannya sebagai pernyataan positif. Terjemahan alternatif: “kami hidup di tengah-tengah kamu sebagai orang-orang yang sangat disiplin” atau ”kami bekerja dengan tekun ketika kami bersama kamu”</w:t>
@@ -13677,6 +16107,21 @@
       </w:r>
       <w:r>
         <w:rPr>
+          <w:b/>
+          <w:lang w:val="id_ID" w:bidi="id_ID"/>
+        </w:rPr>
+        <w:t>ἄρτον</w:t>
+      </w:r>
+    </w:p>
+    <w:p>
+      <w:pPr/>
+      <w:r>
+        <w:rPr>
+          <w:lang w:val="id_ID" w:bidi="id_ID"/>
+        </w:rPr>
+      </w:r>
+      <w:r>
+        <w:rPr>
           <w:lang w:val="id_ID" w:bidi="id_ID"/>
         </w:rPr>
         <w:t xml:space="preserve">Paulus merujuk pada </w:t>
@@ -13771,6 +16216,21 @@
       </w:r>
       <w:r>
         <w:rPr>
+          <w:b/>
+          <w:lang w:val="id_ID" w:bidi="id_ID"/>
+        </w:rPr>
+        <w:t>νυκτὸς καὶ ἡμέρας ἐργαζόμενοι</w:t>
+      </w:r>
+    </w:p>
+    <w:p>
+      <w:pPr/>
+      <w:r>
+        <w:rPr>
+          <w:lang w:val="id_ID" w:bidi="id_ID"/>
+        </w:rPr>
+      </w:r>
+      <w:r>
+        <w:rPr>
           <w:lang w:val="id_ID" w:bidi="id_ID"/>
         </w:rPr>
         <w:t xml:space="preserve">Di sini, </w:t>
@@ -13852,6 +16312,21 @@
       </w:r>
       <w:r>
         <w:rPr>
+          <w:b/>
+          <w:lang w:val="id_ID" w:bidi="id_ID"/>
+        </w:rPr>
+        <w:t>ἐν κόπῳ καὶ μόχθῳ</w:t>
+      </w:r>
+    </w:p>
+    <w:p>
+      <w:pPr/>
+      <w:r>
+        <w:rPr>
+          <w:lang w:val="id_ID" w:bidi="id_ID"/>
+        </w:rPr>
+      </w:r>
+      <w:r>
+        <w:rPr>
           <w:lang w:val="id_ID" w:bidi="id_ID"/>
         </w:rPr>
         <w:t xml:space="preserve">Di sini, </w:t>
@@ -13946,6 +16421,21 @@
       </w:r>
       <w:r>
         <w:rPr>
+          <w:b/>
+          <w:lang w:val="id_ID" w:bidi="id_ID"/>
+        </w:rPr>
+        <w:t>οὐχ ὅτι οὐκ ἔχομεν ἐξουσίαν, ἀλλ’</w:t>
+      </w:r>
+    </w:p>
+    <w:p>
+      <w:pPr/>
+      <w:r>
+        <w:rPr>
+          <w:lang w:val="id_ID" w:bidi="id_ID"/>
+        </w:rPr>
+      </w:r>
+      <w:r>
+        <w:rPr>
           <w:lang w:val="id_ID" w:bidi="id_ID"/>
         </w:rPr>
         <w:t>Paulus menggunakan bentuk negatif ganda untuk menekankan hal yang positif. Jika bentuk negatif ganda ini akan disalahpahami dalam bahasa Anda, Anda dapat menerjemahkannya sebagai pernyataan positif. Terjemahan alternatif: “dan kami memang berhak menerima makanan dari kamu, tetapi sebaliknya kami bekerja untuk makanan kami”</w:t>
@@ -14014,6 +16504,21 @@
       </w:r>
       <w:r>
         <w:rPr>
+          <w:b/>
+          <w:lang w:val="id_ID" w:bidi="id_ID"/>
+        </w:rPr>
+        <w:t>ἑαυτοὺς τύπον δῶμεν ὑμῖν</w:t>
+      </w:r>
+    </w:p>
+    <w:p>
+      <w:pPr/>
+      <w:r>
+        <w:rPr>
+          <w:lang w:val="id_ID" w:bidi="id_ID"/>
+        </w:rPr>
+      </w:r>
+      <w:r>
+        <w:rPr>
           <w:lang w:val="id_ID" w:bidi="id_ID"/>
         </w:rPr>
         <w:t xml:space="preserve">Jika bahasa Anda tidak menggunakan kata benda abstrak untuk ide </w:t>
@@ -14156,6 +16661,21 @@
       </w:r>
       <w:r>
         <w:rPr>
+          <w:b/>
+          <w:lang w:val="id_ID" w:bidi="id_ID"/>
+        </w:rPr>
+        <w:t>εἴ τις οὐ θέλει ἐργάζεσθαι, μηδὲ ἐσθιέτω</w:t>
+      </w:r>
+    </w:p>
+    <w:p>
+      <w:pPr/>
+      <w:r>
+        <w:rPr>
+          <w:lang w:val="id_ID" w:bidi="id_ID"/>
+        </w:rPr>
+      </w:r>
+      <w:r>
+        <w:rPr>
           <w:lang w:val="id_ID" w:bidi="id_ID"/>
         </w:rPr>
         <w:t>Anda dapat menyatakannya dalam bentuk positif, jika bentuk ini sulit dipahami dalam bahasa Anda. Terjemahan alternatif: “Jika seseorang ingin makan, dia harus bekerja”</w:t>
@@ -14224,6 +16744,21 @@
       </w:r>
       <w:r>
         <w:rPr>
+          <w:b/>
+          <w:lang w:val="id_ID" w:bidi="id_ID"/>
+        </w:rPr>
+        <w:t>τινας περιπατοῦντας &amp; ἀτάκτως</w:t>
+      </w:r>
+    </w:p>
+    <w:p>
+      <w:pPr/>
+      <w:r>
+        <w:rPr>
+          <w:lang w:val="id_ID" w:bidi="id_ID"/>
+        </w:rPr>
+      </w:r>
+      <w:r>
+        <w:rPr>
           <w:lang w:val="id_ID" w:bidi="id_ID"/>
         </w:rPr>
         <w:t xml:space="preserve">Di sini, </w:t>
@@ -14305,6 +16840,21 @@
       </w:r>
       <w:r>
         <w:rPr>
+          <w:b/>
+          <w:lang w:val="id_ID" w:bidi="id_ID"/>
+        </w:rPr>
+        <w:t>ἀλλὰ περιεργαζομένους</w:t>
+      </w:r>
+    </w:p>
+    <w:p>
+      <w:pPr/>
+      <w:r>
+        <w:rPr>
+          <w:lang w:val="id_ID" w:bidi="id_ID"/>
+        </w:rPr>
+      </w:r>
+      <w:r>
+        <w:rPr>
           <w:lang w:val="id_ID" w:bidi="id_ID"/>
         </w:rPr>
         <w:t>Yang suka ikut campur adalah orang yang mencampuri urusan orang lain tanpa diminta untuk membantu.</w:t>
@@ -14373,6 +16923,21 @@
       </w:r>
       <w:r>
         <w:rPr>
+          <w:b/>
+          <w:lang w:val="id_ID" w:bidi="id_ID"/>
+        </w:rPr>
+        <w:t>μετὰ ἡσυχίας</w:t>
+      </w:r>
+    </w:p>
+    <w:p>
+      <w:pPr/>
+      <w:r>
+        <w:rPr>
+          <w:lang w:val="id_ID" w:bidi="id_ID"/>
+        </w:rPr>
+      </w:r>
+      <w:r>
+        <w:rPr>
           <w:lang w:val="id_ID" w:bidi="id_ID"/>
         </w:rPr>
         <w:t xml:space="preserve">Di sini, </w:t>
@@ -14467,6 +17032,21 @@
       </w:r>
       <w:r>
         <w:rPr>
+          <w:b/>
+          <w:lang w:val="id_ID" w:bidi="id_ID"/>
+        </w:rPr>
+        <w:t>δέ</w:t>
+      </w:r>
+    </w:p>
+    <w:p>
+      <w:pPr/>
+      <w:r>
+        <w:rPr>
+          <w:lang w:val="id_ID" w:bidi="id_ID"/>
+        </w:rPr>
+      </w:r>
+      <w:r>
+        <w:rPr>
           <w:lang w:val="id_ID" w:bidi="id_ID"/>
         </w:rPr>
         <w:t xml:space="preserve">Paulus di sini menggunakan kata </w:t>
@@ -14548,6 +17128,21 @@
       </w:r>
       <w:r>
         <w:rPr>
+          <w:b/>
+          <w:lang w:val="id_ID" w:bidi="id_ID"/>
+        </w:rPr>
+        <w:t>ὑμεῖς</w:t>
+      </w:r>
+    </w:p>
+    <w:p>
+      <w:pPr/>
+      <w:r>
+        <w:rPr>
+          <w:lang w:val="id_ID" w:bidi="id_ID"/>
+        </w:rPr>
+      </w:r>
+      <w:r>
+        <w:rPr>
           <w:lang w:val="id_ID" w:bidi="id_ID"/>
         </w:rPr>
         <w:t xml:space="preserve">Kata </w:t>
@@ -14629,6 +17224,21 @@
       </w:r>
       <w:r>
         <w:rPr>
+          <w:b/>
+          <w:lang w:val="id_ID" w:bidi="id_ID"/>
+        </w:rPr>
+        <w:t>ἀδελφοί</w:t>
+      </w:r>
+    </w:p>
+    <w:p>
+      <w:pPr/>
+      <w:r>
+        <w:rPr>
+          <w:lang w:val="id_ID" w:bidi="id_ID"/>
+        </w:rPr>
+      </w:r>
+      <w:r>
+        <w:rPr>
           <w:lang w:val="id_ID" w:bidi="id_ID"/>
         </w:rPr>
         <w:t xml:space="preserve">Di sini, </w:t>
@@ -14710,6 +17320,21 @@
       </w:r>
       <w:r>
         <w:rPr>
+          <w:b/>
+          <w:lang w:val="id_ID" w:bidi="id_ID"/>
+        </w:rPr>
+        <w:t>τῷ λόγῳ ἡμῶν</w:t>
+      </w:r>
+    </w:p>
+    <w:p>
+      <w:pPr/>
+      <w:r>
+        <w:rPr>
+          <w:lang w:val="id_ID" w:bidi="id_ID"/>
+        </w:rPr>
+      </w:r>
+      <w:r>
+        <w:rPr>
           <w:lang w:val="id_ID" w:bidi="id_ID"/>
         </w:rPr>
         <w:t xml:space="preserve">Paulus merujuk pada perintahnya kepada jemaat Tesalonika sebagai sebuah </w:t>
@@ -14791,6 +17416,21 @@
       </w:r>
       <w:r>
         <w:rPr>
+          <w:b/>
+          <w:lang w:val="id_ID" w:bidi="id_ID"/>
+        </w:rPr>
+        <w:t>τοῦτον σημειοῦσθε</w:t>
+      </w:r>
+    </w:p>
+    <w:p>
+      <w:pPr/>
+      <w:r>
+        <w:rPr>
+          <w:lang w:val="id_ID" w:bidi="id_ID"/>
+        </w:rPr>
+      </w:r>
+      <w:r>
+        <w:rPr>
           <w:lang w:val="id_ID" w:bidi="id_ID"/>
         </w:rPr>
         <w:t>Paulus ingin jemaat Tesalonika memperhatikan siapa orang ini. Terjemahan alternatif: “tunjukkan orang itu” atau ”pastikan semua orang tahu siapa dia”</w:t>
@@ -14859,6 +17499,21 @@
       </w:r>
       <w:r>
         <w:rPr>
+          <w:b/>
+          <w:lang w:val="id_ID" w:bidi="id_ID"/>
+        </w:rPr>
+        <w:t>ἵνα ἐντραπῇ</w:t>
+      </w:r>
+    </w:p>
+    <w:p>
+      <w:pPr/>
+      <w:r>
+        <w:rPr>
+          <w:lang w:val="id_ID" w:bidi="id_ID"/>
+        </w:rPr>
+      </w:r>
+      <w:r>
+        <w:rPr>
           <w:lang w:val="id_ID" w:bidi="id_ID"/>
         </w:rPr>
         <w:t>Paulus memerintahkan jemaat untuk menghindari jemaat yang malas sebagai tindakan disiplin. Jika perlu, Anda dapat membuat hal ini eksplisit untuk memperjelas maknanya. Terjemahan alternatif: “supaya ia tahu bahwa kemalasannya itu salah”</w:t>
@@ -14927,6 +17582,21 @@
       </w:r>
       <w:r>
         <w:rPr>
+          <w:b/>
+          <w:lang w:val="id_ID" w:bidi="id_ID"/>
+        </w:rPr>
+        <w:t>ἀδελφόν</w:t>
+      </w:r>
+    </w:p>
+    <w:p>
+      <w:pPr/>
+      <w:r>
+        <w:rPr>
+          <w:lang w:val="id_ID" w:bidi="id_ID"/>
+        </w:rPr>
+      </w:r>
+      <w:r>
+        <w:rPr>
           <w:lang w:val="id_ID" w:bidi="id_ID"/>
         </w:rPr>
         <w:t xml:space="preserve">Meskipun istilah </w:t>
@@ -15070,6 +17740,21 @@
       </w:r>
       <w:r>
         <w:rPr>
+          <w:b/>
+          <w:lang w:val="id_ID" w:bidi="id_ID"/>
+        </w:rPr>
+        <w:t>δὲ</w:t>
+      </w:r>
+    </w:p>
+    <w:p>
+      <w:pPr/>
+      <w:r>
+        <w:rPr>
+          <w:lang w:val="id_ID" w:bidi="id_ID"/>
+        </w:rPr>
+      </w:r>
+      <w:r>
+        <w:rPr>
           <w:lang w:val="id_ID" w:bidi="id_ID"/>
         </w:rPr>
         <w:t xml:space="preserve">Kata yang diterjemahkan </w:t>
@@ -15151,6 +17836,21 @@
       </w:r>
       <w:r>
         <w:rPr>
+          <w:b/>
+          <w:lang w:val="id_ID" w:bidi="id_ID"/>
+        </w:rPr>
+        <w:t>αὐτὸς &amp; ὁ Κύριος τῆς εἰρήνης, δῴη ὑμῖν</w:t>
+      </w:r>
+    </w:p>
+    <w:p>
+      <w:pPr/>
+      <w:r>
+        <w:rPr>
+          <w:lang w:val="id_ID" w:bidi="id_ID"/>
+        </w:rPr>
+      </w:r>
+      <w:r>
+        <w:rPr>
           <w:lang w:val="id_ID" w:bidi="id_ID"/>
         </w:rPr>
         <w:t>Paulus mengakhiri surat ini dengan berkat yang juga merupakan doa. Gunakanlah bentuk yang dapat dikenali orang sebagai berkat atau doa dalam bahasa Anda. Terjemahan alternatif: “Aku berdoa supaya Tuhan yang membawa damai sejahtera itu sendiri memberikannya kepadamu”</w:t>
@@ -15219,6 +17919,21 @@
       </w:r>
       <w:r>
         <w:rPr>
+          <w:b/>
+          <w:lang w:val="id_ID" w:bidi="id_ID"/>
+        </w:rPr>
+        <w:t>αὐτὸς &amp; ὁ Κύριος τῆς εἰρήνης</w:t>
+      </w:r>
+    </w:p>
+    <w:p>
+      <w:pPr/>
+      <w:r>
+        <w:rPr>
+          <w:lang w:val="id_ID" w:bidi="id_ID"/>
+        </w:rPr>
+      </w:r>
+      <w:r>
+        <w:rPr>
           <w:lang w:val="id_ID" w:bidi="id_ID"/>
         </w:rPr>
         <w:t xml:space="preserve">Di sini, </w:t>
@@ -15300,6 +18015,21 @@
       </w:r>
       <w:r>
         <w:rPr>
+          <w:b/>
+          <w:lang w:val="id_ID" w:bidi="id_ID"/>
+        </w:rPr>
+        <w:t>ὁ ἀσπασμὸς τῇ ἐμῇ χειρὶ, Παύλου, ὅ ἐστιν σημεῖον ἐν πάσῃ ἐπιστολῇ, οὕτως γράφω</w:t>
+      </w:r>
+    </w:p>
+    <w:p>
+      <w:pPr/>
+      <w:r>
+        <w:rPr>
+          <w:lang w:val="id_ID" w:bidi="id_ID"/>
+        </w:rPr>
+      </w:r>
+      <w:r>
+        <w:rPr>
           <w:lang w:val="id_ID" w:bidi="id_ID"/>
         </w:rPr>
         <w:t>Terjemahan alternatif: “Aku, Paulus, menulis salam ini dengan tanganku sendiri, yang aku lakukan dalam setiap surat, sebagai tanda bahwa surat ini benar-benar dariku, karena begitulah caraku menulis”</w:t>
@@ -15348,6 +18078,21 @@
       </w:r>
       <w:r>
         <w:rPr>
+          <w:b/>
+          <w:lang w:val="id_ID" w:bidi="id_ID"/>
+        </w:rPr>
+        <w:t>τῇ ἐμῇ χειρὶ</w:t>
+      </w:r>
+    </w:p>
+    <w:p>
+      <w:pPr/>
+      <w:r>
+        <w:rPr>
+          <w:lang w:val="id_ID" w:bidi="id_ID"/>
+        </w:rPr>
+      </w:r>
+      <w:r>
+        <w:rPr>
           <w:lang w:val="id_ID" w:bidi="id_ID"/>
         </w:rPr>
         <w:t xml:space="preserve">Di sini, frasa </w:t>
@@ -15429,6 +18174,21 @@
       </w:r>
       <w:r>
         <w:rPr>
+          <w:b/>
+          <w:lang w:val="id_ID" w:bidi="id_ID"/>
+        </w:rPr>
+        <w:t>οὕτως γράφω</w:t>
+      </w:r>
+    </w:p>
+    <w:p>
+      <w:pPr/>
+      <w:r>
+        <w:rPr>
+          <w:lang w:val="id_ID" w:bidi="id_ID"/>
+        </w:rPr>
+      </w:r>
+      <w:r>
+        <w:rPr>
           <w:lang w:val="id_ID" w:bidi="id_ID"/>
         </w:rPr>
         <w:t>Paulus menegaskan bahwa surat ini berasal darinya dan bukan pemalsuan. Jika itu akan membantu para pembaca Anda, Anda dapat mengungkapkannya secara eksplisit. Terjemahan alternatif: “Anda dapat mengetahui bahwa surat ini berasal dari saya karena beginilah cara saya menulis”</w:t>
@@ -15486,6 +18246,21 @@
         <w:rPr>
           <w:lang w:val="id_ID" w:bidi="id_ID"/>
         </w:rPr>
+      </w:r>
+    </w:p>
+    <w:p>
+      <w:pPr/>
+      <w:r>
+        <w:rPr>
+          <w:lang w:val="id_ID" w:bidi="id_ID"/>
+        </w:rPr>
+      </w:r>
+      <w:r>
+        <w:rPr>
+          <w:b/>
+          <w:lang w:val="id_ID" w:bidi="id_ID"/>
+        </w:rPr>
+        <w:t>ἡ χάρις τοῦ Κυρίου ἡμῶν, Ἰησοῦ Χριστοῦ, μετὰ πάντων ὑμῶν</w:t>
       </w:r>
     </w:p>
     <w:p>

--- a/ind/docx/53.content.docx
+++ b/ind/docx/53.content.docx
@@ -28,15 +28,49 @@
       </w:r>
     </w:p>
     <w:p>
-      <w:pPr/>
-      <w:r>
-        <w:rPr>
-          <w:lang w:val="id_ID" w:bidi="id_ID"/>
-        </w:rPr>
-      </w:r>
-      <w:r>
-        <w:rPr>
-          <w:b/>
+      <w:pPr>
+        <w:pStyle w:val="Heading2"/>
+      </w:pPr>
+      <w:r>
+        <w:rPr>
+          <w:lang w:val="id_ID" w:bidi="id_ID"/>
+        </w:rPr>
+        <w:t>License Information</w:t>
+      </w:r>
+      <w:r>
+        <w:rPr>
+          <w:lang w:val="id_ID" w:bidi="id_ID"/>
+        </w:rPr>
+      </w:r>
+    </w:p>
+    <w:p>
+      <w:pPr/>
+      <w:r>
+        <w:rPr>
+          <w:lang w:val="id_ID" w:bidi="id_ID"/>
+        </w:rPr>
+      </w:r>
+      <w:r>
+        <w:rPr>
+          <w:b/>
+          <w:lang w:val="id_ID" w:bidi="id_ID"/>
+        </w:rPr>
+        <w:t>Catatan Terjemahan (unfoldingWord)</w:t>
+      </w:r>
+      <w:r>
+        <w:rPr>
+          <w:lang w:val="id_ID" w:bidi="id_ID"/>
+        </w:rPr>
+        <w:t xml:space="preserve"> (Indonesian) is based on</w:t>
+      </w:r>
+      <w:r>
+        <w:rPr>
+          <w:lang w:val="id_ID" w:bidi="id_ID"/>
+        </w:rPr>
+        <w:t xml:space="preserve">: </w:t>
+      </w:r>
+      <w:r>
+        <w:rPr>
           <w:lang w:val="id_ID" w:bidi="id_ID"/>
         </w:rPr>
         <w:t>unfoldingWord® Translation Notes</w:t>
@@ -45,31 +79,62 @@
         <w:rPr>
           <w:lang w:val="id_ID" w:bidi="id_ID"/>
         </w:rPr>
-        <w:t xml:space="preserve"> © 2022 unfoldingWord. Released under CC BY-SA 4.0 license. </w:t>
-      </w:r>
-      <w:r>
-        <w:rPr>
-          <w:lang w:val="id_ID" w:bidi="id_ID"/>
-        </w:rPr>
-        <w:t>unfoldingWord® Translation Notes</w:t>
-      </w:r>
-      <w:r>
-        <w:rPr>
-          <w:lang w:val="id_ID" w:bidi="id_ID"/>
-        </w:rPr>
-        <w:t xml:space="preserve"> has been adapted in the following languages: Tok Pisin, Arabic (عربي), French (Français), Hindi (हिंदी), Indonesian (Bahasa Indonesia), Portuguese (Português), Russian (Русский), Spanish (Español), Swahili (Kiswahili), and Simplified Chinese (简体中文) from </w:t>
-      </w:r>
-      <w:r>
-        <w:rPr>
-          <w:lang w:val="id_ID" w:bidi="id_ID"/>
-        </w:rPr>
-        <w:t>unfoldingWord® Translation Notes</w:t>
-      </w:r>
-      <w:r>
-        <w:rPr>
-          <w:lang w:val="id_ID" w:bidi="id_ID"/>
-        </w:rPr>
-        <w:t xml:space="preserve"> © 2022 unfoldingWord. Released under CC BY-SA 4.0 license by Mission Mutual</w:t>
+        <w:t xml:space="preserve">, </w:t>
+      </w:r>
+      <w:hyperlink r:id="rId13">
+        <w:r>
+          <w:rPr>
+            <w:lang w:val="id_ID" w:bidi="id_ID"/>
+          </w:rPr>
+          <w:rPr>
+            <w:color w:val="0000EE"/>
+            <w:u w:val="single"/>
+          </w:rPr>
+          <w:t>unfoldingWord</w:t>
+        </w:r>
+      </w:hyperlink>
+      <w:r>
+        <w:rPr>
+          <w:lang w:val="id_ID" w:bidi="id_ID"/>
+        </w:rPr>
+        <w:t xml:space="preserve">, 2022, which is licensed under a </w:t>
+      </w:r>
+      <w:hyperlink r:id="rId14">
+        <w:r>
+          <w:rPr>
+            <w:lang w:val="id_ID" w:bidi="id_ID"/>
+          </w:rPr>
+          <w:rPr>
+            <w:color w:val="0000EE"/>
+            <w:u w:val="single"/>
+          </w:rPr>
+          <w:t>CC BY-SA 4.0 license</w:t>
+        </w:r>
+      </w:hyperlink>
+      <w:r>
+        <w:rPr>
+          <w:lang w:val="id_ID" w:bidi="id_ID"/>
+        </w:rPr>
+        <w:t>.</w:t>
+      </w:r>
+      <w:r>
+        <w:rPr>
+          <w:lang w:val="id_ID" w:bidi="id_ID"/>
+        </w:rPr>
+      </w:r>
+    </w:p>
+    <w:p>
+      <w:pPr/>
+      <w:r>
+        <w:rPr>
+          <w:lang w:val="id_ID" w:bidi="id_ID"/>
+        </w:rPr>
+      </w:r>
+      <w:r>
+        <w:rPr>
+          <w:lang w:val="id_ID" w:bidi="id_ID"/>
+        </w:rPr>
+        <w:t>This PDF version is provided under the same license.</w:t>
       </w:r>
       <w:r>
         <w:rPr>
@@ -230,6 +295,21 @@
           <w:b/>
           <w:lang w:val="id_ID" w:bidi="id_ID"/>
         </w:rPr>
+        <w:t>Σιλουανὸς</w:t>
+      </w:r>
+    </w:p>
+    <w:p>
+      <w:pPr/>
+      <w:r>
+        <w:rPr>
+          <w:lang w:val="id_ID" w:bidi="id_ID"/>
+        </w:rPr>
+      </w:r>
+      <w:r>
+        <w:rPr>
+          <w:b/>
+          <w:lang w:val="id_ID" w:bidi="id_ID"/>
+        </w:rPr>
         <w:t>Silwanus</w:t>
       </w:r>
       <w:r>
@@ -315,6 +395,21 @@
       </w:r>
       <w:r>
         <w:rPr>
+          <w:b/>
+          <w:lang w:val="id_ID" w:bidi="id_ID"/>
+        </w:rPr>
+        <w:t>Παῦλος, καὶ Σιλουανὸς, καὶ Τιμόθεος; τῇ ἐκκλησίᾳ</w:t>
+      </w:r>
+    </w:p>
+    <w:p>
+      <w:pPr/>
+      <w:r>
+        <w:rPr>
+          <w:lang w:val="id_ID" w:bidi="id_ID"/>
+        </w:rPr>
+      </w:r>
+      <w:r>
+        <w:rPr>
           <w:lang w:val="id_ID" w:bidi="id_ID"/>
         </w:rPr>
         <w:t>Anda mungkin ingin mengisi kata-kata yang diperlukan untuk menjadikannya sebuah kalimat yang lengkap. Terjemahan alternatif: "Paulus, Silwanus, dan Timotius mengirimkan surat ini kepada jemaat"</w:t>
@@ -383,6 +478,21 @@
       </w:r>
       <w:r>
         <w:rPr>
+          <w:b/>
+          <w:lang w:val="id_ID" w:bidi="id_ID"/>
+        </w:rPr>
+        <w:t>Παῦλος, καὶ Σιλουανὸς, καὶ Τιμόθεος</w:t>
+      </w:r>
+    </w:p>
+    <w:p>
+      <w:pPr/>
+      <w:r>
+        <w:rPr>
+          <w:lang w:val="id_ID" w:bidi="id_ID"/>
+        </w:rPr>
+      </w:r>
+      <w:r>
+        <w:rPr>
           <w:lang w:val="id_ID" w:bidi="id_ID"/>
         </w:rPr>
         <w:t xml:space="preserve">Meskipun </w:t>
@@ -477,6 +587,21 @@
       </w:r>
       <w:r>
         <w:rPr>
+          <w:b/>
+          <w:lang w:val="id_ID" w:bidi="id_ID"/>
+        </w:rPr>
+        <w:t>ἐν Θεῷ Πατρὶ ἡμῶν καὶ Κυρίῳ Ἰησοῦ Χριστῷ</w:t>
+      </w:r>
+    </w:p>
+    <w:p>
+      <w:pPr/>
+      <w:r>
+        <w:rPr>
+          <w:lang w:val="id_ID" w:bidi="id_ID"/>
+        </w:rPr>
+      </w:r>
+      <w:r>
+        <w:rPr>
           <w:lang w:val="id_ID" w:bidi="id_ID"/>
         </w:rPr>
         <w:t>Di sini Paulus berbicara tentang orang-orang percaya seolah-olah mereka menempati ruang di dalam diri Allah dan Yesus. Metafora ini mengungkapkan gagasan bahwa orang-orang percaya secara rohani bersatu dengan Allah dan Yesus. Jika hal ini mungkin disalahpahami dalam bahasa Anda, Anda dapat mengungkapkan maknanya dengan jelas. Terjemahan alternatif: "bersatu dengan Allah Bapa dan Tuhan Yesus Kristus" atau "berbagi kehidupan dengan Allah Bapa dan Tuhan Yesus Kristus"</w:t>
@@ -545,6 +670,21 @@
       </w:r>
       <w:r>
         <w:rPr>
+          <w:b/>
+          <w:lang w:val="id_ID" w:bidi="id_ID"/>
+        </w:rPr>
+        <w:t>χάρις ὑμῖν καὶ εἰρήνη ἀπὸ Θεοῦ Πατρὸς καὶ Κυρίου Ἰησοῦ Χριστοῦ</w:t>
+      </w:r>
+    </w:p>
+    <w:p>
+      <w:pPr/>
+      <w:r>
+        <w:rPr>
+          <w:lang w:val="id_ID" w:bidi="id_ID"/>
+        </w:rPr>
+      </w:r>
+      <w:r>
+        <w:rPr>
           <w:lang w:val="id_ID" w:bidi="id_ID"/>
         </w:rPr>
         <w:t>Banyak bahasa memiliki cara yang berbeda untuk menyampaikan harapan baik saat mereka menyapa. Paulus menyapa para penerima suratnya dengan sebuah berkat. Gunakanlah bentuk yang merupakan harapan atau berkat yang baik dalam bahasa Anda. Terjemahan alternatif: "Kami berdoa agar Allah Bapa dan Tuhan Yesus Kristus memberikan kasih karunia dan damai sejahtera kepadamu" atau "Semoga kasih karunia dan damai sejahtera dari Allah Bapa dan Tuhan Yesus Kristus" atau "Semoga kasih karunia dan damai sejahtera dari Allah Bapa dan Tuhan Yesus Kristus menjadi bagianmu" atau "Semoga Allah Bapa dan Tuhan Yesus Kristus memberikan kasih karunia dan damai sejahtera di dalam hatimu"</w:t>
@@ -613,6 +753,21 @@
       </w:r>
       <w:r>
         <w:rPr>
+          <w:b/>
+          <w:lang w:val="id_ID" w:bidi="id_ID"/>
+        </w:rPr>
+        <w:t>χάρις ὑμῖν καὶ εἰρήνη ἀπὸ Θεοῦ Πατρὸς καὶ Κυρίου Ἰησοῦ Χριστοῦ</w:t>
+      </w:r>
+    </w:p>
+    <w:p>
+      <w:pPr/>
+      <w:r>
+        <w:rPr>
+          <w:lang w:val="id_ID" w:bidi="id_ID"/>
+        </w:rPr>
+      </w:r>
+      <w:r>
+        <w:rPr>
           <w:lang w:val="id_ID" w:bidi="id_ID"/>
         </w:rPr>
         <w:t xml:space="preserve">Jika bahasa Anda tidak menggunakan kata benda abstrak untuk gagasan di balik </w:t>
@@ -769,6 +924,21 @@
       </w:r>
       <w:r>
         <w:rPr>
+          <w:b/>
+          <w:lang w:val="id_ID" w:bidi="id_ID"/>
+        </w:rPr>
+        <w:t>εὐχαριστεῖν ὀφείλομεν &amp; πάντοτε</w:t>
+      </w:r>
+    </w:p>
+    <w:p>
+      <w:pPr/>
+      <w:r>
+        <w:rPr>
+          <w:lang w:val="id_ID" w:bidi="id_ID"/>
+        </w:rPr>
+      </w:r>
+      <w:r>
+        <w:rPr>
           <w:lang w:val="id_ID" w:bidi="id_ID"/>
         </w:rPr>
         <w:t xml:space="preserve">Di sini Paulus menggunakan kata </w:t>
@@ -830,6 +1000,21 @@
       </w:r>
       <w:r>
         <w:rPr>
+          <w:b/>
+          <w:lang w:val="id_ID" w:bidi="id_ID"/>
+        </w:rPr>
+        <w:t>εὐχαριστεῖν ὀφείλομεν τῷ Θεῷ πάντοτε</w:t>
+      </w:r>
+    </w:p>
+    <w:p>
+      <w:pPr/>
+      <w:r>
+        <w:rPr>
+          <w:lang w:val="id_ID" w:bidi="id_ID"/>
+        </w:rPr>
+      </w:r>
+      <w:r>
+        <w:rPr>
           <w:lang w:val="id_ID" w:bidi="id_ID"/>
         </w:rPr>
         <w:t xml:space="preserve">Paulus menggunakan </w:t>
@@ -911,6 +1096,21 @@
       </w:r>
       <w:r>
         <w:rPr>
+          <w:b/>
+          <w:lang w:val="id_ID" w:bidi="id_ID"/>
+        </w:rPr>
+        <w:t>εὐχαριστεῖν ὀφείλομεν τῷ Θεῷ πάντοτε περὶ ὑμῶν, ἀδελφοί</w:t>
+      </w:r>
+    </w:p>
+    <w:p>
+      <w:pPr/>
+      <w:r>
+        <w:rPr>
+          <w:lang w:val="id_ID" w:bidi="id_ID"/>
+        </w:rPr>
+      </w:r>
+      <w:r>
+        <w:rPr>
           <w:lang w:val="id_ID" w:bidi="id_ID"/>
         </w:rPr>
         <w:t>Jika pembaca Anda mungkin berpikir bahwa Paulus hanya mengungkapkan sebuah kewajiban dan ia tidak benar-benar berdoa untuk jemaat di Tesalonika, Anda dapat mengungkapkan kenyataannya secara eksplisit. Terjemahan alternatif: "Kami selalu mengucap syukur kepada Allah untuk kamu, saudara-saudara, sebagaimana seharusnya"</w:t>
@@ -979,6 +1179,21 @@
       </w:r>
       <w:r>
         <w:rPr>
+          <w:b/>
+          <w:lang w:val="id_ID" w:bidi="id_ID"/>
+        </w:rPr>
+        <w:t>ἀδελφοί</w:t>
+      </w:r>
+    </w:p>
+    <w:p>
+      <w:pPr/>
+      <w:r>
+        <w:rPr>
+          <w:lang w:val="id_ID" w:bidi="id_ID"/>
+        </w:rPr>
+      </w:r>
+      <w:r>
+        <w:rPr>
           <w:lang w:val="id_ID" w:bidi="id_ID"/>
         </w:rPr>
         <w:t xml:space="preserve">Di sini, </w:t>
@@ -1060,6 +1275,21 @@
       </w:r>
       <w:r>
         <w:rPr>
+          <w:b/>
+          <w:lang w:val="id_ID" w:bidi="id_ID"/>
+        </w:rPr>
+        <w:t>καθὼς ἄξιόν ἐστιν</w:t>
+      </w:r>
+    </w:p>
+    <w:p>
+      <w:pPr/>
+      <w:r>
+        <w:rPr>
+          <w:lang w:val="id_ID" w:bidi="id_ID"/>
+        </w:rPr>
+      </w:r>
+      <w:r>
+        <w:rPr>
           <w:lang w:val="id_ID" w:bidi="id_ID"/>
         </w:rPr>
         <w:t xml:space="preserve">Jika sulit untuk mengungkapkan </w:t>
@@ -1141,6 +1371,21 @@
       </w:r>
       <w:r>
         <w:rPr>
+          <w:b/>
+          <w:lang w:val="id_ID" w:bidi="id_ID"/>
+        </w:rPr>
+        <w:t>ὑπεραυξάνει ἡ πίστις ὑμῶν</w:t>
+      </w:r>
+    </w:p>
+    <w:p>
+      <w:pPr/>
+      <w:r>
+        <w:rPr>
+          <w:lang w:val="id_ID" w:bidi="id_ID"/>
+        </w:rPr>
+      </w:r>
+      <w:r>
+        <w:rPr>
           <w:lang w:val="id_ID" w:bidi="id_ID"/>
         </w:rPr>
         <w:t xml:space="preserve">Jika bahasa Anda tidak menggunakan kata benda abstrak untuk gagasan di balik </w:t>
@@ -1222,6 +1467,21 @@
       </w:r>
       <w:r>
         <w:rPr>
+          <w:b/>
+          <w:lang w:val="id_ID" w:bidi="id_ID"/>
+        </w:rPr>
+        <w:t>πλεονάζει ἡ ἀγάπη ἑνὸς ἑκάστου, πάντων ὑμῶν, εἰς ἀλλήλους</w:t>
+      </w:r>
+    </w:p>
+    <w:p>
+      <w:pPr/>
+      <w:r>
+        <w:rPr>
+          <w:lang w:val="id_ID" w:bidi="id_ID"/>
+        </w:rPr>
+      </w:r>
+      <w:r>
+        <w:rPr>
           <w:lang w:val="id_ID" w:bidi="id_ID"/>
         </w:rPr>
         <w:t xml:space="preserve">Jika bahasa Anda tidak menggunakan kata benda abstrak untuk ide di balik </w:t>
@@ -1303,6 +1563,21 @@
       </w:r>
       <w:r>
         <w:rPr>
+          <w:b/>
+          <w:lang w:val="id_ID" w:bidi="id_ID"/>
+        </w:rPr>
+        <w:t>ἀλλήλους</w:t>
+      </w:r>
+    </w:p>
+    <w:p>
+      <w:pPr/>
+      <w:r>
+        <w:rPr>
+          <w:lang w:val="id_ID" w:bidi="id_ID"/>
+        </w:rPr>
+      </w:r>
+      <w:r>
+        <w:rPr>
           <w:lang w:val="id_ID" w:bidi="id_ID"/>
         </w:rPr>
         <w:t xml:space="preserve">Di sini, </w:t>
@@ -1384,6 +1659,21 @@
       </w:r>
       <w:r>
         <w:rPr>
+          <w:b/>
+          <w:lang w:val="id_ID" w:bidi="id_ID"/>
+        </w:rPr>
+        <w:t>αὐτοὺς ἡμᾶς</w:t>
+      </w:r>
+    </w:p>
+    <w:p>
+      <w:pPr/>
+      <w:r>
+        <w:rPr>
+          <w:lang w:val="id_ID" w:bidi="id_ID"/>
+        </w:rPr>
+      </w:r>
+      <w:r>
+        <w:rPr>
           <w:lang w:val="id_ID" w:bidi="id_ID"/>
         </w:rPr>
         <w:t xml:space="preserve">Di sini, </w:t>
@@ -1478,6 +1768,21 @@
       </w:r>
       <w:r>
         <w:rPr>
+          <w:b/>
+          <w:lang w:val="id_ID" w:bidi="id_ID"/>
+        </w:rPr>
+        <w:t>τῆς ὑπομονῆς ὑμῶν, καὶ πίστεως</w:t>
+      </w:r>
+    </w:p>
+    <w:p>
+      <w:pPr/>
+      <w:r>
+        <w:rPr>
+          <w:lang w:val="id_ID" w:bidi="id_ID"/>
+        </w:rPr>
+      </w:r>
+      <w:r>
+        <w:rPr>
           <w:lang w:val="id_ID" w:bidi="id_ID"/>
         </w:rPr>
         <w:t xml:space="preserve">Jika bahasa Anda tidak menggunakan kata benda abstrak untuk gagasan </w:t>
@@ -1572,6 +1877,21 @@
       </w:r>
       <w:r>
         <w:rPr>
+          <w:b/>
+          <w:lang w:val="id_ID" w:bidi="id_ID"/>
+        </w:rPr>
+        <w:t>ἐν πᾶσιν τοῖς διωγμοῖς ὑμῶν, καὶ ταῖς θλίψεσιν</w:t>
+      </w:r>
+    </w:p>
+    <w:p>
+      <w:pPr/>
+      <w:r>
+        <w:rPr>
+          <w:lang w:val="id_ID" w:bidi="id_ID"/>
+        </w:rPr>
+      </w:r>
+      <w:r>
+        <w:rPr>
           <w:lang w:val="id_ID" w:bidi="id_ID"/>
         </w:rPr>
         <w:t xml:space="preserve">Dua kata </w:t>
@@ -1666,6 +1986,21 @@
       </w:r>
       <w:r>
         <w:rPr>
+          <w:b/>
+          <w:lang w:val="id_ID" w:bidi="id_ID"/>
+        </w:rPr>
+        <w:t>πίστεως ἐν πᾶσιν τοῖς διωγμοῖς ὑμῶν</w:t>
+      </w:r>
+    </w:p>
+    <w:p>
+      <w:pPr/>
+      <w:r>
+        <w:rPr>
+          <w:lang w:val="id_ID" w:bidi="id_ID"/>
+        </w:rPr>
+      </w:r>
+      <w:r>
+        <w:rPr>
           <w:lang w:val="id_ID" w:bidi="id_ID"/>
         </w:rPr>
         <w:t xml:space="preserve">Di sini, </w:t>
@@ -1750,6 +2085,21 @@
           <w:b/>
           <w:lang w:val="id_ID" w:bidi="id_ID"/>
         </w:rPr>
+        <w:t>ἔνδειγμα τῆς δικαίας κρίσεως τοῦ Θεοῦ, εἰς τὸ καταξιωθῆναι ὑμᾶς</w:t>
+      </w:r>
+    </w:p>
+    <w:p>
+      <w:pPr/>
+      <w:r>
+        <w:rPr>
+          <w:lang w:val="id_ID" w:bidi="id_ID"/>
+        </w:rPr>
+      </w:r>
+      <w:r>
+        <w:rPr>
+          <w:b/>
+          <w:lang w:val="id_ID" w:bidi="id_ID"/>
+        </w:rPr>
         <w:t>Bukti</w:t>
       </w:r>
       <w:r>
@@ -1822,6 +2172,21 @@
       </w:r>
       <w:r>
         <w:rPr>
+          <w:b/>
+          <w:lang w:val="id_ID" w:bidi="id_ID"/>
+        </w:rPr>
+        <w:t>εἰς τὸ καταξιωθῆναι ὑμᾶς τῆς Βασιλείας τοῦ Θεοῦ</w:t>
+      </w:r>
+    </w:p>
+    <w:p>
+      <w:pPr/>
+      <w:r>
+        <w:rPr>
+          <w:lang w:val="id_ID" w:bidi="id_ID"/>
+        </w:rPr>
+      </w:r>
+      <w:r>
+        <w:rPr>
           <w:lang w:val="id_ID" w:bidi="id_ID"/>
         </w:rPr>
         <w:t>Anda dapat menyatakan ini dalam bentuk aktif. Terjemahan alternatif: "bahwa Allah akan menganggapmu layak untuk menjadi bagian dari kerajaan-Nya"</w:t>
@@ -1890,6 +2255,21 @@
       </w:r>
       <w:r>
         <w:rPr>
+          <w:b/>
+          <w:lang w:val="id_ID" w:bidi="id_ID"/>
+        </w:rPr>
+        <w:t>ὑπὲρ ἧς καὶ πάσχετε</w:t>
+      </w:r>
+    </w:p>
+    <w:p>
+      <w:pPr/>
+      <w:r>
+        <w:rPr>
+          <w:lang w:val="id_ID" w:bidi="id_ID"/>
+        </w:rPr>
+      </w:r>
+      <w:r>
+        <w:rPr>
           <w:lang w:val="id_ID" w:bidi="id_ID"/>
         </w:rPr>
         <w:t xml:space="preserve">Di sini, </w:t>
@@ -1971,6 +2351,21 @@
       </w:r>
       <w:r>
         <w:rPr>
+          <w:b/>
+          <w:lang w:val="id_ID" w:bidi="id_ID"/>
+        </w:rPr>
+        <w:t>εἴπερ δίκαιον παρὰ Θεῷ</w:t>
+      </w:r>
+    </w:p>
+    <w:p>
+      <w:pPr/>
+      <w:r>
+        <w:rPr>
+          <w:lang w:val="id_ID" w:bidi="id_ID"/>
+        </w:rPr>
+      </w:r>
+      <w:r>
+        <w:rPr>
           <w:lang w:val="id_ID" w:bidi="id_ID"/>
         </w:rPr>
         <w:t>Paulus berbicara seolah-olah ini adalah sebuah kemungkinan hipotetis, tetapi yang ia maksudkan adalah bahwa hal ini adalah benar. Jika bahasa Anda tidak menyatakan sesuatu sebagai suatu kondisi apakah itu pasti atau benar, dan jika pembaca Anda mungkin berpikir bahwa apa yang Paulus katakan tidak pasti, maka Anda dapat menerjemahkan kata-katanya sebagai pernyataan yang pasti. Terjemahan alternatif: "Karena kamu tahu, bahwa Allah itu adil" atau "karena Allah pasti benar"</w:t>
@@ -2039,6 +2434,21 @@
       </w:r>
       <w:r>
         <w:rPr>
+          <w:b/>
+          <w:lang w:val="id_ID" w:bidi="id_ID"/>
+        </w:rPr>
+        <w:t>παρὰ Θεῷ, ἀνταποδοῦναι τοῖς θλίβουσιν ὑμᾶς θλῖψιν</w:t>
+      </w:r>
+    </w:p>
+    <w:p>
+      <w:pPr/>
+      <w:r>
+        <w:rPr>
+          <w:lang w:val="id_ID" w:bidi="id_ID"/>
+        </w:rPr>
+      </w:r>
+      <w:r>
+        <w:rPr>
           <w:lang w:val="id_ID" w:bidi="id_ID"/>
         </w:rPr>
         <w:t xml:space="preserve">Di sini, </w:t>
@@ -2120,6 +2530,21 @@
       </w:r>
       <w:r>
         <w:rPr>
+          <w:b/>
+          <w:lang w:val="id_ID" w:bidi="id_ID"/>
+        </w:rPr>
+        <w:t>ἀνταποδοῦναι τοῖς θλίβουσιν ὑμᾶς θλῖψιν</w:t>
+      </w:r>
+    </w:p>
+    <w:p>
+      <w:pPr/>
+      <w:r>
+        <w:rPr>
+          <w:lang w:val="id_ID" w:bidi="id_ID"/>
+        </w:rPr>
+      </w:r>
+      <w:r>
+        <w:rPr>
           <w:lang w:val="id_ID" w:bidi="id_ID"/>
         </w:rPr>
         <w:t xml:space="preserve">Jika bahasa Anda tidak menggunakan kata benda abstrak untuk konsep </w:t>
@@ -2201,6 +2626,21 @@
       </w:r>
       <w:r>
         <w:rPr>
+          <w:b/>
+          <w:lang w:val="id_ID" w:bidi="id_ID"/>
+        </w:rPr>
+        <w:t>καὶ ὑμῖν &amp; ἄνεσιν</w:t>
+      </w:r>
+    </w:p>
+    <w:p>
+      <w:pPr/>
+      <w:r>
+        <w:rPr>
+          <w:lang w:val="id_ID" w:bidi="id_ID"/>
+        </w:rPr>
+      </w:r>
+      <w:r>
+        <w:rPr>
           <w:lang w:val="id_ID" w:bidi="id_ID"/>
         </w:rPr>
         <w:t xml:space="preserve">Kata-kata </w:t>
@@ -2282,6 +2722,21 @@
       </w:r>
       <w:r>
         <w:rPr>
+          <w:b/>
+          <w:lang w:val="id_ID" w:bidi="id_ID"/>
+        </w:rPr>
+        <w:t>καὶ ὑμῖν τοῖς θλιβομένοις, ἄνεσιν μεθ’ ἡμῶν</w:t>
+      </w:r>
+    </w:p>
+    <w:p>
+      <w:pPr/>
+      <w:r>
+        <w:rPr>
+          <w:lang w:val="id_ID" w:bidi="id_ID"/>
+        </w:rPr>
+      </w:r>
+      <w:r>
+        <w:rPr>
           <w:lang w:val="id_ID" w:bidi="id_ID"/>
         </w:rPr>
         <w:t xml:space="preserve">Di sini, </w:t>
@@ -2376,6 +2831,21 @@
       </w:r>
       <w:r>
         <w:rPr>
+          <w:b/>
+          <w:lang w:val="id_ID" w:bidi="id_ID"/>
+        </w:rPr>
+        <w:t>ὑμῖν &amp; ἄνεσιν</w:t>
+      </w:r>
+    </w:p>
+    <w:p>
+      <w:pPr/>
+      <w:r>
+        <w:rPr>
+          <w:lang w:val="id_ID" w:bidi="id_ID"/>
+        </w:rPr>
+      </w:r>
+      <w:r>
+        <w:rPr>
           <w:lang w:val="id_ID" w:bidi="id_ID"/>
         </w:rPr>
         <w:t xml:space="preserve">Jika bahasa Anda tidak menggunakan kata benda abstrak untuk ide di balik </w:t>
@@ -2457,6 +2927,21 @@
       </w:r>
       <w:r>
         <w:rPr>
+          <w:b/>
+          <w:lang w:val="id_ID" w:bidi="id_ID"/>
+        </w:rPr>
+        <w:t>τοῖς θλιβομένοις</w:t>
+      </w:r>
+    </w:p>
+    <w:p>
+      <w:pPr/>
+      <w:r>
+        <w:rPr>
+          <w:lang w:val="id_ID" w:bidi="id_ID"/>
+        </w:rPr>
+      </w:r>
+      <w:r>
+        <w:rPr>
           <w:lang w:val="id_ID" w:bidi="id_ID"/>
         </w:rPr>
         <w:t>Jika bahasa Anda tidak menggunakan bentuk pasif seperti ini, Anda dapat menyatakannya dalam bentuk aktif atau dengan cara lain yang wajar dalam bahasa Anda. Terjemahan alternatif: "yang ditindas oleh orang lain" atau "dari penderitaan yang ditimbulkan oleh orang lain kepadamu"</w:t>
@@ -2525,6 +3010,21 @@
       </w:r>
       <w:r>
         <w:rPr>
+          <w:b/>
+          <w:lang w:val="id_ID" w:bidi="id_ID"/>
+        </w:rPr>
+        <w:t>ἐν τῇ ἀποκαλύψει τοῦ Κυρίου Ἰησοῦ</w:t>
+      </w:r>
+    </w:p>
+    <w:p>
+      <w:pPr/>
+      <w:r>
+        <w:rPr>
+          <w:lang w:val="id_ID" w:bidi="id_ID"/>
+        </w:rPr>
+      </w:r>
+      <w:r>
+        <w:rPr>
           <w:lang w:val="id_ID" w:bidi="id_ID"/>
         </w:rPr>
         <w:t xml:space="preserve">Di sini, </w:t>
@@ -2606,6 +3106,21 @@
       </w:r>
       <w:r>
         <w:rPr>
+          <w:b/>
+          <w:lang w:val="id_ID" w:bidi="id_ID"/>
+        </w:rPr>
+        <w:t>διδόντος ἐκδίκησιν τοῖς</w:t>
+      </w:r>
+    </w:p>
+    <w:p>
+      <w:pPr/>
+      <w:r>
+        <w:rPr>
+          <w:lang w:val="id_ID" w:bidi="id_ID"/>
+        </w:rPr>
+      </w:r>
+      <w:r>
+        <w:rPr>
           <w:lang w:val="id_ID" w:bidi="id_ID"/>
         </w:rPr>
         <w:t xml:space="preserve">Jika bahasa Anda tidak menggunakan kata benda abstrak untuk ide di balik </w:t>
@@ -2687,6 +3202,21 @@
       </w:r>
       <w:r>
         <w:rPr>
+          <w:b/>
+          <w:lang w:val="id_ID" w:bidi="id_ID"/>
+        </w:rPr>
+        <w:t>τοῖς μὴ εἰδόσι Θεὸν</w:t>
+      </w:r>
+    </w:p>
+    <w:p>
+      <w:pPr/>
+      <w:r>
+        <w:rPr>
+          <w:lang w:val="id_ID" w:bidi="id_ID"/>
+        </w:rPr>
+      </w:r>
+      <w:r>
+        <w:rPr>
           <w:lang w:val="id_ID" w:bidi="id_ID"/>
         </w:rPr>
         <w:t xml:space="preserve">Di sini, </w:t>
@@ -2768,6 +3298,21 @@
       </w:r>
       <w:r>
         <w:rPr>
+          <w:b/>
+          <w:lang w:val="id_ID" w:bidi="id_ID"/>
+        </w:rPr>
+        <w:t>καὶ τοῖς μὴ ὑπακούουσιν τῷ εὐαγγελίῳ</w:t>
+      </w:r>
+    </w:p>
+    <w:p>
+      <w:pPr/>
+      <w:r>
+        <w:rPr>
+          <w:lang w:val="id_ID" w:bidi="id_ID"/>
+        </w:rPr>
+      </w:r>
+      <w:r>
+        <w:rPr>
           <w:lang w:val="id_ID" w:bidi="id_ID"/>
         </w:rPr>
         <w:t xml:space="preserve">Frasa </w:t>
@@ -2862,6 +3407,21 @@
       </w:r>
       <w:r>
         <w:rPr>
+          <w:b/>
+          <w:lang w:val="id_ID" w:bidi="id_ID"/>
+        </w:rPr>
+        <w:t>ὑπακούουσιν τῷ εὐαγγελίῳ</w:t>
+      </w:r>
+    </w:p>
+    <w:p>
+      <w:pPr/>
+      <w:r>
+        <w:rPr>
+          <w:lang w:val="id_ID" w:bidi="id_ID"/>
+        </w:rPr>
+      </w:r>
+      <w:r>
+        <w:rPr>
           <w:lang w:val="id_ID" w:bidi="id_ID"/>
         </w:rPr>
         <w:t xml:space="preserve">Frasa </w:t>
@@ -2943,6 +3503,21 @@
       </w:r>
       <w:r>
         <w:rPr>
+          <w:b/>
+          <w:lang w:val="id_ID" w:bidi="id_ID"/>
+        </w:rPr>
+        <w:t>τῷ εὐαγγελίῳ τοῦ Κυρίου ἡμῶν, Ἰησοῦ</w:t>
+      </w:r>
+    </w:p>
+    <w:p>
+      <w:pPr/>
+      <w:r>
+        <w:rPr>
+          <w:lang w:val="id_ID" w:bidi="id_ID"/>
+        </w:rPr>
+      </w:r>
+      <w:r>
+        <w:rPr>
           <w:lang w:val="id_ID" w:bidi="id_ID"/>
         </w:rPr>
         <w:t xml:space="preserve">Di sini, Paulus menggunakan bentuk kepemilikan umum </w:t>
@@ -3037,6 +3612,21 @@
       </w:r>
       <w:r>
         <w:rPr>
+          <w:b/>
+          <w:lang w:val="id_ID" w:bidi="id_ID"/>
+        </w:rPr>
+        <w:t>οἵτινες δίκην τίσουσιν</w:t>
+      </w:r>
+    </w:p>
+    <w:p>
+      <w:pPr/>
+      <w:r>
+        <w:rPr>
+          <w:lang w:val="id_ID" w:bidi="id_ID"/>
+        </w:rPr>
+      </w:r>
+      <w:r>
+        <w:rPr>
           <w:lang w:val="id_ID" w:bidi="id_ID"/>
         </w:rPr>
         <w:t xml:space="preserve">Di sini, </w:t>
@@ -3118,6 +3708,21 @@
       </w:r>
       <w:r>
         <w:rPr>
+          <w:b/>
+          <w:lang w:val="id_ID" w:bidi="id_ID"/>
+        </w:rPr>
+        <w:t>οἵτινες δίκην τίσουσιν</w:t>
+      </w:r>
+    </w:p>
+    <w:p>
+      <w:pPr/>
+      <w:r>
+        <w:rPr>
+          <w:lang w:val="id_ID" w:bidi="id_ID"/>
+        </w:rPr>
+      </w:r>
+      <w:r>
+        <w:rPr>
           <w:lang w:val="id_ID" w:bidi="id_ID"/>
         </w:rPr>
         <w:t xml:space="preserve">Jika bahasa Anda tidak menggunakan kata benda abstrak untuk ide kata </w:t>
@@ -3199,6 +3804,21 @@
       </w:r>
       <w:r>
         <w:rPr>
+          <w:b/>
+          <w:lang w:val="id_ID" w:bidi="id_ID"/>
+        </w:rPr>
+        <w:t>δίκην τίσουσιν</w:t>
+      </w:r>
+    </w:p>
+    <w:p>
+      <w:pPr/>
+      <w:r>
+        <w:rPr>
+          <w:lang w:val="id_ID" w:bidi="id_ID"/>
+        </w:rPr>
+      </w:r>
+      <w:r>
+        <w:rPr>
           <w:lang w:val="id_ID" w:bidi="id_ID"/>
         </w:rPr>
         <w:t xml:space="preserve">Di sini, frasa </w:t>
@@ -3280,6 +3900,21 @@
       </w:r>
       <w:r>
         <w:rPr>
+          <w:b/>
+          <w:lang w:val="id_ID" w:bidi="id_ID"/>
+        </w:rPr>
+        <w:t>ὄλεθρον αἰώνιον</w:t>
+      </w:r>
+    </w:p>
+    <w:p>
+      <w:pPr/>
+      <w:r>
+        <w:rPr>
+          <w:lang w:val="id_ID" w:bidi="id_ID"/>
+        </w:rPr>
+      </w:r>
+      <w:r>
+        <w:rPr>
           <w:lang w:val="id_ID" w:bidi="id_ID"/>
         </w:rPr>
         <w:t xml:space="preserve">Di sini, </w:t>
@@ -3374,6 +4009,21 @@
       </w:r>
       <w:r>
         <w:rPr>
+          <w:b/>
+          <w:lang w:val="id_ID" w:bidi="id_ID"/>
+        </w:rPr>
+        <w:t>ἀπὸ προσώπου τοῦ Κυρίου</w:t>
+      </w:r>
+    </w:p>
+    <w:p>
+      <w:pPr/>
+      <w:r>
+        <w:rPr>
+          <w:lang w:val="id_ID" w:bidi="id_ID"/>
+        </w:rPr>
+      </w:r>
+      <w:r>
+        <w:rPr>
           <w:lang w:val="id_ID" w:bidi="id_ID"/>
         </w:rPr>
         <w:t xml:space="preserve">Di sini, </w:t>
@@ -3455,6 +4105,21 @@
       </w:r>
       <w:r>
         <w:rPr>
+          <w:b/>
+          <w:lang w:val="id_ID" w:bidi="id_ID"/>
+        </w:rPr>
+        <w:t>τῆς δόξης τῆς ἰσχύος αὐτοῦ</w:t>
+      </w:r>
+    </w:p>
+    <w:p>
+      <w:pPr/>
+      <w:r>
+        <w:rPr>
+          <w:lang w:val="id_ID" w:bidi="id_ID"/>
+        </w:rPr>
+      </w:r>
+      <w:r>
+        <w:rPr>
           <w:lang w:val="id_ID" w:bidi="id_ID"/>
         </w:rPr>
         <w:t xml:space="preserve">Di sini, bentuk posesif menggambarkan </w:t>
@@ -3562,6 +4227,21 @@
       </w:r>
       <w:r>
         <w:rPr>
+          <w:b/>
+          <w:lang w:val="id_ID" w:bidi="id_ID"/>
+        </w:rPr>
+        <w:t>τῆς δόξης τῆς ἰσχύος αὐτοῦ</w:t>
+      </w:r>
+    </w:p>
+    <w:p>
+      <w:pPr/>
+      <w:r>
+        <w:rPr>
+          <w:lang w:val="id_ID" w:bidi="id_ID"/>
+        </w:rPr>
+      </w:r>
+      <w:r>
+        <w:rPr>
           <w:lang w:val="id_ID" w:bidi="id_ID"/>
         </w:rPr>
         <w:t xml:space="preserve">Jika bahasa Anda tidak menggunakan kata benda abstrak untuk konsep </w:t>
@@ -3656,6 +4336,21 @@
       </w:r>
       <w:r>
         <w:rPr>
+          <w:b/>
+          <w:lang w:val="id_ID" w:bidi="id_ID"/>
+        </w:rPr>
+        <w:t>ὅταν ἔλθῃ &amp; ἐν τῇ ἡμέρᾳ ἐκείνῃ</w:t>
+      </w:r>
+    </w:p>
+    <w:p>
+      <w:pPr/>
+      <w:r>
+        <w:rPr>
+          <w:lang w:val="id_ID" w:bidi="id_ID"/>
+        </w:rPr>
+      </w:r>
+      <w:r>
+        <w:rPr>
           <w:lang w:val="id_ID" w:bidi="id_ID"/>
         </w:rPr>
         <w:t xml:space="preserve">Di sini, </w:t>
@@ -3737,6 +4432,21 @@
       </w:r>
       <w:r>
         <w:rPr>
+          <w:b/>
+          <w:lang w:val="id_ID" w:bidi="id_ID"/>
+        </w:rPr>
+        <w:t>ἐνδοξασθῆναι ἐν τοῖς ἁγίοις αὐτοῦ, καὶ θαυμασθῆναι ἐν πᾶσιν τοῖς πιστεύσασιν</w:t>
+      </w:r>
+    </w:p>
+    <w:p>
+      <w:pPr/>
+      <w:r>
+        <w:rPr>
+          <w:lang w:val="id_ID" w:bidi="id_ID"/>
+        </w:rPr>
+      </w:r>
+      <w:r>
+        <w:rPr>
           <w:lang w:val="id_ID" w:bidi="id_ID"/>
         </w:rPr>
         <w:t>Jika bahasa Anda tidak menggunakan bentuk pasif seperti ini, Anda dapat menyatakannya dalam bentuk aktif atau dengan cara lain yang wajar dalam bahasa Anda. Terjemahan alternatif: "sebagaimana orang-orang kudus-Nya memuliakan Dia dan semua orang yang percaya kagum kepada-Nya"</w:t>
@@ -3805,6 +4515,21 @@
       </w:r>
       <w:r>
         <w:rPr>
+          <w:b/>
+          <w:lang w:val="id_ID" w:bidi="id_ID"/>
+        </w:rPr>
+        <w:t>ἐνδοξασθῆναι ἐν τοῖς ἁγίοις αὐτοῦ, καὶ θαυμασθῆναι</w:t>
+      </w:r>
+    </w:p>
+    <w:p>
+      <w:pPr/>
+      <w:r>
+        <w:rPr>
+          <w:lang w:val="id_ID" w:bidi="id_ID"/>
+        </w:rPr>
+      </w:r>
+      <w:r>
+        <w:rPr>
           <w:lang w:val="id_ID" w:bidi="id_ID"/>
         </w:rPr>
         <w:t xml:space="preserve">Di sini, dua kata kerja </w:t>
@@ -3902,6 +4627,21 @@
           <w:b/>
           <w:lang w:val="id_ID" w:bidi="id_ID"/>
         </w:rPr>
+        <w:t>ἐνδοξασθῆναι ἐν τοῖς ἁγίοις αὐτοῦ, καὶ θαυμασθῆναι ἐν πᾶσιν τοῖς πιστεύσασιν</w:t>
+      </w:r>
+    </w:p>
+    <w:p>
+      <w:pPr/>
+      <w:r>
+        <w:rPr>
+          <w:lang w:val="id_ID" w:bidi="id_ID"/>
+        </w:rPr>
+      </w:r>
+      <w:r>
+        <w:rPr>
+          <w:b/>
+          <w:lang w:val="id_ID" w:bidi="id_ID"/>
+        </w:rPr>
         <w:t>Orang-orang kudus</w:t>
       </w:r>
       <w:r>
@@ -3967,6 +4707,21 @@
       </w:r>
       <w:r>
         <w:rPr>
+          <w:b/>
+          <w:lang w:val="id_ID" w:bidi="id_ID"/>
+        </w:rPr>
+        <w:t>ἐπιστεύθη τὸ μαρτύριον ἡμῶν ἐφ’ ὑμᾶς</w:t>
+      </w:r>
+    </w:p>
+    <w:p>
+      <w:pPr/>
+      <w:r>
+        <w:rPr>
+          <w:lang w:val="id_ID" w:bidi="id_ID"/>
+        </w:rPr>
+      </w:r>
+      <w:r>
+        <w:rPr>
           <w:lang w:val="id_ID" w:bidi="id_ID"/>
         </w:rPr>
         <w:t>Jika bahasa Anda tidak menggunakan bentuk pasif seperti ini, Anda dapat menyatakannya dalam bentuk aktif atau dengan cara lain yang wajar dalam bahasa Anda. Terjemahan alternatif: "kamu telah percaya pada kesaksian kami ketika kami membagikannya kepadamu" atau "ketika kami bersaksi tentang kuasa penyelamatan Yesus Kristus, kamu telah mempercayai apa yang kami katakan"</w:t>
@@ -4035,6 +4790,21 @@
       </w:r>
       <w:r>
         <w:rPr>
+          <w:b/>
+          <w:lang w:val="id_ID" w:bidi="id_ID"/>
+        </w:rPr>
+        <w:t>εἰς ὃ</w:t>
+      </w:r>
+    </w:p>
+    <w:p>
+      <w:pPr/>
+      <w:r>
+        <w:rPr>
+          <w:lang w:val="id_ID" w:bidi="id_ID"/>
+        </w:rPr>
+      </w:r>
+      <w:r>
+        <w:rPr>
           <w:lang w:val="id_ID" w:bidi="id_ID"/>
         </w:rPr>
         <w:t xml:space="preserve">Di sini, </w:t>
@@ -4116,6 +4886,21 @@
       </w:r>
       <w:r>
         <w:rPr>
+          <w:b/>
+          <w:lang w:val="id_ID" w:bidi="id_ID"/>
+        </w:rPr>
+        <w:t>καὶ προσευχόμεθα πάντοτε περὶ ὑμῶν</w:t>
+      </w:r>
+    </w:p>
+    <w:p>
+      <w:pPr/>
+      <w:r>
+        <w:rPr>
+          <w:lang w:val="id_ID" w:bidi="id_ID"/>
+        </w:rPr>
+      </w:r>
+      <w:r>
+        <w:rPr>
           <w:lang w:val="id_ID" w:bidi="id_ID"/>
         </w:rPr>
         <w:t xml:space="preserve">Paulus menggunakan kata </w:t>
@@ -4197,6 +4982,21 @@
       </w:r>
       <w:r>
         <w:rPr>
+          <w:b/>
+          <w:lang w:val="id_ID" w:bidi="id_ID"/>
+        </w:rPr>
+        <w:t>τῆς κλήσεως</w:t>
+      </w:r>
+    </w:p>
+    <w:p>
+      <w:pPr/>
+      <w:r>
+        <w:rPr>
+          <w:lang w:val="id_ID" w:bidi="id_ID"/>
+        </w:rPr>
+      </w:r>
+      <w:r>
+        <w:rPr>
           <w:lang w:val="id_ID" w:bidi="id_ID"/>
         </w:rPr>
         <w:t xml:space="preserve">Di sini, </w:t>
@@ -4278,6 +5078,21 @@
       </w:r>
       <w:r>
         <w:rPr>
+          <w:b/>
+          <w:lang w:val="id_ID" w:bidi="id_ID"/>
+        </w:rPr>
+        <w:t>πληρώσῃ πᾶσαν εὐδοκίαν ἀγαθωσύνης, καὶ ἔργον πίστεως ἐν δυνάμει</w:t>
+      </w:r>
+    </w:p>
+    <w:p>
+      <w:pPr/>
+      <w:r>
+        <w:rPr>
+          <w:lang w:val="id_ID" w:bidi="id_ID"/>
+        </w:rPr>
+      </w:r>
+      <w:r>
+        <w:rPr>
           <w:lang w:val="id_ID" w:bidi="id_ID"/>
         </w:rPr>
         <w:t xml:space="preserve">Jika bahasa Anda tidak menggunakan kata benda abstrak untuk konsep-konsep seperti </w:t>
@@ -4398,6 +5213,21 @@
       </w:r>
       <w:r>
         <w:rPr>
+          <w:b/>
+          <w:lang w:val="id_ID" w:bidi="id_ID"/>
+        </w:rPr>
+        <w:t>καὶ πληρώσῃ</w:t>
+      </w:r>
+    </w:p>
+    <w:p>
+      <w:pPr/>
+      <w:r>
+        <w:rPr>
+          <w:lang w:val="id_ID" w:bidi="id_ID"/>
+        </w:rPr>
+      </w:r>
+      <w:r>
+        <w:rPr>
           <w:lang w:val="id_ID" w:bidi="id_ID"/>
         </w:rPr>
         <w:t xml:space="preserve">Di sini, </w:t>
@@ -4492,6 +5322,21 @@
       </w:r>
       <w:r>
         <w:rPr>
+          <w:b/>
+          <w:lang w:val="id_ID" w:bidi="id_ID"/>
+        </w:rPr>
+        <w:t>ὅπως</w:t>
+      </w:r>
+    </w:p>
+    <w:p>
+      <w:pPr/>
+      <w:r>
+        <w:rPr>
+          <w:lang w:val="id_ID" w:bidi="id_ID"/>
+        </w:rPr>
+      </w:r>
+      <w:r>
+        <w:rPr>
           <w:lang w:val="id_ID" w:bidi="id_ID"/>
         </w:rPr>
         <w:t xml:space="preserve">Di sini, </w:t>
@@ -4573,6 +5418,21 @@
       </w:r>
       <w:r>
         <w:rPr>
+          <w:b/>
+          <w:lang w:val="id_ID" w:bidi="id_ID"/>
+        </w:rPr>
+        <w:t>τὸ ὄνομα τοῦ Κυρίου ἡμῶν, Ἰησοῦ</w:t>
+      </w:r>
+    </w:p>
+    <w:p>
+      <w:pPr/>
+      <w:r>
+        <w:rPr>
+          <w:lang w:val="id_ID" w:bidi="id_ID"/>
+        </w:rPr>
+      </w:r>
+      <w:r>
+        <w:rPr>
           <w:lang w:val="id_ID" w:bidi="id_ID"/>
         </w:rPr>
         <w:t xml:space="preserve">Di sini, </w:t>
@@ -4654,6 +5514,21 @@
       </w:r>
       <w:r>
         <w:rPr>
+          <w:b/>
+          <w:lang w:val="id_ID" w:bidi="id_ID"/>
+        </w:rPr>
+        <w:t>ὅπως ἐνδοξασθῇ τὸ ὄνομα τοῦ Κυρίου ἡμῶν, Ἰησοῦ, ἐν ὑμῖν</w:t>
+      </w:r>
+    </w:p>
+    <w:p>
+      <w:pPr/>
+      <w:r>
+        <w:rPr>
+          <w:lang w:val="id_ID" w:bidi="id_ID"/>
+        </w:rPr>
+      </w:r>
+      <w:r>
+        <w:rPr>
           <w:lang w:val="id_ID" w:bidi="id_ID"/>
         </w:rPr>
         <w:t>Jika bahasa Anda tidak menggunakan bentuk pasif seperti ini, Anda bisa menyatakannya dalam bentuk aktif atau dengan cara lain yang wajar dalam bahasa Anda. Ini bisa berarti: (1) orang-orang percaya di Tesalonika akan memuliakan Yesus. Terjemahan alternatif: "supaya kamu memuliakan nama Tuhan Yesus" (2) orang lain akan memuliakan Yesus karena apa yang telah Ia lakukan bagi jemaat Tesalonika. Terjemahan alternatif: "supaya orang-orang memuliakan nama Tuhan kita Yesus karena kamu"</w:t>
@@ -4722,6 +5597,21 @@
       </w:r>
       <w:r>
         <w:rPr>
+          <w:b/>
+          <w:lang w:val="id_ID" w:bidi="id_ID"/>
+        </w:rPr>
+        <w:t>καὶ ὑμεῖς ἐν αὐτῷ</w:t>
+      </w:r>
+    </w:p>
+    <w:p>
+      <w:pPr/>
+      <w:r>
+        <w:rPr>
+          <w:lang w:val="id_ID" w:bidi="id_ID"/>
+        </w:rPr>
+      </w:r>
+      <w:r>
+        <w:rPr>
           <w:lang w:val="id_ID" w:bidi="id_ID"/>
         </w:rPr>
         <w:t>Jika bahasa Anda tidak menggunakan bentuk pasif seperti ini, Anda dapat menyatakannya dalam bentuk aktif atau dengan cara lain yang wajar dalam bahasa Anda. Terjemahan alternatif: "dan Yesus akan memuliakan kamu"</w:t>
@@ -4790,6 +5680,21 @@
       </w:r>
       <w:r>
         <w:rPr>
+          <w:b/>
+          <w:lang w:val="id_ID" w:bidi="id_ID"/>
+        </w:rPr>
+        <w:t>καὶ ὑμεῖς ἐν αὐτῷ</w:t>
+      </w:r>
+    </w:p>
+    <w:p>
+      <w:pPr/>
+      <w:r>
+        <w:rPr>
+          <w:lang w:val="id_ID" w:bidi="id_ID"/>
+        </w:rPr>
+      </w:r>
+      <w:r>
+        <w:rPr>
           <w:lang w:val="id_ID" w:bidi="id_ID"/>
         </w:rPr>
         <w:t xml:space="preserve">Frasa </w:t>
@@ -4871,6 +5776,21 @@
       </w:r>
       <w:r>
         <w:rPr>
+          <w:b/>
+          <w:lang w:val="id_ID" w:bidi="id_ID"/>
+        </w:rPr>
+        <w:t>κατὰ τὴν χάριν τοῦ Θεοῦ ἡμῶν</w:t>
+      </w:r>
+    </w:p>
+    <w:p>
+      <w:pPr/>
+      <w:r>
+        <w:rPr>
+          <w:lang w:val="id_ID" w:bidi="id_ID"/>
+        </w:rPr>
+      </w:r>
+      <w:r>
+        <w:rPr>
           <w:lang w:val="id_ID" w:bidi="id_ID"/>
         </w:rPr>
         <w:t xml:space="preserve">Jika bahasa Anda tidak menggunakan kata benda abstrak untuk konsep </w:t>
@@ -4952,6 +5872,21 @@
       </w:r>
       <w:r>
         <w:rPr>
+          <w:b/>
+          <w:lang w:val="id_ID" w:bidi="id_ID"/>
+        </w:rPr>
+        <w:t>τοῦ Θεοῦ ἡμῶν καὶ Κυρίου Ἰησοῦ Χριστοῦ</w:t>
+      </w:r>
+    </w:p>
+    <w:p>
+      <w:pPr/>
+      <w:r>
+        <w:rPr>
+          <w:lang w:val="id_ID" w:bidi="id_ID"/>
+        </w:rPr>
+      </w:r>
+      <w:r>
+        <w:rPr>
           <w:lang w:val="id_ID" w:bidi="id_ID"/>
         </w:rPr>
         <w:t xml:space="preserve">Frasa yang diterjemahkan sebagai </w:t>
@@ -5075,6 +6010,21 @@
       </w:r>
       <w:r>
         <w:rPr>
+          <w:b/>
+          <w:lang w:val="id_ID" w:bidi="id_ID"/>
+        </w:rPr>
+        <w:t>δὲ</w:t>
+      </w:r>
+    </w:p>
+    <w:p>
+      <w:pPr/>
+      <w:r>
+        <w:rPr>
+          <w:lang w:val="id_ID" w:bidi="id_ID"/>
+        </w:rPr>
+      </w:r>
+      <w:r>
+        <w:rPr>
           <w:lang w:val="id_ID" w:bidi="id_ID"/>
         </w:rPr>
         <w:t xml:space="preserve">Kata yang diterjemahkan </w:t>
@@ -5156,6 +6106,21 @@
       </w:r>
       <w:r>
         <w:rPr>
+          <w:b/>
+          <w:lang w:val="id_ID" w:bidi="id_ID"/>
+        </w:rPr>
+        <w:t>ὑπὲρ τῆς παρουσίας τοῦ Κυρίου ἡμῶν, Ἰησοῦ Χριστοῦ, καὶ ἡμῶν ἐπισυναγωγῆς ἐπ’ αὐτόν</w:t>
+      </w:r>
+    </w:p>
+    <w:p>
+      <w:pPr/>
+      <w:r>
+        <w:rPr>
+          <w:lang w:val="id_ID" w:bidi="id_ID"/>
+        </w:rPr>
+      </w:r>
+      <w:r>
+        <w:rPr>
           <w:lang w:val="id_ID" w:bidi="id_ID"/>
         </w:rPr>
         <w:t>Kedatangan Tuhan kita Yesus Kristus dan pertemuan kita dengan-Nya adalah dua tindakan yang terjadi pada saat yang sama. Anda dapat memperjelas hal ini dalam terjemahan Anda dengan kata atau frasa penghubung yang tepat. Terjemahan alternatif: "tentang waktu kedatangan Tuhan kita Yesus, apabila kita dikumpulkan bersama-sama dengan Dia"</w:t>
@@ -5224,6 +6189,21 @@
       </w:r>
       <w:r>
         <w:rPr>
+          <w:b/>
+          <w:lang w:val="id_ID" w:bidi="id_ID"/>
+        </w:rPr>
+        <w:t>ὑπὲρ τῆς παρουσίας τοῦ Κυρίου ἡμῶν, Ἰησοῦ Χριστοῦ, καὶ ἡμῶν ἐπισυναγωγῆς ἐπ’ αὐτόν</w:t>
+      </w:r>
+    </w:p>
+    <w:p>
+      <w:pPr/>
+      <w:r>
+        <w:rPr>
+          <w:lang w:val="id_ID" w:bidi="id_ID"/>
+        </w:rPr>
+      </w:r>
+      <w:r>
+        <w:rPr>
           <w:lang w:val="id_ID" w:bidi="id_ID"/>
         </w:rPr>
         <w:t xml:space="preserve">Jika lebih alami dalam bahasa Anda, Anda dapat menggunakan kata kerja aktif untuk peristiwa </w:t>
@@ -5318,6 +6298,21 @@
       </w:r>
       <w:r>
         <w:rPr>
+          <w:b/>
+          <w:lang w:val="id_ID" w:bidi="id_ID"/>
+        </w:rPr>
+        <w:t>ἀδελφοί</w:t>
+      </w:r>
+    </w:p>
+    <w:p>
+      <w:pPr/>
+      <w:r>
+        <w:rPr>
+          <w:lang w:val="id_ID" w:bidi="id_ID"/>
+        </w:rPr>
+      </w:r>
+      <w:r>
+        <w:rPr>
           <w:lang w:val="id_ID" w:bidi="id_ID"/>
         </w:rPr>
         <w:t xml:space="preserve">Di sini, </w:t>
@@ -5399,6 +6394,21 @@
       </w:r>
       <w:r>
         <w:rPr>
+          <w:b/>
+          <w:lang w:val="id_ID" w:bidi="id_ID"/>
+        </w:rPr>
+        <w:t>εἰς τὸ μὴ ταχέως σαλευθῆναι ὑμᾶς ἀπὸ τοῦ νοὸς</w:t>
+      </w:r>
+    </w:p>
+    <w:p>
+      <w:pPr/>
+      <w:r>
+        <w:rPr>
+          <w:lang w:val="id_ID" w:bidi="id_ID"/>
+        </w:rPr>
+      </w:r>
+      <w:r>
+        <w:rPr>
           <w:lang w:val="id_ID" w:bidi="id_ID"/>
         </w:rPr>
         <w:t xml:space="preserve">Frasa </w:t>
@@ -5480,6 +6490,21 @@
       </w:r>
       <w:r>
         <w:rPr>
+          <w:b/>
+          <w:lang w:val="id_ID" w:bidi="id_ID"/>
+        </w:rPr>
+        <w:t>μηδὲ θροεῖσθαι</w:t>
+      </w:r>
+    </w:p>
+    <w:p>
+      <w:pPr/>
+      <w:r>
+        <w:rPr>
+          <w:lang w:val="id_ID" w:bidi="id_ID"/>
+        </w:rPr>
+      </w:r>
+      <w:r>
+        <w:rPr>
           <w:lang w:val="id_ID" w:bidi="id_ID"/>
         </w:rPr>
         <w:t xml:space="preserve">Frasa </w:t>
@@ -5561,6 +6586,21 @@
       </w:r>
       <w:r>
         <w:rPr>
+          <w:b/>
+          <w:lang w:val="id_ID" w:bidi="id_ID"/>
+        </w:rPr>
+        <w:t>μήτε διὰ πνεύματος, μήτε διὰ λόγου, μήτε δι’ ἐπιστολῆς, ὡς δι’ ἡμῶν</w:t>
+      </w:r>
+    </w:p>
+    <w:p>
+      <w:pPr/>
+      <w:r>
+        <w:rPr>
+          <w:lang w:val="id_ID" w:bidi="id_ID"/>
+        </w:rPr>
+      </w:r>
+      <w:r>
+        <w:rPr>
           <w:lang w:val="id_ID" w:bidi="id_ID"/>
         </w:rPr>
         <w:t>Paulus meninggalkan beberapa kata di sini yang mungkin diperlukan dalam bahasa Anda. Jika itu membantu, Anda dapat menyediakan kata-kata ini. Terjemahan alternatif: "ketika kamu menerima pesan baik melalui roh atau melalui perkataan yang diucapkan atau melalui surat tertulis yang seolah-olah berasal dari kami"</w:t>
@@ -5629,6 +6669,21 @@
       </w:r>
       <w:r>
         <w:rPr>
+          <w:b/>
+          <w:lang w:val="id_ID" w:bidi="id_ID"/>
+        </w:rPr>
+        <w:t>ὡς δι’ ἡμῶν</w:t>
+      </w:r>
+    </w:p>
+    <w:p>
+      <w:pPr/>
+      <w:r>
+        <w:rPr>
+          <w:lang w:val="id_ID" w:bidi="id_ID"/>
+        </w:rPr>
+      </w:r>
+      <w:r>
+        <w:rPr>
           <w:lang w:val="id_ID" w:bidi="id_ID"/>
         </w:rPr>
         <w:t>Paulus meninggalkan beberapa kata di sini yang mungkin diperlukan dalam bahasa Anda. Jika itu membantu, Anda dapat menyediakan kata-kata ini. Terjemahan alternatif: "yang mengaku berasal dari kami" atau "berusaha menipu kamu bahwa itu berasal dari kami"</w:t>
@@ -5697,6 +6752,21 @@
       </w:r>
       <w:r>
         <w:rPr>
+          <w:b/>
+          <w:lang w:val="id_ID" w:bidi="id_ID"/>
+        </w:rPr>
+        <w:t>ὡς ὅτι</w:t>
+      </w:r>
+    </w:p>
+    <w:p>
+      <w:pPr/>
+      <w:r>
+        <w:rPr>
+          <w:lang w:val="id_ID" w:bidi="id_ID"/>
+        </w:rPr>
+      </w:r>
+      <w:r>
+        <w:rPr>
           <w:lang w:val="id_ID" w:bidi="id_ID"/>
         </w:rPr>
         <w:t>Paulus meninggalkan beberapa kata di sini yang mungkin diperlukan dalam bahasa Anda. Jika itu membantu, Anda dapat menyediakan kata-kata ini. Terjemahan alternatif: "yang berbicara seolah-olah" atau "yang secara keliru mengklaim bahwa"</w:t>
@@ -5765,6 +6835,21 @@
       </w:r>
       <w:r>
         <w:rPr>
+          <w:b/>
+          <w:lang w:val="id_ID" w:bidi="id_ID"/>
+        </w:rPr>
+        <w:t>ἡ ἡμέρα τοῦ Κυρίου</w:t>
+      </w:r>
+    </w:p>
+    <w:p>
+      <w:pPr/>
+      <w:r>
+        <w:rPr>
+          <w:lang w:val="id_ID" w:bidi="id_ID"/>
+        </w:rPr>
+      </w:r>
+      <w:r>
+        <w:rPr>
           <w:lang w:val="id_ID" w:bidi="id_ID"/>
         </w:rPr>
         <w:t xml:space="preserve">Di sini, </w:t>
@@ -5826,6 +6911,21 @@
       </w:r>
       <w:r>
         <w:rPr>
+          <w:b/>
+          <w:lang w:val="id_ID" w:bidi="id_ID"/>
+        </w:rPr>
+        <w:t>μή τις ὑμᾶς ἐξαπατήσῃ κατὰ μηδένα τρόπον</w:t>
+      </w:r>
+    </w:p>
+    <w:p>
+      <w:pPr/>
+      <w:r>
+        <w:rPr>
+          <w:lang w:val="id_ID" w:bidi="id_ID"/>
+        </w:rPr>
+      </w:r>
+      <w:r>
+        <w:rPr>
           <w:lang w:val="id_ID" w:bidi="id_ID"/>
         </w:rPr>
         <w:t>Terjemahan alternatif: "Jangan biarkan siapa pun membodohi kamu" atau "Jangan percaya sama sekali dengan kata-kata yang salah yang dikatakan orang tentang hal ini"</w:t>
@@ -5874,6 +6974,21 @@
       </w:r>
       <w:r>
         <w:rPr>
+          <w:b/>
+          <w:lang w:val="id_ID" w:bidi="id_ID"/>
+        </w:rPr>
+        <w:t>ὅτι ἐὰν μὴ ἔλθῃ ἡ ἀποστασία πρῶτον</w:t>
+      </w:r>
+    </w:p>
+    <w:p>
+      <w:pPr/>
+      <w:r>
+        <w:rPr>
+          <w:lang w:val="id_ID" w:bidi="id_ID"/>
+        </w:rPr>
+      </w:r>
+      <w:r>
+        <w:rPr>
           <w:lang w:val="id_ID" w:bidi="id_ID"/>
         </w:rPr>
         <w:t>Di sini, Paulus meninggalkan beberapa kata yang dibutuhkan oleh sebuah kalimat dalam banyak bahasa untuk menjadi lengkap. Jika itu akan membantu dalam bahasa Anda, Anda dapat menyediakan kata-kata ini dari ayat sebelumnya. Terjemahan alternatif: "karena hari Tuhan tidak akan datang sebelum kemurtadan terjadi terlebih dahulu"</w:t>
@@ -5942,6 +7057,21 @@
       </w:r>
       <w:r>
         <w:rPr>
+          <w:b/>
+          <w:lang w:val="id_ID" w:bidi="id_ID"/>
+        </w:rPr>
+        <w:t>ἡ ἀποστασία</w:t>
+      </w:r>
+    </w:p>
+    <w:p>
+      <w:pPr/>
+      <w:r>
+        <w:rPr>
+          <w:lang w:val="id_ID" w:bidi="id_ID"/>
+        </w:rPr>
+      </w:r>
+      <w:r>
+        <w:rPr>
           <w:lang w:val="id_ID" w:bidi="id_ID"/>
         </w:rPr>
         <w:t xml:space="preserve">Di sini, </w:t>
@@ -6023,6 +7153,21 @@
       </w:r>
       <w:r>
         <w:rPr>
+          <w:b/>
+          <w:lang w:val="id_ID" w:bidi="id_ID"/>
+        </w:rPr>
+        <w:t>ἀποκαλυφθῇ ὁ ἄνθρωπος τῆς ἀνομίας</w:t>
+      </w:r>
+    </w:p>
+    <w:p>
+      <w:pPr/>
+      <w:r>
+        <w:rPr>
+          <w:lang w:val="id_ID" w:bidi="id_ID"/>
+        </w:rPr>
+      </w:r>
+      <w:r>
+        <w:rPr>
           <w:lang w:val="id_ID" w:bidi="id_ID"/>
         </w:rPr>
         <w:t>Jika bahasa Anda tidak menggunakan bentuk pasif dengan cara ini, Anda dapat mengekspresikan konsep tersebut dalam bentuk aktif atau dengan cara lain yang wajar dalam bahasa Anda. Terjemahan alternatif: "manusia durhaka itu datang" atau "manusia durhaka itu menyatakan dirinya"</w:t>
@@ -6091,6 +7236,21 @@
       </w:r>
       <w:r>
         <w:rPr>
+          <w:b/>
+          <w:lang w:val="id_ID" w:bidi="id_ID"/>
+        </w:rPr>
+        <w:t>ὁ ἄνθρωπος τῆς ἀνομίας</w:t>
+      </w:r>
+    </w:p>
+    <w:p>
+      <w:pPr/>
+      <w:r>
+        <w:rPr>
+          <w:lang w:val="id_ID" w:bidi="id_ID"/>
+        </w:rPr>
+      </w:r>
+      <w:r>
+        <w:rPr>
           <w:lang w:val="id_ID" w:bidi="id_ID"/>
         </w:rPr>
         <w:t xml:space="preserve">Paulus menggunakan bentuk posesif untuk menggambarkan seorang </w:t>
@@ -6185,6 +7345,21 @@
       </w:r>
       <w:r>
         <w:rPr>
+          <w:b/>
+          <w:lang w:val="id_ID" w:bidi="id_ID"/>
+        </w:rPr>
+        <w:t>ὁ υἱὸς τῆς ἀπωλείας</w:t>
+      </w:r>
+    </w:p>
+    <w:p>
+      <w:pPr/>
+      <w:r>
+        <w:rPr>
+          <w:lang w:val="id_ID" w:bidi="id_ID"/>
+        </w:rPr>
+      </w:r>
+      <w:r>
+        <w:rPr>
           <w:lang w:val="id_ID" w:bidi="id_ID"/>
         </w:rPr>
         <w:t xml:space="preserve">Di sini, </w:t>
@@ -6334,6 +7509,21 @@
       </w:r>
       <w:r>
         <w:rPr>
+          <w:b/>
+          <w:lang w:val="id_ID" w:bidi="id_ID"/>
+        </w:rPr>
+        <w:t>πάντα λεγόμενον θεὸν ἢ σέβασμα</w:t>
+      </w:r>
+    </w:p>
+    <w:p>
+      <w:pPr/>
+      <w:r>
+        <w:rPr>
+          <w:lang w:val="id_ID" w:bidi="id_ID"/>
+        </w:rPr>
+      </w:r>
+      <w:r>
+        <w:rPr>
           <w:lang w:val="id_ID" w:bidi="id_ID"/>
         </w:rPr>
         <w:t>Anda dapat menyatakan ini dalam bentuk aktif. Terjemahan alternatif: "segala sesuatu yang disebut Allah atau apa pun yang mereka sembah"</w:t>
@@ -6402,6 +7592,21 @@
       </w:r>
       <w:r>
         <w:rPr>
+          <w:b/>
+          <w:lang w:val="id_ID" w:bidi="id_ID"/>
+        </w:rPr>
+        <w:t>αὐτὸν &amp; καθίσαι</w:t>
+      </w:r>
+    </w:p>
+    <w:p>
+      <w:pPr/>
+      <w:r>
+        <w:rPr>
+          <w:lang w:val="id_ID" w:bidi="id_ID"/>
+        </w:rPr>
+      </w:r>
+      <w:r>
+        <w:rPr>
           <w:lang w:val="id_ID" w:bidi="id_ID"/>
         </w:rPr>
         <w:t xml:space="preserve">Di sini, </w:t>
@@ -6483,6 +7688,21 @@
       </w:r>
       <w:r>
         <w:rPr>
+          <w:b/>
+          <w:lang w:val="id_ID" w:bidi="id_ID"/>
+        </w:rPr>
+        <w:t>ἀποδεικνύντα ἑαυτὸν ὅτι ἔστιν Θεός</w:t>
+      </w:r>
+    </w:p>
+    <w:p>
+      <w:pPr/>
+      <w:r>
+        <w:rPr>
+          <w:lang w:val="id_ID" w:bidi="id_ID"/>
+        </w:rPr>
+      </w:r>
+      <w:r>
+        <w:rPr>
           <w:lang w:val="id_ID" w:bidi="id_ID"/>
         </w:rPr>
         <w:t xml:space="preserve">Di sini, </w:t>
@@ -6544,6 +7764,21 @@
       </w:r>
       <w:r>
         <w:rPr>
+          <w:b/>
+          <w:lang w:val="id_ID" w:bidi="id_ID"/>
+        </w:rPr>
+        <w:t>οὐ μνημονεύετε ὅτι, ἔτι ὢν πρὸς ὑμᾶς, ταῦτα ἔλεγον ὑμῖν</w:t>
+      </w:r>
+    </w:p>
+    <w:p>
+      <w:pPr/>
+      <w:r>
+        <w:rPr>
+          <w:lang w:val="id_ID" w:bidi="id_ID"/>
+        </w:rPr>
+      </w:r>
+      <w:r>
+        <w:rPr>
           <w:lang w:val="id_ID" w:bidi="id_ID"/>
         </w:rPr>
         <w:t>Paulus tidak meminta informasi di sini, tetapi menggunakan bentuk pertanyaan untuk mengingatkan jemaat Tesalonika akan apa yang telah ia ajarkan kepada mereka. Jika Anda tidak menggunakan pertanyaan retoris untuk tujuan ini dalam bahasa Anda, Anda dapat menerjemahkan kata-katanya sebagai sebuah pernyataan. Lihat UST.</w:t>
@@ -6612,6 +7847,21 @@
       </w:r>
       <w:r>
         <w:rPr>
+          <w:b/>
+          <w:lang w:val="id_ID" w:bidi="id_ID"/>
+        </w:rPr>
+        <w:t>ταῦτα</w:t>
+      </w:r>
+    </w:p>
+    <w:p>
+      <w:pPr/>
+      <w:r>
+        <w:rPr>
+          <w:lang w:val="id_ID" w:bidi="id_ID"/>
+        </w:rPr>
+      </w:r>
+      <w:r>
+        <w:rPr>
           <w:lang w:val="id_ID" w:bidi="id_ID"/>
         </w:rPr>
         <w:t xml:space="preserve">Di sini, </w:t>
@@ -6693,6 +7943,21 @@
       </w:r>
       <w:r>
         <w:rPr>
+          <w:b/>
+          <w:lang w:val="id_ID" w:bidi="id_ID"/>
+        </w:rPr>
+        <w:t>καὶ νῦν τὸ κατέχον οἴδατε</w:t>
+      </w:r>
+    </w:p>
+    <w:p>
+      <w:pPr/>
+      <w:r>
+        <w:rPr>
+          <w:lang w:val="id_ID" w:bidi="id_ID"/>
+        </w:rPr>
+      </w:r>
+      <w:r>
+        <w:rPr>
           <w:lang w:val="id_ID" w:bidi="id_ID"/>
         </w:rPr>
         <w:t xml:space="preserve">Ada dua kemungkinan untuk memahami fungsi kata </w:t>
@@ -6780,6 +8045,21 @@
       </w:r>
       <w:r>
         <w:rPr>
+          <w:b/>
+          <w:lang w:val="id_ID" w:bidi="id_ID"/>
+        </w:rPr>
+        <w:t>τὸ ἀποκαλυφθῆναι αὐτὸν ἐν τῷ αὐτοῦ καιρῷ</w:t>
+      </w:r>
+    </w:p>
+    <w:p>
+      <w:pPr/>
+      <w:r>
+        <w:rPr>
+          <w:lang w:val="id_ID" w:bidi="id_ID"/>
+        </w:rPr>
+      </w:r>
+      <w:r>
+        <w:rPr>
           <w:lang w:val="id_ID" w:bidi="id_ID"/>
         </w:rPr>
         <w:t>Jika bahasa Anda tidak menggunakan bentuk pasif dengan cara ini, Anda dapat mengekspresikan konsep tersebut dalam bentuk aktif atau dengan cara lain yang wajar dalam bahasa Anda. Terjemahan alternatif: "waktu yang tepat, ketika Allah mengizinkan Dia menyatakan diri-Nya"</w:t>
@@ -6848,6 +8128,21 @@
       </w:r>
       <w:r>
         <w:rPr>
+          <w:b/>
+          <w:lang w:val="id_ID" w:bidi="id_ID"/>
+        </w:rPr>
+        <w:t>γὰρ</w:t>
+      </w:r>
+    </w:p>
+    <w:p>
+      <w:pPr/>
+      <w:r>
+        <w:rPr>
+          <w:lang w:val="id_ID" w:bidi="id_ID"/>
+        </w:rPr>
+      </w:r>
+      <w:r>
+        <w:rPr>
           <w:lang w:val="id_ID" w:bidi="id_ID"/>
         </w:rPr>
         <w:t xml:space="preserve">Di sini, kata yang diterjemahkan </w:t>
@@ -6942,6 +8237,21 @@
       </w:r>
       <w:r>
         <w:rPr>
+          <w:b/>
+          <w:lang w:val="id_ID" w:bidi="id_ID"/>
+        </w:rPr>
+        <w:t>τὸ &amp; μυστήριον ἤδη ἐνεργεῖται τῆς ἀνομίας</w:t>
+      </w:r>
+    </w:p>
+    <w:p>
+      <w:pPr/>
+      <w:r>
+        <w:rPr>
+          <w:lang w:val="id_ID" w:bidi="id_ID"/>
+        </w:rPr>
+      </w:r>
+      <w:r>
+        <w:rPr>
           <w:lang w:val="id_ID" w:bidi="id_ID"/>
         </w:rPr>
         <w:t xml:space="preserve">Di sini, </w:t>
@@ -7036,6 +8346,21 @@
       </w:r>
       <w:r>
         <w:rPr>
+          <w:b/>
+          <w:lang w:val="id_ID" w:bidi="id_ID"/>
+        </w:rPr>
+        <w:t>ὁ κατέχων</w:t>
+      </w:r>
+    </w:p>
+    <w:p>
+      <w:pPr/>
+      <w:r>
+        <w:rPr>
+          <w:lang w:val="id_ID" w:bidi="id_ID"/>
+        </w:rPr>
+      </w:r>
+      <w:r>
+        <w:rPr>
           <w:lang w:val="id_ID" w:bidi="id_ID"/>
         </w:rPr>
         <w:t>Menahan seseorang berarti menghambat atau mencegahnya melakukan apa yang ingin ia lakukan. Terjemahan alternatif: "orang yang telah menahannya"</w:t>
@@ -7084,6 +8409,21 @@
       </w:r>
       <w:r>
         <w:rPr>
+          <w:b/>
+          <w:lang w:val="id_ID" w:bidi="id_ID"/>
+        </w:rPr>
+        <w:t>γένηται</w:t>
+      </w:r>
+    </w:p>
+    <w:p>
+      <w:pPr/>
+      <w:r>
+        <w:rPr>
+          <w:lang w:val="id_ID" w:bidi="id_ID"/>
+        </w:rPr>
+      </w:r>
+      <w:r>
+        <w:rPr>
           <w:lang w:val="id_ID" w:bidi="id_ID"/>
         </w:rPr>
         <w:t xml:space="preserve">Di sini, kata </w:t>
@@ -7165,6 +8505,21 @@
       </w:r>
       <w:r>
         <w:rPr>
+          <w:b/>
+          <w:lang w:val="id_ID" w:bidi="id_ID"/>
+        </w:rPr>
+        <w:t>ἐκ μέσου γένηται</w:t>
+      </w:r>
+    </w:p>
+    <w:p>
+      <w:pPr/>
+      <w:r>
+        <w:rPr>
+          <w:lang w:val="id_ID" w:bidi="id_ID"/>
+        </w:rPr>
+      </w:r>
+      <w:r>
+        <w:rPr>
           <w:lang w:val="id_ID" w:bidi="id_ID"/>
         </w:rPr>
         <w:t>Di sini Paulus berbicara tentang orang yang menahan si pendurhaka seolah-olah ia berdiri di depannya dan menghalangi jalannya. Jika hal ini tidak masuk akal dalam bahasa Anda, Anda dapat menggunakan metafora yang setara atau Anda dapat mengekspresikan maknanya dengan cara yang tidak kiasan. Terjemahan alternatif: "dia berhenti menahannya"</w:t>
@@ -7233,6 +8588,21 @@
       </w:r>
       <w:r>
         <w:rPr>
+          <w:b/>
+          <w:lang w:val="id_ID" w:bidi="id_ID"/>
+        </w:rPr>
+        <w:t>καὶ τότε ἀποκαλυφθήσεται ὁ ἄνομος</w:t>
+      </w:r>
+    </w:p>
+    <w:p>
+      <w:pPr/>
+      <w:r>
+        <w:rPr>
+          <w:lang w:val="id_ID" w:bidi="id_ID"/>
+        </w:rPr>
+      </w:r>
+      <w:r>
+        <w:rPr>
           <w:lang w:val="id_ID" w:bidi="id_ID"/>
         </w:rPr>
         <w:t>Jika bahasa Anda tidak menggunakan bentuk pasif seperti ini, Anda dapat menyatakannya dalam bentuk aktif atau dengan cara lain yang wajar dalam bahasa Anda. Terjemahan alternatif: "dan kemudian Allah akan mengizinkan si pendurhaka untuk menunjukkan dirinya"</w:t>
@@ -7301,6 +8671,21 @@
       </w:r>
       <w:r>
         <w:rPr>
+          <w:b/>
+          <w:lang w:val="id_ID" w:bidi="id_ID"/>
+        </w:rPr>
+        <w:t>τῷ πνεύματι τοῦ στόματος αὐτοῦ</w:t>
+      </w:r>
+    </w:p>
+    <w:p>
+      <w:pPr/>
+      <w:r>
+        <w:rPr>
+          <w:lang w:val="id_ID" w:bidi="id_ID"/>
+        </w:rPr>
+      </w:r>
+      <w:r>
+        <w:rPr>
           <w:lang w:val="id_ID" w:bidi="id_ID"/>
         </w:rPr>
         <w:t xml:space="preserve">Dalam kiasan ini, </w:t>
@@ -7395,6 +8780,21 @@
       </w:r>
       <w:r>
         <w:rPr>
+          <w:b/>
+          <w:lang w:val="id_ID" w:bidi="id_ID"/>
+        </w:rPr>
+        <w:t>ἀνελεῖ τῷ πνεύματι τοῦ στόματος αὐτοῦ, καὶ καταργήσει τῇ ἐπιφανείᾳ τῆς παρουσίας αὐτοῦ</w:t>
+      </w:r>
+    </w:p>
+    <w:p>
+      <w:pPr/>
+      <w:r>
+        <w:rPr>
+          <w:lang w:val="id_ID" w:bidi="id_ID"/>
+        </w:rPr>
+      </w:r>
+      <w:r>
+        <w:rPr>
           <w:lang w:val="id_ID" w:bidi="id_ID"/>
         </w:rPr>
         <w:t>Kedua frasa ini menggambarkan peristiwa yang sama. Paulus mengatakan hal yang sama dua kali, dengan cara yang sedikit berbeda, untuk menekankan betapa jauh lebih berkuasanya Yesus dibandingkan dengan manusia durhaka. Jika membingungkan bagi pembaca Anda untuk berbicara tentang membunuh seseorang dan kemudian membuatnya tidak berdaya, Anda dapat membalik urutan frasa-frasa tersebut, seperti dalam UST, atau Anda dapat menggabungkan kedua frasa tersebut menjadi satu. Terjemahan alternatif: "akan menghancurkan dengan penampilannya yang mulia dan dengan napas dari mulutnya"</w:t>
@@ -7463,6 +8863,21 @@
       </w:r>
       <w:r>
         <w:rPr>
+          <w:b/>
+          <w:lang w:val="id_ID" w:bidi="id_ID"/>
+        </w:rPr>
+        <w:t>οὗ ἐστιν ἡ παρουσία, κατ’ ἐνέργειαν τοῦ Σατανᾶ</w:t>
+      </w:r>
+    </w:p>
+    <w:p>
+      <w:pPr/>
+      <w:r>
+        <w:rPr>
+          <w:lang w:val="id_ID" w:bidi="id_ID"/>
+        </w:rPr>
+      </w:r>
+      <w:r>
+        <w:rPr>
           <w:lang w:val="id_ID" w:bidi="id_ID"/>
         </w:rPr>
         <w:t xml:space="preserve">Di sini, Paulus menggunakan bentuk posesif untuk menggambarkan </w:t>
@@ -7557,6 +8972,21 @@
       </w:r>
       <w:r>
         <w:rPr>
+          <w:b/>
+          <w:lang w:val="id_ID" w:bidi="id_ID"/>
+        </w:rPr>
+        <w:t>οὗ</w:t>
+      </w:r>
+    </w:p>
+    <w:p>
+      <w:pPr/>
+      <w:r>
+        <w:rPr>
+          <w:lang w:val="id_ID" w:bidi="id_ID"/>
+        </w:rPr>
+      </w:r>
+      <w:r>
+        <w:rPr>
           <w:lang w:val="id_ID" w:bidi="id_ID"/>
         </w:rPr>
         <w:t xml:space="preserve">Di sini, </w:t>
@@ -7618,6 +9048,21 @@
       </w:r>
       <w:r>
         <w:rPr>
+          <w:b/>
+          <w:lang w:val="id_ID" w:bidi="id_ID"/>
+        </w:rPr>
+        <w:t>ἐν πάσῃ δυνάμει, καὶ σημείοις, καὶ τέρασιν ψεύδους</w:t>
+      </w:r>
+    </w:p>
+    <w:p>
+      <w:pPr/>
+      <w:r>
+        <w:rPr>
+          <w:lang w:val="id_ID" w:bidi="id_ID"/>
+        </w:rPr>
+      </w:r>
+      <w:r>
+        <w:rPr>
           <w:lang w:val="id_ID" w:bidi="id_ID"/>
         </w:rPr>
         <w:t xml:space="preserve">Di sini, kata </w:t>
@@ -7751,6 +9196,21 @@
       </w:r>
       <w:r>
         <w:rPr>
+          <w:b/>
+          <w:lang w:val="id_ID" w:bidi="id_ID"/>
+        </w:rPr>
+        <w:t>ἐν πάσῃ δυνάμει, καὶ σημείοις, καὶ τέρασιν ψεύδους</w:t>
+      </w:r>
+    </w:p>
+    <w:p>
+      <w:pPr/>
+      <w:r>
+        <w:rPr>
+          <w:lang w:val="id_ID" w:bidi="id_ID"/>
+        </w:rPr>
+      </w:r>
+      <w:r>
+        <w:rPr>
           <w:lang w:val="id_ID" w:bidi="id_ID"/>
         </w:rPr>
         <w:t xml:space="preserve">Jika bahasa Anda tidak menggunakan kata benda abstrak untuk konsep </w:t>
@@ -7832,6 +9292,21 @@
       </w:r>
       <w:r>
         <w:rPr>
+          <w:b/>
+          <w:lang w:val="id_ID" w:bidi="id_ID"/>
+        </w:rPr>
+        <w:t>καὶ σημείοις, καὶ τέρασιν ψεύδους</w:t>
+      </w:r>
+    </w:p>
+    <w:p>
+      <w:pPr/>
+      <w:r>
+        <w:rPr>
+          <w:lang w:val="id_ID" w:bidi="id_ID"/>
+        </w:rPr>
+      </w:r>
+      <w:r>
+        <w:rPr>
           <w:lang w:val="id_ID" w:bidi="id_ID"/>
         </w:rPr>
         <w:t xml:space="preserve">Kata </w:t>
@@ -7926,6 +9401,21 @@
       </w:r>
       <w:r>
         <w:rPr>
+          <w:b/>
+          <w:lang w:val="id_ID" w:bidi="id_ID"/>
+        </w:rPr>
+        <w:t>πάσῃ</w:t>
+      </w:r>
+    </w:p>
+    <w:p>
+      <w:pPr/>
+      <w:r>
+        <w:rPr>
+          <w:lang w:val="id_ID" w:bidi="id_ID"/>
+        </w:rPr>
+      </w:r>
+      <w:r>
+        <w:rPr>
           <w:lang w:val="id_ID" w:bidi="id_ID"/>
         </w:rPr>
         <w:t xml:space="preserve">Di sini, </w:t>
@@ -8007,6 +9497,21 @@
       </w:r>
       <w:r>
         <w:rPr>
+          <w:b/>
+          <w:lang w:val="id_ID" w:bidi="id_ID"/>
+        </w:rPr>
+        <w:t>ἐν πάσῃ ἀπάτῃ ἀδικίας</w:t>
+      </w:r>
+    </w:p>
+    <w:p>
+      <w:pPr/>
+      <w:r>
+        <w:rPr>
+          <w:lang w:val="id_ID" w:bidi="id_ID"/>
+        </w:rPr>
+      </w:r>
+      <w:r>
+        <w:rPr>
           <w:lang w:val="id_ID" w:bidi="id_ID"/>
         </w:rPr>
         <w:t xml:space="preserve">Di sini Paulus menggunakan bentuk posesif untuk menggambarkan </w:t>
@@ -8101,6 +9606,21 @@
       </w:r>
       <w:r>
         <w:rPr>
+          <w:b/>
+          <w:lang w:val="id_ID" w:bidi="id_ID"/>
+        </w:rPr>
+        <w:t>ἐν πάσῃ ἀπάτῃ ἀδικίας, τοῖς ἀπολλυμένοις</w:t>
+      </w:r>
+    </w:p>
+    <w:p>
+      <w:pPr/>
+      <w:r>
+        <w:rPr>
+          <w:lang w:val="id_ID" w:bidi="id_ID"/>
+        </w:rPr>
+      </w:r>
+      <w:r>
+        <w:rPr>
           <w:lang w:val="id_ID" w:bidi="id_ID"/>
         </w:rPr>
         <w:t xml:space="preserve">Jika bahasa Anda tidak menggunakan kata benda abstrak untuk gagasan </w:t>
@@ -8195,6 +9715,21 @@
       </w:r>
       <w:r>
         <w:rPr>
+          <w:b/>
+          <w:lang w:val="id_ID" w:bidi="id_ID"/>
+        </w:rPr>
+        <w:t>ἀνθ’ ὧν</w:t>
+      </w:r>
+    </w:p>
+    <w:p>
+      <w:pPr/>
+      <w:r>
+        <w:rPr>
+          <w:lang w:val="id_ID" w:bidi="id_ID"/>
+        </w:rPr>
+      </w:r>
+      <w:r>
+        <w:rPr>
           <w:lang w:val="id_ID" w:bidi="id_ID"/>
         </w:rPr>
         <w:t>Apa yang terjadi setelah frasa ini adalah alasan mengapa orang-orang itu binasa. Gunakan cara yang alami dalam bahasa Anda untuk memperkenalkan alasan. Anda mungkin ingin memulai kalimat baru di sini dan mengakhiri kalimat sebelumnya dengan titik. Terjemahan alternatif: "Mereka binasa karena"</w:t>
@@ -8263,6 +9798,21 @@
       </w:r>
       <w:r>
         <w:rPr>
+          <w:b/>
+          <w:lang w:val="id_ID" w:bidi="id_ID"/>
+        </w:rPr>
+        <w:t>τὴν ἀγάπην τῆς ἀληθείας οὐκ ἐδέξαντο</w:t>
+      </w:r>
+    </w:p>
+    <w:p>
+      <w:pPr/>
+      <w:r>
+        <w:rPr>
+          <w:lang w:val="id_ID" w:bidi="id_ID"/>
+        </w:rPr>
+      </w:r>
+      <w:r>
+        <w:rPr>
           <w:lang w:val="id_ID" w:bidi="id_ID"/>
         </w:rPr>
         <w:t xml:space="preserve">Jika bahasa Anda tidak menggunakan kata benda abstrak untuk konsep </w:t>
@@ -8383,6 +9933,21 @@
       </w:r>
       <w:r>
         <w:rPr>
+          <w:b/>
+          <w:lang w:val="id_ID" w:bidi="id_ID"/>
+        </w:rPr>
+        <w:t>εἰς τὸ σωθῆναι αὐτούς</w:t>
+      </w:r>
+    </w:p>
+    <w:p>
+      <w:pPr/>
+      <w:r>
+        <w:rPr>
+          <w:lang w:val="id_ID" w:bidi="id_ID"/>
+        </w:rPr>
+      </w:r>
+      <w:r>
+        <w:rPr>
           <w:lang w:val="id_ID" w:bidi="id_ID"/>
         </w:rPr>
         <w:t>Frasa ini dapat mengungkapkan: (1) hasil dari menerima kasih kebenaran. Terjemahan alternatif: "dan dengan demikian diselamatkan" atau (2) tujuan dari mencintai kebenaran. Terjemahan alternatif: "sehingga mereka dapat diselamatkan"</w:t>
@@ -8451,6 +10016,21 @@
       </w:r>
       <w:r>
         <w:rPr>
+          <w:b/>
+          <w:lang w:val="id_ID" w:bidi="id_ID"/>
+        </w:rPr>
+        <w:t>εἰς τὸ σωθῆναι αὐτούς</w:t>
+      </w:r>
+    </w:p>
+    <w:p>
+      <w:pPr/>
+      <w:r>
+        <w:rPr>
+          <w:lang w:val="id_ID" w:bidi="id_ID"/>
+        </w:rPr>
+      </w:r>
+      <w:r>
+        <w:rPr>
           <w:lang w:val="id_ID" w:bidi="id_ID"/>
         </w:rPr>
         <w:t>Jika bahasa Anda tidak menggunakan bentuk pasif seperti ini, Anda dapat mengekspresikan konsep tersebut dalam bentuk aktif atau dengan cara lain yang wajar dalam bahasa Anda. Jika Anda harus menyatakan siapa yang melakukan tindakan itu, itu adalah Allah. Terjemahan alternatif: "agar Allah menyelamatkan mereka" atau " supaya Allah menyelamatkan mereka"</w:t>
@@ -8519,6 +10099,21 @@
       </w:r>
       <w:r>
         <w:rPr>
+          <w:b/>
+          <w:lang w:val="id_ID" w:bidi="id_ID"/>
+        </w:rPr>
+        <w:t>διὰ τοῦτο</w:t>
+      </w:r>
+    </w:p>
+    <w:p>
+      <w:pPr/>
+      <w:r>
+        <w:rPr>
+          <w:lang w:val="id_ID" w:bidi="id_ID"/>
+        </w:rPr>
+      </w:r>
+      <w:r>
+        <w:rPr>
           <w:lang w:val="id_ID" w:bidi="id_ID"/>
         </w:rPr>
         <w:t xml:space="preserve">Apa yang terjadi selanjutnya </w:t>
@@ -8600,6 +10195,21 @@
       </w:r>
       <w:r>
         <w:rPr>
+          <w:b/>
+          <w:lang w:val="id_ID" w:bidi="id_ID"/>
+        </w:rPr>
+        <w:t>πέμπει αὐτοῖς ὁ Θεὸς ἐνέργειαν πλάνης, εἰς τὸ πιστεῦσαι αὐτοὺς τῷ ψεύδει</w:t>
+      </w:r>
+    </w:p>
+    <w:p>
+      <w:pPr/>
+      <w:r>
+        <w:rPr>
+          <w:lang w:val="id_ID" w:bidi="id_ID"/>
+        </w:rPr>
+      </w:r>
+      <w:r>
+        <w:rPr>
           <w:lang w:val="id_ID" w:bidi="id_ID"/>
         </w:rPr>
         <w:t xml:space="preserve">Paulus berbicara tentang </w:t>
@@ -8694,6 +10304,21 @@
       </w:r>
       <w:r>
         <w:rPr>
+          <w:b/>
+          <w:lang w:val="id_ID" w:bidi="id_ID"/>
+        </w:rPr>
+        <w:t>ἐνέργειαν πλάνης</w:t>
+      </w:r>
+    </w:p>
+    <w:p>
+      <w:pPr/>
+      <w:r>
+        <w:rPr>
+          <w:lang w:val="id_ID" w:bidi="id_ID"/>
+        </w:rPr>
+      </w:r>
+      <w:r>
+        <w:rPr>
           <w:lang w:val="id_ID" w:bidi="id_ID"/>
         </w:rPr>
         <w:t xml:space="preserve">Paulus menggunakan bentuk posesif untuk menggambarkan suatu </w:t>
@@ -8788,6 +10413,21 @@
       </w:r>
       <w:r>
         <w:rPr>
+          <w:b/>
+          <w:lang w:val="id_ID" w:bidi="id_ID"/>
+        </w:rPr>
+        <w:t>εἰς τὸ πιστεῦσαι αὐτοὺς</w:t>
+      </w:r>
+    </w:p>
+    <w:p>
+      <w:pPr/>
+      <w:r>
+        <w:rPr>
+          <w:lang w:val="id_ID" w:bidi="id_ID"/>
+        </w:rPr>
+      </w:r>
+      <w:r>
+        <w:rPr>
           <w:lang w:val="id_ID" w:bidi="id_ID"/>
         </w:rPr>
         <w:t xml:space="preserve">Di sini, kata kata </w:t>
@@ -8882,6 +10522,21 @@
       </w:r>
       <w:r>
         <w:rPr>
+          <w:b/>
+          <w:lang w:val="id_ID" w:bidi="id_ID"/>
+        </w:rPr>
+        <w:t>εἰς τὸ πιστεῦσαι αὐτοὺς</w:t>
+      </w:r>
+    </w:p>
+    <w:p>
+      <w:pPr/>
+      <w:r>
+        <w:rPr>
+          <w:lang w:val="id_ID" w:bidi="id_ID"/>
+        </w:rPr>
+      </w:r>
+      <w:r>
+        <w:rPr>
           <w:lang w:val="id_ID" w:bidi="id_ID"/>
         </w:rPr>
         <w:t xml:space="preserve">Di sini, </w:t>
@@ -8963,6 +10618,21 @@
       </w:r>
       <w:r>
         <w:rPr>
+          <w:b/>
+          <w:lang w:val="id_ID" w:bidi="id_ID"/>
+        </w:rPr>
+        <w:t>ἵνα</w:t>
+      </w:r>
+    </w:p>
+    <w:p>
+      <w:pPr/>
+      <w:r>
+        <w:rPr>
+          <w:lang w:val="id_ID" w:bidi="id_ID"/>
+        </w:rPr>
+      </w:r>
+      <w:r>
+        <w:rPr>
           <w:lang w:val="id_ID" w:bidi="id_ID"/>
         </w:rPr>
         <w:t>Frasa ini memperkenalkan klausa tujuan. Ini mengikuti klausa tujuan dari ayat 11, jadi Anda mungkin ingin menghubungkan keduanya. Terjemahan alternatif: "dan lebih jauh lagi, sehingga" atau "dan karena itu"</w:t>
@@ -9031,6 +10701,21 @@
       </w:r>
       <w:r>
         <w:rPr>
+          <w:b/>
+          <w:lang w:val="id_ID" w:bidi="id_ID"/>
+        </w:rPr>
+        <w:t>κριθῶσιν πάντες</w:t>
+      </w:r>
+    </w:p>
+    <w:p>
+      <w:pPr/>
+      <w:r>
+        <w:rPr>
+          <w:lang w:val="id_ID" w:bidi="id_ID"/>
+        </w:rPr>
+      </w:r>
+      <w:r>
+        <w:rPr>
           <w:lang w:val="id_ID" w:bidi="id_ID"/>
         </w:rPr>
         <w:t>Jika bahasa Anda tidak menggunakan bentuk pasif seperti ini, Anda dapat mengekspresikan ide tersebut dalam bentuk aktif atau dengan cara lain yang alami dalam bahasa Anda. Jika Anda harus menyatakan siapa yang melakukan tindakan tersebut, itu adalah Allah. Terjemahan alternatif: "Allah dapat menghakimi mereka semua"</w:t>
@@ -9099,6 +10784,21 @@
       </w:r>
       <w:r>
         <w:rPr>
+          <w:b/>
+          <w:lang w:val="id_ID" w:bidi="id_ID"/>
+        </w:rPr>
+        <w:t>οἱ</w:t>
+      </w:r>
+    </w:p>
+    <w:p>
+      <w:pPr/>
+      <w:r>
+        <w:rPr>
+          <w:lang w:val="id_ID" w:bidi="id_ID"/>
+        </w:rPr>
+      </w:r>
+      <w:r>
+        <w:rPr>
           <w:lang w:val="id_ID" w:bidi="id_ID"/>
         </w:rPr>
         <w:t xml:space="preserve">Di sini, </w:t>
@@ -9180,6 +10880,21 @@
       </w:r>
       <w:r>
         <w:rPr>
+          <w:b/>
+          <w:lang w:val="id_ID" w:bidi="id_ID"/>
+        </w:rPr>
+        <w:t>οἱ μὴ πιστεύσαντες τῇ ἀληθείᾳ, ἀλλὰ εὐδοκήσαντες τῇ ἀδικίᾳ</w:t>
+      </w:r>
+    </w:p>
+    <w:p>
+      <w:pPr/>
+      <w:r>
+        <w:rPr>
+          <w:lang w:val="id_ID" w:bidi="id_ID"/>
+        </w:rPr>
+      </w:r>
+      <w:r>
+        <w:rPr>
           <w:lang w:val="id_ID" w:bidi="id_ID"/>
         </w:rPr>
         <w:t xml:space="preserve">Jika bahasa Anda tidak menggunakan kata benda abstrak untuk konsep </w:t>
@@ -9336,6 +11051,21 @@
       </w:r>
       <w:r>
         <w:rPr>
+          <w:b/>
+          <w:lang w:val="id_ID" w:bidi="id_ID"/>
+        </w:rPr>
+        <w:t>δὲ</w:t>
+      </w:r>
+    </w:p>
+    <w:p>
+      <w:pPr/>
+      <w:r>
+        <w:rPr>
+          <w:lang w:val="id_ID" w:bidi="id_ID"/>
+        </w:rPr>
+      </w:r>
+      <w:r>
+        <w:rPr>
           <w:lang w:val="id_ID" w:bidi="id_ID"/>
         </w:rPr>
         <w:t xml:space="preserve">Kata yang diterjemahkan </w:t>
@@ -9397,6 +11127,21 @@
       </w:r>
       <w:r>
         <w:rPr>
+          <w:b/>
+          <w:lang w:val="id_ID" w:bidi="id_ID"/>
+        </w:rPr>
+        <w:t>ἡμεῖς &amp; ὀφείλομεν εὐχαριστεῖν &amp; πάντοτε</w:t>
+      </w:r>
+    </w:p>
+    <w:p>
+      <w:pPr/>
+      <w:r>
+        <w:rPr>
+          <w:lang w:val="id_ID" w:bidi="id_ID"/>
+        </w:rPr>
+      </w:r>
+      <w:r>
+        <w:rPr>
           <w:lang w:val="id_ID" w:bidi="id_ID"/>
         </w:rPr>
         <w:t xml:space="preserve">Kata </w:t>
@@ -9478,6 +11223,21 @@
       </w:r>
       <w:r>
         <w:rPr>
+          <w:b/>
+          <w:lang w:val="id_ID" w:bidi="id_ID"/>
+        </w:rPr>
+        <w:t>ἡμεῖς &amp; ὀφείλομεν</w:t>
+      </w:r>
+    </w:p>
+    <w:p>
+      <w:pPr/>
+      <w:r>
+        <w:rPr>
+          <w:lang w:val="id_ID" w:bidi="id_ID"/>
+        </w:rPr>
+      </w:r>
+      <w:r>
+        <w:rPr>
           <w:lang w:val="id_ID" w:bidi="id_ID"/>
         </w:rPr>
         <w:t xml:space="preserve">Di sini, </w:t>
@@ -9559,6 +11319,21 @@
       </w:r>
       <w:r>
         <w:rPr>
+          <w:b/>
+          <w:lang w:val="id_ID" w:bidi="id_ID"/>
+        </w:rPr>
+        <w:t>ἀδελφοὶ ἠγαπημένοι ὑπὸ Κυρίου</w:t>
+      </w:r>
+    </w:p>
+    <w:p>
+      <w:pPr/>
+      <w:r>
+        <w:rPr>
+          <w:lang w:val="id_ID" w:bidi="id_ID"/>
+        </w:rPr>
+      </w:r>
+      <w:r>
+        <w:rPr>
           <w:lang w:val="id_ID" w:bidi="id_ID"/>
         </w:rPr>
         <w:t>Jika bahasa Anda tidak menggunakan bentuk pasif seperti ini, Anda dapat mengatakannya dengan bentuk aktif. Terjemahan alternatif: "karena Tuhan mengasihimu, saudara-saudara"</w:t>
@@ -9627,6 +11402,21 @@
       </w:r>
       <w:r>
         <w:rPr>
+          <w:b/>
+          <w:lang w:val="id_ID" w:bidi="id_ID"/>
+        </w:rPr>
+        <w:t>ἀδελφοὶ</w:t>
+      </w:r>
+    </w:p>
+    <w:p>
+      <w:pPr/>
+      <w:r>
+        <w:rPr>
+          <w:lang w:val="id_ID" w:bidi="id_ID"/>
+        </w:rPr>
+      </w:r>
+      <w:r>
+        <w:rPr>
           <w:lang w:val="id_ID" w:bidi="id_ID"/>
         </w:rPr>
         <w:t xml:space="preserve">Di sini, </w:t>
@@ -9708,6 +11498,21 @@
       </w:r>
       <w:r>
         <w:rPr>
+          <w:b/>
+          <w:lang w:val="id_ID" w:bidi="id_ID"/>
+        </w:rPr>
+        <w:t>ἀπαρχὴν εἰς σωτηρίαν</w:t>
+      </w:r>
+    </w:p>
+    <w:p>
+      <w:pPr/>
+      <w:r>
+        <w:rPr>
+          <w:lang w:val="id_ID" w:bidi="id_ID"/>
+        </w:rPr>
+      </w:r>
+      <w:r>
+        <w:rPr>
           <w:lang w:val="id_ID" w:bidi="id_ID"/>
         </w:rPr>
         <w:t xml:space="preserve">Menjadi bagian dari orang-orang pertama yang diselamatkan dikatakan seolah-olah jemaat di Tesalonika adalah </w:t>
@@ -9789,6 +11594,21 @@
       </w:r>
       <w:r>
         <w:rPr>
+          <w:b/>
+          <w:lang w:val="id_ID" w:bidi="id_ID"/>
+        </w:rPr>
+        <w:t>ἀπαρχὴν εἰς σωτηρίαν ἐν ἁγιασμῷ Πνεύματος καὶ πίστει ἀληθείας</w:t>
+      </w:r>
+    </w:p>
+    <w:p>
+      <w:pPr/>
+      <w:r>
+        <w:rPr>
+          <w:lang w:val="id_ID" w:bidi="id_ID"/>
+        </w:rPr>
+      </w:r>
+      <w:r>
+        <w:rPr>
           <w:lang w:val="id_ID" w:bidi="id_ID"/>
         </w:rPr>
         <w:t xml:space="preserve">Jika itu akan membantu dalam bahasa Anda, Anda dapat mengubah kata benda abstrak </w:t>
@@ -9909,6 +11729,21 @@
       </w:r>
       <w:r>
         <w:rPr>
+          <w:b/>
+          <w:lang w:val="id_ID" w:bidi="id_ID"/>
+        </w:rPr>
+        <w:t>διὰ τοῦ εὐαγγελίου ἡμῶν</w:t>
+      </w:r>
+    </w:p>
+    <w:p>
+      <w:pPr/>
+      <w:r>
+        <w:rPr>
+          <w:lang w:val="id_ID" w:bidi="id_ID"/>
+        </w:rPr>
+      </w:r>
+      <w:r>
+        <w:rPr>
           <w:lang w:val="id_ID" w:bidi="id_ID"/>
         </w:rPr>
         <w:t xml:space="preserve">Di sini, frasa </w:t>
@@ -9990,6 +11825,21 @@
       </w:r>
       <w:r>
         <w:rPr>
+          <w:b/>
+          <w:lang w:val="id_ID" w:bidi="id_ID"/>
+        </w:rPr>
+        <w:t>εἰς περιποίησιν δόξης τοῦ Κυρίου ἡμῶν, Ἰησοῦ Χριστοῦ</w:t>
+      </w:r>
+    </w:p>
+    <w:p>
+      <w:pPr/>
+      <w:r>
+        <w:rPr>
+          <w:lang w:val="id_ID" w:bidi="id_ID"/>
+        </w:rPr>
+      </w:r>
+      <w:r>
+        <w:rPr>
           <w:lang w:val="id_ID" w:bidi="id_ID"/>
         </w:rPr>
         <w:t xml:space="preserve">Frasa </w:t>
@@ -10071,6 +11921,21 @@
       </w:r>
       <w:r>
         <w:rPr>
+          <w:b/>
+          <w:lang w:val="id_ID" w:bidi="id_ID"/>
+        </w:rPr>
+        <w:t>εἰς περιποίησιν δόξης τοῦ Κυρίου ἡμῶν</w:t>
+      </w:r>
+    </w:p>
+    <w:p>
+      <w:pPr/>
+      <w:r>
+        <w:rPr>
+          <w:lang w:val="id_ID" w:bidi="id_ID"/>
+        </w:rPr>
+      </w:r>
+      <w:r>
+        <w:rPr>
           <w:lang w:val="id_ID" w:bidi="id_ID"/>
         </w:rPr>
         <w:t xml:space="preserve">Jika bahasa Anda tidak menggunakan kata benda abstrak untuk konsep </w:t>
@@ -10152,6 +12017,21 @@
       </w:r>
       <w:r>
         <w:rPr>
+          <w:b/>
+          <w:lang w:val="id_ID" w:bidi="id_ID"/>
+        </w:rPr>
+        <w:t>ἄρα οὖν</w:t>
+      </w:r>
+    </w:p>
+    <w:p>
+      <w:pPr/>
+      <w:r>
+        <w:rPr>
+          <w:lang w:val="id_ID" w:bidi="id_ID"/>
+        </w:rPr>
+      </w:r>
+      <w:r>
+        <w:rPr>
           <w:lang w:val="id_ID" w:bidi="id_ID"/>
         </w:rPr>
         <w:t xml:space="preserve">Kata </w:t>
@@ -10233,6 +12113,21 @@
       </w:r>
       <w:r>
         <w:rPr>
+          <w:b/>
+          <w:lang w:val="id_ID" w:bidi="id_ID"/>
+        </w:rPr>
+        <w:t>ἀδελφοί</w:t>
+      </w:r>
+    </w:p>
+    <w:p>
+      <w:pPr/>
+      <w:r>
+        <w:rPr>
+          <w:lang w:val="id_ID" w:bidi="id_ID"/>
+        </w:rPr>
+      </w:r>
+      <w:r>
+        <w:rPr>
           <w:lang w:val="id_ID" w:bidi="id_ID"/>
         </w:rPr>
         <w:t xml:space="preserve">Di sini, </w:t>
@@ -10314,6 +12209,21 @@
       </w:r>
       <w:r>
         <w:rPr>
+          <w:b/>
+          <w:lang w:val="id_ID" w:bidi="id_ID"/>
+        </w:rPr>
+        <w:t>στήκετε</w:t>
+      </w:r>
+    </w:p>
+    <w:p>
+      <w:pPr/>
+      <w:r>
+        <w:rPr>
+          <w:lang w:val="id_ID" w:bidi="id_ID"/>
+        </w:rPr>
+      </w:r>
+      <w:r>
+        <w:rPr>
           <w:lang w:val="id_ID" w:bidi="id_ID"/>
         </w:rPr>
         <w:t xml:space="preserve">Di sini, frasa </w:t>
@@ -10395,6 +12305,21 @@
       </w:r>
       <w:r>
         <w:rPr>
+          <w:b/>
+          <w:lang w:val="id_ID" w:bidi="id_ID"/>
+        </w:rPr>
+        <w:t>κρατεῖτε τὰς παραδόσεις</w:t>
+      </w:r>
+    </w:p>
+    <w:p>
+      <w:pPr/>
+      <w:r>
+        <w:rPr>
+          <w:lang w:val="id_ID" w:bidi="id_ID"/>
+        </w:rPr>
+      </w:r>
+      <w:r>
+        <w:rPr>
           <w:lang w:val="id_ID" w:bidi="id_ID"/>
         </w:rPr>
         <w:t xml:space="preserve">Di sini, </w:t>
@@ -10476,6 +12401,21 @@
       </w:r>
       <w:r>
         <w:rPr>
+          <w:b/>
+          <w:lang w:val="id_ID" w:bidi="id_ID"/>
+        </w:rPr>
+        <w:t>στήκετε καὶ κρατεῖτε</w:t>
+      </w:r>
+    </w:p>
+    <w:p>
+      <w:pPr/>
+      <w:r>
+        <w:rPr>
+          <w:lang w:val="id_ID" w:bidi="id_ID"/>
+        </w:rPr>
+      </w:r>
+      <w:r>
+        <w:rPr>
           <w:lang w:val="id_ID" w:bidi="id_ID"/>
         </w:rPr>
         <w:t>Kedua frasa ini pada dasarnya memiliki arti yang sama. Pengulangan digunakan untuk menekankan pentingnya melakukan hal ini. Jika bahasa Anda tidak menggunakan pengulangan untuk melakukan hal ini, Anda dapat menggunakan satu frasa dan memberikan penekanan dengan cara lain. Terjemahan alternatif: "tetaplah teguh pada pendirian" atau "jangan biarkan siapa pun mengubah pikiran Anda dengan cara apa pun tentang"</w:t>
@@ -10544,6 +12484,21 @@
       </w:r>
       <w:r>
         <w:rPr>
+          <w:b/>
+          <w:lang w:val="id_ID" w:bidi="id_ID"/>
+        </w:rPr>
+        <w:t>ἐδιδάχθητε</w:t>
+      </w:r>
+    </w:p>
+    <w:p>
+      <w:pPr/>
+      <w:r>
+        <w:rPr>
+          <w:lang w:val="id_ID" w:bidi="id_ID"/>
+        </w:rPr>
+      </w:r>
+      <w:r>
+        <w:rPr>
           <w:lang w:val="id_ID" w:bidi="id_ID"/>
         </w:rPr>
         <w:t>Jika bahasa Anda tidak menggunakan bentuk pasif seperti ini, Anda dapat mengatakannya dengan bentuk aktif. Terjemahan alternatif: "kami telah mengajar kamu"</w:t>
@@ -10612,6 +12567,21 @@
       </w:r>
       <w:r>
         <w:rPr>
+          <w:b/>
+          <w:lang w:val="id_ID" w:bidi="id_ID"/>
+        </w:rPr>
+        <w:t>διὰ λόγου</w:t>
+      </w:r>
+    </w:p>
+    <w:p>
+      <w:pPr/>
+      <w:r>
+        <w:rPr>
+          <w:lang w:val="id_ID" w:bidi="id_ID"/>
+        </w:rPr>
+      </w:r>
+      <w:r>
+        <w:rPr>
           <w:lang w:val="id_ID" w:bidi="id_ID"/>
         </w:rPr>
         <w:t xml:space="preserve">Di sini, </w:t>
@@ -10693,6 +12663,21 @@
       </w:r>
       <w:r>
         <w:rPr>
+          <w:b/>
+          <w:lang w:val="id_ID" w:bidi="id_ID"/>
+        </w:rPr>
+        <w:t>δι’ ἐπιστολῆς ἡμῶν</w:t>
+      </w:r>
+    </w:p>
+    <w:p>
+      <w:pPr/>
+      <w:r>
+        <w:rPr>
+          <w:lang w:val="id_ID" w:bidi="id_ID"/>
+        </w:rPr>
+      </w:r>
+      <w:r>
+        <w:rPr>
           <w:lang w:val="id_ID" w:bidi="id_ID"/>
         </w:rPr>
         <w:t xml:space="preserve">Anda dapat memperjelas informasi tersirat bahwa </w:t>
@@ -10774,6 +12759,21 @@
       </w:r>
       <w:r>
         <w:rPr>
+          <w:b/>
+          <w:lang w:val="id_ID" w:bidi="id_ID"/>
+        </w:rPr>
+        <w:t>δὲ</w:t>
+      </w:r>
+    </w:p>
+    <w:p>
+      <w:pPr/>
+      <w:r>
+        <w:rPr>
+          <w:lang w:val="id_ID" w:bidi="id_ID"/>
+        </w:rPr>
+      </w:r>
+      <w:r>
+        <w:rPr>
           <w:lang w:val="id_ID" w:bidi="id_ID"/>
         </w:rPr>
         <w:t xml:space="preserve">Kata yang diterjemahkan </w:t>
@@ -10855,6 +12855,21 @@
       </w:r>
       <w:r>
         <w:rPr>
+          <w:b/>
+          <w:lang w:val="id_ID" w:bidi="id_ID"/>
+        </w:rPr>
+        <w:t>αὐτὸς δὲ ὁ Κύριος ἡμῶν, Ἰησοῦς Χριστὸς, καὶ ὁ Θεὸς ὁ Πατὴρ ἡμῶν</w:t>
+      </w:r>
+    </w:p>
+    <w:p>
+      <w:pPr/>
+      <w:r>
+        <w:rPr>
+          <w:lang w:val="id_ID" w:bidi="id_ID"/>
+        </w:rPr>
+      </w:r>
+      <w:r>
+        <w:rPr>
           <w:lang w:val="id_ID" w:bidi="id_ID"/>
         </w:rPr>
         <w:t>Pernyataan Penghubung: Paulus mengakhiri bagian ini dengan sebuah ucapan berkat. Gunakanlah bentuk yang dapat dikenali orang sebagai berkat dalam bahasa Anda. Terjemahan alternatif: "Sekarang kiranya Tuhan kita Yesus Kristus sendiri dan Allah Bapa kita" atau "Kami berdoa agar Tuhan kita Yesus Kristus sendiri dan Allah Bapa kita"</w:t>
@@ -10923,6 +12938,21 @@
       </w:r>
       <w:r>
         <w:rPr>
+          <w:b/>
+          <w:lang w:val="id_ID" w:bidi="id_ID"/>
+        </w:rPr>
+        <w:t>ἡμῶν &amp; ἡμῶν &amp; ἡμᾶς</w:t>
+      </w:r>
+    </w:p>
+    <w:p>
+      <w:pPr/>
+      <w:r>
+        <w:rPr>
+          <w:lang w:val="id_ID" w:bidi="id_ID"/>
+        </w:rPr>
+      </w:r>
+      <w:r>
+        <w:rPr>
           <w:lang w:val="id_ID" w:bidi="id_ID"/>
         </w:rPr>
         <w:t xml:space="preserve">Kata </w:t>
@@ -11017,6 +13047,21 @@
       </w:r>
       <w:r>
         <w:rPr>
+          <w:b/>
+          <w:lang w:val="id_ID" w:bidi="id_ID"/>
+        </w:rPr>
+        <w:t>αὐτὸς &amp; Κύριος ἡμῶν, Ἰησοῦς Χριστὸς</w:t>
+      </w:r>
+    </w:p>
+    <w:p>
+      <w:pPr/>
+      <w:r>
+        <w:rPr>
+          <w:lang w:val="id_ID" w:bidi="id_ID"/>
+        </w:rPr>
+      </w:r>
+      <w:r>
+        <w:rPr>
           <w:lang w:val="id_ID" w:bidi="id_ID"/>
         </w:rPr>
         <w:t xml:space="preserve">Di sini, </w:t>
@@ -11111,6 +13156,21 @@
       </w:r>
       <w:r>
         <w:rPr>
+          <w:b/>
+          <w:lang w:val="id_ID" w:bidi="id_ID"/>
+        </w:rPr>
+        <w:t>δοὺς παράκλησιν αἰωνίαν, καὶ ἐλπίδα ἀγαθὴν</w:t>
+      </w:r>
+    </w:p>
+    <w:p>
+      <w:pPr/>
+      <w:r>
+        <w:rPr>
+          <w:lang w:val="id_ID" w:bidi="id_ID"/>
+        </w:rPr>
+      </w:r>
+      <w:r>
+        <w:rPr>
           <w:lang w:val="id_ID" w:bidi="id_ID"/>
         </w:rPr>
         <w:t xml:space="preserve">Jika bahasa Anda tidak menggunakan kata benda abstrak untuk konsep </w:t>
@@ -11205,6 +13265,21 @@
       </w:r>
       <w:r>
         <w:rPr>
+          <w:b/>
+          <w:lang w:val="id_ID" w:bidi="id_ID"/>
+        </w:rPr>
+        <w:t>ἐν χάριτι</w:t>
+      </w:r>
+    </w:p>
+    <w:p>
+      <w:pPr/>
+      <w:r>
+        <w:rPr>
+          <w:lang w:val="id_ID" w:bidi="id_ID"/>
+        </w:rPr>
+      </w:r>
+      <w:r>
+        <w:rPr>
           <w:lang w:val="id_ID" w:bidi="id_ID"/>
         </w:rPr>
         <w:t xml:space="preserve">Jika bahasa Anda tidak menggunakan kata benda abstrak untuk konsep </w:t>
@@ -11286,6 +13361,21 @@
       </w:r>
       <w:r>
         <w:rPr>
+          <w:b/>
+          <w:lang w:val="id_ID" w:bidi="id_ID"/>
+        </w:rPr>
+        <w:t>παρακαλέσαι ὑμῶν τὰς καρδίας, καὶ στηρίξαι</w:t>
+      </w:r>
+    </w:p>
+    <w:p>
+      <w:pPr/>
+      <w:r>
+        <w:rPr>
+          <w:lang w:val="id_ID" w:bidi="id_ID"/>
+        </w:rPr>
+      </w:r>
+      <w:r>
+        <w:rPr>
           <w:lang w:val="id_ID" w:bidi="id_ID"/>
         </w:rPr>
         <w:t xml:space="preserve">Di sini, kata </w:t>
@@ -11380,6 +13470,21 @@
       </w:r>
       <w:r>
         <w:rPr>
+          <w:b/>
+          <w:lang w:val="id_ID" w:bidi="id_ID"/>
+        </w:rPr>
+        <w:t>ἐν παντὶ ἔργῳ καὶ λόγῳ ἀγαθῷ</w:t>
+      </w:r>
+    </w:p>
+    <w:p>
+      <w:pPr/>
+      <w:r>
+        <w:rPr>
+          <w:lang w:val="id_ID" w:bidi="id_ID"/>
+        </w:rPr>
+      </w:r>
+      <w:r>
+        <w:rPr>
           <w:lang w:val="id_ID" w:bidi="id_ID"/>
         </w:rPr>
         <w:t xml:space="preserve">Jika akan membantu dalam bahasa Anda, Anda dapat mengungkapkan frasa </w:t>
@@ -11523,6 +13628,21 @@
       </w:r>
       <w:r>
         <w:rPr>
+          <w:b/>
+          <w:lang w:val="id_ID" w:bidi="id_ID"/>
+        </w:rPr>
+        <w:t>τὸ λοιπὸν</w:t>
+      </w:r>
+    </w:p>
+    <w:p>
+      <w:pPr/>
+      <w:r>
+        <w:rPr>
+          <w:lang w:val="id_ID" w:bidi="id_ID"/>
+        </w:rPr>
+      </w:r>
+      <w:r>
+        <w:rPr>
           <w:lang w:val="id_ID" w:bidi="id_ID"/>
         </w:rPr>
         <w:t xml:space="preserve">Di sini, kata </w:t>
@@ -11617,6 +13737,21 @@
       </w:r>
       <w:r>
         <w:rPr>
+          <w:b/>
+          <w:lang w:val="id_ID" w:bidi="id_ID"/>
+        </w:rPr>
+        <w:t>ἀδελφοί</w:t>
+      </w:r>
+    </w:p>
+    <w:p>
+      <w:pPr/>
+      <w:r>
+        <w:rPr>
+          <w:lang w:val="id_ID" w:bidi="id_ID"/>
+        </w:rPr>
+      </w:r>
+      <w:r>
+        <w:rPr>
           <w:lang w:val="id_ID" w:bidi="id_ID"/>
         </w:rPr>
         <w:t xml:space="preserve">Di sini, </w:t>
@@ -11698,6 +13833,21 @@
       </w:r>
       <w:r>
         <w:rPr>
+          <w:b/>
+          <w:lang w:val="id_ID" w:bidi="id_ID"/>
+        </w:rPr>
+        <w:t>ἡμῶν</w:t>
+      </w:r>
+    </w:p>
+    <w:p>
+      <w:pPr/>
+      <w:r>
+        <w:rPr>
+          <w:lang w:val="id_ID" w:bidi="id_ID"/>
+        </w:rPr>
+      </w:r>
+      <w:r>
+        <w:rPr>
           <w:lang w:val="id_ID" w:bidi="id_ID"/>
         </w:rPr>
         <w:t xml:space="preserve">Kata ganti </w:t>
@@ -11779,6 +13929,21 @@
       </w:r>
       <w:r>
         <w:rPr>
+          <w:b/>
+          <w:lang w:val="id_ID" w:bidi="id_ID"/>
+        </w:rPr>
+        <w:t>τρέχῃ</w:t>
+      </w:r>
+    </w:p>
+    <w:p>
+      <w:pPr/>
+      <w:r>
+        <w:rPr>
+          <w:lang w:val="id_ID" w:bidi="id_ID"/>
+        </w:rPr>
+      </w:r>
+      <w:r>
+        <w:rPr>
           <w:lang w:val="id_ID" w:bidi="id_ID"/>
         </w:rPr>
         <w:t xml:space="preserve">Paulus berbicara tentang </w:t>
@@ -11860,6 +14025,21 @@
       </w:r>
       <w:r>
         <w:rPr>
+          <w:b/>
+          <w:lang w:val="id_ID" w:bidi="id_ID"/>
+        </w:rPr>
+        <w:t>καὶ δοξάζηται</w:t>
+      </w:r>
+    </w:p>
+    <w:p>
+      <w:pPr/>
+      <w:r>
+        <w:rPr>
+          <w:lang w:val="id_ID" w:bidi="id_ID"/>
+        </w:rPr>
+      </w:r>
+      <w:r>
+        <w:rPr>
           <w:lang w:val="id_ID" w:bidi="id_ID"/>
         </w:rPr>
         <w:t>Anda dapat menyatakannya dalam bentuk aktif, jika konstruksi pasif tidak alami dalam bahasa Anda. Terjemahan alternatif: “dan banyak orang akan menghormatinya”</w:t>
@@ -11928,6 +14108,21 @@
       </w:r>
       <w:r>
         <w:rPr>
+          <w:b/>
+          <w:lang w:val="id_ID" w:bidi="id_ID"/>
+        </w:rPr>
+        <w:t>καθὼς καὶ πρὸς ὑμᾶς</w:t>
+      </w:r>
+    </w:p>
+    <w:p>
+      <w:pPr/>
+      <w:r>
+        <w:rPr>
+          <w:lang w:val="id_ID" w:bidi="id_ID"/>
+        </w:rPr>
+      </w:r>
+      <w:r>
+        <w:rPr>
           <w:lang w:val="id_ID" w:bidi="id_ID"/>
         </w:rPr>
         <w:t>Frasa ini tidak menyertakan beberapa kata yang mungkin diperlukan oleh banyak bahasa untuk melengkapi. Jika akan membantu dalam bahasa Anda, Anda dapat menyediakan kata-kata ini dari konteksnya. Terjemahan alternatif: “sama seperti yang juga terjadi padamu” atau ”yang persis seperti yang kamu lakukan”</w:t>
@@ -11996,6 +14191,21 @@
       </w:r>
       <w:r>
         <w:rPr>
+          <w:b/>
+          <w:lang w:val="id_ID" w:bidi="id_ID"/>
+        </w:rPr>
+        <w:t>ῥυσθῶμεν</w:t>
+      </w:r>
+    </w:p>
+    <w:p>
+      <w:pPr/>
+      <w:r>
+        <w:rPr>
+          <w:lang w:val="id_ID" w:bidi="id_ID"/>
+        </w:rPr>
+      </w:r>
+      <w:r>
+        <w:rPr>
           <w:lang w:val="id_ID" w:bidi="id_ID"/>
         </w:rPr>
         <w:t>Anda dapat menyatakan ini dalam bentuk aktif. Terjemahan alternatif: “Semoga Tuhan menyelamatkan kita” atau ”Semoga Tuhan menyelamatkan kita”</w:t>
@@ -12064,6 +14274,21 @@
       </w:r>
       <w:r>
         <w:rPr>
+          <w:b/>
+          <w:lang w:val="id_ID" w:bidi="id_ID"/>
+        </w:rPr>
+        <w:t>ἀτόπων καὶ πονηρῶν</w:t>
+      </w:r>
+    </w:p>
+    <w:p>
+      <w:pPr/>
+      <w:r>
+        <w:rPr>
+          <w:lang w:val="id_ID" w:bidi="id_ID"/>
+        </w:rPr>
+      </w:r>
+      <w:r>
+        <w:rPr>
           <w:lang w:val="id_ID" w:bidi="id_ID"/>
         </w:rPr>
         <w:t xml:space="preserve">Dua istilah </w:t>
@@ -12158,6 +14383,21 @@
       </w:r>
       <w:r>
         <w:rPr>
+          <w:b/>
+          <w:lang w:val="id_ID" w:bidi="id_ID"/>
+        </w:rPr>
+        <w:t>οὐ γὰρ πάντων ἡ πίστις</w:t>
+      </w:r>
+    </w:p>
+    <w:p>
+      <w:pPr/>
+      <w:r>
+        <w:rPr>
+          <w:lang w:val="id_ID" w:bidi="id_ID"/>
+        </w:rPr>
+      </w:r>
+      <w:r>
+        <w:rPr>
           <w:lang w:val="id_ID" w:bidi="id_ID"/>
         </w:rPr>
         <w:t xml:space="preserve">Frasa </w:t>
@@ -12239,6 +14479,21 @@
       </w:r>
       <w:r>
         <w:rPr>
+          <w:b/>
+          <w:lang w:val="id_ID" w:bidi="id_ID"/>
+        </w:rPr>
+        <w:t>ἡ πίστις</w:t>
+      </w:r>
+    </w:p>
+    <w:p>
+      <w:pPr/>
+      <w:r>
+        <w:rPr>
+          <w:lang w:val="id_ID" w:bidi="id_ID"/>
+        </w:rPr>
+      </w:r>
+      <w:r>
+        <w:rPr>
           <w:lang w:val="id_ID" w:bidi="id_ID"/>
         </w:rPr>
         <w:t xml:space="preserve">Jika bahasa Anda tidak menggunakan kata benda abstrak untuk ide </w:t>
@@ -12320,6 +14575,21 @@
       </w:r>
       <w:r>
         <w:rPr>
+          <w:b/>
+          <w:lang w:val="id_ID" w:bidi="id_ID"/>
+        </w:rPr>
+        <w:t>ὃς στηρίξει</w:t>
+      </w:r>
+    </w:p>
+    <w:p>
+      <w:pPr/>
+      <w:r>
+        <w:rPr>
+          <w:lang w:val="id_ID" w:bidi="id_ID"/>
+        </w:rPr>
+      </w:r>
+      <w:r>
+        <w:rPr>
           <w:lang w:val="id_ID" w:bidi="id_ID"/>
         </w:rPr>
         <w:t xml:space="preserve">Kata </w:t>
@@ -12401,6 +14671,21 @@
       </w:r>
       <w:r>
         <w:rPr>
+          <w:b/>
+          <w:lang w:val="id_ID" w:bidi="id_ID"/>
+        </w:rPr>
+        <w:t>τοῦ πονηροῦ</w:t>
+      </w:r>
+    </w:p>
+    <w:p>
+      <w:pPr/>
+      <w:r>
+        <w:rPr>
+          <w:lang w:val="id_ID" w:bidi="id_ID"/>
+        </w:rPr>
+      </w:r>
+      <w:r>
+        <w:rPr>
           <w:lang w:val="id_ID" w:bidi="id_ID"/>
         </w:rPr>
         <w:t>Ini bisa berarti: (1) si jahat, yaitu Iblis. Terjemahan alternatif: “Setan” atau (2) kejahatan secara umum. Terjemahan alternatif: “kejahatan”</w:t>
@@ -12449,6 +14734,21 @@
       </w:r>
       <w:r>
         <w:rPr>
+          <w:b/>
+          <w:lang w:val="id_ID" w:bidi="id_ID"/>
+        </w:rPr>
+        <w:t>πεποίθαμεν δὲ</w:t>
+      </w:r>
+    </w:p>
+    <w:p>
+      <w:pPr/>
+      <w:r>
+        <w:rPr>
+          <w:lang w:val="id_ID" w:bidi="id_ID"/>
+        </w:rPr>
+      </w:r>
+      <w:r>
+        <w:rPr>
           <w:lang w:val="id_ID" w:bidi="id_ID"/>
         </w:rPr>
         <w:t xml:space="preserve">Frasa </w:t>
@@ -12530,6 +14830,21 @@
       </w:r>
       <w:r>
         <w:rPr>
+          <w:b/>
+          <w:lang w:val="id_ID" w:bidi="id_ID"/>
+        </w:rPr>
+        <w:t>πεποίθαμεν δὲ ἐν Κυρίῳ ἐφ’ ὑμᾶς</w:t>
+      </w:r>
+    </w:p>
+    <w:p>
+      <w:pPr/>
+      <w:r>
+        <w:rPr>
+          <w:lang w:val="id_ID" w:bidi="id_ID"/>
+        </w:rPr>
+      </w:r>
+      <w:r>
+        <w:rPr>
           <w:lang w:val="id_ID" w:bidi="id_ID"/>
         </w:rPr>
         <w:t>Hal ini dapat berarti: (1) Paulus memiliki keyakinan terhadap jemaat di Tesalonika karena hubungan dekat yang mereka miliki dengan Tuhan Yesus. Dalam hal ini, Paulus berbicara tentang hubungan ini seolah-olah mereka berada di dalam Tuhan Yesus. Terjemahan alternatif: “Karena kamu bersatu dengan Tuhan, maka kami pun yakin” (2) Paulus memiliki keyakinan dalam Tuhan Yesus, bahwa Ia akan membuat mereka melakukan apa yang benar. Terjemahan alternatif: “Karena kami percaya kepada Tuhan Yesus untuk memampukan kamu, kami juga yakin”</w:t>
@@ -12598,6 +14913,21 @@
       </w:r>
       <w:r>
         <w:rPr>
+          <w:b/>
+          <w:lang w:val="id_ID" w:bidi="id_ID"/>
+        </w:rPr>
+        <w:t>ὁ &amp; Κύριος κατευθύναι ὑμῶν τὰς καρδίας εἰς τὴν ἀγάπην τοῦ Θεοῦ, καὶ εἰς τὴν ὑπομονὴν τοῦ Χριστοῦ</w:t>
+      </w:r>
+    </w:p>
+    <w:p>
+      <w:pPr/>
+      <w:r>
+        <w:rPr>
+          <w:lang w:val="id_ID" w:bidi="id_ID"/>
+        </w:rPr>
+      </w:r>
+      <w:r>
+        <w:rPr>
           <w:lang w:val="id_ID" w:bidi="id_ID"/>
         </w:rPr>
         <w:t xml:space="preserve">Di sini, </w:t>
@@ -12679,6 +15009,21 @@
       </w:r>
       <w:r>
         <w:rPr>
+          <w:b/>
+          <w:lang w:val="id_ID" w:bidi="id_ID"/>
+        </w:rPr>
+        <w:t>εἰς τὴν ἀγάπην τοῦ Θεοῦ, καὶ εἰς τὴν ὑπομονὴν τοῦ Χριστοῦ</w:t>
+      </w:r>
+    </w:p>
+    <w:p>
+      <w:pPr/>
+      <w:r>
+        <w:rPr>
+          <w:lang w:val="id_ID" w:bidi="id_ID"/>
+        </w:rPr>
+      </w:r>
+      <w:r>
+        <w:rPr>
           <w:lang w:val="id_ID" w:bidi="id_ID"/>
         </w:rPr>
         <w:t xml:space="preserve">Paulus berbicara tentang </w:t>
@@ -12773,6 +15118,21 @@
       </w:r>
       <w:r>
         <w:rPr>
+          <w:b/>
+          <w:lang w:val="id_ID" w:bidi="id_ID"/>
+        </w:rPr>
+        <w:t>εἰς τὴν ἀγάπην τοῦ Θεοῦ, καὶ εἰς τὴν ὑπομονὴν τοῦ Χριστοῦ</w:t>
+      </w:r>
+    </w:p>
+    <w:p>
+      <w:pPr/>
+      <w:r>
+        <w:rPr>
+          <w:lang w:val="id_ID" w:bidi="id_ID"/>
+        </w:rPr>
+      </w:r>
+      <w:r>
+        <w:rPr>
           <w:lang w:val="id_ID" w:bidi="id_ID"/>
         </w:rPr>
         <w:t xml:space="preserve">Di sini, </w:t>
@@ -12854,6 +15214,21 @@
       </w:r>
       <w:r>
         <w:rPr>
+          <w:b/>
+          <w:lang w:val="id_ID" w:bidi="id_ID"/>
+        </w:rPr>
+        <w:t>εἰς τὴν ὑπομονὴν τοῦ Χριστοῦ</w:t>
+      </w:r>
+    </w:p>
+    <w:p>
+      <w:pPr/>
+      <w:r>
+        <w:rPr>
+          <w:lang w:val="id_ID" w:bidi="id_ID"/>
+        </w:rPr>
+      </w:r>
+      <w:r>
+        <w:rPr>
           <w:lang w:val="id_ID" w:bidi="id_ID"/>
         </w:rPr>
         <w:t xml:space="preserve">Di sini, </w:t>
@@ -12997,6 +15372,21 @@
       </w:r>
       <w:r>
         <w:rPr>
+          <w:b/>
+          <w:lang w:val="id_ID" w:bidi="id_ID"/>
+        </w:rPr>
+        <w:t>δὲ</w:t>
+      </w:r>
+    </w:p>
+    <w:p>
+      <w:pPr/>
+      <w:r>
+        <w:rPr>
+          <w:lang w:val="id_ID" w:bidi="id_ID"/>
+        </w:rPr>
+      </w:r>
+      <w:r>
+        <w:rPr>
           <w:lang w:val="id_ID" w:bidi="id_ID"/>
         </w:rPr>
         <w:t xml:space="preserve">Kata yang diterjemahkan </w:t>
@@ -13078,6 +15468,21 @@
       </w:r>
       <w:r>
         <w:rPr>
+          <w:b/>
+          <w:lang w:val="id_ID" w:bidi="id_ID"/>
+        </w:rPr>
+        <w:t>ἀδελφοί &amp; ἀδελφοῦ</w:t>
+      </w:r>
+    </w:p>
+    <w:p>
+      <w:pPr/>
+      <w:r>
+        <w:rPr>
+          <w:lang w:val="id_ID" w:bidi="id_ID"/>
+        </w:rPr>
+      </w:r>
+      <w:r>
+        <w:rPr>
           <w:lang w:val="id_ID" w:bidi="id_ID"/>
         </w:rPr>
         <w:t xml:space="preserve">Di sini, kata </w:t>
@@ -13172,6 +15577,21 @@
       </w:r>
       <w:r>
         <w:rPr>
+          <w:b/>
+          <w:lang w:val="id_ID" w:bidi="id_ID"/>
+        </w:rPr>
+        <w:t>ἐν ὀνόματι τοῦ Κυρίου ἡμῶν, Ἰησοῦ Χριστοῦ</w:t>
+      </w:r>
+    </w:p>
+    <w:p>
+      <w:pPr/>
+      <w:r>
+        <w:rPr>
+          <w:lang w:val="id_ID" w:bidi="id_ID"/>
+        </w:rPr>
+      </w:r>
+      <w:r>
+        <w:rPr>
           <w:lang w:val="id_ID" w:bidi="id_ID"/>
         </w:rPr>
         <w:t xml:space="preserve">Di sini, </w:t>
@@ -13253,6 +15673,21 @@
       </w:r>
       <w:r>
         <w:rPr>
+          <w:b/>
+          <w:lang w:val="id_ID" w:bidi="id_ID"/>
+        </w:rPr>
+        <w:t>ἡμῶν</w:t>
+      </w:r>
+    </w:p>
+    <w:p>
+      <w:pPr/>
+      <w:r>
+        <w:rPr>
+          <w:lang w:val="id_ID" w:bidi="id_ID"/>
+        </w:rPr>
+      </w:r>
+      <w:r>
+        <w:rPr>
           <w:lang w:val="id_ID" w:bidi="id_ID"/>
         </w:rPr>
         <w:t xml:space="preserve">Di sini, </w:t>
@@ -13334,6 +15769,21 @@
       </w:r>
       <w:r>
         <w:rPr>
+          <w:b/>
+          <w:lang w:val="id_ID" w:bidi="id_ID"/>
+        </w:rPr>
+        <w:t>ἀτάκτως περιπατοῦντος</w:t>
+      </w:r>
+    </w:p>
+    <w:p>
+      <w:pPr/>
+      <w:r>
+        <w:rPr>
+          <w:lang w:val="id_ID" w:bidi="id_ID"/>
+        </w:rPr>
+      </w:r>
+      <w:r>
+        <w:rPr>
           <w:lang w:val="id_ID" w:bidi="id_ID"/>
         </w:rPr>
         <w:t>Di sini Paulus berbicara tentang orang-orang yang tidak hidup dengan baik seolah-olah mereka berjalan dengan cara yang sembarangan. Jika pembaca Anda tidak memahami metafora ini, Anda dapat menggunakan metafora yang setara dari budaya Anda. Atau, Anda dapat mengungkapkan maknanya dengan cara yang tidak kiasan. Terjemahan alternatif: “yang hidup dengan cara yang buruk” atau ”yang tidak hidup dengan benar”</w:t>
@@ -13402,6 +15852,21 @@
       </w:r>
       <w:r>
         <w:rPr>
+          <w:b/>
+          <w:lang w:val="id_ID" w:bidi="id_ID"/>
+        </w:rPr>
+        <w:t>τὴν παράδοσιν</w:t>
+      </w:r>
+    </w:p>
+    <w:p>
+      <w:pPr/>
+      <w:r>
+        <w:rPr>
+          <w:lang w:val="id_ID" w:bidi="id_ID"/>
+        </w:rPr>
+      </w:r>
+      <w:r>
+        <w:rPr>
           <w:lang w:val="id_ID" w:bidi="id_ID"/>
         </w:rPr>
         <w:t xml:space="preserve">Di sini, </w:t>
@@ -13463,6 +15928,21 @@
       </w:r>
       <w:r>
         <w:rPr>
+          <w:b/>
+          <w:lang w:val="id_ID" w:bidi="id_ID"/>
+        </w:rPr>
+        <w:t>μιμεῖσθαι ἡμᾶς</w:t>
+      </w:r>
+    </w:p>
+    <w:p>
+      <w:pPr/>
+      <w:r>
+        <w:rPr>
+          <w:lang w:val="id_ID" w:bidi="id_ID"/>
+        </w:rPr>
+      </w:r>
+      <w:r>
+        <w:rPr>
           <w:lang w:val="id_ID" w:bidi="id_ID"/>
         </w:rPr>
         <w:t xml:space="preserve">Frasa </w:t>
@@ -13544,6 +16024,21 @@
       </w:r>
       <w:r>
         <w:rPr>
+          <w:b/>
+          <w:lang w:val="id_ID" w:bidi="id_ID"/>
+        </w:rPr>
+        <w:t>οὐκ ἠτακτήσαμεν ἐν ὑμῖν</w:t>
+      </w:r>
+    </w:p>
+    <w:p>
+      <w:pPr/>
+      <w:r>
+        <w:rPr>
+          <w:lang w:val="id_ID" w:bidi="id_ID"/>
+        </w:rPr>
+      </w:r>
+      <w:r>
+        <w:rPr>
           <w:lang w:val="id_ID" w:bidi="id_ID"/>
         </w:rPr>
         <w:t>Paulus menggunakan bentuk negatif ganda untuk menekankan hal yang positif. Jika bentuk negatif ganda ini akan disalahpahami dalam bahasa Anda, Anda dapat menerjemahkannya sebagai pernyataan positif. Terjemahan alternatif: “kami hidup di tengah-tengah kamu sebagai orang-orang yang sangat disiplin” atau ”kami bekerja dengan tekun ketika kami bersama kamu”</w:t>
@@ -13612,6 +16107,21 @@
       </w:r>
       <w:r>
         <w:rPr>
+          <w:b/>
+          <w:lang w:val="id_ID" w:bidi="id_ID"/>
+        </w:rPr>
+        <w:t>ἄρτον</w:t>
+      </w:r>
+    </w:p>
+    <w:p>
+      <w:pPr/>
+      <w:r>
+        <w:rPr>
+          <w:lang w:val="id_ID" w:bidi="id_ID"/>
+        </w:rPr>
+      </w:r>
+      <w:r>
+        <w:rPr>
           <w:lang w:val="id_ID" w:bidi="id_ID"/>
         </w:rPr>
         <w:t xml:space="preserve">Paulus merujuk pada </w:t>
@@ -13706,6 +16216,21 @@
       </w:r>
       <w:r>
         <w:rPr>
+          <w:b/>
+          <w:lang w:val="id_ID" w:bidi="id_ID"/>
+        </w:rPr>
+        <w:t>νυκτὸς καὶ ἡμέρας ἐργαζόμενοι</w:t>
+      </w:r>
+    </w:p>
+    <w:p>
+      <w:pPr/>
+      <w:r>
+        <w:rPr>
+          <w:lang w:val="id_ID" w:bidi="id_ID"/>
+        </w:rPr>
+      </w:r>
+      <w:r>
+        <w:rPr>
           <w:lang w:val="id_ID" w:bidi="id_ID"/>
         </w:rPr>
         <w:t xml:space="preserve">Di sini, </w:t>
@@ -13787,6 +16312,21 @@
       </w:r>
       <w:r>
         <w:rPr>
+          <w:b/>
+          <w:lang w:val="id_ID" w:bidi="id_ID"/>
+        </w:rPr>
+        <w:t>ἐν κόπῳ καὶ μόχθῳ</w:t>
+      </w:r>
+    </w:p>
+    <w:p>
+      <w:pPr/>
+      <w:r>
+        <w:rPr>
+          <w:lang w:val="id_ID" w:bidi="id_ID"/>
+        </w:rPr>
+      </w:r>
+      <w:r>
+        <w:rPr>
           <w:lang w:val="id_ID" w:bidi="id_ID"/>
         </w:rPr>
         <w:t xml:space="preserve">Di sini, </w:t>
@@ -13881,6 +16421,21 @@
       </w:r>
       <w:r>
         <w:rPr>
+          <w:b/>
+          <w:lang w:val="id_ID" w:bidi="id_ID"/>
+        </w:rPr>
+        <w:t>οὐχ ὅτι οὐκ ἔχομεν ἐξουσίαν, ἀλλ’</w:t>
+      </w:r>
+    </w:p>
+    <w:p>
+      <w:pPr/>
+      <w:r>
+        <w:rPr>
+          <w:lang w:val="id_ID" w:bidi="id_ID"/>
+        </w:rPr>
+      </w:r>
+      <w:r>
+        <w:rPr>
           <w:lang w:val="id_ID" w:bidi="id_ID"/>
         </w:rPr>
         <w:t>Paulus menggunakan bentuk negatif ganda untuk menekankan hal yang positif. Jika bentuk negatif ganda ini akan disalahpahami dalam bahasa Anda, Anda dapat menerjemahkannya sebagai pernyataan positif. Terjemahan alternatif: “dan kami memang berhak menerima makanan dari kamu, tetapi sebaliknya kami bekerja untuk makanan kami”</w:t>
@@ -13949,6 +16504,21 @@
       </w:r>
       <w:r>
         <w:rPr>
+          <w:b/>
+          <w:lang w:val="id_ID" w:bidi="id_ID"/>
+        </w:rPr>
+        <w:t>ἑαυτοὺς τύπον δῶμεν ὑμῖν</w:t>
+      </w:r>
+    </w:p>
+    <w:p>
+      <w:pPr/>
+      <w:r>
+        <w:rPr>
+          <w:lang w:val="id_ID" w:bidi="id_ID"/>
+        </w:rPr>
+      </w:r>
+      <w:r>
+        <w:rPr>
           <w:lang w:val="id_ID" w:bidi="id_ID"/>
         </w:rPr>
         <w:t xml:space="preserve">Jika bahasa Anda tidak menggunakan kata benda abstrak untuk ide </w:t>
@@ -14091,6 +16661,21 @@
       </w:r>
       <w:r>
         <w:rPr>
+          <w:b/>
+          <w:lang w:val="id_ID" w:bidi="id_ID"/>
+        </w:rPr>
+        <w:t>εἴ τις οὐ θέλει ἐργάζεσθαι, μηδὲ ἐσθιέτω</w:t>
+      </w:r>
+    </w:p>
+    <w:p>
+      <w:pPr/>
+      <w:r>
+        <w:rPr>
+          <w:lang w:val="id_ID" w:bidi="id_ID"/>
+        </w:rPr>
+      </w:r>
+      <w:r>
+        <w:rPr>
           <w:lang w:val="id_ID" w:bidi="id_ID"/>
         </w:rPr>
         <w:t>Anda dapat menyatakannya dalam bentuk positif, jika bentuk ini sulit dipahami dalam bahasa Anda. Terjemahan alternatif: “Jika seseorang ingin makan, dia harus bekerja”</w:t>
@@ -14159,6 +16744,21 @@
       </w:r>
       <w:r>
         <w:rPr>
+          <w:b/>
+          <w:lang w:val="id_ID" w:bidi="id_ID"/>
+        </w:rPr>
+        <w:t>τινας περιπατοῦντας &amp; ἀτάκτως</w:t>
+      </w:r>
+    </w:p>
+    <w:p>
+      <w:pPr/>
+      <w:r>
+        <w:rPr>
+          <w:lang w:val="id_ID" w:bidi="id_ID"/>
+        </w:rPr>
+      </w:r>
+      <w:r>
+        <w:rPr>
           <w:lang w:val="id_ID" w:bidi="id_ID"/>
         </w:rPr>
         <w:t xml:space="preserve">Di sini, </w:t>
@@ -14240,6 +16840,21 @@
       </w:r>
       <w:r>
         <w:rPr>
+          <w:b/>
+          <w:lang w:val="id_ID" w:bidi="id_ID"/>
+        </w:rPr>
+        <w:t>ἀλλὰ περιεργαζομένους</w:t>
+      </w:r>
+    </w:p>
+    <w:p>
+      <w:pPr/>
+      <w:r>
+        <w:rPr>
+          <w:lang w:val="id_ID" w:bidi="id_ID"/>
+        </w:rPr>
+      </w:r>
+      <w:r>
+        <w:rPr>
           <w:lang w:val="id_ID" w:bidi="id_ID"/>
         </w:rPr>
         <w:t>Yang suka ikut campur adalah orang yang mencampuri urusan orang lain tanpa diminta untuk membantu.</w:t>
@@ -14308,6 +16923,21 @@
       </w:r>
       <w:r>
         <w:rPr>
+          <w:b/>
+          <w:lang w:val="id_ID" w:bidi="id_ID"/>
+        </w:rPr>
+        <w:t>μετὰ ἡσυχίας</w:t>
+      </w:r>
+    </w:p>
+    <w:p>
+      <w:pPr/>
+      <w:r>
+        <w:rPr>
+          <w:lang w:val="id_ID" w:bidi="id_ID"/>
+        </w:rPr>
+      </w:r>
+      <w:r>
+        <w:rPr>
           <w:lang w:val="id_ID" w:bidi="id_ID"/>
         </w:rPr>
         <w:t xml:space="preserve">Di sini, </w:t>
@@ -14402,6 +17032,21 @@
       </w:r>
       <w:r>
         <w:rPr>
+          <w:b/>
+          <w:lang w:val="id_ID" w:bidi="id_ID"/>
+        </w:rPr>
+        <w:t>δέ</w:t>
+      </w:r>
+    </w:p>
+    <w:p>
+      <w:pPr/>
+      <w:r>
+        <w:rPr>
+          <w:lang w:val="id_ID" w:bidi="id_ID"/>
+        </w:rPr>
+      </w:r>
+      <w:r>
+        <w:rPr>
           <w:lang w:val="id_ID" w:bidi="id_ID"/>
         </w:rPr>
         <w:t xml:space="preserve">Paulus di sini menggunakan kata </w:t>
@@ -14483,6 +17128,21 @@
       </w:r>
       <w:r>
         <w:rPr>
+          <w:b/>
+          <w:lang w:val="id_ID" w:bidi="id_ID"/>
+        </w:rPr>
+        <w:t>ὑμεῖς</w:t>
+      </w:r>
+    </w:p>
+    <w:p>
+      <w:pPr/>
+      <w:r>
+        <w:rPr>
+          <w:lang w:val="id_ID" w:bidi="id_ID"/>
+        </w:rPr>
+      </w:r>
+      <w:r>
+        <w:rPr>
           <w:lang w:val="id_ID" w:bidi="id_ID"/>
         </w:rPr>
         <w:t xml:space="preserve">Kata </w:t>
@@ -14564,6 +17224,21 @@
       </w:r>
       <w:r>
         <w:rPr>
+          <w:b/>
+          <w:lang w:val="id_ID" w:bidi="id_ID"/>
+        </w:rPr>
+        <w:t>ἀδελφοί</w:t>
+      </w:r>
+    </w:p>
+    <w:p>
+      <w:pPr/>
+      <w:r>
+        <w:rPr>
+          <w:lang w:val="id_ID" w:bidi="id_ID"/>
+        </w:rPr>
+      </w:r>
+      <w:r>
+        <w:rPr>
           <w:lang w:val="id_ID" w:bidi="id_ID"/>
         </w:rPr>
         <w:t xml:space="preserve">Di sini, </w:t>
@@ -14645,6 +17320,21 @@
       </w:r>
       <w:r>
         <w:rPr>
+          <w:b/>
+          <w:lang w:val="id_ID" w:bidi="id_ID"/>
+        </w:rPr>
+        <w:t>τῷ λόγῳ ἡμῶν</w:t>
+      </w:r>
+    </w:p>
+    <w:p>
+      <w:pPr/>
+      <w:r>
+        <w:rPr>
+          <w:lang w:val="id_ID" w:bidi="id_ID"/>
+        </w:rPr>
+      </w:r>
+      <w:r>
+        <w:rPr>
           <w:lang w:val="id_ID" w:bidi="id_ID"/>
         </w:rPr>
         <w:t xml:space="preserve">Paulus merujuk pada perintahnya kepada jemaat Tesalonika sebagai sebuah </w:t>
@@ -14726,6 +17416,21 @@
       </w:r>
       <w:r>
         <w:rPr>
+          <w:b/>
+          <w:lang w:val="id_ID" w:bidi="id_ID"/>
+        </w:rPr>
+        <w:t>τοῦτον σημειοῦσθε</w:t>
+      </w:r>
+    </w:p>
+    <w:p>
+      <w:pPr/>
+      <w:r>
+        <w:rPr>
+          <w:lang w:val="id_ID" w:bidi="id_ID"/>
+        </w:rPr>
+      </w:r>
+      <w:r>
+        <w:rPr>
           <w:lang w:val="id_ID" w:bidi="id_ID"/>
         </w:rPr>
         <w:t>Paulus ingin jemaat Tesalonika memperhatikan siapa orang ini. Terjemahan alternatif: “tunjukkan orang itu” atau ”pastikan semua orang tahu siapa dia”</w:t>
@@ -14794,6 +17499,21 @@
       </w:r>
       <w:r>
         <w:rPr>
+          <w:b/>
+          <w:lang w:val="id_ID" w:bidi="id_ID"/>
+        </w:rPr>
+        <w:t>ἵνα ἐντραπῇ</w:t>
+      </w:r>
+    </w:p>
+    <w:p>
+      <w:pPr/>
+      <w:r>
+        <w:rPr>
+          <w:lang w:val="id_ID" w:bidi="id_ID"/>
+        </w:rPr>
+      </w:r>
+      <w:r>
+        <w:rPr>
           <w:lang w:val="id_ID" w:bidi="id_ID"/>
         </w:rPr>
         <w:t>Paulus memerintahkan jemaat untuk menghindari jemaat yang malas sebagai tindakan disiplin. Jika perlu, Anda dapat membuat hal ini eksplisit untuk memperjelas maknanya. Terjemahan alternatif: “supaya ia tahu bahwa kemalasannya itu salah”</w:t>
@@ -14862,6 +17582,21 @@
       </w:r>
       <w:r>
         <w:rPr>
+          <w:b/>
+          <w:lang w:val="id_ID" w:bidi="id_ID"/>
+        </w:rPr>
+        <w:t>ἀδελφόν</w:t>
+      </w:r>
+    </w:p>
+    <w:p>
+      <w:pPr/>
+      <w:r>
+        <w:rPr>
+          <w:lang w:val="id_ID" w:bidi="id_ID"/>
+        </w:rPr>
+      </w:r>
+      <w:r>
+        <w:rPr>
           <w:lang w:val="id_ID" w:bidi="id_ID"/>
         </w:rPr>
         <w:t xml:space="preserve">Meskipun istilah </w:t>
@@ -15005,6 +17740,21 @@
       </w:r>
       <w:r>
         <w:rPr>
+          <w:b/>
+          <w:lang w:val="id_ID" w:bidi="id_ID"/>
+        </w:rPr>
+        <w:t>δὲ</w:t>
+      </w:r>
+    </w:p>
+    <w:p>
+      <w:pPr/>
+      <w:r>
+        <w:rPr>
+          <w:lang w:val="id_ID" w:bidi="id_ID"/>
+        </w:rPr>
+      </w:r>
+      <w:r>
+        <w:rPr>
           <w:lang w:val="id_ID" w:bidi="id_ID"/>
         </w:rPr>
         <w:t xml:space="preserve">Kata yang diterjemahkan </w:t>
@@ -15086,6 +17836,21 @@
       </w:r>
       <w:r>
         <w:rPr>
+          <w:b/>
+          <w:lang w:val="id_ID" w:bidi="id_ID"/>
+        </w:rPr>
+        <w:t>αὐτὸς &amp; ὁ Κύριος τῆς εἰρήνης, δῴη ὑμῖν</w:t>
+      </w:r>
+    </w:p>
+    <w:p>
+      <w:pPr/>
+      <w:r>
+        <w:rPr>
+          <w:lang w:val="id_ID" w:bidi="id_ID"/>
+        </w:rPr>
+      </w:r>
+      <w:r>
+        <w:rPr>
           <w:lang w:val="id_ID" w:bidi="id_ID"/>
         </w:rPr>
         <w:t>Paulus mengakhiri surat ini dengan berkat yang juga merupakan doa. Gunakanlah bentuk yang dapat dikenali orang sebagai berkat atau doa dalam bahasa Anda. Terjemahan alternatif: “Aku berdoa supaya Tuhan yang membawa damai sejahtera itu sendiri memberikannya kepadamu”</w:t>
@@ -15154,6 +17919,21 @@
       </w:r>
       <w:r>
         <w:rPr>
+          <w:b/>
+          <w:lang w:val="id_ID" w:bidi="id_ID"/>
+        </w:rPr>
+        <w:t>αὐτὸς &amp; ὁ Κύριος τῆς εἰρήνης</w:t>
+      </w:r>
+    </w:p>
+    <w:p>
+      <w:pPr/>
+      <w:r>
+        <w:rPr>
+          <w:lang w:val="id_ID" w:bidi="id_ID"/>
+        </w:rPr>
+      </w:r>
+      <w:r>
+        <w:rPr>
           <w:lang w:val="id_ID" w:bidi="id_ID"/>
         </w:rPr>
         <w:t xml:space="preserve">Di sini, </w:t>
@@ -15235,6 +18015,21 @@
       </w:r>
       <w:r>
         <w:rPr>
+          <w:b/>
+          <w:lang w:val="id_ID" w:bidi="id_ID"/>
+        </w:rPr>
+        <w:t>ὁ ἀσπασμὸς τῇ ἐμῇ χειρὶ, Παύλου, ὅ ἐστιν σημεῖον ἐν πάσῃ ἐπιστολῇ, οὕτως γράφω</w:t>
+      </w:r>
+    </w:p>
+    <w:p>
+      <w:pPr/>
+      <w:r>
+        <w:rPr>
+          <w:lang w:val="id_ID" w:bidi="id_ID"/>
+        </w:rPr>
+      </w:r>
+      <w:r>
+        <w:rPr>
           <w:lang w:val="id_ID" w:bidi="id_ID"/>
         </w:rPr>
         <w:t>Terjemahan alternatif: “Aku, Paulus, menulis salam ini dengan tanganku sendiri, yang aku lakukan dalam setiap surat, sebagai tanda bahwa surat ini benar-benar dariku, karena begitulah caraku menulis”</w:t>
@@ -15283,6 +18078,21 @@
       </w:r>
       <w:r>
         <w:rPr>
+          <w:b/>
+          <w:lang w:val="id_ID" w:bidi="id_ID"/>
+        </w:rPr>
+        <w:t>τῇ ἐμῇ χειρὶ</w:t>
+      </w:r>
+    </w:p>
+    <w:p>
+      <w:pPr/>
+      <w:r>
+        <w:rPr>
+          <w:lang w:val="id_ID" w:bidi="id_ID"/>
+        </w:rPr>
+      </w:r>
+      <w:r>
+        <w:rPr>
           <w:lang w:val="id_ID" w:bidi="id_ID"/>
         </w:rPr>
         <w:t xml:space="preserve">Di sini, frasa </w:t>
@@ -15364,6 +18174,21 @@
       </w:r>
       <w:r>
         <w:rPr>
+          <w:b/>
+          <w:lang w:val="id_ID" w:bidi="id_ID"/>
+        </w:rPr>
+        <w:t>οὕτως γράφω</w:t>
+      </w:r>
+    </w:p>
+    <w:p>
+      <w:pPr/>
+      <w:r>
+        <w:rPr>
+          <w:lang w:val="id_ID" w:bidi="id_ID"/>
+        </w:rPr>
+      </w:r>
+      <w:r>
+        <w:rPr>
           <w:lang w:val="id_ID" w:bidi="id_ID"/>
         </w:rPr>
         <w:t>Paulus menegaskan bahwa surat ini berasal darinya dan bukan pemalsuan. Jika itu akan membantu para pembaca Anda, Anda dapat mengungkapkannya secara eksplisit. Terjemahan alternatif: “Anda dapat mengetahui bahwa surat ini berasal dari saya karena beginilah cara saya menulis”</w:t>
@@ -15421,6 +18246,21 @@
         <w:rPr>
           <w:lang w:val="id_ID" w:bidi="id_ID"/>
         </w:rPr>
+      </w:r>
+    </w:p>
+    <w:p>
+      <w:pPr/>
+      <w:r>
+        <w:rPr>
+          <w:lang w:val="id_ID" w:bidi="id_ID"/>
+        </w:rPr>
+      </w:r>
+      <w:r>
+        <w:rPr>
+          <w:b/>
+          <w:lang w:val="id_ID" w:bidi="id_ID"/>
+        </w:rPr>
+        <w:t>ἡ χάρις τοῦ Κυρίου ἡμῶν, Ἰησοῦ Χριστοῦ, μετὰ πάντων ὑμῶν</w:t>
       </w:r>
     </w:p>
     <w:p>

--- a/ind/docx/53.content.docx
+++ b/ind/docx/53.content.docx
@@ -230,6 +230,21 @@
           <w:b/>
           <w:lang w:val="id_ID" w:bidi="id_ID"/>
         </w:rPr>
+        <w:t>Σιλουανὸς</w:t>
+      </w:r>
+    </w:p>
+    <w:p>
+      <w:pPr/>
+      <w:r>
+        <w:rPr>
+          <w:lang w:val="id_ID" w:bidi="id_ID"/>
+        </w:rPr>
+      </w:r>
+      <w:r>
+        <w:rPr>
+          <w:b/>
+          <w:lang w:val="id_ID" w:bidi="id_ID"/>
+        </w:rPr>
         <w:t>Silwanus</w:t>
       </w:r>
       <w:r>
@@ -315,6 +330,21 @@
       </w:r>
       <w:r>
         <w:rPr>
+          <w:b/>
+          <w:lang w:val="id_ID" w:bidi="id_ID"/>
+        </w:rPr>
+        <w:t>Παῦλος, καὶ Σιλουανὸς, καὶ Τιμόθεος; τῇ ἐκκλησίᾳ</w:t>
+      </w:r>
+    </w:p>
+    <w:p>
+      <w:pPr/>
+      <w:r>
+        <w:rPr>
+          <w:lang w:val="id_ID" w:bidi="id_ID"/>
+        </w:rPr>
+      </w:r>
+      <w:r>
+        <w:rPr>
           <w:lang w:val="id_ID" w:bidi="id_ID"/>
         </w:rPr>
         <w:t>Anda mungkin ingin mengisi kata-kata yang diperlukan untuk menjadikannya sebuah kalimat yang lengkap. Terjemahan alternatif: "Paulus, Silwanus, dan Timotius mengirimkan surat ini kepada jemaat"</w:t>
@@ -383,6 +413,21 @@
       </w:r>
       <w:r>
         <w:rPr>
+          <w:b/>
+          <w:lang w:val="id_ID" w:bidi="id_ID"/>
+        </w:rPr>
+        <w:t>Παῦλος, καὶ Σιλουανὸς, καὶ Τιμόθεος</w:t>
+      </w:r>
+    </w:p>
+    <w:p>
+      <w:pPr/>
+      <w:r>
+        <w:rPr>
+          <w:lang w:val="id_ID" w:bidi="id_ID"/>
+        </w:rPr>
+      </w:r>
+      <w:r>
+        <w:rPr>
           <w:lang w:val="id_ID" w:bidi="id_ID"/>
         </w:rPr>
         <w:t xml:space="preserve">Meskipun </w:t>
@@ -477,6 +522,21 @@
       </w:r>
       <w:r>
         <w:rPr>
+          <w:b/>
+          <w:lang w:val="id_ID" w:bidi="id_ID"/>
+        </w:rPr>
+        <w:t>ἐν Θεῷ Πατρὶ ἡμῶν καὶ Κυρίῳ Ἰησοῦ Χριστῷ</w:t>
+      </w:r>
+    </w:p>
+    <w:p>
+      <w:pPr/>
+      <w:r>
+        <w:rPr>
+          <w:lang w:val="id_ID" w:bidi="id_ID"/>
+        </w:rPr>
+      </w:r>
+      <w:r>
+        <w:rPr>
           <w:lang w:val="id_ID" w:bidi="id_ID"/>
         </w:rPr>
         <w:t>Di sini Paulus berbicara tentang orang-orang percaya seolah-olah mereka menempati ruang di dalam diri Allah dan Yesus. Metafora ini mengungkapkan gagasan bahwa orang-orang percaya secara rohani bersatu dengan Allah dan Yesus. Jika hal ini mungkin disalahpahami dalam bahasa Anda, Anda dapat mengungkapkan maknanya dengan jelas. Terjemahan alternatif: "bersatu dengan Allah Bapa dan Tuhan Yesus Kristus" atau "berbagi kehidupan dengan Allah Bapa dan Tuhan Yesus Kristus"</w:t>
@@ -545,6 +605,21 @@
       </w:r>
       <w:r>
         <w:rPr>
+          <w:b/>
+          <w:lang w:val="id_ID" w:bidi="id_ID"/>
+        </w:rPr>
+        <w:t>χάρις ὑμῖν καὶ εἰρήνη ἀπὸ Θεοῦ Πατρὸς καὶ Κυρίου Ἰησοῦ Χριστοῦ</w:t>
+      </w:r>
+    </w:p>
+    <w:p>
+      <w:pPr/>
+      <w:r>
+        <w:rPr>
+          <w:lang w:val="id_ID" w:bidi="id_ID"/>
+        </w:rPr>
+      </w:r>
+      <w:r>
+        <w:rPr>
           <w:lang w:val="id_ID" w:bidi="id_ID"/>
         </w:rPr>
         <w:t>Banyak bahasa memiliki cara yang berbeda untuk menyampaikan harapan baik saat mereka menyapa. Paulus menyapa para penerima suratnya dengan sebuah berkat. Gunakanlah bentuk yang merupakan harapan atau berkat yang baik dalam bahasa Anda. Terjemahan alternatif: "Kami berdoa agar Allah Bapa dan Tuhan Yesus Kristus memberikan kasih karunia dan damai sejahtera kepadamu" atau "Semoga kasih karunia dan damai sejahtera dari Allah Bapa dan Tuhan Yesus Kristus" atau "Semoga kasih karunia dan damai sejahtera dari Allah Bapa dan Tuhan Yesus Kristus menjadi bagianmu" atau "Semoga Allah Bapa dan Tuhan Yesus Kristus memberikan kasih karunia dan damai sejahtera di dalam hatimu"</w:t>
@@ -613,6 +688,21 @@
       </w:r>
       <w:r>
         <w:rPr>
+          <w:b/>
+          <w:lang w:val="id_ID" w:bidi="id_ID"/>
+        </w:rPr>
+        <w:t>χάρις ὑμῖν καὶ εἰρήνη ἀπὸ Θεοῦ Πατρὸς καὶ Κυρίου Ἰησοῦ Χριστοῦ</w:t>
+      </w:r>
+    </w:p>
+    <w:p>
+      <w:pPr/>
+      <w:r>
+        <w:rPr>
+          <w:lang w:val="id_ID" w:bidi="id_ID"/>
+        </w:rPr>
+      </w:r>
+      <w:r>
+        <w:rPr>
           <w:lang w:val="id_ID" w:bidi="id_ID"/>
         </w:rPr>
         <w:t xml:space="preserve">Jika bahasa Anda tidak menggunakan kata benda abstrak untuk gagasan di balik </w:t>
@@ -769,6 +859,21 @@
       </w:r>
       <w:r>
         <w:rPr>
+          <w:b/>
+          <w:lang w:val="id_ID" w:bidi="id_ID"/>
+        </w:rPr>
+        <w:t>εὐχαριστεῖν ὀφείλομεν &amp; πάντοτε</w:t>
+      </w:r>
+    </w:p>
+    <w:p>
+      <w:pPr/>
+      <w:r>
+        <w:rPr>
+          <w:lang w:val="id_ID" w:bidi="id_ID"/>
+        </w:rPr>
+      </w:r>
+      <w:r>
+        <w:rPr>
           <w:lang w:val="id_ID" w:bidi="id_ID"/>
         </w:rPr>
         <w:t xml:space="preserve">Di sini Paulus menggunakan kata </w:t>
@@ -830,6 +935,21 @@
       </w:r>
       <w:r>
         <w:rPr>
+          <w:b/>
+          <w:lang w:val="id_ID" w:bidi="id_ID"/>
+        </w:rPr>
+        <w:t>εὐχαριστεῖν ὀφείλομεν τῷ Θεῷ πάντοτε</w:t>
+      </w:r>
+    </w:p>
+    <w:p>
+      <w:pPr/>
+      <w:r>
+        <w:rPr>
+          <w:lang w:val="id_ID" w:bidi="id_ID"/>
+        </w:rPr>
+      </w:r>
+      <w:r>
+        <w:rPr>
           <w:lang w:val="id_ID" w:bidi="id_ID"/>
         </w:rPr>
         <w:t xml:space="preserve">Paulus menggunakan </w:t>
@@ -911,6 +1031,21 @@
       </w:r>
       <w:r>
         <w:rPr>
+          <w:b/>
+          <w:lang w:val="id_ID" w:bidi="id_ID"/>
+        </w:rPr>
+        <w:t>εὐχαριστεῖν ὀφείλομεν τῷ Θεῷ πάντοτε περὶ ὑμῶν, ἀδελφοί</w:t>
+      </w:r>
+    </w:p>
+    <w:p>
+      <w:pPr/>
+      <w:r>
+        <w:rPr>
+          <w:lang w:val="id_ID" w:bidi="id_ID"/>
+        </w:rPr>
+      </w:r>
+      <w:r>
+        <w:rPr>
           <w:lang w:val="id_ID" w:bidi="id_ID"/>
         </w:rPr>
         <w:t>Jika pembaca Anda mungkin berpikir bahwa Paulus hanya mengungkapkan sebuah kewajiban dan ia tidak benar-benar berdoa untuk jemaat di Tesalonika, Anda dapat mengungkapkan kenyataannya secara eksplisit. Terjemahan alternatif: "Kami selalu mengucap syukur kepada Allah untuk kamu, saudara-saudara, sebagaimana seharusnya"</w:t>
@@ -979,6 +1114,21 @@
       </w:r>
       <w:r>
         <w:rPr>
+          <w:b/>
+          <w:lang w:val="id_ID" w:bidi="id_ID"/>
+        </w:rPr>
+        <w:t>ἀδελφοί</w:t>
+      </w:r>
+    </w:p>
+    <w:p>
+      <w:pPr/>
+      <w:r>
+        <w:rPr>
+          <w:lang w:val="id_ID" w:bidi="id_ID"/>
+        </w:rPr>
+      </w:r>
+      <w:r>
+        <w:rPr>
           <w:lang w:val="id_ID" w:bidi="id_ID"/>
         </w:rPr>
         <w:t xml:space="preserve">Di sini, </w:t>
@@ -1060,6 +1210,21 @@
       </w:r>
       <w:r>
         <w:rPr>
+          <w:b/>
+          <w:lang w:val="id_ID" w:bidi="id_ID"/>
+        </w:rPr>
+        <w:t>καθὼς ἄξιόν ἐστιν</w:t>
+      </w:r>
+    </w:p>
+    <w:p>
+      <w:pPr/>
+      <w:r>
+        <w:rPr>
+          <w:lang w:val="id_ID" w:bidi="id_ID"/>
+        </w:rPr>
+      </w:r>
+      <w:r>
+        <w:rPr>
           <w:lang w:val="id_ID" w:bidi="id_ID"/>
         </w:rPr>
         <w:t xml:space="preserve">Jika sulit untuk mengungkapkan </w:t>
@@ -1141,6 +1306,21 @@
       </w:r>
       <w:r>
         <w:rPr>
+          <w:b/>
+          <w:lang w:val="id_ID" w:bidi="id_ID"/>
+        </w:rPr>
+        <w:t>ὑπεραυξάνει ἡ πίστις ὑμῶν</w:t>
+      </w:r>
+    </w:p>
+    <w:p>
+      <w:pPr/>
+      <w:r>
+        <w:rPr>
+          <w:lang w:val="id_ID" w:bidi="id_ID"/>
+        </w:rPr>
+      </w:r>
+      <w:r>
+        <w:rPr>
           <w:lang w:val="id_ID" w:bidi="id_ID"/>
         </w:rPr>
         <w:t xml:space="preserve">Jika bahasa Anda tidak menggunakan kata benda abstrak untuk gagasan di balik </w:t>
@@ -1222,6 +1402,21 @@
       </w:r>
       <w:r>
         <w:rPr>
+          <w:b/>
+          <w:lang w:val="id_ID" w:bidi="id_ID"/>
+        </w:rPr>
+        <w:t>πλεονάζει ἡ ἀγάπη ἑνὸς ἑκάστου, πάντων ὑμῶν, εἰς ἀλλήλους</w:t>
+      </w:r>
+    </w:p>
+    <w:p>
+      <w:pPr/>
+      <w:r>
+        <w:rPr>
+          <w:lang w:val="id_ID" w:bidi="id_ID"/>
+        </w:rPr>
+      </w:r>
+      <w:r>
+        <w:rPr>
           <w:lang w:val="id_ID" w:bidi="id_ID"/>
         </w:rPr>
         <w:t xml:space="preserve">Jika bahasa Anda tidak menggunakan kata benda abstrak untuk ide di balik </w:t>
@@ -1303,6 +1498,21 @@
       </w:r>
       <w:r>
         <w:rPr>
+          <w:b/>
+          <w:lang w:val="id_ID" w:bidi="id_ID"/>
+        </w:rPr>
+        <w:t>ἀλλήλους</w:t>
+      </w:r>
+    </w:p>
+    <w:p>
+      <w:pPr/>
+      <w:r>
+        <w:rPr>
+          <w:lang w:val="id_ID" w:bidi="id_ID"/>
+        </w:rPr>
+      </w:r>
+      <w:r>
+        <w:rPr>
           <w:lang w:val="id_ID" w:bidi="id_ID"/>
         </w:rPr>
         <w:t xml:space="preserve">Di sini, </w:t>
@@ -1384,6 +1594,21 @@
       </w:r>
       <w:r>
         <w:rPr>
+          <w:b/>
+          <w:lang w:val="id_ID" w:bidi="id_ID"/>
+        </w:rPr>
+        <w:t>αὐτοὺς ἡμᾶς</w:t>
+      </w:r>
+    </w:p>
+    <w:p>
+      <w:pPr/>
+      <w:r>
+        <w:rPr>
+          <w:lang w:val="id_ID" w:bidi="id_ID"/>
+        </w:rPr>
+      </w:r>
+      <w:r>
+        <w:rPr>
           <w:lang w:val="id_ID" w:bidi="id_ID"/>
         </w:rPr>
         <w:t xml:space="preserve">Di sini, </w:t>
@@ -1478,6 +1703,21 @@
       </w:r>
       <w:r>
         <w:rPr>
+          <w:b/>
+          <w:lang w:val="id_ID" w:bidi="id_ID"/>
+        </w:rPr>
+        <w:t>τῆς ὑπομονῆς ὑμῶν, καὶ πίστεως</w:t>
+      </w:r>
+    </w:p>
+    <w:p>
+      <w:pPr/>
+      <w:r>
+        <w:rPr>
+          <w:lang w:val="id_ID" w:bidi="id_ID"/>
+        </w:rPr>
+      </w:r>
+      <w:r>
+        <w:rPr>
           <w:lang w:val="id_ID" w:bidi="id_ID"/>
         </w:rPr>
         <w:t xml:space="preserve">Jika bahasa Anda tidak menggunakan kata benda abstrak untuk gagasan </w:t>
@@ -1572,6 +1812,21 @@
       </w:r>
       <w:r>
         <w:rPr>
+          <w:b/>
+          <w:lang w:val="id_ID" w:bidi="id_ID"/>
+        </w:rPr>
+        <w:t>ἐν πᾶσιν τοῖς διωγμοῖς ὑμῶν, καὶ ταῖς θλίψεσιν</w:t>
+      </w:r>
+    </w:p>
+    <w:p>
+      <w:pPr/>
+      <w:r>
+        <w:rPr>
+          <w:lang w:val="id_ID" w:bidi="id_ID"/>
+        </w:rPr>
+      </w:r>
+      <w:r>
+        <w:rPr>
           <w:lang w:val="id_ID" w:bidi="id_ID"/>
         </w:rPr>
         <w:t xml:space="preserve">Dua kata </w:t>
@@ -1666,6 +1921,21 @@
       </w:r>
       <w:r>
         <w:rPr>
+          <w:b/>
+          <w:lang w:val="id_ID" w:bidi="id_ID"/>
+        </w:rPr>
+        <w:t>πίστεως ἐν πᾶσιν τοῖς διωγμοῖς ὑμῶν</w:t>
+      </w:r>
+    </w:p>
+    <w:p>
+      <w:pPr/>
+      <w:r>
+        <w:rPr>
+          <w:lang w:val="id_ID" w:bidi="id_ID"/>
+        </w:rPr>
+      </w:r>
+      <w:r>
+        <w:rPr>
           <w:lang w:val="id_ID" w:bidi="id_ID"/>
         </w:rPr>
         <w:t xml:space="preserve">Di sini, </w:t>
@@ -1750,6 +2020,21 @@
           <w:b/>
           <w:lang w:val="id_ID" w:bidi="id_ID"/>
         </w:rPr>
+        <w:t>ἔνδειγμα τῆς δικαίας κρίσεως τοῦ Θεοῦ, εἰς τὸ καταξιωθῆναι ὑμᾶς</w:t>
+      </w:r>
+    </w:p>
+    <w:p>
+      <w:pPr/>
+      <w:r>
+        <w:rPr>
+          <w:lang w:val="id_ID" w:bidi="id_ID"/>
+        </w:rPr>
+      </w:r>
+      <w:r>
+        <w:rPr>
+          <w:b/>
+          <w:lang w:val="id_ID" w:bidi="id_ID"/>
+        </w:rPr>
         <w:t>Bukti</w:t>
       </w:r>
       <w:r>
@@ -1822,6 +2107,21 @@
       </w:r>
       <w:r>
         <w:rPr>
+          <w:b/>
+          <w:lang w:val="id_ID" w:bidi="id_ID"/>
+        </w:rPr>
+        <w:t>εἰς τὸ καταξιωθῆναι ὑμᾶς τῆς Βασιλείας τοῦ Θεοῦ</w:t>
+      </w:r>
+    </w:p>
+    <w:p>
+      <w:pPr/>
+      <w:r>
+        <w:rPr>
+          <w:lang w:val="id_ID" w:bidi="id_ID"/>
+        </w:rPr>
+      </w:r>
+      <w:r>
+        <w:rPr>
           <w:lang w:val="id_ID" w:bidi="id_ID"/>
         </w:rPr>
         <w:t>Anda dapat menyatakan ini dalam bentuk aktif. Terjemahan alternatif: "bahwa Allah akan menganggapmu layak untuk menjadi bagian dari kerajaan-Nya"</w:t>
@@ -1890,6 +2190,21 @@
       </w:r>
       <w:r>
         <w:rPr>
+          <w:b/>
+          <w:lang w:val="id_ID" w:bidi="id_ID"/>
+        </w:rPr>
+        <w:t>ὑπὲρ ἧς καὶ πάσχετε</w:t>
+      </w:r>
+    </w:p>
+    <w:p>
+      <w:pPr/>
+      <w:r>
+        <w:rPr>
+          <w:lang w:val="id_ID" w:bidi="id_ID"/>
+        </w:rPr>
+      </w:r>
+      <w:r>
+        <w:rPr>
           <w:lang w:val="id_ID" w:bidi="id_ID"/>
         </w:rPr>
         <w:t xml:space="preserve">Di sini, </w:t>
@@ -1971,6 +2286,21 @@
       </w:r>
       <w:r>
         <w:rPr>
+          <w:b/>
+          <w:lang w:val="id_ID" w:bidi="id_ID"/>
+        </w:rPr>
+        <w:t>εἴπερ δίκαιον παρὰ Θεῷ</w:t>
+      </w:r>
+    </w:p>
+    <w:p>
+      <w:pPr/>
+      <w:r>
+        <w:rPr>
+          <w:lang w:val="id_ID" w:bidi="id_ID"/>
+        </w:rPr>
+      </w:r>
+      <w:r>
+        <w:rPr>
           <w:lang w:val="id_ID" w:bidi="id_ID"/>
         </w:rPr>
         <w:t>Paulus berbicara seolah-olah ini adalah sebuah kemungkinan hipotetis, tetapi yang ia maksudkan adalah bahwa hal ini adalah benar. Jika bahasa Anda tidak menyatakan sesuatu sebagai suatu kondisi apakah itu pasti atau benar, dan jika pembaca Anda mungkin berpikir bahwa apa yang Paulus katakan tidak pasti, maka Anda dapat menerjemahkan kata-katanya sebagai pernyataan yang pasti. Terjemahan alternatif: "Karena kamu tahu, bahwa Allah itu adil" atau "karena Allah pasti benar"</w:t>
@@ -2039,6 +2369,21 @@
       </w:r>
       <w:r>
         <w:rPr>
+          <w:b/>
+          <w:lang w:val="id_ID" w:bidi="id_ID"/>
+        </w:rPr>
+        <w:t>παρὰ Θεῷ, ἀνταποδοῦναι τοῖς θλίβουσιν ὑμᾶς θλῖψιν</w:t>
+      </w:r>
+    </w:p>
+    <w:p>
+      <w:pPr/>
+      <w:r>
+        <w:rPr>
+          <w:lang w:val="id_ID" w:bidi="id_ID"/>
+        </w:rPr>
+      </w:r>
+      <w:r>
+        <w:rPr>
           <w:lang w:val="id_ID" w:bidi="id_ID"/>
         </w:rPr>
         <w:t xml:space="preserve">Di sini, </w:t>
@@ -2120,6 +2465,21 @@
       </w:r>
       <w:r>
         <w:rPr>
+          <w:b/>
+          <w:lang w:val="id_ID" w:bidi="id_ID"/>
+        </w:rPr>
+        <w:t>ἀνταποδοῦναι τοῖς θλίβουσιν ὑμᾶς θλῖψιν</w:t>
+      </w:r>
+    </w:p>
+    <w:p>
+      <w:pPr/>
+      <w:r>
+        <w:rPr>
+          <w:lang w:val="id_ID" w:bidi="id_ID"/>
+        </w:rPr>
+      </w:r>
+      <w:r>
+        <w:rPr>
           <w:lang w:val="id_ID" w:bidi="id_ID"/>
         </w:rPr>
         <w:t xml:space="preserve">Jika bahasa Anda tidak menggunakan kata benda abstrak untuk konsep </w:t>
@@ -2201,6 +2561,21 @@
       </w:r>
       <w:r>
         <w:rPr>
+          <w:b/>
+          <w:lang w:val="id_ID" w:bidi="id_ID"/>
+        </w:rPr>
+        <w:t>καὶ ὑμῖν &amp; ἄνεσιν</w:t>
+      </w:r>
+    </w:p>
+    <w:p>
+      <w:pPr/>
+      <w:r>
+        <w:rPr>
+          <w:lang w:val="id_ID" w:bidi="id_ID"/>
+        </w:rPr>
+      </w:r>
+      <w:r>
+        <w:rPr>
           <w:lang w:val="id_ID" w:bidi="id_ID"/>
         </w:rPr>
         <w:t xml:space="preserve">Kata-kata </w:t>
@@ -2282,6 +2657,21 @@
       </w:r>
       <w:r>
         <w:rPr>
+          <w:b/>
+          <w:lang w:val="id_ID" w:bidi="id_ID"/>
+        </w:rPr>
+        <w:t>καὶ ὑμῖν τοῖς θλιβομένοις, ἄνεσιν μεθ’ ἡμῶν</w:t>
+      </w:r>
+    </w:p>
+    <w:p>
+      <w:pPr/>
+      <w:r>
+        <w:rPr>
+          <w:lang w:val="id_ID" w:bidi="id_ID"/>
+        </w:rPr>
+      </w:r>
+      <w:r>
+        <w:rPr>
           <w:lang w:val="id_ID" w:bidi="id_ID"/>
         </w:rPr>
         <w:t xml:space="preserve">Di sini, </w:t>
@@ -2376,6 +2766,21 @@
       </w:r>
       <w:r>
         <w:rPr>
+          <w:b/>
+          <w:lang w:val="id_ID" w:bidi="id_ID"/>
+        </w:rPr>
+        <w:t>ὑμῖν &amp; ἄνεσιν</w:t>
+      </w:r>
+    </w:p>
+    <w:p>
+      <w:pPr/>
+      <w:r>
+        <w:rPr>
+          <w:lang w:val="id_ID" w:bidi="id_ID"/>
+        </w:rPr>
+      </w:r>
+      <w:r>
+        <w:rPr>
           <w:lang w:val="id_ID" w:bidi="id_ID"/>
         </w:rPr>
         <w:t xml:space="preserve">Jika bahasa Anda tidak menggunakan kata benda abstrak untuk ide di balik </w:t>
@@ -2457,6 +2862,21 @@
       </w:r>
       <w:r>
         <w:rPr>
+          <w:b/>
+          <w:lang w:val="id_ID" w:bidi="id_ID"/>
+        </w:rPr>
+        <w:t>τοῖς θλιβομένοις</w:t>
+      </w:r>
+    </w:p>
+    <w:p>
+      <w:pPr/>
+      <w:r>
+        <w:rPr>
+          <w:lang w:val="id_ID" w:bidi="id_ID"/>
+        </w:rPr>
+      </w:r>
+      <w:r>
+        <w:rPr>
           <w:lang w:val="id_ID" w:bidi="id_ID"/>
         </w:rPr>
         <w:t>Jika bahasa Anda tidak menggunakan bentuk pasif seperti ini, Anda dapat menyatakannya dalam bentuk aktif atau dengan cara lain yang wajar dalam bahasa Anda. Terjemahan alternatif: "yang ditindas oleh orang lain" atau "dari penderitaan yang ditimbulkan oleh orang lain kepadamu"</w:t>
@@ -2525,6 +2945,21 @@
       </w:r>
       <w:r>
         <w:rPr>
+          <w:b/>
+          <w:lang w:val="id_ID" w:bidi="id_ID"/>
+        </w:rPr>
+        <w:t>ἐν τῇ ἀποκαλύψει τοῦ Κυρίου Ἰησοῦ</w:t>
+      </w:r>
+    </w:p>
+    <w:p>
+      <w:pPr/>
+      <w:r>
+        <w:rPr>
+          <w:lang w:val="id_ID" w:bidi="id_ID"/>
+        </w:rPr>
+      </w:r>
+      <w:r>
+        <w:rPr>
           <w:lang w:val="id_ID" w:bidi="id_ID"/>
         </w:rPr>
         <w:t xml:space="preserve">Di sini, </w:t>
@@ -2606,6 +3041,21 @@
       </w:r>
       <w:r>
         <w:rPr>
+          <w:b/>
+          <w:lang w:val="id_ID" w:bidi="id_ID"/>
+        </w:rPr>
+        <w:t>διδόντος ἐκδίκησιν τοῖς</w:t>
+      </w:r>
+    </w:p>
+    <w:p>
+      <w:pPr/>
+      <w:r>
+        <w:rPr>
+          <w:lang w:val="id_ID" w:bidi="id_ID"/>
+        </w:rPr>
+      </w:r>
+      <w:r>
+        <w:rPr>
           <w:lang w:val="id_ID" w:bidi="id_ID"/>
         </w:rPr>
         <w:t xml:space="preserve">Jika bahasa Anda tidak menggunakan kata benda abstrak untuk ide di balik </w:t>
@@ -2687,6 +3137,21 @@
       </w:r>
       <w:r>
         <w:rPr>
+          <w:b/>
+          <w:lang w:val="id_ID" w:bidi="id_ID"/>
+        </w:rPr>
+        <w:t>τοῖς μὴ εἰδόσι Θεὸν</w:t>
+      </w:r>
+    </w:p>
+    <w:p>
+      <w:pPr/>
+      <w:r>
+        <w:rPr>
+          <w:lang w:val="id_ID" w:bidi="id_ID"/>
+        </w:rPr>
+      </w:r>
+      <w:r>
+        <w:rPr>
           <w:lang w:val="id_ID" w:bidi="id_ID"/>
         </w:rPr>
         <w:t xml:space="preserve">Di sini, </w:t>
@@ -2768,6 +3233,21 @@
       </w:r>
       <w:r>
         <w:rPr>
+          <w:b/>
+          <w:lang w:val="id_ID" w:bidi="id_ID"/>
+        </w:rPr>
+        <w:t>καὶ τοῖς μὴ ὑπακούουσιν τῷ εὐαγγελίῳ</w:t>
+      </w:r>
+    </w:p>
+    <w:p>
+      <w:pPr/>
+      <w:r>
+        <w:rPr>
+          <w:lang w:val="id_ID" w:bidi="id_ID"/>
+        </w:rPr>
+      </w:r>
+      <w:r>
+        <w:rPr>
           <w:lang w:val="id_ID" w:bidi="id_ID"/>
         </w:rPr>
         <w:t xml:space="preserve">Frasa </w:t>
@@ -2862,6 +3342,21 @@
       </w:r>
       <w:r>
         <w:rPr>
+          <w:b/>
+          <w:lang w:val="id_ID" w:bidi="id_ID"/>
+        </w:rPr>
+        <w:t>ὑπακούουσιν τῷ εὐαγγελίῳ</w:t>
+      </w:r>
+    </w:p>
+    <w:p>
+      <w:pPr/>
+      <w:r>
+        <w:rPr>
+          <w:lang w:val="id_ID" w:bidi="id_ID"/>
+        </w:rPr>
+      </w:r>
+      <w:r>
+        <w:rPr>
           <w:lang w:val="id_ID" w:bidi="id_ID"/>
         </w:rPr>
         <w:t xml:space="preserve">Frasa </w:t>
@@ -2943,6 +3438,21 @@
       </w:r>
       <w:r>
         <w:rPr>
+          <w:b/>
+          <w:lang w:val="id_ID" w:bidi="id_ID"/>
+        </w:rPr>
+        <w:t>τῷ εὐαγγελίῳ τοῦ Κυρίου ἡμῶν, Ἰησοῦ</w:t>
+      </w:r>
+    </w:p>
+    <w:p>
+      <w:pPr/>
+      <w:r>
+        <w:rPr>
+          <w:lang w:val="id_ID" w:bidi="id_ID"/>
+        </w:rPr>
+      </w:r>
+      <w:r>
+        <w:rPr>
           <w:lang w:val="id_ID" w:bidi="id_ID"/>
         </w:rPr>
         <w:t xml:space="preserve">Di sini, Paulus menggunakan bentuk kepemilikan umum </w:t>
@@ -3037,6 +3547,21 @@
       </w:r>
       <w:r>
         <w:rPr>
+          <w:b/>
+          <w:lang w:val="id_ID" w:bidi="id_ID"/>
+        </w:rPr>
+        <w:t>οἵτινες δίκην τίσουσιν</w:t>
+      </w:r>
+    </w:p>
+    <w:p>
+      <w:pPr/>
+      <w:r>
+        <w:rPr>
+          <w:lang w:val="id_ID" w:bidi="id_ID"/>
+        </w:rPr>
+      </w:r>
+      <w:r>
+        <w:rPr>
           <w:lang w:val="id_ID" w:bidi="id_ID"/>
         </w:rPr>
         <w:t xml:space="preserve">Di sini, </w:t>
@@ -3118,6 +3643,21 @@
       </w:r>
       <w:r>
         <w:rPr>
+          <w:b/>
+          <w:lang w:val="id_ID" w:bidi="id_ID"/>
+        </w:rPr>
+        <w:t>οἵτινες δίκην τίσουσιν</w:t>
+      </w:r>
+    </w:p>
+    <w:p>
+      <w:pPr/>
+      <w:r>
+        <w:rPr>
+          <w:lang w:val="id_ID" w:bidi="id_ID"/>
+        </w:rPr>
+      </w:r>
+      <w:r>
+        <w:rPr>
           <w:lang w:val="id_ID" w:bidi="id_ID"/>
         </w:rPr>
         <w:t xml:space="preserve">Jika bahasa Anda tidak menggunakan kata benda abstrak untuk ide kata </w:t>
@@ -3199,6 +3739,21 @@
       </w:r>
       <w:r>
         <w:rPr>
+          <w:b/>
+          <w:lang w:val="id_ID" w:bidi="id_ID"/>
+        </w:rPr>
+        <w:t>δίκην τίσουσιν</w:t>
+      </w:r>
+    </w:p>
+    <w:p>
+      <w:pPr/>
+      <w:r>
+        <w:rPr>
+          <w:lang w:val="id_ID" w:bidi="id_ID"/>
+        </w:rPr>
+      </w:r>
+      <w:r>
+        <w:rPr>
           <w:lang w:val="id_ID" w:bidi="id_ID"/>
         </w:rPr>
         <w:t xml:space="preserve">Di sini, frasa </w:t>
@@ -3280,6 +3835,21 @@
       </w:r>
       <w:r>
         <w:rPr>
+          <w:b/>
+          <w:lang w:val="id_ID" w:bidi="id_ID"/>
+        </w:rPr>
+        <w:t>ὄλεθρον αἰώνιον</w:t>
+      </w:r>
+    </w:p>
+    <w:p>
+      <w:pPr/>
+      <w:r>
+        <w:rPr>
+          <w:lang w:val="id_ID" w:bidi="id_ID"/>
+        </w:rPr>
+      </w:r>
+      <w:r>
+        <w:rPr>
           <w:lang w:val="id_ID" w:bidi="id_ID"/>
         </w:rPr>
         <w:t xml:space="preserve">Di sini, </w:t>
@@ -3374,6 +3944,21 @@
       </w:r>
       <w:r>
         <w:rPr>
+          <w:b/>
+          <w:lang w:val="id_ID" w:bidi="id_ID"/>
+        </w:rPr>
+        <w:t>ἀπὸ προσώπου τοῦ Κυρίου</w:t>
+      </w:r>
+    </w:p>
+    <w:p>
+      <w:pPr/>
+      <w:r>
+        <w:rPr>
+          <w:lang w:val="id_ID" w:bidi="id_ID"/>
+        </w:rPr>
+      </w:r>
+      <w:r>
+        <w:rPr>
           <w:lang w:val="id_ID" w:bidi="id_ID"/>
         </w:rPr>
         <w:t xml:space="preserve">Di sini, </w:t>
@@ -3455,6 +4040,21 @@
       </w:r>
       <w:r>
         <w:rPr>
+          <w:b/>
+          <w:lang w:val="id_ID" w:bidi="id_ID"/>
+        </w:rPr>
+        <w:t>τῆς δόξης τῆς ἰσχύος αὐτοῦ</w:t>
+      </w:r>
+    </w:p>
+    <w:p>
+      <w:pPr/>
+      <w:r>
+        <w:rPr>
+          <w:lang w:val="id_ID" w:bidi="id_ID"/>
+        </w:rPr>
+      </w:r>
+      <w:r>
+        <w:rPr>
           <w:lang w:val="id_ID" w:bidi="id_ID"/>
         </w:rPr>
         <w:t xml:space="preserve">Di sini, bentuk posesif menggambarkan </w:t>
@@ -3562,6 +4162,21 @@
       </w:r>
       <w:r>
         <w:rPr>
+          <w:b/>
+          <w:lang w:val="id_ID" w:bidi="id_ID"/>
+        </w:rPr>
+        <w:t>τῆς δόξης τῆς ἰσχύος αὐτοῦ</w:t>
+      </w:r>
+    </w:p>
+    <w:p>
+      <w:pPr/>
+      <w:r>
+        <w:rPr>
+          <w:lang w:val="id_ID" w:bidi="id_ID"/>
+        </w:rPr>
+      </w:r>
+      <w:r>
+        <w:rPr>
           <w:lang w:val="id_ID" w:bidi="id_ID"/>
         </w:rPr>
         <w:t xml:space="preserve">Jika bahasa Anda tidak menggunakan kata benda abstrak untuk konsep </w:t>
@@ -3656,6 +4271,21 @@
       </w:r>
       <w:r>
         <w:rPr>
+          <w:b/>
+          <w:lang w:val="id_ID" w:bidi="id_ID"/>
+        </w:rPr>
+        <w:t>ὅταν ἔλθῃ &amp; ἐν τῇ ἡμέρᾳ ἐκείνῃ</w:t>
+      </w:r>
+    </w:p>
+    <w:p>
+      <w:pPr/>
+      <w:r>
+        <w:rPr>
+          <w:lang w:val="id_ID" w:bidi="id_ID"/>
+        </w:rPr>
+      </w:r>
+      <w:r>
+        <w:rPr>
           <w:lang w:val="id_ID" w:bidi="id_ID"/>
         </w:rPr>
         <w:t xml:space="preserve">Di sini, </w:t>
@@ -3737,6 +4367,21 @@
       </w:r>
       <w:r>
         <w:rPr>
+          <w:b/>
+          <w:lang w:val="id_ID" w:bidi="id_ID"/>
+        </w:rPr>
+        <w:t>ἐνδοξασθῆναι ἐν τοῖς ἁγίοις αὐτοῦ, καὶ θαυμασθῆναι ἐν πᾶσιν τοῖς πιστεύσασιν</w:t>
+      </w:r>
+    </w:p>
+    <w:p>
+      <w:pPr/>
+      <w:r>
+        <w:rPr>
+          <w:lang w:val="id_ID" w:bidi="id_ID"/>
+        </w:rPr>
+      </w:r>
+      <w:r>
+        <w:rPr>
           <w:lang w:val="id_ID" w:bidi="id_ID"/>
         </w:rPr>
         <w:t>Jika bahasa Anda tidak menggunakan bentuk pasif seperti ini, Anda dapat menyatakannya dalam bentuk aktif atau dengan cara lain yang wajar dalam bahasa Anda. Terjemahan alternatif: "sebagaimana orang-orang kudus-Nya memuliakan Dia dan semua orang yang percaya kagum kepada-Nya"</w:t>
@@ -3805,6 +4450,21 @@
       </w:r>
       <w:r>
         <w:rPr>
+          <w:b/>
+          <w:lang w:val="id_ID" w:bidi="id_ID"/>
+        </w:rPr>
+        <w:t>ἐνδοξασθῆναι ἐν τοῖς ἁγίοις αὐτοῦ, καὶ θαυμασθῆναι</w:t>
+      </w:r>
+    </w:p>
+    <w:p>
+      <w:pPr/>
+      <w:r>
+        <w:rPr>
+          <w:lang w:val="id_ID" w:bidi="id_ID"/>
+        </w:rPr>
+      </w:r>
+      <w:r>
+        <w:rPr>
           <w:lang w:val="id_ID" w:bidi="id_ID"/>
         </w:rPr>
         <w:t xml:space="preserve">Di sini, dua kata kerja </w:t>
@@ -3902,6 +4562,21 @@
           <w:b/>
           <w:lang w:val="id_ID" w:bidi="id_ID"/>
         </w:rPr>
+        <w:t>ἐνδοξασθῆναι ἐν τοῖς ἁγίοις αὐτοῦ, καὶ θαυμασθῆναι ἐν πᾶσιν τοῖς πιστεύσασιν</w:t>
+      </w:r>
+    </w:p>
+    <w:p>
+      <w:pPr/>
+      <w:r>
+        <w:rPr>
+          <w:lang w:val="id_ID" w:bidi="id_ID"/>
+        </w:rPr>
+      </w:r>
+      <w:r>
+        <w:rPr>
+          <w:b/>
+          <w:lang w:val="id_ID" w:bidi="id_ID"/>
+        </w:rPr>
         <w:t>Orang-orang kudus</w:t>
       </w:r>
       <w:r>
@@ -3967,6 +4642,21 @@
       </w:r>
       <w:r>
         <w:rPr>
+          <w:b/>
+          <w:lang w:val="id_ID" w:bidi="id_ID"/>
+        </w:rPr>
+        <w:t>ἐπιστεύθη τὸ μαρτύριον ἡμῶν ἐφ’ ὑμᾶς</w:t>
+      </w:r>
+    </w:p>
+    <w:p>
+      <w:pPr/>
+      <w:r>
+        <w:rPr>
+          <w:lang w:val="id_ID" w:bidi="id_ID"/>
+        </w:rPr>
+      </w:r>
+      <w:r>
+        <w:rPr>
           <w:lang w:val="id_ID" w:bidi="id_ID"/>
         </w:rPr>
         <w:t>Jika bahasa Anda tidak menggunakan bentuk pasif seperti ini, Anda dapat menyatakannya dalam bentuk aktif atau dengan cara lain yang wajar dalam bahasa Anda. Terjemahan alternatif: "kamu telah percaya pada kesaksian kami ketika kami membagikannya kepadamu" atau "ketika kami bersaksi tentang kuasa penyelamatan Yesus Kristus, kamu telah mempercayai apa yang kami katakan"</w:t>
@@ -4035,6 +4725,21 @@
       </w:r>
       <w:r>
         <w:rPr>
+          <w:b/>
+          <w:lang w:val="id_ID" w:bidi="id_ID"/>
+        </w:rPr>
+        <w:t>εἰς ὃ</w:t>
+      </w:r>
+    </w:p>
+    <w:p>
+      <w:pPr/>
+      <w:r>
+        <w:rPr>
+          <w:lang w:val="id_ID" w:bidi="id_ID"/>
+        </w:rPr>
+      </w:r>
+      <w:r>
+        <w:rPr>
           <w:lang w:val="id_ID" w:bidi="id_ID"/>
         </w:rPr>
         <w:t xml:space="preserve">Di sini, </w:t>
@@ -4116,6 +4821,21 @@
       </w:r>
       <w:r>
         <w:rPr>
+          <w:b/>
+          <w:lang w:val="id_ID" w:bidi="id_ID"/>
+        </w:rPr>
+        <w:t>καὶ προσευχόμεθα πάντοτε περὶ ὑμῶν</w:t>
+      </w:r>
+    </w:p>
+    <w:p>
+      <w:pPr/>
+      <w:r>
+        <w:rPr>
+          <w:lang w:val="id_ID" w:bidi="id_ID"/>
+        </w:rPr>
+      </w:r>
+      <w:r>
+        <w:rPr>
           <w:lang w:val="id_ID" w:bidi="id_ID"/>
         </w:rPr>
         <w:t xml:space="preserve">Paulus menggunakan kata </w:t>
@@ -4197,6 +4917,21 @@
       </w:r>
       <w:r>
         <w:rPr>
+          <w:b/>
+          <w:lang w:val="id_ID" w:bidi="id_ID"/>
+        </w:rPr>
+        <w:t>τῆς κλήσεως</w:t>
+      </w:r>
+    </w:p>
+    <w:p>
+      <w:pPr/>
+      <w:r>
+        <w:rPr>
+          <w:lang w:val="id_ID" w:bidi="id_ID"/>
+        </w:rPr>
+      </w:r>
+      <w:r>
+        <w:rPr>
           <w:lang w:val="id_ID" w:bidi="id_ID"/>
         </w:rPr>
         <w:t xml:space="preserve">Di sini, </w:t>
@@ -4278,6 +5013,21 @@
       </w:r>
       <w:r>
         <w:rPr>
+          <w:b/>
+          <w:lang w:val="id_ID" w:bidi="id_ID"/>
+        </w:rPr>
+        <w:t>πληρώσῃ πᾶσαν εὐδοκίαν ἀγαθωσύνης, καὶ ἔργον πίστεως ἐν δυνάμει</w:t>
+      </w:r>
+    </w:p>
+    <w:p>
+      <w:pPr/>
+      <w:r>
+        <w:rPr>
+          <w:lang w:val="id_ID" w:bidi="id_ID"/>
+        </w:rPr>
+      </w:r>
+      <w:r>
+        <w:rPr>
           <w:lang w:val="id_ID" w:bidi="id_ID"/>
         </w:rPr>
         <w:t xml:space="preserve">Jika bahasa Anda tidak menggunakan kata benda abstrak untuk konsep-konsep seperti </w:t>
@@ -4398,6 +5148,21 @@
       </w:r>
       <w:r>
         <w:rPr>
+          <w:b/>
+          <w:lang w:val="id_ID" w:bidi="id_ID"/>
+        </w:rPr>
+        <w:t>καὶ πληρώσῃ</w:t>
+      </w:r>
+    </w:p>
+    <w:p>
+      <w:pPr/>
+      <w:r>
+        <w:rPr>
+          <w:lang w:val="id_ID" w:bidi="id_ID"/>
+        </w:rPr>
+      </w:r>
+      <w:r>
+        <w:rPr>
           <w:lang w:val="id_ID" w:bidi="id_ID"/>
         </w:rPr>
         <w:t xml:space="preserve">Di sini, </w:t>
@@ -4492,6 +5257,21 @@
       </w:r>
       <w:r>
         <w:rPr>
+          <w:b/>
+          <w:lang w:val="id_ID" w:bidi="id_ID"/>
+        </w:rPr>
+        <w:t>ὅπως</w:t>
+      </w:r>
+    </w:p>
+    <w:p>
+      <w:pPr/>
+      <w:r>
+        <w:rPr>
+          <w:lang w:val="id_ID" w:bidi="id_ID"/>
+        </w:rPr>
+      </w:r>
+      <w:r>
+        <w:rPr>
           <w:lang w:val="id_ID" w:bidi="id_ID"/>
         </w:rPr>
         <w:t xml:space="preserve">Di sini, </w:t>
@@ -4573,6 +5353,21 @@
       </w:r>
       <w:r>
         <w:rPr>
+          <w:b/>
+          <w:lang w:val="id_ID" w:bidi="id_ID"/>
+        </w:rPr>
+        <w:t>τὸ ὄνομα τοῦ Κυρίου ἡμῶν, Ἰησοῦ</w:t>
+      </w:r>
+    </w:p>
+    <w:p>
+      <w:pPr/>
+      <w:r>
+        <w:rPr>
+          <w:lang w:val="id_ID" w:bidi="id_ID"/>
+        </w:rPr>
+      </w:r>
+      <w:r>
+        <w:rPr>
           <w:lang w:val="id_ID" w:bidi="id_ID"/>
         </w:rPr>
         <w:t xml:space="preserve">Di sini, </w:t>
@@ -4654,6 +5449,21 @@
       </w:r>
       <w:r>
         <w:rPr>
+          <w:b/>
+          <w:lang w:val="id_ID" w:bidi="id_ID"/>
+        </w:rPr>
+        <w:t>ὅπως ἐνδοξασθῇ τὸ ὄνομα τοῦ Κυρίου ἡμῶν, Ἰησοῦ, ἐν ὑμῖν</w:t>
+      </w:r>
+    </w:p>
+    <w:p>
+      <w:pPr/>
+      <w:r>
+        <w:rPr>
+          <w:lang w:val="id_ID" w:bidi="id_ID"/>
+        </w:rPr>
+      </w:r>
+      <w:r>
+        <w:rPr>
           <w:lang w:val="id_ID" w:bidi="id_ID"/>
         </w:rPr>
         <w:t>Jika bahasa Anda tidak menggunakan bentuk pasif seperti ini, Anda bisa menyatakannya dalam bentuk aktif atau dengan cara lain yang wajar dalam bahasa Anda. Ini bisa berarti: (1) orang-orang percaya di Tesalonika akan memuliakan Yesus. Terjemahan alternatif: "supaya kamu memuliakan nama Tuhan Yesus" (2) orang lain akan memuliakan Yesus karena apa yang telah Ia lakukan bagi jemaat Tesalonika. Terjemahan alternatif: "supaya orang-orang memuliakan nama Tuhan kita Yesus karena kamu"</w:t>
@@ -4722,6 +5532,21 @@
       </w:r>
       <w:r>
         <w:rPr>
+          <w:b/>
+          <w:lang w:val="id_ID" w:bidi="id_ID"/>
+        </w:rPr>
+        <w:t>καὶ ὑμεῖς ἐν αὐτῷ</w:t>
+      </w:r>
+    </w:p>
+    <w:p>
+      <w:pPr/>
+      <w:r>
+        <w:rPr>
+          <w:lang w:val="id_ID" w:bidi="id_ID"/>
+        </w:rPr>
+      </w:r>
+      <w:r>
+        <w:rPr>
           <w:lang w:val="id_ID" w:bidi="id_ID"/>
         </w:rPr>
         <w:t>Jika bahasa Anda tidak menggunakan bentuk pasif seperti ini, Anda dapat menyatakannya dalam bentuk aktif atau dengan cara lain yang wajar dalam bahasa Anda. Terjemahan alternatif: "dan Yesus akan memuliakan kamu"</w:t>
@@ -4790,6 +5615,21 @@
       </w:r>
       <w:r>
         <w:rPr>
+          <w:b/>
+          <w:lang w:val="id_ID" w:bidi="id_ID"/>
+        </w:rPr>
+        <w:t>καὶ ὑμεῖς ἐν αὐτῷ</w:t>
+      </w:r>
+    </w:p>
+    <w:p>
+      <w:pPr/>
+      <w:r>
+        <w:rPr>
+          <w:lang w:val="id_ID" w:bidi="id_ID"/>
+        </w:rPr>
+      </w:r>
+      <w:r>
+        <w:rPr>
           <w:lang w:val="id_ID" w:bidi="id_ID"/>
         </w:rPr>
         <w:t xml:space="preserve">Frasa </w:t>
@@ -4871,6 +5711,21 @@
       </w:r>
       <w:r>
         <w:rPr>
+          <w:b/>
+          <w:lang w:val="id_ID" w:bidi="id_ID"/>
+        </w:rPr>
+        <w:t>κατὰ τὴν χάριν τοῦ Θεοῦ ἡμῶν</w:t>
+      </w:r>
+    </w:p>
+    <w:p>
+      <w:pPr/>
+      <w:r>
+        <w:rPr>
+          <w:lang w:val="id_ID" w:bidi="id_ID"/>
+        </w:rPr>
+      </w:r>
+      <w:r>
+        <w:rPr>
           <w:lang w:val="id_ID" w:bidi="id_ID"/>
         </w:rPr>
         <w:t xml:space="preserve">Jika bahasa Anda tidak menggunakan kata benda abstrak untuk konsep </w:t>
@@ -4952,6 +5807,21 @@
       </w:r>
       <w:r>
         <w:rPr>
+          <w:b/>
+          <w:lang w:val="id_ID" w:bidi="id_ID"/>
+        </w:rPr>
+        <w:t>τοῦ Θεοῦ ἡμῶν καὶ Κυρίου Ἰησοῦ Χριστοῦ</w:t>
+      </w:r>
+    </w:p>
+    <w:p>
+      <w:pPr/>
+      <w:r>
+        <w:rPr>
+          <w:lang w:val="id_ID" w:bidi="id_ID"/>
+        </w:rPr>
+      </w:r>
+      <w:r>
+        <w:rPr>
           <w:lang w:val="id_ID" w:bidi="id_ID"/>
         </w:rPr>
         <w:t xml:space="preserve">Frasa yang diterjemahkan sebagai </w:t>
@@ -5075,6 +5945,21 @@
       </w:r>
       <w:r>
         <w:rPr>
+          <w:b/>
+          <w:lang w:val="id_ID" w:bidi="id_ID"/>
+        </w:rPr>
+        <w:t>δὲ</w:t>
+      </w:r>
+    </w:p>
+    <w:p>
+      <w:pPr/>
+      <w:r>
+        <w:rPr>
+          <w:lang w:val="id_ID" w:bidi="id_ID"/>
+        </w:rPr>
+      </w:r>
+      <w:r>
+        <w:rPr>
           <w:lang w:val="id_ID" w:bidi="id_ID"/>
         </w:rPr>
         <w:t xml:space="preserve">Kata yang diterjemahkan </w:t>
@@ -5156,6 +6041,21 @@
       </w:r>
       <w:r>
         <w:rPr>
+          <w:b/>
+          <w:lang w:val="id_ID" w:bidi="id_ID"/>
+        </w:rPr>
+        <w:t>ὑπὲρ τῆς παρουσίας τοῦ Κυρίου ἡμῶν, Ἰησοῦ Χριστοῦ, καὶ ἡμῶν ἐπισυναγωγῆς ἐπ’ αὐτόν</w:t>
+      </w:r>
+    </w:p>
+    <w:p>
+      <w:pPr/>
+      <w:r>
+        <w:rPr>
+          <w:lang w:val="id_ID" w:bidi="id_ID"/>
+        </w:rPr>
+      </w:r>
+      <w:r>
+        <w:rPr>
           <w:lang w:val="id_ID" w:bidi="id_ID"/>
         </w:rPr>
         <w:t>Kedatangan Tuhan kita Yesus Kristus dan pertemuan kita dengan-Nya adalah dua tindakan yang terjadi pada saat yang sama. Anda dapat memperjelas hal ini dalam terjemahan Anda dengan kata atau frasa penghubung yang tepat. Terjemahan alternatif: "tentang waktu kedatangan Tuhan kita Yesus, apabila kita dikumpulkan bersama-sama dengan Dia"</w:t>
@@ -5224,6 +6124,21 @@
       </w:r>
       <w:r>
         <w:rPr>
+          <w:b/>
+          <w:lang w:val="id_ID" w:bidi="id_ID"/>
+        </w:rPr>
+        <w:t>ὑπὲρ τῆς παρουσίας τοῦ Κυρίου ἡμῶν, Ἰησοῦ Χριστοῦ, καὶ ἡμῶν ἐπισυναγωγῆς ἐπ’ αὐτόν</w:t>
+      </w:r>
+    </w:p>
+    <w:p>
+      <w:pPr/>
+      <w:r>
+        <w:rPr>
+          <w:lang w:val="id_ID" w:bidi="id_ID"/>
+        </w:rPr>
+      </w:r>
+      <w:r>
+        <w:rPr>
           <w:lang w:val="id_ID" w:bidi="id_ID"/>
         </w:rPr>
         <w:t xml:space="preserve">Jika lebih alami dalam bahasa Anda, Anda dapat menggunakan kata kerja aktif untuk peristiwa </w:t>
@@ -5318,6 +6233,21 @@
       </w:r>
       <w:r>
         <w:rPr>
+          <w:b/>
+          <w:lang w:val="id_ID" w:bidi="id_ID"/>
+        </w:rPr>
+        <w:t>ἀδελφοί</w:t>
+      </w:r>
+    </w:p>
+    <w:p>
+      <w:pPr/>
+      <w:r>
+        <w:rPr>
+          <w:lang w:val="id_ID" w:bidi="id_ID"/>
+        </w:rPr>
+      </w:r>
+      <w:r>
+        <w:rPr>
           <w:lang w:val="id_ID" w:bidi="id_ID"/>
         </w:rPr>
         <w:t xml:space="preserve">Di sini, </w:t>
@@ -5399,6 +6329,21 @@
       </w:r>
       <w:r>
         <w:rPr>
+          <w:b/>
+          <w:lang w:val="id_ID" w:bidi="id_ID"/>
+        </w:rPr>
+        <w:t>εἰς τὸ μὴ ταχέως σαλευθῆναι ὑμᾶς ἀπὸ τοῦ νοὸς</w:t>
+      </w:r>
+    </w:p>
+    <w:p>
+      <w:pPr/>
+      <w:r>
+        <w:rPr>
+          <w:lang w:val="id_ID" w:bidi="id_ID"/>
+        </w:rPr>
+      </w:r>
+      <w:r>
+        <w:rPr>
           <w:lang w:val="id_ID" w:bidi="id_ID"/>
         </w:rPr>
         <w:t xml:space="preserve">Frasa </w:t>
@@ -5480,6 +6425,21 @@
       </w:r>
       <w:r>
         <w:rPr>
+          <w:b/>
+          <w:lang w:val="id_ID" w:bidi="id_ID"/>
+        </w:rPr>
+        <w:t>μηδὲ θροεῖσθαι</w:t>
+      </w:r>
+    </w:p>
+    <w:p>
+      <w:pPr/>
+      <w:r>
+        <w:rPr>
+          <w:lang w:val="id_ID" w:bidi="id_ID"/>
+        </w:rPr>
+      </w:r>
+      <w:r>
+        <w:rPr>
           <w:lang w:val="id_ID" w:bidi="id_ID"/>
         </w:rPr>
         <w:t xml:space="preserve">Frasa </w:t>
@@ -5561,6 +6521,21 @@
       </w:r>
       <w:r>
         <w:rPr>
+          <w:b/>
+          <w:lang w:val="id_ID" w:bidi="id_ID"/>
+        </w:rPr>
+        <w:t>μήτε διὰ πνεύματος, μήτε διὰ λόγου, μήτε δι’ ἐπιστολῆς, ὡς δι’ ἡμῶν</w:t>
+      </w:r>
+    </w:p>
+    <w:p>
+      <w:pPr/>
+      <w:r>
+        <w:rPr>
+          <w:lang w:val="id_ID" w:bidi="id_ID"/>
+        </w:rPr>
+      </w:r>
+      <w:r>
+        <w:rPr>
           <w:lang w:val="id_ID" w:bidi="id_ID"/>
         </w:rPr>
         <w:t>Paulus meninggalkan beberapa kata di sini yang mungkin diperlukan dalam bahasa Anda. Jika itu membantu, Anda dapat menyediakan kata-kata ini. Terjemahan alternatif: "ketika kamu menerima pesan baik melalui roh atau melalui perkataan yang diucapkan atau melalui surat tertulis yang seolah-olah berasal dari kami"</w:t>
@@ -5629,6 +6604,21 @@
       </w:r>
       <w:r>
         <w:rPr>
+          <w:b/>
+          <w:lang w:val="id_ID" w:bidi="id_ID"/>
+        </w:rPr>
+        <w:t>ὡς δι’ ἡμῶν</w:t>
+      </w:r>
+    </w:p>
+    <w:p>
+      <w:pPr/>
+      <w:r>
+        <w:rPr>
+          <w:lang w:val="id_ID" w:bidi="id_ID"/>
+        </w:rPr>
+      </w:r>
+      <w:r>
+        <w:rPr>
           <w:lang w:val="id_ID" w:bidi="id_ID"/>
         </w:rPr>
         <w:t>Paulus meninggalkan beberapa kata di sini yang mungkin diperlukan dalam bahasa Anda. Jika itu membantu, Anda dapat menyediakan kata-kata ini. Terjemahan alternatif: "yang mengaku berasal dari kami" atau "berusaha menipu kamu bahwa itu berasal dari kami"</w:t>
@@ -5697,6 +6687,21 @@
       </w:r>
       <w:r>
         <w:rPr>
+          <w:b/>
+          <w:lang w:val="id_ID" w:bidi="id_ID"/>
+        </w:rPr>
+        <w:t>ὡς ὅτι</w:t>
+      </w:r>
+    </w:p>
+    <w:p>
+      <w:pPr/>
+      <w:r>
+        <w:rPr>
+          <w:lang w:val="id_ID" w:bidi="id_ID"/>
+        </w:rPr>
+      </w:r>
+      <w:r>
+        <w:rPr>
           <w:lang w:val="id_ID" w:bidi="id_ID"/>
         </w:rPr>
         <w:t>Paulus meninggalkan beberapa kata di sini yang mungkin diperlukan dalam bahasa Anda. Jika itu membantu, Anda dapat menyediakan kata-kata ini. Terjemahan alternatif: "yang berbicara seolah-olah" atau "yang secara keliru mengklaim bahwa"</w:t>
@@ -5765,6 +6770,21 @@
       </w:r>
       <w:r>
         <w:rPr>
+          <w:b/>
+          <w:lang w:val="id_ID" w:bidi="id_ID"/>
+        </w:rPr>
+        <w:t>ἡ ἡμέρα τοῦ Κυρίου</w:t>
+      </w:r>
+    </w:p>
+    <w:p>
+      <w:pPr/>
+      <w:r>
+        <w:rPr>
+          <w:lang w:val="id_ID" w:bidi="id_ID"/>
+        </w:rPr>
+      </w:r>
+      <w:r>
+        <w:rPr>
           <w:lang w:val="id_ID" w:bidi="id_ID"/>
         </w:rPr>
         <w:t xml:space="preserve">Di sini, </w:t>
@@ -5826,6 +6846,21 @@
       </w:r>
       <w:r>
         <w:rPr>
+          <w:b/>
+          <w:lang w:val="id_ID" w:bidi="id_ID"/>
+        </w:rPr>
+        <w:t>μή τις ὑμᾶς ἐξαπατήσῃ κατὰ μηδένα τρόπον</w:t>
+      </w:r>
+    </w:p>
+    <w:p>
+      <w:pPr/>
+      <w:r>
+        <w:rPr>
+          <w:lang w:val="id_ID" w:bidi="id_ID"/>
+        </w:rPr>
+      </w:r>
+      <w:r>
+        <w:rPr>
           <w:lang w:val="id_ID" w:bidi="id_ID"/>
         </w:rPr>
         <w:t>Terjemahan alternatif: "Jangan biarkan siapa pun membodohi kamu" atau "Jangan percaya sama sekali dengan kata-kata yang salah yang dikatakan orang tentang hal ini"</w:t>
@@ -5874,6 +6909,21 @@
       </w:r>
       <w:r>
         <w:rPr>
+          <w:b/>
+          <w:lang w:val="id_ID" w:bidi="id_ID"/>
+        </w:rPr>
+        <w:t>ὅτι ἐὰν μὴ ἔλθῃ ἡ ἀποστασία πρῶτον</w:t>
+      </w:r>
+    </w:p>
+    <w:p>
+      <w:pPr/>
+      <w:r>
+        <w:rPr>
+          <w:lang w:val="id_ID" w:bidi="id_ID"/>
+        </w:rPr>
+      </w:r>
+      <w:r>
+        <w:rPr>
           <w:lang w:val="id_ID" w:bidi="id_ID"/>
         </w:rPr>
         <w:t>Di sini, Paulus meninggalkan beberapa kata yang dibutuhkan oleh sebuah kalimat dalam banyak bahasa untuk menjadi lengkap. Jika itu akan membantu dalam bahasa Anda, Anda dapat menyediakan kata-kata ini dari ayat sebelumnya. Terjemahan alternatif: "karena hari Tuhan tidak akan datang sebelum kemurtadan terjadi terlebih dahulu"</w:t>
@@ -5942,6 +6992,21 @@
       </w:r>
       <w:r>
         <w:rPr>
+          <w:b/>
+          <w:lang w:val="id_ID" w:bidi="id_ID"/>
+        </w:rPr>
+        <w:t>ἡ ἀποστασία</w:t>
+      </w:r>
+    </w:p>
+    <w:p>
+      <w:pPr/>
+      <w:r>
+        <w:rPr>
+          <w:lang w:val="id_ID" w:bidi="id_ID"/>
+        </w:rPr>
+      </w:r>
+      <w:r>
+        <w:rPr>
           <w:lang w:val="id_ID" w:bidi="id_ID"/>
         </w:rPr>
         <w:t xml:space="preserve">Di sini, </w:t>
@@ -6023,6 +7088,21 @@
       </w:r>
       <w:r>
         <w:rPr>
+          <w:b/>
+          <w:lang w:val="id_ID" w:bidi="id_ID"/>
+        </w:rPr>
+        <w:t>ἀποκαλυφθῇ ὁ ἄνθρωπος τῆς ἀνομίας</w:t>
+      </w:r>
+    </w:p>
+    <w:p>
+      <w:pPr/>
+      <w:r>
+        <w:rPr>
+          <w:lang w:val="id_ID" w:bidi="id_ID"/>
+        </w:rPr>
+      </w:r>
+      <w:r>
+        <w:rPr>
           <w:lang w:val="id_ID" w:bidi="id_ID"/>
         </w:rPr>
         <w:t>Jika bahasa Anda tidak menggunakan bentuk pasif dengan cara ini, Anda dapat mengekspresikan konsep tersebut dalam bentuk aktif atau dengan cara lain yang wajar dalam bahasa Anda. Terjemahan alternatif: "manusia durhaka itu datang" atau "manusia durhaka itu menyatakan dirinya"</w:t>
@@ -6091,6 +7171,21 @@
       </w:r>
       <w:r>
         <w:rPr>
+          <w:b/>
+          <w:lang w:val="id_ID" w:bidi="id_ID"/>
+        </w:rPr>
+        <w:t>ὁ ἄνθρωπος τῆς ἀνομίας</w:t>
+      </w:r>
+    </w:p>
+    <w:p>
+      <w:pPr/>
+      <w:r>
+        <w:rPr>
+          <w:lang w:val="id_ID" w:bidi="id_ID"/>
+        </w:rPr>
+      </w:r>
+      <w:r>
+        <w:rPr>
           <w:lang w:val="id_ID" w:bidi="id_ID"/>
         </w:rPr>
         <w:t xml:space="preserve">Paulus menggunakan bentuk posesif untuk menggambarkan seorang </w:t>
@@ -6185,6 +7280,21 @@
       </w:r>
       <w:r>
         <w:rPr>
+          <w:b/>
+          <w:lang w:val="id_ID" w:bidi="id_ID"/>
+        </w:rPr>
+        <w:t>ὁ υἱὸς τῆς ἀπωλείας</w:t>
+      </w:r>
+    </w:p>
+    <w:p>
+      <w:pPr/>
+      <w:r>
+        <w:rPr>
+          <w:lang w:val="id_ID" w:bidi="id_ID"/>
+        </w:rPr>
+      </w:r>
+      <w:r>
+        <w:rPr>
           <w:lang w:val="id_ID" w:bidi="id_ID"/>
         </w:rPr>
         <w:t xml:space="preserve">Di sini, </w:t>
@@ -6334,6 +7444,21 @@
       </w:r>
       <w:r>
         <w:rPr>
+          <w:b/>
+          <w:lang w:val="id_ID" w:bidi="id_ID"/>
+        </w:rPr>
+        <w:t>πάντα λεγόμενον θεὸν ἢ σέβασμα</w:t>
+      </w:r>
+    </w:p>
+    <w:p>
+      <w:pPr/>
+      <w:r>
+        <w:rPr>
+          <w:lang w:val="id_ID" w:bidi="id_ID"/>
+        </w:rPr>
+      </w:r>
+      <w:r>
+        <w:rPr>
           <w:lang w:val="id_ID" w:bidi="id_ID"/>
         </w:rPr>
         <w:t>Anda dapat menyatakan ini dalam bentuk aktif. Terjemahan alternatif: "segala sesuatu yang disebut Allah atau apa pun yang mereka sembah"</w:t>
@@ -6402,6 +7527,21 @@
       </w:r>
       <w:r>
         <w:rPr>
+          <w:b/>
+          <w:lang w:val="id_ID" w:bidi="id_ID"/>
+        </w:rPr>
+        <w:t>αὐτὸν &amp; καθίσαι</w:t>
+      </w:r>
+    </w:p>
+    <w:p>
+      <w:pPr/>
+      <w:r>
+        <w:rPr>
+          <w:lang w:val="id_ID" w:bidi="id_ID"/>
+        </w:rPr>
+      </w:r>
+      <w:r>
+        <w:rPr>
           <w:lang w:val="id_ID" w:bidi="id_ID"/>
         </w:rPr>
         <w:t xml:space="preserve">Di sini, </w:t>
@@ -6483,6 +7623,21 @@
       </w:r>
       <w:r>
         <w:rPr>
+          <w:b/>
+          <w:lang w:val="id_ID" w:bidi="id_ID"/>
+        </w:rPr>
+        <w:t>ἀποδεικνύντα ἑαυτὸν ὅτι ἔστιν Θεός</w:t>
+      </w:r>
+    </w:p>
+    <w:p>
+      <w:pPr/>
+      <w:r>
+        <w:rPr>
+          <w:lang w:val="id_ID" w:bidi="id_ID"/>
+        </w:rPr>
+      </w:r>
+      <w:r>
+        <w:rPr>
           <w:lang w:val="id_ID" w:bidi="id_ID"/>
         </w:rPr>
         <w:t xml:space="preserve">Di sini, </w:t>
@@ -6544,6 +7699,21 @@
       </w:r>
       <w:r>
         <w:rPr>
+          <w:b/>
+          <w:lang w:val="id_ID" w:bidi="id_ID"/>
+        </w:rPr>
+        <w:t>οὐ μνημονεύετε ὅτι, ἔτι ὢν πρὸς ὑμᾶς, ταῦτα ἔλεγον ὑμῖν</w:t>
+      </w:r>
+    </w:p>
+    <w:p>
+      <w:pPr/>
+      <w:r>
+        <w:rPr>
+          <w:lang w:val="id_ID" w:bidi="id_ID"/>
+        </w:rPr>
+      </w:r>
+      <w:r>
+        <w:rPr>
           <w:lang w:val="id_ID" w:bidi="id_ID"/>
         </w:rPr>
         <w:t>Paulus tidak meminta informasi di sini, tetapi menggunakan bentuk pertanyaan untuk mengingatkan jemaat Tesalonika akan apa yang telah ia ajarkan kepada mereka. Jika Anda tidak menggunakan pertanyaan retoris untuk tujuan ini dalam bahasa Anda, Anda dapat menerjemahkan kata-katanya sebagai sebuah pernyataan. Lihat UST.</w:t>
@@ -6612,6 +7782,21 @@
       </w:r>
       <w:r>
         <w:rPr>
+          <w:b/>
+          <w:lang w:val="id_ID" w:bidi="id_ID"/>
+        </w:rPr>
+        <w:t>ταῦτα</w:t>
+      </w:r>
+    </w:p>
+    <w:p>
+      <w:pPr/>
+      <w:r>
+        <w:rPr>
+          <w:lang w:val="id_ID" w:bidi="id_ID"/>
+        </w:rPr>
+      </w:r>
+      <w:r>
+        <w:rPr>
           <w:lang w:val="id_ID" w:bidi="id_ID"/>
         </w:rPr>
         <w:t xml:space="preserve">Di sini, </w:t>
@@ -6693,6 +7878,21 @@
       </w:r>
       <w:r>
         <w:rPr>
+          <w:b/>
+          <w:lang w:val="id_ID" w:bidi="id_ID"/>
+        </w:rPr>
+        <w:t>καὶ νῦν τὸ κατέχον οἴδατε</w:t>
+      </w:r>
+    </w:p>
+    <w:p>
+      <w:pPr/>
+      <w:r>
+        <w:rPr>
+          <w:lang w:val="id_ID" w:bidi="id_ID"/>
+        </w:rPr>
+      </w:r>
+      <w:r>
+        <w:rPr>
           <w:lang w:val="id_ID" w:bidi="id_ID"/>
         </w:rPr>
         <w:t xml:space="preserve">Ada dua kemungkinan untuk memahami fungsi kata </w:t>
@@ -6780,6 +7980,21 @@
       </w:r>
       <w:r>
         <w:rPr>
+          <w:b/>
+          <w:lang w:val="id_ID" w:bidi="id_ID"/>
+        </w:rPr>
+        <w:t>τὸ ἀποκαλυφθῆναι αὐτὸν ἐν τῷ αὐτοῦ καιρῷ</w:t>
+      </w:r>
+    </w:p>
+    <w:p>
+      <w:pPr/>
+      <w:r>
+        <w:rPr>
+          <w:lang w:val="id_ID" w:bidi="id_ID"/>
+        </w:rPr>
+      </w:r>
+      <w:r>
+        <w:rPr>
           <w:lang w:val="id_ID" w:bidi="id_ID"/>
         </w:rPr>
         <w:t>Jika bahasa Anda tidak menggunakan bentuk pasif dengan cara ini, Anda dapat mengekspresikan konsep tersebut dalam bentuk aktif atau dengan cara lain yang wajar dalam bahasa Anda. Terjemahan alternatif: "waktu yang tepat, ketika Allah mengizinkan Dia menyatakan diri-Nya"</w:t>
@@ -6848,6 +8063,21 @@
       </w:r>
       <w:r>
         <w:rPr>
+          <w:b/>
+          <w:lang w:val="id_ID" w:bidi="id_ID"/>
+        </w:rPr>
+        <w:t>γὰρ</w:t>
+      </w:r>
+    </w:p>
+    <w:p>
+      <w:pPr/>
+      <w:r>
+        <w:rPr>
+          <w:lang w:val="id_ID" w:bidi="id_ID"/>
+        </w:rPr>
+      </w:r>
+      <w:r>
+        <w:rPr>
           <w:lang w:val="id_ID" w:bidi="id_ID"/>
         </w:rPr>
         <w:t xml:space="preserve">Di sini, kata yang diterjemahkan </w:t>
@@ -6942,6 +8172,21 @@
       </w:r>
       <w:r>
         <w:rPr>
+          <w:b/>
+          <w:lang w:val="id_ID" w:bidi="id_ID"/>
+        </w:rPr>
+        <w:t>τὸ &amp; μυστήριον ἤδη ἐνεργεῖται τῆς ἀνομίας</w:t>
+      </w:r>
+    </w:p>
+    <w:p>
+      <w:pPr/>
+      <w:r>
+        <w:rPr>
+          <w:lang w:val="id_ID" w:bidi="id_ID"/>
+        </w:rPr>
+      </w:r>
+      <w:r>
+        <w:rPr>
           <w:lang w:val="id_ID" w:bidi="id_ID"/>
         </w:rPr>
         <w:t xml:space="preserve">Di sini, </w:t>
@@ -7036,6 +8281,21 @@
       </w:r>
       <w:r>
         <w:rPr>
+          <w:b/>
+          <w:lang w:val="id_ID" w:bidi="id_ID"/>
+        </w:rPr>
+        <w:t>ὁ κατέχων</w:t>
+      </w:r>
+    </w:p>
+    <w:p>
+      <w:pPr/>
+      <w:r>
+        <w:rPr>
+          <w:lang w:val="id_ID" w:bidi="id_ID"/>
+        </w:rPr>
+      </w:r>
+      <w:r>
+        <w:rPr>
           <w:lang w:val="id_ID" w:bidi="id_ID"/>
         </w:rPr>
         <w:t>Menahan seseorang berarti menghambat atau mencegahnya melakukan apa yang ingin ia lakukan. Terjemahan alternatif: "orang yang telah menahannya"</w:t>
@@ -7084,6 +8344,21 @@
       </w:r>
       <w:r>
         <w:rPr>
+          <w:b/>
+          <w:lang w:val="id_ID" w:bidi="id_ID"/>
+        </w:rPr>
+        <w:t>γένηται</w:t>
+      </w:r>
+    </w:p>
+    <w:p>
+      <w:pPr/>
+      <w:r>
+        <w:rPr>
+          <w:lang w:val="id_ID" w:bidi="id_ID"/>
+        </w:rPr>
+      </w:r>
+      <w:r>
+        <w:rPr>
           <w:lang w:val="id_ID" w:bidi="id_ID"/>
         </w:rPr>
         <w:t xml:space="preserve">Di sini, kata </w:t>
@@ -7165,6 +8440,21 @@
       </w:r>
       <w:r>
         <w:rPr>
+          <w:b/>
+          <w:lang w:val="id_ID" w:bidi="id_ID"/>
+        </w:rPr>
+        <w:t>ἐκ μέσου γένηται</w:t>
+      </w:r>
+    </w:p>
+    <w:p>
+      <w:pPr/>
+      <w:r>
+        <w:rPr>
+          <w:lang w:val="id_ID" w:bidi="id_ID"/>
+        </w:rPr>
+      </w:r>
+      <w:r>
+        <w:rPr>
           <w:lang w:val="id_ID" w:bidi="id_ID"/>
         </w:rPr>
         <w:t>Di sini Paulus berbicara tentang orang yang menahan si pendurhaka seolah-olah ia berdiri di depannya dan menghalangi jalannya. Jika hal ini tidak masuk akal dalam bahasa Anda, Anda dapat menggunakan metafora yang setara atau Anda dapat mengekspresikan maknanya dengan cara yang tidak kiasan. Terjemahan alternatif: "dia berhenti menahannya"</w:t>
@@ -7233,6 +8523,21 @@
       </w:r>
       <w:r>
         <w:rPr>
+          <w:b/>
+          <w:lang w:val="id_ID" w:bidi="id_ID"/>
+        </w:rPr>
+        <w:t>καὶ τότε ἀποκαλυφθήσεται ὁ ἄνομος</w:t>
+      </w:r>
+    </w:p>
+    <w:p>
+      <w:pPr/>
+      <w:r>
+        <w:rPr>
+          <w:lang w:val="id_ID" w:bidi="id_ID"/>
+        </w:rPr>
+      </w:r>
+      <w:r>
+        <w:rPr>
           <w:lang w:val="id_ID" w:bidi="id_ID"/>
         </w:rPr>
         <w:t>Jika bahasa Anda tidak menggunakan bentuk pasif seperti ini, Anda dapat menyatakannya dalam bentuk aktif atau dengan cara lain yang wajar dalam bahasa Anda. Terjemahan alternatif: "dan kemudian Allah akan mengizinkan si pendurhaka untuk menunjukkan dirinya"</w:t>
@@ -7301,6 +8606,21 @@
       </w:r>
       <w:r>
         <w:rPr>
+          <w:b/>
+          <w:lang w:val="id_ID" w:bidi="id_ID"/>
+        </w:rPr>
+        <w:t>τῷ πνεύματι τοῦ στόματος αὐτοῦ</w:t>
+      </w:r>
+    </w:p>
+    <w:p>
+      <w:pPr/>
+      <w:r>
+        <w:rPr>
+          <w:lang w:val="id_ID" w:bidi="id_ID"/>
+        </w:rPr>
+      </w:r>
+      <w:r>
+        <w:rPr>
           <w:lang w:val="id_ID" w:bidi="id_ID"/>
         </w:rPr>
         <w:t xml:space="preserve">Dalam kiasan ini, </w:t>
@@ -7395,6 +8715,21 @@
       </w:r>
       <w:r>
         <w:rPr>
+          <w:b/>
+          <w:lang w:val="id_ID" w:bidi="id_ID"/>
+        </w:rPr>
+        <w:t>ἀνελεῖ τῷ πνεύματι τοῦ στόματος αὐτοῦ, καὶ καταργήσει τῇ ἐπιφανείᾳ τῆς παρουσίας αὐτοῦ</w:t>
+      </w:r>
+    </w:p>
+    <w:p>
+      <w:pPr/>
+      <w:r>
+        <w:rPr>
+          <w:lang w:val="id_ID" w:bidi="id_ID"/>
+        </w:rPr>
+      </w:r>
+      <w:r>
+        <w:rPr>
           <w:lang w:val="id_ID" w:bidi="id_ID"/>
         </w:rPr>
         <w:t>Kedua frasa ini menggambarkan peristiwa yang sama. Paulus mengatakan hal yang sama dua kali, dengan cara yang sedikit berbeda, untuk menekankan betapa jauh lebih berkuasanya Yesus dibandingkan dengan manusia durhaka. Jika membingungkan bagi pembaca Anda untuk berbicara tentang membunuh seseorang dan kemudian membuatnya tidak berdaya, Anda dapat membalik urutan frasa-frasa tersebut, seperti dalam UST, atau Anda dapat menggabungkan kedua frasa tersebut menjadi satu. Terjemahan alternatif: "akan menghancurkan dengan penampilannya yang mulia dan dengan napas dari mulutnya"</w:t>
@@ -7463,6 +8798,21 @@
       </w:r>
       <w:r>
         <w:rPr>
+          <w:b/>
+          <w:lang w:val="id_ID" w:bidi="id_ID"/>
+        </w:rPr>
+        <w:t>οὗ ἐστιν ἡ παρουσία, κατ’ ἐνέργειαν τοῦ Σατανᾶ</w:t>
+      </w:r>
+    </w:p>
+    <w:p>
+      <w:pPr/>
+      <w:r>
+        <w:rPr>
+          <w:lang w:val="id_ID" w:bidi="id_ID"/>
+        </w:rPr>
+      </w:r>
+      <w:r>
+        <w:rPr>
           <w:lang w:val="id_ID" w:bidi="id_ID"/>
         </w:rPr>
         <w:t xml:space="preserve">Di sini, Paulus menggunakan bentuk posesif untuk menggambarkan </w:t>
@@ -7557,6 +8907,21 @@
       </w:r>
       <w:r>
         <w:rPr>
+          <w:b/>
+          <w:lang w:val="id_ID" w:bidi="id_ID"/>
+        </w:rPr>
+        <w:t>οὗ</w:t>
+      </w:r>
+    </w:p>
+    <w:p>
+      <w:pPr/>
+      <w:r>
+        <w:rPr>
+          <w:lang w:val="id_ID" w:bidi="id_ID"/>
+        </w:rPr>
+      </w:r>
+      <w:r>
+        <w:rPr>
           <w:lang w:val="id_ID" w:bidi="id_ID"/>
         </w:rPr>
         <w:t xml:space="preserve">Di sini, </w:t>
@@ -7618,6 +8983,21 @@
       </w:r>
       <w:r>
         <w:rPr>
+          <w:b/>
+          <w:lang w:val="id_ID" w:bidi="id_ID"/>
+        </w:rPr>
+        <w:t>ἐν πάσῃ δυνάμει, καὶ σημείοις, καὶ τέρασιν ψεύδους</w:t>
+      </w:r>
+    </w:p>
+    <w:p>
+      <w:pPr/>
+      <w:r>
+        <w:rPr>
+          <w:lang w:val="id_ID" w:bidi="id_ID"/>
+        </w:rPr>
+      </w:r>
+      <w:r>
+        <w:rPr>
           <w:lang w:val="id_ID" w:bidi="id_ID"/>
         </w:rPr>
         <w:t xml:space="preserve">Di sini, kata </w:t>
@@ -7751,6 +9131,21 @@
       </w:r>
       <w:r>
         <w:rPr>
+          <w:b/>
+          <w:lang w:val="id_ID" w:bidi="id_ID"/>
+        </w:rPr>
+        <w:t>ἐν πάσῃ δυνάμει, καὶ σημείοις, καὶ τέρασιν ψεύδους</w:t>
+      </w:r>
+    </w:p>
+    <w:p>
+      <w:pPr/>
+      <w:r>
+        <w:rPr>
+          <w:lang w:val="id_ID" w:bidi="id_ID"/>
+        </w:rPr>
+      </w:r>
+      <w:r>
+        <w:rPr>
           <w:lang w:val="id_ID" w:bidi="id_ID"/>
         </w:rPr>
         <w:t xml:space="preserve">Jika bahasa Anda tidak menggunakan kata benda abstrak untuk konsep </w:t>
@@ -7832,6 +9227,21 @@
       </w:r>
       <w:r>
         <w:rPr>
+          <w:b/>
+          <w:lang w:val="id_ID" w:bidi="id_ID"/>
+        </w:rPr>
+        <w:t>καὶ σημείοις, καὶ τέρασιν ψεύδους</w:t>
+      </w:r>
+    </w:p>
+    <w:p>
+      <w:pPr/>
+      <w:r>
+        <w:rPr>
+          <w:lang w:val="id_ID" w:bidi="id_ID"/>
+        </w:rPr>
+      </w:r>
+      <w:r>
+        <w:rPr>
           <w:lang w:val="id_ID" w:bidi="id_ID"/>
         </w:rPr>
         <w:t xml:space="preserve">Kata </w:t>
@@ -7926,6 +9336,21 @@
       </w:r>
       <w:r>
         <w:rPr>
+          <w:b/>
+          <w:lang w:val="id_ID" w:bidi="id_ID"/>
+        </w:rPr>
+        <w:t>πάσῃ</w:t>
+      </w:r>
+    </w:p>
+    <w:p>
+      <w:pPr/>
+      <w:r>
+        <w:rPr>
+          <w:lang w:val="id_ID" w:bidi="id_ID"/>
+        </w:rPr>
+      </w:r>
+      <w:r>
+        <w:rPr>
           <w:lang w:val="id_ID" w:bidi="id_ID"/>
         </w:rPr>
         <w:t xml:space="preserve">Di sini, </w:t>
@@ -8007,6 +9432,21 @@
       </w:r>
       <w:r>
         <w:rPr>
+          <w:b/>
+          <w:lang w:val="id_ID" w:bidi="id_ID"/>
+        </w:rPr>
+        <w:t>ἐν πάσῃ ἀπάτῃ ἀδικίας</w:t>
+      </w:r>
+    </w:p>
+    <w:p>
+      <w:pPr/>
+      <w:r>
+        <w:rPr>
+          <w:lang w:val="id_ID" w:bidi="id_ID"/>
+        </w:rPr>
+      </w:r>
+      <w:r>
+        <w:rPr>
           <w:lang w:val="id_ID" w:bidi="id_ID"/>
         </w:rPr>
         <w:t xml:space="preserve">Di sini Paulus menggunakan bentuk posesif untuk menggambarkan </w:t>
@@ -8101,6 +9541,21 @@
       </w:r>
       <w:r>
         <w:rPr>
+          <w:b/>
+          <w:lang w:val="id_ID" w:bidi="id_ID"/>
+        </w:rPr>
+        <w:t>ἐν πάσῃ ἀπάτῃ ἀδικίας, τοῖς ἀπολλυμένοις</w:t>
+      </w:r>
+    </w:p>
+    <w:p>
+      <w:pPr/>
+      <w:r>
+        <w:rPr>
+          <w:lang w:val="id_ID" w:bidi="id_ID"/>
+        </w:rPr>
+      </w:r>
+      <w:r>
+        <w:rPr>
           <w:lang w:val="id_ID" w:bidi="id_ID"/>
         </w:rPr>
         <w:t xml:space="preserve">Jika bahasa Anda tidak menggunakan kata benda abstrak untuk gagasan </w:t>
@@ -8195,6 +9650,21 @@
       </w:r>
       <w:r>
         <w:rPr>
+          <w:b/>
+          <w:lang w:val="id_ID" w:bidi="id_ID"/>
+        </w:rPr>
+        <w:t>ἀνθ’ ὧν</w:t>
+      </w:r>
+    </w:p>
+    <w:p>
+      <w:pPr/>
+      <w:r>
+        <w:rPr>
+          <w:lang w:val="id_ID" w:bidi="id_ID"/>
+        </w:rPr>
+      </w:r>
+      <w:r>
+        <w:rPr>
           <w:lang w:val="id_ID" w:bidi="id_ID"/>
         </w:rPr>
         <w:t>Apa yang terjadi setelah frasa ini adalah alasan mengapa orang-orang itu binasa. Gunakan cara yang alami dalam bahasa Anda untuk memperkenalkan alasan. Anda mungkin ingin memulai kalimat baru di sini dan mengakhiri kalimat sebelumnya dengan titik. Terjemahan alternatif: "Mereka binasa karena"</w:t>
@@ -8263,6 +9733,21 @@
       </w:r>
       <w:r>
         <w:rPr>
+          <w:b/>
+          <w:lang w:val="id_ID" w:bidi="id_ID"/>
+        </w:rPr>
+        <w:t>τὴν ἀγάπην τῆς ἀληθείας οὐκ ἐδέξαντο</w:t>
+      </w:r>
+    </w:p>
+    <w:p>
+      <w:pPr/>
+      <w:r>
+        <w:rPr>
+          <w:lang w:val="id_ID" w:bidi="id_ID"/>
+        </w:rPr>
+      </w:r>
+      <w:r>
+        <w:rPr>
           <w:lang w:val="id_ID" w:bidi="id_ID"/>
         </w:rPr>
         <w:t xml:space="preserve">Jika bahasa Anda tidak menggunakan kata benda abstrak untuk konsep </w:t>
@@ -8383,6 +9868,21 @@
       </w:r>
       <w:r>
         <w:rPr>
+          <w:b/>
+          <w:lang w:val="id_ID" w:bidi="id_ID"/>
+        </w:rPr>
+        <w:t>εἰς τὸ σωθῆναι αὐτούς</w:t>
+      </w:r>
+    </w:p>
+    <w:p>
+      <w:pPr/>
+      <w:r>
+        <w:rPr>
+          <w:lang w:val="id_ID" w:bidi="id_ID"/>
+        </w:rPr>
+      </w:r>
+      <w:r>
+        <w:rPr>
           <w:lang w:val="id_ID" w:bidi="id_ID"/>
         </w:rPr>
         <w:t>Frasa ini dapat mengungkapkan: (1) hasil dari menerima kasih kebenaran. Terjemahan alternatif: "dan dengan demikian diselamatkan" atau (2) tujuan dari mencintai kebenaran. Terjemahan alternatif: "sehingga mereka dapat diselamatkan"</w:t>
@@ -8451,6 +9951,21 @@
       </w:r>
       <w:r>
         <w:rPr>
+          <w:b/>
+          <w:lang w:val="id_ID" w:bidi="id_ID"/>
+        </w:rPr>
+        <w:t>εἰς τὸ σωθῆναι αὐτούς</w:t>
+      </w:r>
+    </w:p>
+    <w:p>
+      <w:pPr/>
+      <w:r>
+        <w:rPr>
+          <w:lang w:val="id_ID" w:bidi="id_ID"/>
+        </w:rPr>
+      </w:r>
+      <w:r>
+        <w:rPr>
           <w:lang w:val="id_ID" w:bidi="id_ID"/>
         </w:rPr>
         <w:t>Jika bahasa Anda tidak menggunakan bentuk pasif seperti ini, Anda dapat mengekspresikan konsep tersebut dalam bentuk aktif atau dengan cara lain yang wajar dalam bahasa Anda. Jika Anda harus menyatakan siapa yang melakukan tindakan itu, itu adalah Allah. Terjemahan alternatif: "agar Allah menyelamatkan mereka" atau " supaya Allah menyelamatkan mereka"</w:t>
@@ -8519,6 +10034,21 @@
       </w:r>
       <w:r>
         <w:rPr>
+          <w:b/>
+          <w:lang w:val="id_ID" w:bidi="id_ID"/>
+        </w:rPr>
+        <w:t>διὰ τοῦτο</w:t>
+      </w:r>
+    </w:p>
+    <w:p>
+      <w:pPr/>
+      <w:r>
+        <w:rPr>
+          <w:lang w:val="id_ID" w:bidi="id_ID"/>
+        </w:rPr>
+      </w:r>
+      <w:r>
+        <w:rPr>
           <w:lang w:val="id_ID" w:bidi="id_ID"/>
         </w:rPr>
         <w:t xml:space="preserve">Apa yang terjadi selanjutnya </w:t>
@@ -8600,6 +10130,21 @@
       </w:r>
       <w:r>
         <w:rPr>
+          <w:b/>
+          <w:lang w:val="id_ID" w:bidi="id_ID"/>
+        </w:rPr>
+        <w:t>πέμπει αὐτοῖς ὁ Θεὸς ἐνέργειαν πλάνης, εἰς τὸ πιστεῦσαι αὐτοὺς τῷ ψεύδει</w:t>
+      </w:r>
+    </w:p>
+    <w:p>
+      <w:pPr/>
+      <w:r>
+        <w:rPr>
+          <w:lang w:val="id_ID" w:bidi="id_ID"/>
+        </w:rPr>
+      </w:r>
+      <w:r>
+        <w:rPr>
           <w:lang w:val="id_ID" w:bidi="id_ID"/>
         </w:rPr>
         <w:t xml:space="preserve">Paulus berbicara tentang </w:t>
@@ -8694,6 +10239,21 @@
       </w:r>
       <w:r>
         <w:rPr>
+          <w:b/>
+          <w:lang w:val="id_ID" w:bidi="id_ID"/>
+        </w:rPr>
+        <w:t>ἐνέργειαν πλάνης</w:t>
+      </w:r>
+    </w:p>
+    <w:p>
+      <w:pPr/>
+      <w:r>
+        <w:rPr>
+          <w:lang w:val="id_ID" w:bidi="id_ID"/>
+        </w:rPr>
+      </w:r>
+      <w:r>
+        <w:rPr>
           <w:lang w:val="id_ID" w:bidi="id_ID"/>
         </w:rPr>
         <w:t xml:space="preserve">Paulus menggunakan bentuk posesif untuk menggambarkan suatu </w:t>
@@ -8788,6 +10348,21 @@
       </w:r>
       <w:r>
         <w:rPr>
+          <w:b/>
+          <w:lang w:val="id_ID" w:bidi="id_ID"/>
+        </w:rPr>
+        <w:t>εἰς τὸ πιστεῦσαι αὐτοὺς</w:t>
+      </w:r>
+    </w:p>
+    <w:p>
+      <w:pPr/>
+      <w:r>
+        <w:rPr>
+          <w:lang w:val="id_ID" w:bidi="id_ID"/>
+        </w:rPr>
+      </w:r>
+      <w:r>
+        <w:rPr>
           <w:lang w:val="id_ID" w:bidi="id_ID"/>
         </w:rPr>
         <w:t xml:space="preserve">Di sini, kata kata </w:t>
@@ -8882,6 +10457,21 @@
       </w:r>
       <w:r>
         <w:rPr>
+          <w:b/>
+          <w:lang w:val="id_ID" w:bidi="id_ID"/>
+        </w:rPr>
+        <w:t>εἰς τὸ πιστεῦσαι αὐτοὺς</w:t>
+      </w:r>
+    </w:p>
+    <w:p>
+      <w:pPr/>
+      <w:r>
+        <w:rPr>
+          <w:lang w:val="id_ID" w:bidi="id_ID"/>
+        </w:rPr>
+      </w:r>
+      <w:r>
+        <w:rPr>
           <w:lang w:val="id_ID" w:bidi="id_ID"/>
         </w:rPr>
         <w:t xml:space="preserve">Di sini, </w:t>
@@ -8963,6 +10553,21 @@
       </w:r>
       <w:r>
         <w:rPr>
+          <w:b/>
+          <w:lang w:val="id_ID" w:bidi="id_ID"/>
+        </w:rPr>
+        <w:t>ἵνα</w:t>
+      </w:r>
+    </w:p>
+    <w:p>
+      <w:pPr/>
+      <w:r>
+        <w:rPr>
+          <w:lang w:val="id_ID" w:bidi="id_ID"/>
+        </w:rPr>
+      </w:r>
+      <w:r>
+        <w:rPr>
           <w:lang w:val="id_ID" w:bidi="id_ID"/>
         </w:rPr>
         <w:t>Frasa ini memperkenalkan klausa tujuan. Ini mengikuti klausa tujuan dari ayat 11, jadi Anda mungkin ingin menghubungkan keduanya. Terjemahan alternatif: "dan lebih jauh lagi, sehingga" atau "dan karena itu"</w:t>
@@ -9031,6 +10636,21 @@
       </w:r>
       <w:r>
         <w:rPr>
+          <w:b/>
+          <w:lang w:val="id_ID" w:bidi="id_ID"/>
+        </w:rPr>
+        <w:t>κριθῶσιν πάντες</w:t>
+      </w:r>
+    </w:p>
+    <w:p>
+      <w:pPr/>
+      <w:r>
+        <w:rPr>
+          <w:lang w:val="id_ID" w:bidi="id_ID"/>
+        </w:rPr>
+      </w:r>
+      <w:r>
+        <w:rPr>
           <w:lang w:val="id_ID" w:bidi="id_ID"/>
         </w:rPr>
         <w:t>Jika bahasa Anda tidak menggunakan bentuk pasif seperti ini, Anda dapat mengekspresikan ide tersebut dalam bentuk aktif atau dengan cara lain yang alami dalam bahasa Anda. Jika Anda harus menyatakan siapa yang melakukan tindakan tersebut, itu adalah Allah. Terjemahan alternatif: "Allah dapat menghakimi mereka semua"</w:t>
@@ -9099,6 +10719,21 @@
       </w:r>
       <w:r>
         <w:rPr>
+          <w:b/>
+          <w:lang w:val="id_ID" w:bidi="id_ID"/>
+        </w:rPr>
+        <w:t>οἱ</w:t>
+      </w:r>
+    </w:p>
+    <w:p>
+      <w:pPr/>
+      <w:r>
+        <w:rPr>
+          <w:lang w:val="id_ID" w:bidi="id_ID"/>
+        </w:rPr>
+      </w:r>
+      <w:r>
+        <w:rPr>
           <w:lang w:val="id_ID" w:bidi="id_ID"/>
         </w:rPr>
         <w:t xml:space="preserve">Di sini, </w:t>
@@ -9180,6 +10815,21 @@
       </w:r>
       <w:r>
         <w:rPr>
+          <w:b/>
+          <w:lang w:val="id_ID" w:bidi="id_ID"/>
+        </w:rPr>
+        <w:t>οἱ μὴ πιστεύσαντες τῇ ἀληθείᾳ, ἀλλὰ εὐδοκήσαντες τῇ ἀδικίᾳ</w:t>
+      </w:r>
+    </w:p>
+    <w:p>
+      <w:pPr/>
+      <w:r>
+        <w:rPr>
+          <w:lang w:val="id_ID" w:bidi="id_ID"/>
+        </w:rPr>
+      </w:r>
+      <w:r>
+        <w:rPr>
           <w:lang w:val="id_ID" w:bidi="id_ID"/>
         </w:rPr>
         <w:t xml:space="preserve">Jika bahasa Anda tidak menggunakan kata benda abstrak untuk konsep </w:t>
@@ -9336,6 +10986,21 @@
       </w:r>
       <w:r>
         <w:rPr>
+          <w:b/>
+          <w:lang w:val="id_ID" w:bidi="id_ID"/>
+        </w:rPr>
+        <w:t>δὲ</w:t>
+      </w:r>
+    </w:p>
+    <w:p>
+      <w:pPr/>
+      <w:r>
+        <w:rPr>
+          <w:lang w:val="id_ID" w:bidi="id_ID"/>
+        </w:rPr>
+      </w:r>
+      <w:r>
+        <w:rPr>
           <w:lang w:val="id_ID" w:bidi="id_ID"/>
         </w:rPr>
         <w:t xml:space="preserve">Kata yang diterjemahkan </w:t>
@@ -9397,6 +11062,21 @@
       </w:r>
       <w:r>
         <w:rPr>
+          <w:b/>
+          <w:lang w:val="id_ID" w:bidi="id_ID"/>
+        </w:rPr>
+        <w:t>ἡμεῖς &amp; ὀφείλομεν εὐχαριστεῖν &amp; πάντοτε</w:t>
+      </w:r>
+    </w:p>
+    <w:p>
+      <w:pPr/>
+      <w:r>
+        <w:rPr>
+          <w:lang w:val="id_ID" w:bidi="id_ID"/>
+        </w:rPr>
+      </w:r>
+      <w:r>
+        <w:rPr>
           <w:lang w:val="id_ID" w:bidi="id_ID"/>
         </w:rPr>
         <w:t xml:space="preserve">Kata </w:t>
@@ -9478,6 +11158,21 @@
       </w:r>
       <w:r>
         <w:rPr>
+          <w:b/>
+          <w:lang w:val="id_ID" w:bidi="id_ID"/>
+        </w:rPr>
+        <w:t>ἡμεῖς &amp; ὀφείλομεν</w:t>
+      </w:r>
+    </w:p>
+    <w:p>
+      <w:pPr/>
+      <w:r>
+        <w:rPr>
+          <w:lang w:val="id_ID" w:bidi="id_ID"/>
+        </w:rPr>
+      </w:r>
+      <w:r>
+        <w:rPr>
           <w:lang w:val="id_ID" w:bidi="id_ID"/>
         </w:rPr>
         <w:t xml:space="preserve">Di sini, </w:t>
@@ -9559,6 +11254,21 @@
       </w:r>
       <w:r>
         <w:rPr>
+          <w:b/>
+          <w:lang w:val="id_ID" w:bidi="id_ID"/>
+        </w:rPr>
+        <w:t>ἀδελφοὶ ἠγαπημένοι ὑπὸ Κυρίου</w:t>
+      </w:r>
+    </w:p>
+    <w:p>
+      <w:pPr/>
+      <w:r>
+        <w:rPr>
+          <w:lang w:val="id_ID" w:bidi="id_ID"/>
+        </w:rPr>
+      </w:r>
+      <w:r>
+        <w:rPr>
           <w:lang w:val="id_ID" w:bidi="id_ID"/>
         </w:rPr>
         <w:t>Jika bahasa Anda tidak menggunakan bentuk pasif seperti ini, Anda dapat mengatakannya dengan bentuk aktif. Terjemahan alternatif: "karena Tuhan mengasihimu, saudara-saudara"</w:t>
@@ -9627,6 +11337,21 @@
       </w:r>
       <w:r>
         <w:rPr>
+          <w:b/>
+          <w:lang w:val="id_ID" w:bidi="id_ID"/>
+        </w:rPr>
+        <w:t>ἀδελφοὶ</w:t>
+      </w:r>
+    </w:p>
+    <w:p>
+      <w:pPr/>
+      <w:r>
+        <w:rPr>
+          <w:lang w:val="id_ID" w:bidi="id_ID"/>
+        </w:rPr>
+      </w:r>
+      <w:r>
+        <w:rPr>
           <w:lang w:val="id_ID" w:bidi="id_ID"/>
         </w:rPr>
         <w:t xml:space="preserve">Di sini, </w:t>
@@ -9708,6 +11433,21 @@
       </w:r>
       <w:r>
         <w:rPr>
+          <w:b/>
+          <w:lang w:val="id_ID" w:bidi="id_ID"/>
+        </w:rPr>
+        <w:t>ἀπαρχὴν εἰς σωτηρίαν</w:t>
+      </w:r>
+    </w:p>
+    <w:p>
+      <w:pPr/>
+      <w:r>
+        <w:rPr>
+          <w:lang w:val="id_ID" w:bidi="id_ID"/>
+        </w:rPr>
+      </w:r>
+      <w:r>
+        <w:rPr>
           <w:lang w:val="id_ID" w:bidi="id_ID"/>
         </w:rPr>
         <w:t xml:space="preserve">Menjadi bagian dari orang-orang pertama yang diselamatkan dikatakan seolah-olah jemaat di Tesalonika adalah </w:t>
@@ -9789,6 +11529,21 @@
       </w:r>
       <w:r>
         <w:rPr>
+          <w:b/>
+          <w:lang w:val="id_ID" w:bidi="id_ID"/>
+        </w:rPr>
+        <w:t>ἀπαρχὴν εἰς σωτηρίαν ἐν ἁγιασμῷ Πνεύματος καὶ πίστει ἀληθείας</w:t>
+      </w:r>
+    </w:p>
+    <w:p>
+      <w:pPr/>
+      <w:r>
+        <w:rPr>
+          <w:lang w:val="id_ID" w:bidi="id_ID"/>
+        </w:rPr>
+      </w:r>
+      <w:r>
+        <w:rPr>
           <w:lang w:val="id_ID" w:bidi="id_ID"/>
         </w:rPr>
         <w:t xml:space="preserve">Jika itu akan membantu dalam bahasa Anda, Anda dapat mengubah kata benda abstrak </w:t>
@@ -9909,6 +11664,21 @@
       </w:r>
       <w:r>
         <w:rPr>
+          <w:b/>
+          <w:lang w:val="id_ID" w:bidi="id_ID"/>
+        </w:rPr>
+        <w:t>διὰ τοῦ εὐαγγελίου ἡμῶν</w:t>
+      </w:r>
+    </w:p>
+    <w:p>
+      <w:pPr/>
+      <w:r>
+        <w:rPr>
+          <w:lang w:val="id_ID" w:bidi="id_ID"/>
+        </w:rPr>
+      </w:r>
+      <w:r>
+        <w:rPr>
           <w:lang w:val="id_ID" w:bidi="id_ID"/>
         </w:rPr>
         <w:t xml:space="preserve">Di sini, frasa </w:t>
@@ -9990,6 +11760,21 @@
       </w:r>
       <w:r>
         <w:rPr>
+          <w:b/>
+          <w:lang w:val="id_ID" w:bidi="id_ID"/>
+        </w:rPr>
+        <w:t>εἰς περιποίησιν δόξης τοῦ Κυρίου ἡμῶν, Ἰησοῦ Χριστοῦ</w:t>
+      </w:r>
+    </w:p>
+    <w:p>
+      <w:pPr/>
+      <w:r>
+        <w:rPr>
+          <w:lang w:val="id_ID" w:bidi="id_ID"/>
+        </w:rPr>
+      </w:r>
+      <w:r>
+        <w:rPr>
           <w:lang w:val="id_ID" w:bidi="id_ID"/>
         </w:rPr>
         <w:t xml:space="preserve">Frasa </w:t>
@@ -10071,6 +11856,21 @@
       </w:r>
       <w:r>
         <w:rPr>
+          <w:b/>
+          <w:lang w:val="id_ID" w:bidi="id_ID"/>
+        </w:rPr>
+        <w:t>εἰς περιποίησιν δόξης τοῦ Κυρίου ἡμῶν</w:t>
+      </w:r>
+    </w:p>
+    <w:p>
+      <w:pPr/>
+      <w:r>
+        <w:rPr>
+          <w:lang w:val="id_ID" w:bidi="id_ID"/>
+        </w:rPr>
+      </w:r>
+      <w:r>
+        <w:rPr>
           <w:lang w:val="id_ID" w:bidi="id_ID"/>
         </w:rPr>
         <w:t xml:space="preserve">Jika bahasa Anda tidak menggunakan kata benda abstrak untuk konsep </w:t>
@@ -10152,6 +11952,21 @@
       </w:r>
       <w:r>
         <w:rPr>
+          <w:b/>
+          <w:lang w:val="id_ID" w:bidi="id_ID"/>
+        </w:rPr>
+        <w:t>ἄρα οὖν</w:t>
+      </w:r>
+    </w:p>
+    <w:p>
+      <w:pPr/>
+      <w:r>
+        <w:rPr>
+          <w:lang w:val="id_ID" w:bidi="id_ID"/>
+        </w:rPr>
+      </w:r>
+      <w:r>
+        <w:rPr>
           <w:lang w:val="id_ID" w:bidi="id_ID"/>
         </w:rPr>
         <w:t xml:space="preserve">Kata </w:t>
@@ -10233,6 +12048,21 @@
       </w:r>
       <w:r>
         <w:rPr>
+          <w:b/>
+          <w:lang w:val="id_ID" w:bidi="id_ID"/>
+        </w:rPr>
+        <w:t>ἀδελφοί</w:t>
+      </w:r>
+    </w:p>
+    <w:p>
+      <w:pPr/>
+      <w:r>
+        <w:rPr>
+          <w:lang w:val="id_ID" w:bidi="id_ID"/>
+        </w:rPr>
+      </w:r>
+      <w:r>
+        <w:rPr>
           <w:lang w:val="id_ID" w:bidi="id_ID"/>
         </w:rPr>
         <w:t xml:space="preserve">Di sini, </w:t>
@@ -10314,6 +12144,21 @@
       </w:r>
       <w:r>
         <w:rPr>
+          <w:b/>
+          <w:lang w:val="id_ID" w:bidi="id_ID"/>
+        </w:rPr>
+        <w:t>στήκετε</w:t>
+      </w:r>
+    </w:p>
+    <w:p>
+      <w:pPr/>
+      <w:r>
+        <w:rPr>
+          <w:lang w:val="id_ID" w:bidi="id_ID"/>
+        </w:rPr>
+      </w:r>
+      <w:r>
+        <w:rPr>
           <w:lang w:val="id_ID" w:bidi="id_ID"/>
         </w:rPr>
         <w:t xml:space="preserve">Di sini, frasa </w:t>
@@ -10395,6 +12240,21 @@
       </w:r>
       <w:r>
         <w:rPr>
+          <w:b/>
+          <w:lang w:val="id_ID" w:bidi="id_ID"/>
+        </w:rPr>
+        <w:t>κρατεῖτε τὰς παραδόσεις</w:t>
+      </w:r>
+    </w:p>
+    <w:p>
+      <w:pPr/>
+      <w:r>
+        <w:rPr>
+          <w:lang w:val="id_ID" w:bidi="id_ID"/>
+        </w:rPr>
+      </w:r>
+      <w:r>
+        <w:rPr>
           <w:lang w:val="id_ID" w:bidi="id_ID"/>
         </w:rPr>
         <w:t xml:space="preserve">Di sini, </w:t>
@@ -10476,6 +12336,21 @@
       </w:r>
       <w:r>
         <w:rPr>
+          <w:b/>
+          <w:lang w:val="id_ID" w:bidi="id_ID"/>
+        </w:rPr>
+        <w:t>στήκετε καὶ κρατεῖτε</w:t>
+      </w:r>
+    </w:p>
+    <w:p>
+      <w:pPr/>
+      <w:r>
+        <w:rPr>
+          <w:lang w:val="id_ID" w:bidi="id_ID"/>
+        </w:rPr>
+      </w:r>
+      <w:r>
+        <w:rPr>
           <w:lang w:val="id_ID" w:bidi="id_ID"/>
         </w:rPr>
         <w:t>Kedua frasa ini pada dasarnya memiliki arti yang sama. Pengulangan digunakan untuk menekankan pentingnya melakukan hal ini. Jika bahasa Anda tidak menggunakan pengulangan untuk melakukan hal ini, Anda dapat menggunakan satu frasa dan memberikan penekanan dengan cara lain. Terjemahan alternatif: "tetaplah teguh pada pendirian" atau "jangan biarkan siapa pun mengubah pikiran Anda dengan cara apa pun tentang"</w:t>
@@ -10544,6 +12419,21 @@
       </w:r>
       <w:r>
         <w:rPr>
+          <w:b/>
+          <w:lang w:val="id_ID" w:bidi="id_ID"/>
+        </w:rPr>
+        <w:t>ἐδιδάχθητε</w:t>
+      </w:r>
+    </w:p>
+    <w:p>
+      <w:pPr/>
+      <w:r>
+        <w:rPr>
+          <w:lang w:val="id_ID" w:bidi="id_ID"/>
+        </w:rPr>
+      </w:r>
+      <w:r>
+        <w:rPr>
           <w:lang w:val="id_ID" w:bidi="id_ID"/>
         </w:rPr>
         <w:t>Jika bahasa Anda tidak menggunakan bentuk pasif seperti ini, Anda dapat mengatakannya dengan bentuk aktif. Terjemahan alternatif: "kami telah mengajar kamu"</w:t>
@@ -10612,6 +12502,21 @@
       </w:r>
       <w:r>
         <w:rPr>
+          <w:b/>
+          <w:lang w:val="id_ID" w:bidi="id_ID"/>
+        </w:rPr>
+        <w:t>διὰ λόγου</w:t>
+      </w:r>
+    </w:p>
+    <w:p>
+      <w:pPr/>
+      <w:r>
+        <w:rPr>
+          <w:lang w:val="id_ID" w:bidi="id_ID"/>
+        </w:rPr>
+      </w:r>
+      <w:r>
+        <w:rPr>
           <w:lang w:val="id_ID" w:bidi="id_ID"/>
         </w:rPr>
         <w:t xml:space="preserve">Di sini, </w:t>
@@ -10693,6 +12598,21 @@
       </w:r>
       <w:r>
         <w:rPr>
+          <w:b/>
+          <w:lang w:val="id_ID" w:bidi="id_ID"/>
+        </w:rPr>
+        <w:t>δι’ ἐπιστολῆς ἡμῶν</w:t>
+      </w:r>
+    </w:p>
+    <w:p>
+      <w:pPr/>
+      <w:r>
+        <w:rPr>
+          <w:lang w:val="id_ID" w:bidi="id_ID"/>
+        </w:rPr>
+      </w:r>
+      <w:r>
+        <w:rPr>
           <w:lang w:val="id_ID" w:bidi="id_ID"/>
         </w:rPr>
         <w:t xml:space="preserve">Anda dapat memperjelas informasi tersirat bahwa </w:t>
@@ -10774,6 +12694,21 @@
       </w:r>
       <w:r>
         <w:rPr>
+          <w:b/>
+          <w:lang w:val="id_ID" w:bidi="id_ID"/>
+        </w:rPr>
+        <w:t>δὲ</w:t>
+      </w:r>
+    </w:p>
+    <w:p>
+      <w:pPr/>
+      <w:r>
+        <w:rPr>
+          <w:lang w:val="id_ID" w:bidi="id_ID"/>
+        </w:rPr>
+      </w:r>
+      <w:r>
+        <w:rPr>
           <w:lang w:val="id_ID" w:bidi="id_ID"/>
         </w:rPr>
         <w:t xml:space="preserve">Kata yang diterjemahkan </w:t>
@@ -10855,6 +12790,21 @@
       </w:r>
       <w:r>
         <w:rPr>
+          <w:b/>
+          <w:lang w:val="id_ID" w:bidi="id_ID"/>
+        </w:rPr>
+        <w:t>αὐτὸς δὲ ὁ Κύριος ἡμῶν, Ἰησοῦς Χριστὸς, καὶ ὁ Θεὸς ὁ Πατὴρ ἡμῶν</w:t>
+      </w:r>
+    </w:p>
+    <w:p>
+      <w:pPr/>
+      <w:r>
+        <w:rPr>
+          <w:lang w:val="id_ID" w:bidi="id_ID"/>
+        </w:rPr>
+      </w:r>
+      <w:r>
+        <w:rPr>
           <w:lang w:val="id_ID" w:bidi="id_ID"/>
         </w:rPr>
         <w:t>Pernyataan Penghubung: Paulus mengakhiri bagian ini dengan sebuah ucapan berkat. Gunakanlah bentuk yang dapat dikenali orang sebagai berkat dalam bahasa Anda. Terjemahan alternatif: "Sekarang kiranya Tuhan kita Yesus Kristus sendiri dan Allah Bapa kita" atau "Kami berdoa agar Tuhan kita Yesus Kristus sendiri dan Allah Bapa kita"</w:t>
@@ -10923,6 +12873,21 @@
       </w:r>
       <w:r>
         <w:rPr>
+          <w:b/>
+          <w:lang w:val="id_ID" w:bidi="id_ID"/>
+        </w:rPr>
+        <w:t>ἡμῶν &amp; ἡμῶν &amp; ἡμᾶς</w:t>
+      </w:r>
+    </w:p>
+    <w:p>
+      <w:pPr/>
+      <w:r>
+        <w:rPr>
+          <w:lang w:val="id_ID" w:bidi="id_ID"/>
+        </w:rPr>
+      </w:r>
+      <w:r>
+        <w:rPr>
           <w:lang w:val="id_ID" w:bidi="id_ID"/>
         </w:rPr>
         <w:t xml:space="preserve">Kata </w:t>
@@ -11017,6 +12982,21 @@
       </w:r>
       <w:r>
         <w:rPr>
+          <w:b/>
+          <w:lang w:val="id_ID" w:bidi="id_ID"/>
+        </w:rPr>
+        <w:t>αὐτὸς &amp; Κύριος ἡμῶν, Ἰησοῦς Χριστὸς</w:t>
+      </w:r>
+    </w:p>
+    <w:p>
+      <w:pPr/>
+      <w:r>
+        <w:rPr>
+          <w:lang w:val="id_ID" w:bidi="id_ID"/>
+        </w:rPr>
+      </w:r>
+      <w:r>
+        <w:rPr>
           <w:lang w:val="id_ID" w:bidi="id_ID"/>
         </w:rPr>
         <w:t xml:space="preserve">Di sini, </w:t>
@@ -11111,6 +13091,21 @@
       </w:r>
       <w:r>
         <w:rPr>
+          <w:b/>
+          <w:lang w:val="id_ID" w:bidi="id_ID"/>
+        </w:rPr>
+        <w:t>δοὺς παράκλησιν αἰωνίαν, καὶ ἐλπίδα ἀγαθὴν</w:t>
+      </w:r>
+    </w:p>
+    <w:p>
+      <w:pPr/>
+      <w:r>
+        <w:rPr>
+          <w:lang w:val="id_ID" w:bidi="id_ID"/>
+        </w:rPr>
+      </w:r>
+      <w:r>
+        <w:rPr>
           <w:lang w:val="id_ID" w:bidi="id_ID"/>
         </w:rPr>
         <w:t xml:space="preserve">Jika bahasa Anda tidak menggunakan kata benda abstrak untuk konsep </w:t>
@@ -11205,6 +13200,21 @@
       </w:r>
       <w:r>
         <w:rPr>
+          <w:b/>
+          <w:lang w:val="id_ID" w:bidi="id_ID"/>
+        </w:rPr>
+        <w:t>ἐν χάριτι</w:t>
+      </w:r>
+    </w:p>
+    <w:p>
+      <w:pPr/>
+      <w:r>
+        <w:rPr>
+          <w:lang w:val="id_ID" w:bidi="id_ID"/>
+        </w:rPr>
+      </w:r>
+      <w:r>
+        <w:rPr>
           <w:lang w:val="id_ID" w:bidi="id_ID"/>
         </w:rPr>
         <w:t xml:space="preserve">Jika bahasa Anda tidak menggunakan kata benda abstrak untuk konsep </w:t>
@@ -11286,6 +13296,21 @@
       </w:r>
       <w:r>
         <w:rPr>
+          <w:b/>
+          <w:lang w:val="id_ID" w:bidi="id_ID"/>
+        </w:rPr>
+        <w:t>παρακαλέσαι ὑμῶν τὰς καρδίας, καὶ στηρίξαι</w:t>
+      </w:r>
+    </w:p>
+    <w:p>
+      <w:pPr/>
+      <w:r>
+        <w:rPr>
+          <w:lang w:val="id_ID" w:bidi="id_ID"/>
+        </w:rPr>
+      </w:r>
+      <w:r>
+        <w:rPr>
           <w:lang w:val="id_ID" w:bidi="id_ID"/>
         </w:rPr>
         <w:t xml:space="preserve">Di sini, kata </w:t>
@@ -11380,6 +13405,21 @@
       </w:r>
       <w:r>
         <w:rPr>
+          <w:b/>
+          <w:lang w:val="id_ID" w:bidi="id_ID"/>
+        </w:rPr>
+        <w:t>ἐν παντὶ ἔργῳ καὶ λόγῳ ἀγαθῷ</w:t>
+      </w:r>
+    </w:p>
+    <w:p>
+      <w:pPr/>
+      <w:r>
+        <w:rPr>
+          <w:lang w:val="id_ID" w:bidi="id_ID"/>
+        </w:rPr>
+      </w:r>
+      <w:r>
+        <w:rPr>
           <w:lang w:val="id_ID" w:bidi="id_ID"/>
         </w:rPr>
         <w:t xml:space="preserve">Jika akan membantu dalam bahasa Anda, Anda dapat mengungkapkan frasa </w:t>
@@ -11523,6 +13563,21 @@
       </w:r>
       <w:r>
         <w:rPr>
+          <w:b/>
+          <w:lang w:val="id_ID" w:bidi="id_ID"/>
+        </w:rPr>
+        <w:t>τὸ λοιπὸν</w:t>
+      </w:r>
+    </w:p>
+    <w:p>
+      <w:pPr/>
+      <w:r>
+        <w:rPr>
+          <w:lang w:val="id_ID" w:bidi="id_ID"/>
+        </w:rPr>
+      </w:r>
+      <w:r>
+        <w:rPr>
           <w:lang w:val="id_ID" w:bidi="id_ID"/>
         </w:rPr>
         <w:t xml:space="preserve">Di sini, kata </w:t>
@@ -11617,6 +13672,21 @@
       </w:r>
       <w:r>
         <w:rPr>
+          <w:b/>
+          <w:lang w:val="id_ID" w:bidi="id_ID"/>
+        </w:rPr>
+        <w:t>ἀδελφοί</w:t>
+      </w:r>
+    </w:p>
+    <w:p>
+      <w:pPr/>
+      <w:r>
+        <w:rPr>
+          <w:lang w:val="id_ID" w:bidi="id_ID"/>
+        </w:rPr>
+      </w:r>
+      <w:r>
+        <w:rPr>
           <w:lang w:val="id_ID" w:bidi="id_ID"/>
         </w:rPr>
         <w:t xml:space="preserve">Di sini, </w:t>
@@ -11698,6 +13768,21 @@
       </w:r>
       <w:r>
         <w:rPr>
+          <w:b/>
+          <w:lang w:val="id_ID" w:bidi="id_ID"/>
+        </w:rPr>
+        <w:t>ἡμῶν</w:t>
+      </w:r>
+    </w:p>
+    <w:p>
+      <w:pPr/>
+      <w:r>
+        <w:rPr>
+          <w:lang w:val="id_ID" w:bidi="id_ID"/>
+        </w:rPr>
+      </w:r>
+      <w:r>
+        <w:rPr>
           <w:lang w:val="id_ID" w:bidi="id_ID"/>
         </w:rPr>
         <w:t xml:space="preserve">Kata ganti </w:t>
@@ -11779,6 +13864,21 @@
       </w:r>
       <w:r>
         <w:rPr>
+          <w:b/>
+          <w:lang w:val="id_ID" w:bidi="id_ID"/>
+        </w:rPr>
+        <w:t>τρέχῃ</w:t>
+      </w:r>
+    </w:p>
+    <w:p>
+      <w:pPr/>
+      <w:r>
+        <w:rPr>
+          <w:lang w:val="id_ID" w:bidi="id_ID"/>
+        </w:rPr>
+      </w:r>
+      <w:r>
+        <w:rPr>
           <w:lang w:val="id_ID" w:bidi="id_ID"/>
         </w:rPr>
         <w:t xml:space="preserve">Paulus berbicara tentang </w:t>
@@ -11860,6 +13960,21 @@
       </w:r>
       <w:r>
         <w:rPr>
+          <w:b/>
+          <w:lang w:val="id_ID" w:bidi="id_ID"/>
+        </w:rPr>
+        <w:t>καὶ δοξάζηται</w:t>
+      </w:r>
+    </w:p>
+    <w:p>
+      <w:pPr/>
+      <w:r>
+        <w:rPr>
+          <w:lang w:val="id_ID" w:bidi="id_ID"/>
+        </w:rPr>
+      </w:r>
+      <w:r>
+        <w:rPr>
           <w:lang w:val="id_ID" w:bidi="id_ID"/>
         </w:rPr>
         <w:t>Anda dapat menyatakannya dalam bentuk aktif, jika konstruksi pasif tidak alami dalam bahasa Anda. Terjemahan alternatif: “dan banyak orang akan menghormatinya”</w:t>
@@ -11928,6 +14043,21 @@
       </w:r>
       <w:r>
         <w:rPr>
+          <w:b/>
+          <w:lang w:val="id_ID" w:bidi="id_ID"/>
+        </w:rPr>
+        <w:t>καθὼς καὶ πρὸς ὑμᾶς</w:t>
+      </w:r>
+    </w:p>
+    <w:p>
+      <w:pPr/>
+      <w:r>
+        <w:rPr>
+          <w:lang w:val="id_ID" w:bidi="id_ID"/>
+        </w:rPr>
+      </w:r>
+      <w:r>
+        <w:rPr>
           <w:lang w:val="id_ID" w:bidi="id_ID"/>
         </w:rPr>
         <w:t>Frasa ini tidak menyertakan beberapa kata yang mungkin diperlukan oleh banyak bahasa untuk melengkapi. Jika akan membantu dalam bahasa Anda, Anda dapat menyediakan kata-kata ini dari konteksnya. Terjemahan alternatif: “sama seperti yang juga terjadi padamu” atau ”yang persis seperti yang kamu lakukan”</w:t>
@@ -11996,6 +14126,21 @@
       </w:r>
       <w:r>
         <w:rPr>
+          <w:b/>
+          <w:lang w:val="id_ID" w:bidi="id_ID"/>
+        </w:rPr>
+        <w:t>ῥυσθῶμεν</w:t>
+      </w:r>
+    </w:p>
+    <w:p>
+      <w:pPr/>
+      <w:r>
+        <w:rPr>
+          <w:lang w:val="id_ID" w:bidi="id_ID"/>
+        </w:rPr>
+      </w:r>
+      <w:r>
+        <w:rPr>
           <w:lang w:val="id_ID" w:bidi="id_ID"/>
         </w:rPr>
         <w:t>Anda dapat menyatakan ini dalam bentuk aktif. Terjemahan alternatif: “Semoga Tuhan menyelamatkan kita” atau ”Semoga Tuhan menyelamatkan kita”</w:t>
@@ -12064,6 +14209,21 @@
       </w:r>
       <w:r>
         <w:rPr>
+          <w:b/>
+          <w:lang w:val="id_ID" w:bidi="id_ID"/>
+        </w:rPr>
+        <w:t>ἀτόπων καὶ πονηρῶν</w:t>
+      </w:r>
+    </w:p>
+    <w:p>
+      <w:pPr/>
+      <w:r>
+        <w:rPr>
+          <w:lang w:val="id_ID" w:bidi="id_ID"/>
+        </w:rPr>
+      </w:r>
+      <w:r>
+        <w:rPr>
           <w:lang w:val="id_ID" w:bidi="id_ID"/>
         </w:rPr>
         <w:t xml:space="preserve">Dua istilah </w:t>
@@ -12158,6 +14318,21 @@
       </w:r>
       <w:r>
         <w:rPr>
+          <w:b/>
+          <w:lang w:val="id_ID" w:bidi="id_ID"/>
+        </w:rPr>
+        <w:t>οὐ γὰρ πάντων ἡ πίστις</w:t>
+      </w:r>
+    </w:p>
+    <w:p>
+      <w:pPr/>
+      <w:r>
+        <w:rPr>
+          <w:lang w:val="id_ID" w:bidi="id_ID"/>
+        </w:rPr>
+      </w:r>
+      <w:r>
+        <w:rPr>
           <w:lang w:val="id_ID" w:bidi="id_ID"/>
         </w:rPr>
         <w:t xml:space="preserve">Frasa </w:t>
@@ -12239,6 +14414,21 @@
       </w:r>
       <w:r>
         <w:rPr>
+          <w:b/>
+          <w:lang w:val="id_ID" w:bidi="id_ID"/>
+        </w:rPr>
+        <w:t>ἡ πίστις</w:t>
+      </w:r>
+    </w:p>
+    <w:p>
+      <w:pPr/>
+      <w:r>
+        <w:rPr>
+          <w:lang w:val="id_ID" w:bidi="id_ID"/>
+        </w:rPr>
+      </w:r>
+      <w:r>
+        <w:rPr>
           <w:lang w:val="id_ID" w:bidi="id_ID"/>
         </w:rPr>
         <w:t xml:space="preserve">Jika bahasa Anda tidak menggunakan kata benda abstrak untuk ide </w:t>
@@ -12320,6 +14510,21 @@
       </w:r>
       <w:r>
         <w:rPr>
+          <w:b/>
+          <w:lang w:val="id_ID" w:bidi="id_ID"/>
+        </w:rPr>
+        <w:t>ὃς στηρίξει</w:t>
+      </w:r>
+    </w:p>
+    <w:p>
+      <w:pPr/>
+      <w:r>
+        <w:rPr>
+          <w:lang w:val="id_ID" w:bidi="id_ID"/>
+        </w:rPr>
+      </w:r>
+      <w:r>
+        <w:rPr>
           <w:lang w:val="id_ID" w:bidi="id_ID"/>
         </w:rPr>
         <w:t xml:space="preserve">Kata </w:t>
@@ -12401,6 +14606,21 @@
       </w:r>
       <w:r>
         <w:rPr>
+          <w:b/>
+          <w:lang w:val="id_ID" w:bidi="id_ID"/>
+        </w:rPr>
+        <w:t>τοῦ πονηροῦ</w:t>
+      </w:r>
+    </w:p>
+    <w:p>
+      <w:pPr/>
+      <w:r>
+        <w:rPr>
+          <w:lang w:val="id_ID" w:bidi="id_ID"/>
+        </w:rPr>
+      </w:r>
+      <w:r>
+        <w:rPr>
           <w:lang w:val="id_ID" w:bidi="id_ID"/>
         </w:rPr>
         <w:t>Ini bisa berarti: (1) si jahat, yaitu Iblis. Terjemahan alternatif: “Setan” atau (2) kejahatan secara umum. Terjemahan alternatif: “kejahatan”</w:t>
@@ -12449,6 +14669,21 @@
       </w:r>
       <w:r>
         <w:rPr>
+          <w:b/>
+          <w:lang w:val="id_ID" w:bidi="id_ID"/>
+        </w:rPr>
+        <w:t>πεποίθαμεν δὲ</w:t>
+      </w:r>
+    </w:p>
+    <w:p>
+      <w:pPr/>
+      <w:r>
+        <w:rPr>
+          <w:lang w:val="id_ID" w:bidi="id_ID"/>
+        </w:rPr>
+      </w:r>
+      <w:r>
+        <w:rPr>
           <w:lang w:val="id_ID" w:bidi="id_ID"/>
         </w:rPr>
         <w:t xml:space="preserve">Frasa </w:t>
@@ -12530,6 +14765,21 @@
       </w:r>
       <w:r>
         <w:rPr>
+          <w:b/>
+          <w:lang w:val="id_ID" w:bidi="id_ID"/>
+        </w:rPr>
+        <w:t>πεποίθαμεν δὲ ἐν Κυρίῳ ἐφ’ ὑμᾶς</w:t>
+      </w:r>
+    </w:p>
+    <w:p>
+      <w:pPr/>
+      <w:r>
+        <w:rPr>
+          <w:lang w:val="id_ID" w:bidi="id_ID"/>
+        </w:rPr>
+      </w:r>
+      <w:r>
+        <w:rPr>
           <w:lang w:val="id_ID" w:bidi="id_ID"/>
         </w:rPr>
         <w:t>Hal ini dapat berarti: (1) Paulus memiliki keyakinan terhadap jemaat di Tesalonika karena hubungan dekat yang mereka miliki dengan Tuhan Yesus. Dalam hal ini, Paulus berbicara tentang hubungan ini seolah-olah mereka berada di dalam Tuhan Yesus. Terjemahan alternatif: “Karena kamu bersatu dengan Tuhan, maka kami pun yakin” (2) Paulus memiliki keyakinan dalam Tuhan Yesus, bahwa Ia akan membuat mereka melakukan apa yang benar. Terjemahan alternatif: “Karena kami percaya kepada Tuhan Yesus untuk memampukan kamu, kami juga yakin”</w:t>
@@ -12598,6 +14848,21 @@
       </w:r>
       <w:r>
         <w:rPr>
+          <w:b/>
+          <w:lang w:val="id_ID" w:bidi="id_ID"/>
+        </w:rPr>
+        <w:t>ὁ &amp; Κύριος κατευθύναι ὑμῶν τὰς καρδίας εἰς τὴν ἀγάπην τοῦ Θεοῦ, καὶ εἰς τὴν ὑπομονὴν τοῦ Χριστοῦ</w:t>
+      </w:r>
+    </w:p>
+    <w:p>
+      <w:pPr/>
+      <w:r>
+        <w:rPr>
+          <w:lang w:val="id_ID" w:bidi="id_ID"/>
+        </w:rPr>
+      </w:r>
+      <w:r>
+        <w:rPr>
           <w:lang w:val="id_ID" w:bidi="id_ID"/>
         </w:rPr>
         <w:t xml:space="preserve">Di sini, </w:t>
@@ -12679,6 +14944,21 @@
       </w:r>
       <w:r>
         <w:rPr>
+          <w:b/>
+          <w:lang w:val="id_ID" w:bidi="id_ID"/>
+        </w:rPr>
+        <w:t>εἰς τὴν ἀγάπην τοῦ Θεοῦ, καὶ εἰς τὴν ὑπομονὴν τοῦ Χριστοῦ</w:t>
+      </w:r>
+    </w:p>
+    <w:p>
+      <w:pPr/>
+      <w:r>
+        <w:rPr>
+          <w:lang w:val="id_ID" w:bidi="id_ID"/>
+        </w:rPr>
+      </w:r>
+      <w:r>
+        <w:rPr>
           <w:lang w:val="id_ID" w:bidi="id_ID"/>
         </w:rPr>
         <w:t xml:space="preserve">Paulus berbicara tentang </w:t>
@@ -12773,6 +15053,21 @@
       </w:r>
       <w:r>
         <w:rPr>
+          <w:b/>
+          <w:lang w:val="id_ID" w:bidi="id_ID"/>
+        </w:rPr>
+        <w:t>εἰς τὴν ἀγάπην τοῦ Θεοῦ, καὶ εἰς τὴν ὑπομονὴν τοῦ Χριστοῦ</w:t>
+      </w:r>
+    </w:p>
+    <w:p>
+      <w:pPr/>
+      <w:r>
+        <w:rPr>
+          <w:lang w:val="id_ID" w:bidi="id_ID"/>
+        </w:rPr>
+      </w:r>
+      <w:r>
+        <w:rPr>
           <w:lang w:val="id_ID" w:bidi="id_ID"/>
         </w:rPr>
         <w:t xml:space="preserve">Di sini, </w:t>
@@ -12854,6 +15149,21 @@
       </w:r>
       <w:r>
         <w:rPr>
+          <w:b/>
+          <w:lang w:val="id_ID" w:bidi="id_ID"/>
+        </w:rPr>
+        <w:t>εἰς τὴν ὑπομονὴν τοῦ Χριστοῦ</w:t>
+      </w:r>
+    </w:p>
+    <w:p>
+      <w:pPr/>
+      <w:r>
+        <w:rPr>
+          <w:lang w:val="id_ID" w:bidi="id_ID"/>
+        </w:rPr>
+      </w:r>
+      <w:r>
+        <w:rPr>
           <w:lang w:val="id_ID" w:bidi="id_ID"/>
         </w:rPr>
         <w:t xml:space="preserve">Di sini, </w:t>
@@ -12997,6 +15307,21 @@
       </w:r>
       <w:r>
         <w:rPr>
+          <w:b/>
+          <w:lang w:val="id_ID" w:bidi="id_ID"/>
+        </w:rPr>
+        <w:t>δὲ</w:t>
+      </w:r>
+    </w:p>
+    <w:p>
+      <w:pPr/>
+      <w:r>
+        <w:rPr>
+          <w:lang w:val="id_ID" w:bidi="id_ID"/>
+        </w:rPr>
+      </w:r>
+      <w:r>
+        <w:rPr>
           <w:lang w:val="id_ID" w:bidi="id_ID"/>
         </w:rPr>
         <w:t xml:space="preserve">Kata yang diterjemahkan </w:t>
@@ -13078,6 +15403,21 @@
       </w:r>
       <w:r>
         <w:rPr>
+          <w:b/>
+          <w:lang w:val="id_ID" w:bidi="id_ID"/>
+        </w:rPr>
+        <w:t>ἀδελφοί &amp; ἀδελφοῦ</w:t>
+      </w:r>
+    </w:p>
+    <w:p>
+      <w:pPr/>
+      <w:r>
+        <w:rPr>
+          <w:lang w:val="id_ID" w:bidi="id_ID"/>
+        </w:rPr>
+      </w:r>
+      <w:r>
+        <w:rPr>
           <w:lang w:val="id_ID" w:bidi="id_ID"/>
         </w:rPr>
         <w:t xml:space="preserve">Di sini, kata </w:t>
@@ -13172,6 +15512,21 @@
       </w:r>
       <w:r>
         <w:rPr>
+          <w:b/>
+          <w:lang w:val="id_ID" w:bidi="id_ID"/>
+        </w:rPr>
+        <w:t>ἐν ὀνόματι τοῦ Κυρίου ἡμῶν, Ἰησοῦ Χριστοῦ</w:t>
+      </w:r>
+    </w:p>
+    <w:p>
+      <w:pPr/>
+      <w:r>
+        <w:rPr>
+          <w:lang w:val="id_ID" w:bidi="id_ID"/>
+        </w:rPr>
+      </w:r>
+      <w:r>
+        <w:rPr>
           <w:lang w:val="id_ID" w:bidi="id_ID"/>
         </w:rPr>
         <w:t xml:space="preserve">Di sini, </w:t>
@@ -13253,6 +15608,21 @@
       </w:r>
       <w:r>
         <w:rPr>
+          <w:b/>
+          <w:lang w:val="id_ID" w:bidi="id_ID"/>
+        </w:rPr>
+        <w:t>ἡμῶν</w:t>
+      </w:r>
+    </w:p>
+    <w:p>
+      <w:pPr/>
+      <w:r>
+        <w:rPr>
+          <w:lang w:val="id_ID" w:bidi="id_ID"/>
+        </w:rPr>
+      </w:r>
+      <w:r>
+        <w:rPr>
           <w:lang w:val="id_ID" w:bidi="id_ID"/>
         </w:rPr>
         <w:t xml:space="preserve">Di sini, </w:t>
@@ -13334,6 +15704,21 @@
       </w:r>
       <w:r>
         <w:rPr>
+          <w:b/>
+          <w:lang w:val="id_ID" w:bidi="id_ID"/>
+        </w:rPr>
+        <w:t>ἀτάκτως περιπατοῦντος</w:t>
+      </w:r>
+    </w:p>
+    <w:p>
+      <w:pPr/>
+      <w:r>
+        <w:rPr>
+          <w:lang w:val="id_ID" w:bidi="id_ID"/>
+        </w:rPr>
+      </w:r>
+      <w:r>
+        <w:rPr>
           <w:lang w:val="id_ID" w:bidi="id_ID"/>
         </w:rPr>
         <w:t>Di sini Paulus berbicara tentang orang-orang yang tidak hidup dengan baik seolah-olah mereka berjalan dengan cara yang sembarangan. Jika pembaca Anda tidak memahami metafora ini, Anda dapat menggunakan metafora yang setara dari budaya Anda. Atau, Anda dapat mengungkapkan maknanya dengan cara yang tidak kiasan. Terjemahan alternatif: “yang hidup dengan cara yang buruk” atau ”yang tidak hidup dengan benar”</w:t>
@@ -13402,6 +15787,21 @@
       </w:r>
       <w:r>
         <w:rPr>
+          <w:b/>
+          <w:lang w:val="id_ID" w:bidi="id_ID"/>
+        </w:rPr>
+        <w:t>τὴν παράδοσιν</w:t>
+      </w:r>
+    </w:p>
+    <w:p>
+      <w:pPr/>
+      <w:r>
+        <w:rPr>
+          <w:lang w:val="id_ID" w:bidi="id_ID"/>
+        </w:rPr>
+      </w:r>
+      <w:r>
+        <w:rPr>
           <w:lang w:val="id_ID" w:bidi="id_ID"/>
         </w:rPr>
         <w:t xml:space="preserve">Di sini, </w:t>
@@ -13463,6 +15863,21 @@
       </w:r>
       <w:r>
         <w:rPr>
+          <w:b/>
+          <w:lang w:val="id_ID" w:bidi="id_ID"/>
+        </w:rPr>
+        <w:t>μιμεῖσθαι ἡμᾶς</w:t>
+      </w:r>
+    </w:p>
+    <w:p>
+      <w:pPr/>
+      <w:r>
+        <w:rPr>
+          <w:lang w:val="id_ID" w:bidi="id_ID"/>
+        </w:rPr>
+      </w:r>
+      <w:r>
+        <w:rPr>
           <w:lang w:val="id_ID" w:bidi="id_ID"/>
         </w:rPr>
         <w:t xml:space="preserve">Frasa </w:t>
@@ -13544,6 +15959,21 @@
       </w:r>
       <w:r>
         <w:rPr>
+          <w:b/>
+          <w:lang w:val="id_ID" w:bidi="id_ID"/>
+        </w:rPr>
+        <w:t>οὐκ ἠτακτήσαμεν ἐν ὑμῖν</w:t>
+      </w:r>
+    </w:p>
+    <w:p>
+      <w:pPr/>
+      <w:r>
+        <w:rPr>
+          <w:lang w:val="id_ID" w:bidi="id_ID"/>
+        </w:rPr>
+      </w:r>
+      <w:r>
+        <w:rPr>
           <w:lang w:val="id_ID" w:bidi="id_ID"/>
         </w:rPr>
         <w:t>Paulus menggunakan bentuk negatif ganda untuk menekankan hal yang positif. Jika bentuk negatif ganda ini akan disalahpahami dalam bahasa Anda, Anda dapat menerjemahkannya sebagai pernyataan positif. Terjemahan alternatif: “kami hidup di tengah-tengah kamu sebagai orang-orang yang sangat disiplin” atau ”kami bekerja dengan tekun ketika kami bersama kamu”</w:t>
@@ -13612,6 +16042,21 @@
       </w:r>
       <w:r>
         <w:rPr>
+          <w:b/>
+          <w:lang w:val="id_ID" w:bidi="id_ID"/>
+        </w:rPr>
+        <w:t>ἄρτον</w:t>
+      </w:r>
+    </w:p>
+    <w:p>
+      <w:pPr/>
+      <w:r>
+        <w:rPr>
+          <w:lang w:val="id_ID" w:bidi="id_ID"/>
+        </w:rPr>
+      </w:r>
+      <w:r>
+        <w:rPr>
           <w:lang w:val="id_ID" w:bidi="id_ID"/>
         </w:rPr>
         <w:t xml:space="preserve">Paulus merujuk pada </w:t>
@@ -13706,6 +16151,21 @@
       </w:r>
       <w:r>
         <w:rPr>
+          <w:b/>
+          <w:lang w:val="id_ID" w:bidi="id_ID"/>
+        </w:rPr>
+        <w:t>νυκτὸς καὶ ἡμέρας ἐργαζόμενοι</w:t>
+      </w:r>
+    </w:p>
+    <w:p>
+      <w:pPr/>
+      <w:r>
+        <w:rPr>
+          <w:lang w:val="id_ID" w:bidi="id_ID"/>
+        </w:rPr>
+      </w:r>
+      <w:r>
+        <w:rPr>
           <w:lang w:val="id_ID" w:bidi="id_ID"/>
         </w:rPr>
         <w:t xml:space="preserve">Di sini, </w:t>
@@ -13787,6 +16247,21 @@
       </w:r>
       <w:r>
         <w:rPr>
+          <w:b/>
+          <w:lang w:val="id_ID" w:bidi="id_ID"/>
+        </w:rPr>
+        <w:t>ἐν κόπῳ καὶ μόχθῳ</w:t>
+      </w:r>
+    </w:p>
+    <w:p>
+      <w:pPr/>
+      <w:r>
+        <w:rPr>
+          <w:lang w:val="id_ID" w:bidi="id_ID"/>
+        </w:rPr>
+      </w:r>
+      <w:r>
+        <w:rPr>
           <w:lang w:val="id_ID" w:bidi="id_ID"/>
         </w:rPr>
         <w:t xml:space="preserve">Di sini, </w:t>
@@ -13881,6 +16356,21 @@
       </w:r>
       <w:r>
         <w:rPr>
+          <w:b/>
+          <w:lang w:val="id_ID" w:bidi="id_ID"/>
+        </w:rPr>
+        <w:t>οὐχ ὅτι οὐκ ἔχομεν ἐξουσίαν, ἀλλ’</w:t>
+      </w:r>
+    </w:p>
+    <w:p>
+      <w:pPr/>
+      <w:r>
+        <w:rPr>
+          <w:lang w:val="id_ID" w:bidi="id_ID"/>
+        </w:rPr>
+      </w:r>
+      <w:r>
+        <w:rPr>
           <w:lang w:val="id_ID" w:bidi="id_ID"/>
         </w:rPr>
         <w:t>Paulus menggunakan bentuk negatif ganda untuk menekankan hal yang positif. Jika bentuk negatif ganda ini akan disalahpahami dalam bahasa Anda, Anda dapat menerjemahkannya sebagai pernyataan positif. Terjemahan alternatif: “dan kami memang berhak menerima makanan dari kamu, tetapi sebaliknya kami bekerja untuk makanan kami”</w:t>
@@ -13949,6 +16439,21 @@
       </w:r>
       <w:r>
         <w:rPr>
+          <w:b/>
+          <w:lang w:val="id_ID" w:bidi="id_ID"/>
+        </w:rPr>
+        <w:t>ἑαυτοὺς τύπον δῶμεν ὑμῖν</w:t>
+      </w:r>
+    </w:p>
+    <w:p>
+      <w:pPr/>
+      <w:r>
+        <w:rPr>
+          <w:lang w:val="id_ID" w:bidi="id_ID"/>
+        </w:rPr>
+      </w:r>
+      <w:r>
+        <w:rPr>
           <w:lang w:val="id_ID" w:bidi="id_ID"/>
         </w:rPr>
         <w:t xml:space="preserve">Jika bahasa Anda tidak menggunakan kata benda abstrak untuk ide </w:t>
@@ -14091,6 +16596,21 @@
       </w:r>
       <w:r>
         <w:rPr>
+          <w:b/>
+          <w:lang w:val="id_ID" w:bidi="id_ID"/>
+        </w:rPr>
+        <w:t>εἴ τις οὐ θέλει ἐργάζεσθαι, μηδὲ ἐσθιέτω</w:t>
+      </w:r>
+    </w:p>
+    <w:p>
+      <w:pPr/>
+      <w:r>
+        <w:rPr>
+          <w:lang w:val="id_ID" w:bidi="id_ID"/>
+        </w:rPr>
+      </w:r>
+      <w:r>
+        <w:rPr>
           <w:lang w:val="id_ID" w:bidi="id_ID"/>
         </w:rPr>
         <w:t>Anda dapat menyatakannya dalam bentuk positif, jika bentuk ini sulit dipahami dalam bahasa Anda. Terjemahan alternatif: “Jika seseorang ingin makan, dia harus bekerja”</w:t>
@@ -14159,6 +16679,21 @@
       </w:r>
       <w:r>
         <w:rPr>
+          <w:b/>
+          <w:lang w:val="id_ID" w:bidi="id_ID"/>
+        </w:rPr>
+        <w:t>τινας περιπατοῦντας &amp; ἀτάκτως</w:t>
+      </w:r>
+    </w:p>
+    <w:p>
+      <w:pPr/>
+      <w:r>
+        <w:rPr>
+          <w:lang w:val="id_ID" w:bidi="id_ID"/>
+        </w:rPr>
+      </w:r>
+      <w:r>
+        <w:rPr>
           <w:lang w:val="id_ID" w:bidi="id_ID"/>
         </w:rPr>
         <w:t xml:space="preserve">Di sini, </w:t>
@@ -14240,6 +16775,21 @@
       </w:r>
       <w:r>
         <w:rPr>
+          <w:b/>
+          <w:lang w:val="id_ID" w:bidi="id_ID"/>
+        </w:rPr>
+        <w:t>ἀλλὰ περιεργαζομένους</w:t>
+      </w:r>
+    </w:p>
+    <w:p>
+      <w:pPr/>
+      <w:r>
+        <w:rPr>
+          <w:lang w:val="id_ID" w:bidi="id_ID"/>
+        </w:rPr>
+      </w:r>
+      <w:r>
+        <w:rPr>
           <w:lang w:val="id_ID" w:bidi="id_ID"/>
         </w:rPr>
         <w:t>Yang suka ikut campur adalah orang yang mencampuri urusan orang lain tanpa diminta untuk membantu.</w:t>
@@ -14308,6 +16858,21 @@
       </w:r>
       <w:r>
         <w:rPr>
+          <w:b/>
+          <w:lang w:val="id_ID" w:bidi="id_ID"/>
+        </w:rPr>
+        <w:t>μετὰ ἡσυχίας</w:t>
+      </w:r>
+    </w:p>
+    <w:p>
+      <w:pPr/>
+      <w:r>
+        <w:rPr>
+          <w:lang w:val="id_ID" w:bidi="id_ID"/>
+        </w:rPr>
+      </w:r>
+      <w:r>
+        <w:rPr>
           <w:lang w:val="id_ID" w:bidi="id_ID"/>
         </w:rPr>
         <w:t xml:space="preserve">Di sini, </w:t>
@@ -14402,6 +16967,21 @@
       </w:r>
       <w:r>
         <w:rPr>
+          <w:b/>
+          <w:lang w:val="id_ID" w:bidi="id_ID"/>
+        </w:rPr>
+        <w:t>δέ</w:t>
+      </w:r>
+    </w:p>
+    <w:p>
+      <w:pPr/>
+      <w:r>
+        <w:rPr>
+          <w:lang w:val="id_ID" w:bidi="id_ID"/>
+        </w:rPr>
+      </w:r>
+      <w:r>
+        <w:rPr>
           <w:lang w:val="id_ID" w:bidi="id_ID"/>
         </w:rPr>
         <w:t xml:space="preserve">Paulus di sini menggunakan kata </w:t>
@@ -14483,6 +17063,21 @@
       </w:r>
       <w:r>
         <w:rPr>
+          <w:b/>
+          <w:lang w:val="id_ID" w:bidi="id_ID"/>
+        </w:rPr>
+        <w:t>ὑμεῖς</w:t>
+      </w:r>
+    </w:p>
+    <w:p>
+      <w:pPr/>
+      <w:r>
+        <w:rPr>
+          <w:lang w:val="id_ID" w:bidi="id_ID"/>
+        </w:rPr>
+      </w:r>
+      <w:r>
+        <w:rPr>
           <w:lang w:val="id_ID" w:bidi="id_ID"/>
         </w:rPr>
         <w:t xml:space="preserve">Kata </w:t>
@@ -14564,6 +17159,21 @@
       </w:r>
       <w:r>
         <w:rPr>
+          <w:b/>
+          <w:lang w:val="id_ID" w:bidi="id_ID"/>
+        </w:rPr>
+        <w:t>ἀδελφοί</w:t>
+      </w:r>
+    </w:p>
+    <w:p>
+      <w:pPr/>
+      <w:r>
+        <w:rPr>
+          <w:lang w:val="id_ID" w:bidi="id_ID"/>
+        </w:rPr>
+      </w:r>
+      <w:r>
+        <w:rPr>
           <w:lang w:val="id_ID" w:bidi="id_ID"/>
         </w:rPr>
         <w:t xml:space="preserve">Di sini, </w:t>
@@ -14645,6 +17255,21 @@
       </w:r>
       <w:r>
         <w:rPr>
+          <w:b/>
+          <w:lang w:val="id_ID" w:bidi="id_ID"/>
+        </w:rPr>
+        <w:t>τῷ λόγῳ ἡμῶν</w:t>
+      </w:r>
+    </w:p>
+    <w:p>
+      <w:pPr/>
+      <w:r>
+        <w:rPr>
+          <w:lang w:val="id_ID" w:bidi="id_ID"/>
+        </w:rPr>
+      </w:r>
+      <w:r>
+        <w:rPr>
           <w:lang w:val="id_ID" w:bidi="id_ID"/>
         </w:rPr>
         <w:t xml:space="preserve">Paulus merujuk pada perintahnya kepada jemaat Tesalonika sebagai sebuah </w:t>
@@ -14726,6 +17351,21 @@
       </w:r>
       <w:r>
         <w:rPr>
+          <w:b/>
+          <w:lang w:val="id_ID" w:bidi="id_ID"/>
+        </w:rPr>
+        <w:t>τοῦτον σημειοῦσθε</w:t>
+      </w:r>
+    </w:p>
+    <w:p>
+      <w:pPr/>
+      <w:r>
+        <w:rPr>
+          <w:lang w:val="id_ID" w:bidi="id_ID"/>
+        </w:rPr>
+      </w:r>
+      <w:r>
+        <w:rPr>
           <w:lang w:val="id_ID" w:bidi="id_ID"/>
         </w:rPr>
         <w:t>Paulus ingin jemaat Tesalonika memperhatikan siapa orang ini. Terjemahan alternatif: “tunjukkan orang itu” atau ”pastikan semua orang tahu siapa dia”</w:t>
@@ -14794,6 +17434,21 @@
       </w:r>
       <w:r>
         <w:rPr>
+          <w:b/>
+          <w:lang w:val="id_ID" w:bidi="id_ID"/>
+        </w:rPr>
+        <w:t>ἵνα ἐντραπῇ</w:t>
+      </w:r>
+    </w:p>
+    <w:p>
+      <w:pPr/>
+      <w:r>
+        <w:rPr>
+          <w:lang w:val="id_ID" w:bidi="id_ID"/>
+        </w:rPr>
+      </w:r>
+      <w:r>
+        <w:rPr>
           <w:lang w:val="id_ID" w:bidi="id_ID"/>
         </w:rPr>
         <w:t>Paulus memerintahkan jemaat untuk menghindari jemaat yang malas sebagai tindakan disiplin. Jika perlu, Anda dapat membuat hal ini eksplisit untuk memperjelas maknanya. Terjemahan alternatif: “supaya ia tahu bahwa kemalasannya itu salah”</w:t>
@@ -14862,6 +17517,21 @@
       </w:r>
       <w:r>
         <w:rPr>
+          <w:b/>
+          <w:lang w:val="id_ID" w:bidi="id_ID"/>
+        </w:rPr>
+        <w:t>ἀδελφόν</w:t>
+      </w:r>
+    </w:p>
+    <w:p>
+      <w:pPr/>
+      <w:r>
+        <w:rPr>
+          <w:lang w:val="id_ID" w:bidi="id_ID"/>
+        </w:rPr>
+      </w:r>
+      <w:r>
+        <w:rPr>
           <w:lang w:val="id_ID" w:bidi="id_ID"/>
         </w:rPr>
         <w:t xml:space="preserve">Meskipun istilah </w:t>
@@ -15005,6 +17675,21 @@
       </w:r>
       <w:r>
         <w:rPr>
+          <w:b/>
+          <w:lang w:val="id_ID" w:bidi="id_ID"/>
+        </w:rPr>
+        <w:t>δὲ</w:t>
+      </w:r>
+    </w:p>
+    <w:p>
+      <w:pPr/>
+      <w:r>
+        <w:rPr>
+          <w:lang w:val="id_ID" w:bidi="id_ID"/>
+        </w:rPr>
+      </w:r>
+      <w:r>
+        <w:rPr>
           <w:lang w:val="id_ID" w:bidi="id_ID"/>
         </w:rPr>
         <w:t xml:space="preserve">Kata yang diterjemahkan </w:t>
@@ -15086,6 +17771,21 @@
       </w:r>
       <w:r>
         <w:rPr>
+          <w:b/>
+          <w:lang w:val="id_ID" w:bidi="id_ID"/>
+        </w:rPr>
+        <w:t>αὐτὸς &amp; ὁ Κύριος τῆς εἰρήνης, δῴη ὑμῖν</w:t>
+      </w:r>
+    </w:p>
+    <w:p>
+      <w:pPr/>
+      <w:r>
+        <w:rPr>
+          <w:lang w:val="id_ID" w:bidi="id_ID"/>
+        </w:rPr>
+      </w:r>
+      <w:r>
+        <w:rPr>
           <w:lang w:val="id_ID" w:bidi="id_ID"/>
         </w:rPr>
         <w:t>Paulus mengakhiri surat ini dengan berkat yang juga merupakan doa. Gunakanlah bentuk yang dapat dikenali orang sebagai berkat atau doa dalam bahasa Anda. Terjemahan alternatif: “Aku berdoa supaya Tuhan yang membawa damai sejahtera itu sendiri memberikannya kepadamu”</w:t>
@@ -15154,6 +17854,21 @@
       </w:r>
       <w:r>
         <w:rPr>
+          <w:b/>
+          <w:lang w:val="id_ID" w:bidi="id_ID"/>
+        </w:rPr>
+        <w:t>αὐτὸς &amp; ὁ Κύριος τῆς εἰρήνης</w:t>
+      </w:r>
+    </w:p>
+    <w:p>
+      <w:pPr/>
+      <w:r>
+        <w:rPr>
+          <w:lang w:val="id_ID" w:bidi="id_ID"/>
+        </w:rPr>
+      </w:r>
+      <w:r>
+        <w:rPr>
           <w:lang w:val="id_ID" w:bidi="id_ID"/>
         </w:rPr>
         <w:t xml:space="preserve">Di sini, </w:t>
@@ -15235,6 +17950,21 @@
       </w:r>
       <w:r>
         <w:rPr>
+          <w:b/>
+          <w:lang w:val="id_ID" w:bidi="id_ID"/>
+        </w:rPr>
+        <w:t>ὁ ἀσπασμὸς τῇ ἐμῇ χειρὶ, Παύλου, ὅ ἐστιν σημεῖον ἐν πάσῃ ἐπιστολῇ, οὕτως γράφω</w:t>
+      </w:r>
+    </w:p>
+    <w:p>
+      <w:pPr/>
+      <w:r>
+        <w:rPr>
+          <w:lang w:val="id_ID" w:bidi="id_ID"/>
+        </w:rPr>
+      </w:r>
+      <w:r>
+        <w:rPr>
           <w:lang w:val="id_ID" w:bidi="id_ID"/>
         </w:rPr>
         <w:t>Terjemahan alternatif: “Aku, Paulus, menulis salam ini dengan tanganku sendiri, yang aku lakukan dalam setiap surat, sebagai tanda bahwa surat ini benar-benar dariku, karena begitulah caraku menulis”</w:t>
@@ -15283,6 +18013,21 @@
       </w:r>
       <w:r>
         <w:rPr>
+          <w:b/>
+          <w:lang w:val="id_ID" w:bidi="id_ID"/>
+        </w:rPr>
+        <w:t>τῇ ἐμῇ χειρὶ</w:t>
+      </w:r>
+    </w:p>
+    <w:p>
+      <w:pPr/>
+      <w:r>
+        <w:rPr>
+          <w:lang w:val="id_ID" w:bidi="id_ID"/>
+        </w:rPr>
+      </w:r>
+      <w:r>
+        <w:rPr>
           <w:lang w:val="id_ID" w:bidi="id_ID"/>
         </w:rPr>
         <w:t xml:space="preserve">Di sini, frasa </w:t>
@@ -15364,6 +18109,21 @@
       </w:r>
       <w:r>
         <w:rPr>
+          <w:b/>
+          <w:lang w:val="id_ID" w:bidi="id_ID"/>
+        </w:rPr>
+        <w:t>οὕτως γράφω</w:t>
+      </w:r>
+    </w:p>
+    <w:p>
+      <w:pPr/>
+      <w:r>
+        <w:rPr>
+          <w:lang w:val="id_ID" w:bidi="id_ID"/>
+        </w:rPr>
+      </w:r>
+      <w:r>
+        <w:rPr>
           <w:lang w:val="id_ID" w:bidi="id_ID"/>
         </w:rPr>
         <w:t>Paulus menegaskan bahwa surat ini berasal darinya dan bukan pemalsuan. Jika itu akan membantu para pembaca Anda, Anda dapat mengungkapkannya secara eksplisit. Terjemahan alternatif: “Anda dapat mengetahui bahwa surat ini berasal dari saya karena beginilah cara saya menulis”</w:t>
@@ -15421,6 +18181,21 @@
         <w:rPr>
           <w:lang w:val="id_ID" w:bidi="id_ID"/>
         </w:rPr>
+      </w:r>
+    </w:p>
+    <w:p>
+      <w:pPr/>
+      <w:r>
+        <w:rPr>
+          <w:lang w:val="id_ID" w:bidi="id_ID"/>
+        </w:rPr>
+      </w:r>
+      <w:r>
+        <w:rPr>
+          <w:b/>
+          <w:lang w:val="id_ID" w:bidi="id_ID"/>
+        </w:rPr>
+        <w:t>ἡ χάρις τοῦ Κυρίου ἡμῶν, Ἰησοῦ Χριστοῦ, μετὰ πάντων ὑμῶν</w:t>
       </w:r>
     </w:p>
     <w:p>

--- a/ind/docx/53.content.docx
+++ b/ind/docx/53.content.docx
@@ -28,49 +28,15 @@
       </w:r>
     </w:p>
     <w:p>
-      <w:pPr>
-        <w:pStyle w:val="Heading2"/>
-      </w:pPr>
-      <w:r>
-        <w:rPr>
-          <w:lang w:val="id_ID" w:bidi="id_ID"/>
-        </w:rPr>
-        <w:t>License Information</w:t>
-      </w:r>
-      <w:r>
-        <w:rPr>
-          <w:lang w:val="id_ID" w:bidi="id_ID"/>
-        </w:rPr>
-      </w:r>
-    </w:p>
-    <w:p>
-      <w:pPr/>
-      <w:r>
-        <w:rPr>
-          <w:lang w:val="id_ID" w:bidi="id_ID"/>
-        </w:rPr>
-      </w:r>
-      <w:r>
-        <w:rPr>
-          <w:b/>
-          <w:lang w:val="id_ID" w:bidi="id_ID"/>
-        </w:rPr>
-        <w:t>Catatan Terjemahan (unfoldingWord)</w:t>
-      </w:r>
-      <w:r>
-        <w:rPr>
-          <w:lang w:val="id_ID" w:bidi="id_ID"/>
-        </w:rPr>
-        <w:t xml:space="preserve"> (Indonesian) is based on</w:t>
-      </w:r>
-      <w:r>
-        <w:rPr>
-          <w:lang w:val="id_ID" w:bidi="id_ID"/>
-        </w:rPr>
-        <w:t xml:space="preserve">: </w:t>
-      </w:r>
-      <w:r>
-        <w:rPr>
+      <w:pPr/>
+      <w:r>
+        <w:rPr>
+          <w:lang w:val="id_ID" w:bidi="id_ID"/>
+        </w:rPr>
+      </w:r>
+      <w:r>
+        <w:rPr>
+          <w:b/>
           <w:lang w:val="id_ID" w:bidi="id_ID"/>
         </w:rPr>
         <w:t>unfoldingWord® Translation Notes</w:t>
@@ -79,62 +45,31 @@
         <w:rPr>
           <w:lang w:val="id_ID" w:bidi="id_ID"/>
         </w:rPr>
-        <w:t xml:space="preserve">, </w:t>
-      </w:r>
-      <w:hyperlink r:id="rId13">
-        <w:r>
-          <w:rPr>
-            <w:lang w:val="id_ID" w:bidi="id_ID"/>
-          </w:rPr>
-          <w:rPr>
-            <w:color w:val="0000EE"/>
-            <w:u w:val="single"/>
-          </w:rPr>
-          <w:t>unfoldingWord</w:t>
-        </w:r>
-      </w:hyperlink>
-      <w:r>
-        <w:rPr>
-          <w:lang w:val="id_ID" w:bidi="id_ID"/>
-        </w:rPr>
-        <w:t xml:space="preserve">, 2022, which is licensed under a </w:t>
-      </w:r>
-      <w:hyperlink r:id="rId14">
-        <w:r>
-          <w:rPr>
-            <w:lang w:val="id_ID" w:bidi="id_ID"/>
-          </w:rPr>
-          <w:rPr>
-            <w:color w:val="0000EE"/>
-            <w:u w:val="single"/>
-          </w:rPr>
-          <w:t>CC BY-SA 4.0 license</w:t>
-        </w:r>
-      </w:hyperlink>
-      <w:r>
-        <w:rPr>
-          <w:lang w:val="id_ID" w:bidi="id_ID"/>
-        </w:rPr>
-        <w:t>.</w:t>
-      </w:r>
-      <w:r>
-        <w:rPr>
-          <w:lang w:val="id_ID" w:bidi="id_ID"/>
-        </w:rPr>
-      </w:r>
-    </w:p>
-    <w:p>
-      <w:pPr/>
-      <w:r>
-        <w:rPr>
-          <w:lang w:val="id_ID" w:bidi="id_ID"/>
-        </w:rPr>
-      </w:r>
-      <w:r>
-        <w:rPr>
-          <w:lang w:val="id_ID" w:bidi="id_ID"/>
-        </w:rPr>
-        <w:t>This PDF version is provided under the same license.</w:t>
+        <w:t xml:space="preserve"> © 2022 unfoldingWord. Released under CC BY-SA 4.0 license. </w:t>
+      </w:r>
+      <w:r>
+        <w:rPr>
+          <w:lang w:val="id_ID" w:bidi="id_ID"/>
+        </w:rPr>
+        <w:t>unfoldingWord® Translation Notes</w:t>
+      </w:r>
+      <w:r>
+        <w:rPr>
+          <w:lang w:val="id_ID" w:bidi="id_ID"/>
+        </w:rPr>
+        <w:t xml:space="preserve"> has been adapted in the following languages: Tok Pisin, Arabic (عربي), French (Français), Hindi (हिंदी), Indonesian (Bahasa Indonesia), Portuguese (Português), Russian (Русский), Spanish (Español), Swahili (Kiswahili), and Simplified Chinese (简体中文) from </w:t>
+      </w:r>
+      <w:r>
+        <w:rPr>
+          <w:lang w:val="id_ID" w:bidi="id_ID"/>
+        </w:rPr>
+        <w:t>unfoldingWord® Translation Notes</w:t>
+      </w:r>
+      <w:r>
+        <w:rPr>
+          <w:lang w:val="id_ID" w:bidi="id_ID"/>
+        </w:rPr>
+        <w:t xml:space="preserve"> © 2022 unfoldingWord. Released under CC BY-SA 4.0 license by Mission Mutual</w:t>
       </w:r>
       <w:r>
         <w:rPr>

--- a/ind/docx/53.content.docx
+++ b/ind/docx/53.content.docx
@@ -141,13 +141,6 @@
         <w:rPr>
           <w:lang w:val="id_ID" w:bidi="id_ID"/>
         </w:rPr>
-      </w:r>
-      <w:r>
-        <w:rPr>
-          <w:i/>
-          <w:lang w:val="id_ID" w:bidi="id_ID"/>
-        </w:rPr>
-        <w:t>2 Tesalonika 1:1 (#1), 2 Tesalonika 1:1 (#2), 2 Tesalonika 1:1 (#3), 2 Tesalonika 1:1 (#4), 2 Tesalonika 1:2 (#1), 2 Tesalonika 1:2 (#2), 2 Tesalonika 1:3 (#1), 2 Tesalonika 1:3 (#2), 2 Tesalonika 1:3 (#3), 2 Tesalonika 1:3 (#4), 2 Tesalonika 1:3 (#5), 2 Tesalonika 1:3 (#6), 2 Tesalonika 1:3 (#7), 2 Tesalonika 1:3 (#8), 2 Tesalonika 1:3 (#9), 2 Tesalonika 1:4 (#1), 2 Tesalonika 1:4 (#2), 2 Tesalonika 1:4 (#3), 2 Tesalonika 1:4 (#4), 2 Tesalonika 1:5 (#1), 2 Tesalonika 1:5 (#2), 2 Tesalonika 1:5 (#3), 2 Tesalonika 1:6 (#1), 2 Tesalonika 1:6 (#2), 2 Tesalonika 1:6 (#3), 2 Tesalonika 1:7 (#1), 2 Tesalonika 1:7 (#2), 2 Tesalonika 1:7 (#3), 2 Tesalonika 1:7 (#4), 2 Tesalonika 1:7 (#5), 2 Tesalonika 1:8 (#1), 2 Tesalonika 1:8 (#2), 2 Tesalonika 1:8 (#3), 2 Tesalonika 1:8 (#4), 2 Tesalonika 1:8 (#5), 2 Tesalonika 1:9 (#1), 2 Tesalonika 1:9 (#2), 2 Tesalonika 1:9 (#3), 2 Tesalonika 1:9 (#4), 2 Tesalonika 1:9 (#5), 2 Tesalonika 1:9 (#6), 2 Tesalonika 1:9 (#7), 2 Tesalonika 1:10 (#1), 2 Tesalonika 1:10 (#2), 2 Tesalonika 1:10 (#3), 2 Tesalonika 1:10 (#4), 2 Tesalonika 1:10 (#5), 2 Tesalonika 1:11 (#1), 2 Tesalonika 1:11 (#2), 2 Tesalonika 1:11 (#3), 2 Tesalonika 1:11 (#4), 2 Tesalonika 1:11 (#5), 2 Tesalonika 1:12 (#1), 2 Tesalonika 1:12 (#2), 2 Tesalonika 1:12 (#3), 2 Tesalonika 1:12 (#4), 2 Tesalonika 1:12 (#5), 2 Tesalonika 1:12 (#6), 2 Tesalonika 1:12 (#7), 2 Tesalonika 2:1 (#1), 2 Tesalonika 2:1 (#2), 2 Tesalonika 2:1 (#3), 2 Tesalonika 2:1 (#4), 2 Tesalonika 2:1 (#5), 2 Tesalonika 2:2 (#1), 2 Tesalonika 2:2 (#2), 2 Tesalonika 2:2 (#3), 2 Tesalonika 2:2 (#4), 2 Tesalonika 2:2 (#5), 2 Tesalonika 2:2 (#6), 2 Tesalonika 2:3 (#1), 2 Tesalonika 2:3 (#2), 2 Tesalonika 2:3 (#3), 2 Tesalonika 2:3 (#4), 2 Tesalonika 2:3 (#5), 2 Tesalonika 2:3 (#6), 2 Tesalonika 2:3 (#7), 2 Tesalonika 2:4 (#1), 2 Tesalonika 2:4 (#2), 2 Tesalonika 2:4 (#3), 2 Tesalonika 2:5 (#1), 2 Tesalonika 2:5 (#2), 2 Tesalonika 2:6 (#1), 2 Tesalonika 2:6 (#2), 2 Tesalonika 2:7 (#1), 2 Tesalonika 2:7 (#2), 2 Tesalonika 2:7 (#3), 2 Tesalonika 2:7 (#4), 2 Tesalonika 2:7 (#5), 2 Tesalonika 2:8 (#1), 2 Tesalonika 2:8 (#2), 2 Tesalonika 2:8 (#3), 2 Tesalonika 2:9 (#1), 2 Tesalonika 2:9 (#2), 2 Tesalonika 2:9 (#3), 2 Tesalonika 2:9 (#4), 2 Tesalonika 2:9 (#5), 2 Tesalonika 2:10 (#1), 2 Tesalonika 2:10 (#2), 2 Tesalonika 2:10 (#3), 2 Tesalonika 2:10 (#4), 2 Tesalonika 2:10 (#5), 2 Tesalonika 2:10 (#6), 2 Tesalonika 2:10 (#7), 2 Tesalonika 2:11 (#1), 2 Tesalonika 2:11 (#2), 2 Tesalonika 2:11 (#3), 2 Tesalonika 2:11 (#4), 2 Tesalonika 2:11 (#5), 2 Tesalonika 2:12 (#1), 2 Tesalonika 2:12 (#2), 2 Tesalonika 2:12 (#3), 2 Tesalonika 2:12 (#4), 2 Tesalonika 2:13 (#1), 2 Tesalonika 2:13 (#2), 2 Tesalonika 2:13 (#3), 2 Tesalonika 2:13 (#4), 2 Tesalonika 2:13 (#5), 2 Tesalonika 2:13 (#6), 2 Tesalonika 2:13 (#7), 2 Tesalonika 2:13 (#8), 2 Tesalonika 2:14 (#1), 2 Tesalonika 2:14 (#2), 2 Tesalonika 2:14 (#3), 2 Tesalonika 2:15 (#1), 2 Tesalonika 2:15 (#2), 2 Tesalonika 2:15 (#3), 2 Tesalonika 2:15 (#4), 2 Tesalonika 2:15 (#5), 2 Tesalonika 2:15 (#6), 2 Tesalonika 2:15 (#7), 2 Tesalonika 2:15 (#8), 2 Tesalonika 2:16 (#1), 2 Tesalonika 2:16 (#2), 2 Tesalonika 2:16 (#3), 2 Tesalonika 2:16 (#4), 2 Tesalonika 2:16 (#5), 2 Tesalonika 2:16 (#6), 2 Tesalonika 2:17 (#1), 2 Tesalonika 2:17 (#2), 2 Tesalonika 3:1 (#1), 2 Tesalonika 3:1 (#2), 2 Tesalonika 3:1 (#3), 2 Tesalonika 3:1 (#4), 2 Tesalonika 3:1 (#5), 2 Tesalonika 3:1 (#6), 2 Tesalonika 3:1 (#7), 2 Tesalonika 3:2 (#1), 2 Tesalonika 3:2 (#2), 2 Tesalonika 3:2 (#3), 2 Tesalonika 3:2 (#4), 2 Tesalonika 3:3 (#1), 2 Tesalonika 3:3 (#2), 2 Tesalonika 3:4 (#1), 2 Tesalonika 3:4 (#2), 2 Tesalonika 3:5 (#1), 2 Tesalonika 3:5 (#2), 2 Tesalonika 3:5 (#3), 2 Tesalonika 3:5 (#4), 2 Tesalonika 3:6 (#1), 2 Tesalonika 3:6 (#2), 2 Tesalonika 3:6 (#3), 2 Tesalonika 3:6 (#4), 2 Tesalonika 3:6 (#5), 2 Tesalonika 3:6 (#6), 2 Tesalonika 3:6 (#7), 2 Tesalonika 3:7 (#1), 2 Tesalonika 3:7 (#2), 2 Tesalonika 3:8 (#1), 2 Tesalonika 3:8 (#2), 2 Tesalonika 3:8 (#3), 2 Tesalonika 3:9 (#1), 2 Tesalonika 3:9 (#2), 2 Tesalonika 3:9 (#3), 2 Tesalonika 3:10 (#1), 2 Tesalonika 3:11 (#1), 2 Tesalonika 3:11 (#2), 2 Tesalonika 3:12 (#1), 2 Tesalonika 3:13 (#1), 2 Tesalonika 3:13 (#2), 2 Tesalonika 3:13 (#3), 2 Tesalonika 3:14 (#1), 2 Tesalonika 3:14 (#2), 2 Tesalonika 3:14 (#3), 2 Tesalonika 3:15 (#1), 2 Tesalonika 3:16 (#1), 2 Tesalonika 3:16 (#2), 2 Tesalonika 3:16 (#3), 2 Tesalonika 3:16 (#4), 2 Tesalonika 3:17 (#1), 2 Tesalonika 3:17 (#2), 2 Tesalonika 3:17 (#3), 2 Tesalonika 3:18 (#1)</w:t>
       </w:r>
       <w:r>
         <w:rPr>

--- a/ind/docx/53.content.docx
+++ b/ind/docx/53.content.docx
@@ -19,7 +19,7 @@
         <w:rPr>
           <w:lang w:val="id_ID" w:bidi="id_ID"/>
         </w:rPr>
-        <w:t>Resource: Catatan Terjemahan (unfoldingWord)</w:t>
+        <w:t>Resource: unfoldingWord® Translation Notes</w:t>
       </w:r>
       <w:r>
         <w:rPr>
@@ -90,7 +90,7 @@
         <w:rPr>
           <w:lang w:val="id_ID" w:bidi="id_ID"/>
         </w:rPr>
-        <w:t>Catatan Terjemahan (unfoldingWord)</w:t>
+        <w:t>unfoldingWord® Translation Notes</w:t>
       </w:r>
     </w:p>
     <w:p>

--- a/ind/docx/53.content.docx
+++ b/ind/docx/53.content.docx
@@ -210,6 +210,21 @@
           <w:b/>
           <w:lang w:val="id_ID" w:bidi="id_ID"/>
         </w:rPr>
+        <w:t>Σιλουανὸς</w:t>
+      </w:r>
+    </w:p>
+    <w:p>
+      <w:pPr/>
+      <w:r>
+        <w:rPr>
+          <w:lang w:val="id_ID" w:bidi="id_ID"/>
+        </w:rPr>
+      </w:r>
+      <w:r>
+        <w:rPr>
+          <w:b/>
+          <w:lang w:val="id_ID" w:bidi="id_ID"/>
+        </w:rPr>
         <w:t>Silwanus</w:t>
       </w:r>
       <w:r>
@@ -295,6 +310,21 @@
       </w:r>
       <w:r>
         <w:rPr>
+          <w:b/>
+          <w:lang w:val="id_ID" w:bidi="id_ID"/>
+        </w:rPr>
+        <w:t>Παῦλος, καὶ Σιλουανὸς, καὶ Τιμόθεος; τῇ ἐκκλησίᾳ</w:t>
+      </w:r>
+    </w:p>
+    <w:p>
+      <w:pPr/>
+      <w:r>
+        <w:rPr>
+          <w:lang w:val="id_ID" w:bidi="id_ID"/>
+        </w:rPr>
+      </w:r>
+      <w:r>
+        <w:rPr>
           <w:lang w:val="id_ID" w:bidi="id_ID"/>
         </w:rPr>
         <w:t>Anda mungkin ingin mengisi kata-kata yang diperlukan untuk menjadikannya sebuah kalimat yang lengkap. Terjemahan alternatif: "Paulus, Silwanus, dan Timotius mengirimkan surat ini kepada jemaat"</w:t>
@@ -363,6 +393,21 @@
       </w:r>
       <w:r>
         <w:rPr>
+          <w:b/>
+          <w:lang w:val="id_ID" w:bidi="id_ID"/>
+        </w:rPr>
+        <w:t>Παῦλος, καὶ Σιλουανὸς, καὶ Τιμόθεος</w:t>
+      </w:r>
+    </w:p>
+    <w:p>
+      <w:pPr/>
+      <w:r>
+        <w:rPr>
+          <w:lang w:val="id_ID" w:bidi="id_ID"/>
+        </w:rPr>
+      </w:r>
+      <w:r>
+        <w:rPr>
           <w:lang w:val="id_ID" w:bidi="id_ID"/>
         </w:rPr>
         <w:t xml:space="preserve">Meskipun </w:t>
@@ -457,6 +502,21 @@
       </w:r>
       <w:r>
         <w:rPr>
+          <w:b/>
+          <w:lang w:val="id_ID" w:bidi="id_ID"/>
+        </w:rPr>
+        <w:t>ἐν Θεῷ Πατρὶ ἡμῶν καὶ Κυρίῳ Ἰησοῦ Χριστῷ</w:t>
+      </w:r>
+    </w:p>
+    <w:p>
+      <w:pPr/>
+      <w:r>
+        <w:rPr>
+          <w:lang w:val="id_ID" w:bidi="id_ID"/>
+        </w:rPr>
+      </w:r>
+      <w:r>
+        <w:rPr>
           <w:lang w:val="id_ID" w:bidi="id_ID"/>
         </w:rPr>
         <w:t>Di sini Paulus berbicara tentang orang-orang percaya seolah-olah mereka menempati ruang di dalam diri Allah dan Yesus. Metafora ini mengungkapkan gagasan bahwa orang-orang percaya secara rohani bersatu dengan Allah dan Yesus. Jika hal ini mungkin disalahpahami dalam bahasa Anda, Anda dapat mengungkapkan maknanya dengan jelas. Terjemahan alternatif: "bersatu dengan Allah Bapa dan Tuhan Yesus Kristus" atau "berbagi kehidupan dengan Allah Bapa dan Tuhan Yesus Kristus"</w:t>
@@ -525,6 +585,21 @@
       </w:r>
       <w:r>
         <w:rPr>
+          <w:b/>
+          <w:lang w:val="id_ID" w:bidi="id_ID"/>
+        </w:rPr>
+        <w:t>χάρις ὑμῖν καὶ εἰρήνη ἀπὸ Θεοῦ Πατρὸς καὶ Κυρίου Ἰησοῦ Χριστοῦ</w:t>
+      </w:r>
+    </w:p>
+    <w:p>
+      <w:pPr/>
+      <w:r>
+        <w:rPr>
+          <w:lang w:val="id_ID" w:bidi="id_ID"/>
+        </w:rPr>
+      </w:r>
+      <w:r>
+        <w:rPr>
           <w:lang w:val="id_ID" w:bidi="id_ID"/>
         </w:rPr>
         <w:t>Banyak bahasa memiliki cara yang berbeda untuk menyampaikan harapan baik saat mereka menyapa. Paulus menyapa para penerima suratnya dengan sebuah berkat. Gunakanlah bentuk yang merupakan harapan atau berkat yang baik dalam bahasa Anda. Terjemahan alternatif: "Kami berdoa agar Allah Bapa dan Tuhan Yesus Kristus memberikan kasih karunia dan damai sejahtera kepadamu" atau "Semoga kasih karunia dan damai sejahtera dari Allah Bapa dan Tuhan Yesus Kristus" atau "Semoga kasih karunia dan damai sejahtera dari Allah Bapa dan Tuhan Yesus Kristus menjadi bagianmu" atau "Semoga Allah Bapa dan Tuhan Yesus Kristus memberikan kasih karunia dan damai sejahtera di dalam hatimu"</w:t>
@@ -593,6 +668,21 @@
       </w:r>
       <w:r>
         <w:rPr>
+          <w:b/>
+          <w:lang w:val="id_ID" w:bidi="id_ID"/>
+        </w:rPr>
+        <w:t>χάρις ὑμῖν καὶ εἰρήνη ἀπὸ Θεοῦ Πατρὸς καὶ Κυρίου Ἰησοῦ Χριστοῦ</w:t>
+      </w:r>
+    </w:p>
+    <w:p>
+      <w:pPr/>
+      <w:r>
+        <w:rPr>
+          <w:lang w:val="id_ID" w:bidi="id_ID"/>
+        </w:rPr>
+      </w:r>
+      <w:r>
+        <w:rPr>
           <w:lang w:val="id_ID" w:bidi="id_ID"/>
         </w:rPr>
         <w:t xml:space="preserve">Jika bahasa Anda tidak menggunakan kata benda abstrak untuk gagasan di balik </w:t>
@@ -749,6 +839,21 @@
       </w:r>
       <w:r>
         <w:rPr>
+          <w:b/>
+          <w:lang w:val="id_ID" w:bidi="id_ID"/>
+        </w:rPr>
+        <w:t>εὐχαριστεῖν ὀφείλομεν &amp; πάντοτε</w:t>
+      </w:r>
+    </w:p>
+    <w:p>
+      <w:pPr/>
+      <w:r>
+        <w:rPr>
+          <w:lang w:val="id_ID" w:bidi="id_ID"/>
+        </w:rPr>
+      </w:r>
+      <w:r>
+        <w:rPr>
           <w:lang w:val="id_ID" w:bidi="id_ID"/>
         </w:rPr>
         <w:t xml:space="preserve">Di sini Paulus menggunakan kata </w:t>
@@ -810,6 +915,21 @@
       </w:r>
       <w:r>
         <w:rPr>
+          <w:b/>
+          <w:lang w:val="id_ID" w:bidi="id_ID"/>
+        </w:rPr>
+        <w:t>εὐχαριστεῖν ὀφείλομεν τῷ Θεῷ πάντοτε</w:t>
+      </w:r>
+    </w:p>
+    <w:p>
+      <w:pPr/>
+      <w:r>
+        <w:rPr>
+          <w:lang w:val="id_ID" w:bidi="id_ID"/>
+        </w:rPr>
+      </w:r>
+      <w:r>
+        <w:rPr>
           <w:lang w:val="id_ID" w:bidi="id_ID"/>
         </w:rPr>
         <w:t xml:space="preserve">Paulus menggunakan </w:t>
@@ -891,6 +1011,21 @@
       </w:r>
       <w:r>
         <w:rPr>
+          <w:b/>
+          <w:lang w:val="id_ID" w:bidi="id_ID"/>
+        </w:rPr>
+        <w:t>εὐχαριστεῖν ὀφείλομεν τῷ Θεῷ πάντοτε περὶ ὑμῶν, ἀδελφοί</w:t>
+      </w:r>
+    </w:p>
+    <w:p>
+      <w:pPr/>
+      <w:r>
+        <w:rPr>
+          <w:lang w:val="id_ID" w:bidi="id_ID"/>
+        </w:rPr>
+      </w:r>
+      <w:r>
+        <w:rPr>
           <w:lang w:val="id_ID" w:bidi="id_ID"/>
         </w:rPr>
         <w:t>Jika pembaca Anda mungkin berpikir bahwa Paulus hanya mengungkapkan sebuah kewajiban dan ia tidak benar-benar berdoa untuk jemaat di Tesalonika, Anda dapat mengungkapkan kenyataannya secara eksplisit. Terjemahan alternatif: "Kami selalu mengucap syukur kepada Allah untuk kamu, saudara-saudara, sebagaimana seharusnya"</w:t>
@@ -959,6 +1094,21 @@
       </w:r>
       <w:r>
         <w:rPr>
+          <w:b/>
+          <w:lang w:val="id_ID" w:bidi="id_ID"/>
+        </w:rPr>
+        <w:t>ἀδελφοί</w:t>
+      </w:r>
+    </w:p>
+    <w:p>
+      <w:pPr/>
+      <w:r>
+        <w:rPr>
+          <w:lang w:val="id_ID" w:bidi="id_ID"/>
+        </w:rPr>
+      </w:r>
+      <w:r>
+        <w:rPr>
           <w:lang w:val="id_ID" w:bidi="id_ID"/>
         </w:rPr>
         <w:t xml:space="preserve">Di sini, </w:t>
@@ -1040,6 +1190,21 @@
       </w:r>
       <w:r>
         <w:rPr>
+          <w:b/>
+          <w:lang w:val="id_ID" w:bidi="id_ID"/>
+        </w:rPr>
+        <w:t>καθὼς ἄξιόν ἐστιν</w:t>
+      </w:r>
+    </w:p>
+    <w:p>
+      <w:pPr/>
+      <w:r>
+        <w:rPr>
+          <w:lang w:val="id_ID" w:bidi="id_ID"/>
+        </w:rPr>
+      </w:r>
+      <w:r>
+        <w:rPr>
           <w:lang w:val="id_ID" w:bidi="id_ID"/>
         </w:rPr>
         <w:t xml:space="preserve">Jika sulit untuk mengungkapkan </w:t>
@@ -1121,6 +1286,21 @@
       </w:r>
       <w:r>
         <w:rPr>
+          <w:b/>
+          <w:lang w:val="id_ID" w:bidi="id_ID"/>
+        </w:rPr>
+        <w:t>ὑπεραυξάνει ἡ πίστις ὑμῶν</w:t>
+      </w:r>
+    </w:p>
+    <w:p>
+      <w:pPr/>
+      <w:r>
+        <w:rPr>
+          <w:lang w:val="id_ID" w:bidi="id_ID"/>
+        </w:rPr>
+      </w:r>
+      <w:r>
+        <w:rPr>
           <w:lang w:val="id_ID" w:bidi="id_ID"/>
         </w:rPr>
         <w:t xml:space="preserve">Jika bahasa Anda tidak menggunakan kata benda abstrak untuk gagasan di balik </w:t>
@@ -1202,6 +1382,21 @@
       </w:r>
       <w:r>
         <w:rPr>
+          <w:b/>
+          <w:lang w:val="id_ID" w:bidi="id_ID"/>
+        </w:rPr>
+        <w:t>πλεονάζει ἡ ἀγάπη ἑνὸς ἑκάστου, πάντων ὑμῶν, εἰς ἀλλήλους</w:t>
+      </w:r>
+    </w:p>
+    <w:p>
+      <w:pPr/>
+      <w:r>
+        <w:rPr>
+          <w:lang w:val="id_ID" w:bidi="id_ID"/>
+        </w:rPr>
+      </w:r>
+      <w:r>
+        <w:rPr>
           <w:lang w:val="id_ID" w:bidi="id_ID"/>
         </w:rPr>
         <w:t xml:space="preserve">Jika bahasa Anda tidak menggunakan kata benda abstrak untuk ide di balik </w:t>
@@ -1283,6 +1478,21 @@
       </w:r>
       <w:r>
         <w:rPr>
+          <w:b/>
+          <w:lang w:val="id_ID" w:bidi="id_ID"/>
+        </w:rPr>
+        <w:t>ἀλλήλους</w:t>
+      </w:r>
+    </w:p>
+    <w:p>
+      <w:pPr/>
+      <w:r>
+        <w:rPr>
+          <w:lang w:val="id_ID" w:bidi="id_ID"/>
+        </w:rPr>
+      </w:r>
+      <w:r>
+        <w:rPr>
           <w:lang w:val="id_ID" w:bidi="id_ID"/>
         </w:rPr>
         <w:t xml:space="preserve">Di sini, </w:t>
@@ -1364,6 +1574,21 @@
       </w:r>
       <w:r>
         <w:rPr>
+          <w:b/>
+          <w:lang w:val="id_ID" w:bidi="id_ID"/>
+        </w:rPr>
+        <w:t>αὐτοὺς ἡμᾶς</w:t>
+      </w:r>
+    </w:p>
+    <w:p>
+      <w:pPr/>
+      <w:r>
+        <w:rPr>
+          <w:lang w:val="id_ID" w:bidi="id_ID"/>
+        </w:rPr>
+      </w:r>
+      <w:r>
+        <w:rPr>
           <w:lang w:val="id_ID" w:bidi="id_ID"/>
         </w:rPr>
         <w:t xml:space="preserve">Di sini, </w:t>
@@ -1458,6 +1683,21 @@
       </w:r>
       <w:r>
         <w:rPr>
+          <w:b/>
+          <w:lang w:val="id_ID" w:bidi="id_ID"/>
+        </w:rPr>
+        <w:t>τῆς ὑπομονῆς ὑμῶν, καὶ πίστεως</w:t>
+      </w:r>
+    </w:p>
+    <w:p>
+      <w:pPr/>
+      <w:r>
+        <w:rPr>
+          <w:lang w:val="id_ID" w:bidi="id_ID"/>
+        </w:rPr>
+      </w:r>
+      <w:r>
+        <w:rPr>
           <w:lang w:val="id_ID" w:bidi="id_ID"/>
         </w:rPr>
         <w:t xml:space="preserve">Jika bahasa Anda tidak menggunakan kata benda abstrak untuk gagasan </w:t>
@@ -1552,6 +1792,21 @@
       </w:r>
       <w:r>
         <w:rPr>
+          <w:b/>
+          <w:lang w:val="id_ID" w:bidi="id_ID"/>
+        </w:rPr>
+        <w:t>ἐν πᾶσιν τοῖς διωγμοῖς ὑμῶν, καὶ ταῖς θλίψεσιν</w:t>
+      </w:r>
+    </w:p>
+    <w:p>
+      <w:pPr/>
+      <w:r>
+        <w:rPr>
+          <w:lang w:val="id_ID" w:bidi="id_ID"/>
+        </w:rPr>
+      </w:r>
+      <w:r>
+        <w:rPr>
           <w:lang w:val="id_ID" w:bidi="id_ID"/>
         </w:rPr>
         <w:t xml:space="preserve">Dua kata </w:t>
@@ -1646,6 +1901,21 @@
       </w:r>
       <w:r>
         <w:rPr>
+          <w:b/>
+          <w:lang w:val="id_ID" w:bidi="id_ID"/>
+        </w:rPr>
+        <w:t>πίστεως ἐν πᾶσιν τοῖς διωγμοῖς ὑμῶν</w:t>
+      </w:r>
+    </w:p>
+    <w:p>
+      <w:pPr/>
+      <w:r>
+        <w:rPr>
+          <w:lang w:val="id_ID" w:bidi="id_ID"/>
+        </w:rPr>
+      </w:r>
+      <w:r>
+        <w:rPr>
           <w:lang w:val="id_ID" w:bidi="id_ID"/>
         </w:rPr>
         <w:t xml:space="preserve">Di sini, </w:t>
@@ -1730,6 +2000,21 @@
           <w:b/>
           <w:lang w:val="id_ID" w:bidi="id_ID"/>
         </w:rPr>
+        <w:t>ἔνδειγμα τῆς δικαίας κρίσεως τοῦ Θεοῦ, εἰς τὸ καταξιωθῆναι ὑμᾶς</w:t>
+      </w:r>
+    </w:p>
+    <w:p>
+      <w:pPr/>
+      <w:r>
+        <w:rPr>
+          <w:lang w:val="id_ID" w:bidi="id_ID"/>
+        </w:rPr>
+      </w:r>
+      <w:r>
+        <w:rPr>
+          <w:b/>
+          <w:lang w:val="id_ID" w:bidi="id_ID"/>
+        </w:rPr>
         <w:t>Bukti</w:t>
       </w:r>
       <w:r>
@@ -1802,6 +2087,21 @@
       </w:r>
       <w:r>
         <w:rPr>
+          <w:b/>
+          <w:lang w:val="id_ID" w:bidi="id_ID"/>
+        </w:rPr>
+        <w:t>εἰς τὸ καταξιωθῆναι ὑμᾶς τῆς Βασιλείας τοῦ Θεοῦ</w:t>
+      </w:r>
+    </w:p>
+    <w:p>
+      <w:pPr/>
+      <w:r>
+        <w:rPr>
+          <w:lang w:val="id_ID" w:bidi="id_ID"/>
+        </w:rPr>
+      </w:r>
+      <w:r>
+        <w:rPr>
           <w:lang w:val="id_ID" w:bidi="id_ID"/>
         </w:rPr>
         <w:t>Anda dapat menyatakan ini dalam bentuk aktif. Terjemahan alternatif: "bahwa Allah akan menganggapmu layak untuk menjadi bagian dari kerajaan-Nya"</w:t>
@@ -1870,6 +2170,21 @@
       </w:r>
       <w:r>
         <w:rPr>
+          <w:b/>
+          <w:lang w:val="id_ID" w:bidi="id_ID"/>
+        </w:rPr>
+        <w:t>ὑπὲρ ἧς καὶ πάσχετε</w:t>
+      </w:r>
+    </w:p>
+    <w:p>
+      <w:pPr/>
+      <w:r>
+        <w:rPr>
+          <w:lang w:val="id_ID" w:bidi="id_ID"/>
+        </w:rPr>
+      </w:r>
+      <w:r>
+        <w:rPr>
           <w:lang w:val="id_ID" w:bidi="id_ID"/>
         </w:rPr>
         <w:t xml:space="preserve">Di sini, </w:t>
@@ -1951,6 +2266,21 @@
       </w:r>
       <w:r>
         <w:rPr>
+          <w:b/>
+          <w:lang w:val="id_ID" w:bidi="id_ID"/>
+        </w:rPr>
+        <w:t>εἴπερ δίκαιον παρὰ Θεῷ</w:t>
+      </w:r>
+    </w:p>
+    <w:p>
+      <w:pPr/>
+      <w:r>
+        <w:rPr>
+          <w:lang w:val="id_ID" w:bidi="id_ID"/>
+        </w:rPr>
+      </w:r>
+      <w:r>
+        <w:rPr>
           <w:lang w:val="id_ID" w:bidi="id_ID"/>
         </w:rPr>
         <w:t>Paulus berbicara seolah-olah ini adalah sebuah kemungkinan hipotetis, tetapi yang ia maksudkan adalah bahwa hal ini adalah benar. Jika bahasa Anda tidak menyatakan sesuatu sebagai suatu kondisi apakah itu pasti atau benar, dan jika pembaca Anda mungkin berpikir bahwa apa yang Paulus katakan tidak pasti, maka Anda dapat menerjemahkan kata-katanya sebagai pernyataan yang pasti. Terjemahan alternatif: "Karena kamu tahu, bahwa Allah itu adil" atau "karena Allah pasti benar"</w:t>
@@ -2019,6 +2349,21 @@
       </w:r>
       <w:r>
         <w:rPr>
+          <w:b/>
+          <w:lang w:val="id_ID" w:bidi="id_ID"/>
+        </w:rPr>
+        <w:t>παρὰ Θεῷ, ἀνταποδοῦναι τοῖς θλίβουσιν ὑμᾶς θλῖψιν</w:t>
+      </w:r>
+    </w:p>
+    <w:p>
+      <w:pPr/>
+      <w:r>
+        <w:rPr>
+          <w:lang w:val="id_ID" w:bidi="id_ID"/>
+        </w:rPr>
+      </w:r>
+      <w:r>
+        <w:rPr>
           <w:lang w:val="id_ID" w:bidi="id_ID"/>
         </w:rPr>
         <w:t xml:space="preserve">Di sini, </w:t>
@@ -2100,6 +2445,21 @@
       </w:r>
       <w:r>
         <w:rPr>
+          <w:b/>
+          <w:lang w:val="id_ID" w:bidi="id_ID"/>
+        </w:rPr>
+        <w:t>ἀνταποδοῦναι τοῖς θλίβουσιν ὑμᾶς θλῖψιν</w:t>
+      </w:r>
+    </w:p>
+    <w:p>
+      <w:pPr/>
+      <w:r>
+        <w:rPr>
+          <w:lang w:val="id_ID" w:bidi="id_ID"/>
+        </w:rPr>
+      </w:r>
+      <w:r>
+        <w:rPr>
           <w:lang w:val="id_ID" w:bidi="id_ID"/>
         </w:rPr>
         <w:t xml:space="preserve">Jika bahasa Anda tidak menggunakan kata benda abstrak untuk konsep </w:t>
@@ -2181,6 +2541,21 @@
       </w:r>
       <w:r>
         <w:rPr>
+          <w:b/>
+          <w:lang w:val="id_ID" w:bidi="id_ID"/>
+        </w:rPr>
+        <w:t>καὶ ὑμῖν &amp; ἄνεσιν</w:t>
+      </w:r>
+    </w:p>
+    <w:p>
+      <w:pPr/>
+      <w:r>
+        <w:rPr>
+          <w:lang w:val="id_ID" w:bidi="id_ID"/>
+        </w:rPr>
+      </w:r>
+      <w:r>
+        <w:rPr>
           <w:lang w:val="id_ID" w:bidi="id_ID"/>
         </w:rPr>
         <w:t xml:space="preserve">Kata-kata </w:t>
@@ -2262,6 +2637,21 @@
       </w:r>
       <w:r>
         <w:rPr>
+          <w:b/>
+          <w:lang w:val="id_ID" w:bidi="id_ID"/>
+        </w:rPr>
+        <w:t>καὶ ὑμῖν τοῖς θλιβομένοις, ἄνεσιν μεθ’ ἡμῶν</w:t>
+      </w:r>
+    </w:p>
+    <w:p>
+      <w:pPr/>
+      <w:r>
+        <w:rPr>
+          <w:lang w:val="id_ID" w:bidi="id_ID"/>
+        </w:rPr>
+      </w:r>
+      <w:r>
+        <w:rPr>
           <w:lang w:val="id_ID" w:bidi="id_ID"/>
         </w:rPr>
         <w:t xml:space="preserve">Di sini, </w:t>
@@ -2356,6 +2746,21 @@
       </w:r>
       <w:r>
         <w:rPr>
+          <w:b/>
+          <w:lang w:val="id_ID" w:bidi="id_ID"/>
+        </w:rPr>
+        <w:t>ὑμῖν &amp; ἄνεσιν</w:t>
+      </w:r>
+    </w:p>
+    <w:p>
+      <w:pPr/>
+      <w:r>
+        <w:rPr>
+          <w:lang w:val="id_ID" w:bidi="id_ID"/>
+        </w:rPr>
+      </w:r>
+      <w:r>
+        <w:rPr>
           <w:lang w:val="id_ID" w:bidi="id_ID"/>
         </w:rPr>
         <w:t xml:space="preserve">Jika bahasa Anda tidak menggunakan kata benda abstrak untuk ide di balik </w:t>
@@ -2437,6 +2842,21 @@
       </w:r>
       <w:r>
         <w:rPr>
+          <w:b/>
+          <w:lang w:val="id_ID" w:bidi="id_ID"/>
+        </w:rPr>
+        <w:t>τοῖς θλιβομένοις</w:t>
+      </w:r>
+    </w:p>
+    <w:p>
+      <w:pPr/>
+      <w:r>
+        <w:rPr>
+          <w:lang w:val="id_ID" w:bidi="id_ID"/>
+        </w:rPr>
+      </w:r>
+      <w:r>
+        <w:rPr>
           <w:lang w:val="id_ID" w:bidi="id_ID"/>
         </w:rPr>
         <w:t>Jika bahasa Anda tidak menggunakan bentuk pasif seperti ini, Anda dapat menyatakannya dalam bentuk aktif atau dengan cara lain yang wajar dalam bahasa Anda. Terjemahan alternatif: "yang ditindas oleh orang lain" atau "dari penderitaan yang ditimbulkan oleh orang lain kepadamu"</w:t>
@@ -2505,6 +2925,21 @@
       </w:r>
       <w:r>
         <w:rPr>
+          <w:b/>
+          <w:lang w:val="id_ID" w:bidi="id_ID"/>
+        </w:rPr>
+        <w:t>ἐν τῇ ἀποκαλύψει τοῦ Κυρίου Ἰησοῦ</w:t>
+      </w:r>
+    </w:p>
+    <w:p>
+      <w:pPr/>
+      <w:r>
+        <w:rPr>
+          <w:lang w:val="id_ID" w:bidi="id_ID"/>
+        </w:rPr>
+      </w:r>
+      <w:r>
+        <w:rPr>
           <w:lang w:val="id_ID" w:bidi="id_ID"/>
         </w:rPr>
         <w:t xml:space="preserve">Di sini, </w:t>
@@ -2586,6 +3021,21 @@
       </w:r>
       <w:r>
         <w:rPr>
+          <w:b/>
+          <w:lang w:val="id_ID" w:bidi="id_ID"/>
+        </w:rPr>
+        <w:t>διδόντος ἐκδίκησιν τοῖς</w:t>
+      </w:r>
+    </w:p>
+    <w:p>
+      <w:pPr/>
+      <w:r>
+        <w:rPr>
+          <w:lang w:val="id_ID" w:bidi="id_ID"/>
+        </w:rPr>
+      </w:r>
+      <w:r>
+        <w:rPr>
           <w:lang w:val="id_ID" w:bidi="id_ID"/>
         </w:rPr>
         <w:t xml:space="preserve">Jika bahasa Anda tidak menggunakan kata benda abstrak untuk ide di balik </w:t>
@@ -2667,6 +3117,21 @@
       </w:r>
       <w:r>
         <w:rPr>
+          <w:b/>
+          <w:lang w:val="id_ID" w:bidi="id_ID"/>
+        </w:rPr>
+        <w:t>τοῖς μὴ εἰδόσι Θεὸν</w:t>
+      </w:r>
+    </w:p>
+    <w:p>
+      <w:pPr/>
+      <w:r>
+        <w:rPr>
+          <w:lang w:val="id_ID" w:bidi="id_ID"/>
+        </w:rPr>
+      </w:r>
+      <w:r>
+        <w:rPr>
           <w:lang w:val="id_ID" w:bidi="id_ID"/>
         </w:rPr>
         <w:t xml:space="preserve">Di sini, </w:t>
@@ -2748,6 +3213,21 @@
       </w:r>
       <w:r>
         <w:rPr>
+          <w:b/>
+          <w:lang w:val="id_ID" w:bidi="id_ID"/>
+        </w:rPr>
+        <w:t>καὶ τοῖς μὴ ὑπακούουσιν τῷ εὐαγγελίῳ</w:t>
+      </w:r>
+    </w:p>
+    <w:p>
+      <w:pPr/>
+      <w:r>
+        <w:rPr>
+          <w:lang w:val="id_ID" w:bidi="id_ID"/>
+        </w:rPr>
+      </w:r>
+      <w:r>
+        <w:rPr>
           <w:lang w:val="id_ID" w:bidi="id_ID"/>
         </w:rPr>
         <w:t xml:space="preserve">Frasa </w:t>
@@ -2842,6 +3322,21 @@
       </w:r>
       <w:r>
         <w:rPr>
+          <w:b/>
+          <w:lang w:val="id_ID" w:bidi="id_ID"/>
+        </w:rPr>
+        <w:t>ὑπακούουσιν τῷ εὐαγγελίῳ</w:t>
+      </w:r>
+    </w:p>
+    <w:p>
+      <w:pPr/>
+      <w:r>
+        <w:rPr>
+          <w:lang w:val="id_ID" w:bidi="id_ID"/>
+        </w:rPr>
+      </w:r>
+      <w:r>
+        <w:rPr>
           <w:lang w:val="id_ID" w:bidi="id_ID"/>
         </w:rPr>
         <w:t xml:space="preserve">Frasa </w:t>
@@ -2923,6 +3418,21 @@
       </w:r>
       <w:r>
         <w:rPr>
+          <w:b/>
+          <w:lang w:val="id_ID" w:bidi="id_ID"/>
+        </w:rPr>
+        <w:t>τῷ εὐαγγελίῳ τοῦ Κυρίου ἡμῶν, Ἰησοῦ</w:t>
+      </w:r>
+    </w:p>
+    <w:p>
+      <w:pPr/>
+      <w:r>
+        <w:rPr>
+          <w:lang w:val="id_ID" w:bidi="id_ID"/>
+        </w:rPr>
+      </w:r>
+      <w:r>
+        <w:rPr>
           <w:lang w:val="id_ID" w:bidi="id_ID"/>
         </w:rPr>
         <w:t xml:space="preserve">Di sini, Paulus menggunakan bentuk kepemilikan umum </w:t>
@@ -3017,6 +3527,21 @@
       </w:r>
       <w:r>
         <w:rPr>
+          <w:b/>
+          <w:lang w:val="id_ID" w:bidi="id_ID"/>
+        </w:rPr>
+        <w:t>οἵτινες δίκην τίσουσιν</w:t>
+      </w:r>
+    </w:p>
+    <w:p>
+      <w:pPr/>
+      <w:r>
+        <w:rPr>
+          <w:lang w:val="id_ID" w:bidi="id_ID"/>
+        </w:rPr>
+      </w:r>
+      <w:r>
+        <w:rPr>
           <w:lang w:val="id_ID" w:bidi="id_ID"/>
         </w:rPr>
         <w:t xml:space="preserve">Di sini, </w:t>
@@ -3098,6 +3623,21 @@
       </w:r>
       <w:r>
         <w:rPr>
+          <w:b/>
+          <w:lang w:val="id_ID" w:bidi="id_ID"/>
+        </w:rPr>
+        <w:t>οἵτινες δίκην τίσουσιν</w:t>
+      </w:r>
+    </w:p>
+    <w:p>
+      <w:pPr/>
+      <w:r>
+        <w:rPr>
+          <w:lang w:val="id_ID" w:bidi="id_ID"/>
+        </w:rPr>
+      </w:r>
+      <w:r>
+        <w:rPr>
           <w:lang w:val="id_ID" w:bidi="id_ID"/>
         </w:rPr>
         <w:t xml:space="preserve">Jika bahasa Anda tidak menggunakan kata benda abstrak untuk ide kata </w:t>
@@ -3179,6 +3719,21 @@
       </w:r>
       <w:r>
         <w:rPr>
+          <w:b/>
+          <w:lang w:val="id_ID" w:bidi="id_ID"/>
+        </w:rPr>
+        <w:t>δίκην τίσουσιν</w:t>
+      </w:r>
+    </w:p>
+    <w:p>
+      <w:pPr/>
+      <w:r>
+        <w:rPr>
+          <w:lang w:val="id_ID" w:bidi="id_ID"/>
+        </w:rPr>
+      </w:r>
+      <w:r>
+        <w:rPr>
           <w:lang w:val="id_ID" w:bidi="id_ID"/>
         </w:rPr>
         <w:t xml:space="preserve">Di sini, frasa </w:t>
@@ -3260,6 +3815,21 @@
       </w:r>
       <w:r>
         <w:rPr>
+          <w:b/>
+          <w:lang w:val="id_ID" w:bidi="id_ID"/>
+        </w:rPr>
+        <w:t>ὄλεθρον αἰώνιον</w:t>
+      </w:r>
+    </w:p>
+    <w:p>
+      <w:pPr/>
+      <w:r>
+        <w:rPr>
+          <w:lang w:val="id_ID" w:bidi="id_ID"/>
+        </w:rPr>
+      </w:r>
+      <w:r>
+        <w:rPr>
           <w:lang w:val="id_ID" w:bidi="id_ID"/>
         </w:rPr>
         <w:t xml:space="preserve">Di sini, </w:t>
@@ -3354,6 +3924,21 @@
       </w:r>
       <w:r>
         <w:rPr>
+          <w:b/>
+          <w:lang w:val="id_ID" w:bidi="id_ID"/>
+        </w:rPr>
+        <w:t>ἀπὸ προσώπου τοῦ Κυρίου</w:t>
+      </w:r>
+    </w:p>
+    <w:p>
+      <w:pPr/>
+      <w:r>
+        <w:rPr>
+          <w:lang w:val="id_ID" w:bidi="id_ID"/>
+        </w:rPr>
+      </w:r>
+      <w:r>
+        <w:rPr>
           <w:lang w:val="id_ID" w:bidi="id_ID"/>
         </w:rPr>
         <w:t xml:space="preserve">Di sini, </w:t>
@@ -3435,6 +4020,21 @@
       </w:r>
       <w:r>
         <w:rPr>
+          <w:b/>
+          <w:lang w:val="id_ID" w:bidi="id_ID"/>
+        </w:rPr>
+        <w:t>τῆς δόξης τῆς ἰσχύος αὐτοῦ</w:t>
+      </w:r>
+    </w:p>
+    <w:p>
+      <w:pPr/>
+      <w:r>
+        <w:rPr>
+          <w:lang w:val="id_ID" w:bidi="id_ID"/>
+        </w:rPr>
+      </w:r>
+      <w:r>
+        <w:rPr>
           <w:lang w:val="id_ID" w:bidi="id_ID"/>
         </w:rPr>
         <w:t xml:space="preserve">Di sini, bentuk posesif menggambarkan </w:t>
@@ -3542,6 +4142,21 @@
       </w:r>
       <w:r>
         <w:rPr>
+          <w:b/>
+          <w:lang w:val="id_ID" w:bidi="id_ID"/>
+        </w:rPr>
+        <w:t>τῆς δόξης τῆς ἰσχύος αὐτοῦ</w:t>
+      </w:r>
+    </w:p>
+    <w:p>
+      <w:pPr/>
+      <w:r>
+        <w:rPr>
+          <w:lang w:val="id_ID" w:bidi="id_ID"/>
+        </w:rPr>
+      </w:r>
+      <w:r>
+        <w:rPr>
           <w:lang w:val="id_ID" w:bidi="id_ID"/>
         </w:rPr>
         <w:t xml:space="preserve">Jika bahasa Anda tidak menggunakan kata benda abstrak untuk konsep </w:t>
@@ -3636,6 +4251,21 @@
       </w:r>
       <w:r>
         <w:rPr>
+          <w:b/>
+          <w:lang w:val="id_ID" w:bidi="id_ID"/>
+        </w:rPr>
+        <w:t>ὅταν ἔλθῃ &amp; ἐν τῇ ἡμέρᾳ ἐκείνῃ</w:t>
+      </w:r>
+    </w:p>
+    <w:p>
+      <w:pPr/>
+      <w:r>
+        <w:rPr>
+          <w:lang w:val="id_ID" w:bidi="id_ID"/>
+        </w:rPr>
+      </w:r>
+      <w:r>
+        <w:rPr>
           <w:lang w:val="id_ID" w:bidi="id_ID"/>
         </w:rPr>
         <w:t xml:space="preserve">Di sini, </w:t>
@@ -3717,6 +4347,21 @@
       </w:r>
       <w:r>
         <w:rPr>
+          <w:b/>
+          <w:lang w:val="id_ID" w:bidi="id_ID"/>
+        </w:rPr>
+        <w:t>ἐνδοξασθῆναι ἐν τοῖς ἁγίοις αὐτοῦ, καὶ θαυμασθῆναι ἐν πᾶσιν τοῖς πιστεύσασιν</w:t>
+      </w:r>
+    </w:p>
+    <w:p>
+      <w:pPr/>
+      <w:r>
+        <w:rPr>
+          <w:lang w:val="id_ID" w:bidi="id_ID"/>
+        </w:rPr>
+      </w:r>
+      <w:r>
+        <w:rPr>
           <w:lang w:val="id_ID" w:bidi="id_ID"/>
         </w:rPr>
         <w:t>Jika bahasa Anda tidak menggunakan bentuk pasif seperti ini, Anda dapat menyatakannya dalam bentuk aktif atau dengan cara lain yang wajar dalam bahasa Anda. Terjemahan alternatif: "sebagaimana orang-orang kudus-Nya memuliakan Dia dan semua orang yang percaya kagum kepada-Nya"</w:t>
@@ -3785,6 +4430,21 @@
       </w:r>
       <w:r>
         <w:rPr>
+          <w:b/>
+          <w:lang w:val="id_ID" w:bidi="id_ID"/>
+        </w:rPr>
+        <w:t>ἐνδοξασθῆναι ἐν τοῖς ἁγίοις αὐτοῦ, καὶ θαυμασθῆναι</w:t>
+      </w:r>
+    </w:p>
+    <w:p>
+      <w:pPr/>
+      <w:r>
+        <w:rPr>
+          <w:lang w:val="id_ID" w:bidi="id_ID"/>
+        </w:rPr>
+      </w:r>
+      <w:r>
+        <w:rPr>
           <w:lang w:val="id_ID" w:bidi="id_ID"/>
         </w:rPr>
         <w:t xml:space="preserve">Di sini, dua kata kerja </w:t>
@@ -3882,6 +4542,21 @@
           <w:b/>
           <w:lang w:val="id_ID" w:bidi="id_ID"/>
         </w:rPr>
+        <w:t>ἐνδοξασθῆναι ἐν τοῖς ἁγίοις αὐτοῦ, καὶ θαυμασθῆναι ἐν πᾶσιν τοῖς πιστεύσασιν</w:t>
+      </w:r>
+    </w:p>
+    <w:p>
+      <w:pPr/>
+      <w:r>
+        <w:rPr>
+          <w:lang w:val="id_ID" w:bidi="id_ID"/>
+        </w:rPr>
+      </w:r>
+      <w:r>
+        <w:rPr>
+          <w:b/>
+          <w:lang w:val="id_ID" w:bidi="id_ID"/>
+        </w:rPr>
         <w:t>Orang-orang kudus</w:t>
       </w:r>
       <w:r>
@@ -3947,6 +4622,21 @@
       </w:r>
       <w:r>
         <w:rPr>
+          <w:b/>
+          <w:lang w:val="id_ID" w:bidi="id_ID"/>
+        </w:rPr>
+        <w:t>ἐπιστεύθη τὸ μαρτύριον ἡμῶν ἐφ’ ὑμᾶς</w:t>
+      </w:r>
+    </w:p>
+    <w:p>
+      <w:pPr/>
+      <w:r>
+        <w:rPr>
+          <w:lang w:val="id_ID" w:bidi="id_ID"/>
+        </w:rPr>
+      </w:r>
+      <w:r>
+        <w:rPr>
           <w:lang w:val="id_ID" w:bidi="id_ID"/>
         </w:rPr>
         <w:t>Jika bahasa Anda tidak menggunakan bentuk pasif seperti ini, Anda dapat menyatakannya dalam bentuk aktif atau dengan cara lain yang wajar dalam bahasa Anda. Terjemahan alternatif: "kamu telah percaya pada kesaksian kami ketika kami membagikannya kepadamu" atau "ketika kami bersaksi tentang kuasa penyelamatan Yesus Kristus, kamu telah mempercayai apa yang kami katakan"</w:t>
@@ -4015,6 +4705,21 @@
       </w:r>
       <w:r>
         <w:rPr>
+          <w:b/>
+          <w:lang w:val="id_ID" w:bidi="id_ID"/>
+        </w:rPr>
+        <w:t>εἰς ὃ</w:t>
+      </w:r>
+    </w:p>
+    <w:p>
+      <w:pPr/>
+      <w:r>
+        <w:rPr>
+          <w:lang w:val="id_ID" w:bidi="id_ID"/>
+        </w:rPr>
+      </w:r>
+      <w:r>
+        <w:rPr>
           <w:lang w:val="id_ID" w:bidi="id_ID"/>
         </w:rPr>
         <w:t xml:space="preserve">Di sini, </w:t>
@@ -4096,6 +4801,21 @@
       </w:r>
       <w:r>
         <w:rPr>
+          <w:b/>
+          <w:lang w:val="id_ID" w:bidi="id_ID"/>
+        </w:rPr>
+        <w:t>καὶ προσευχόμεθα πάντοτε περὶ ὑμῶν</w:t>
+      </w:r>
+    </w:p>
+    <w:p>
+      <w:pPr/>
+      <w:r>
+        <w:rPr>
+          <w:lang w:val="id_ID" w:bidi="id_ID"/>
+        </w:rPr>
+      </w:r>
+      <w:r>
+        <w:rPr>
           <w:lang w:val="id_ID" w:bidi="id_ID"/>
         </w:rPr>
         <w:t xml:space="preserve">Paulus menggunakan kata </w:t>
@@ -4177,6 +4897,21 @@
       </w:r>
       <w:r>
         <w:rPr>
+          <w:b/>
+          <w:lang w:val="id_ID" w:bidi="id_ID"/>
+        </w:rPr>
+        <w:t>τῆς κλήσεως</w:t>
+      </w:r>
+    </w:p>
+    <w:p>
+      <w:pPr/>
+      <w:r>
+        <w:rPr>
+          <w:lang w:val="id_ID" w:bidi="id_ID"/>
+        </w:rPr>
+      </w:r>
+      <w:r>
+        <w:rPr>
           <w:lang w:val="id_ID" w:bidi="id_ID"/>
         </w:rPr>
         <w:t xml:space="preserve">Di sini, </w:t>
@@ -4258,6 +4993,21 @@
       </w:r>
       <w:r>
         <w:rPr>
+          <w:b/>
+          <w:lang w:val="id_ID" w:bidi="id_ID"/>
+        </w:rPr>
+        <w:t>πληρώσῃ πᾶσαν εὐδοκίαν ἀγαθωσύνης, καὶ ἔργον πίστεως ἐν δυνάμει</w:t>
+      </w:r>
+    </w:p>
+    <w:p>
+      <w:pPr/>
+      <w:r>
+        <w:rPr>
+          <w:lang w:val="id_ID" w:bidi="id_ID"/>
+        </w:rPr>
+      </w:r>
+      <w:r>
+        <w:rPr>
           <w:lang w:val="id_ID" w:bidi="id_ID"/>
         </w:rPr>
         <w:t xml:space="preserve">Jika bahasa Anda tidak menggunakan kata benda abstrak untuk konsep-konsep seperti </w:t>
@@ -4378,6 +5128,21 @@
       </w:r>
       <w:r>
         <w:rPr>
+          <w:b/>
+          <w:lang w:val="id_ID" w:bidi="id_ID"/>
+        </w:rPr>
+        <w:t>καὶ πληρώσῃ</w:t>
+      </w:r>
+    </w:p>
+    <w:p>
+      <w:pPr/>
+      <w:r>
+        <w:rPr>
+          <w:lang w:val="id_ID" w:bidi="id_ID"/>
+        </w:rPr>
+      </w:r>
+      <w:r>
+        <w:rPr>
           <w:lang w:val="id_ID" w:bidi="id_ID"/>
         </w:rPr>
         <w:t xml:space="preserve">Di sini, </w:t>
@@ -4472,6 +5237,21 @@
       </w:r>
       <w:r>
         <w:rPr>
+          <w:b/>
+          <w:lang w:val="id_ID" w:bidi="id_ID"/>
+        </w:rPr>
+        <w:t>ὅπως</w:t>
+      </w:r>
+    </w:p>
+    <w:p>
+      <w:pPr/>
+      <w:r>
+        <w:rPr>
+          <w:lang w:val="id_ID" w:bidi="id_ID"/>
+        </w:rPr>
+      </w:r>
+      <w:r>
+        <w:rPr>
           <w:lang w:val="id_ID" w:bidi="id_ID"/>
         </w:rPr>
         <w:t xml:space="preserve">Di sini, </w:t>
@@ -4553,6 +5333,21 @@
       </w:r>
       <w:r>
         <w:rPr>
+          <w:b/>
+          <w:lang w:val="id_ID" w:bidi="id_ID"/>
+        </w:rPr>
+        <w:t>τὸ ὄνομα τοῦ Κυρίου ἡμῶν, Ἰησοῦ</w:t>
+      </w:r>
+    </w:p>
+    <w:p>
+      <w:pPr/>
+      <w:r>
+        <w:rPr>
+          <w:lang w:val="id_ID" w:bidi="id_ID"/>
+        </w:rPr>
+      </w:r>
+      <w:r>
+        <w:rPr>
           <w:lang w:val="id_ID" w:bidi="id_ID"/>
         </w:rPr>
         <w:t xml:space="preserve">Di sini, </w:t>
@@ -4634,6 +5429,21 @@
       </w:r>
       <w:r>
         <w:rPr>
+          <w:b/>
+          <w:lang w:val="id_ID" w:bidi="id_ID"/>
+        </w:rPr>
+        <w:t>ὅπως ἐνδοξασθῇ τὸ ὄνομα τοῦ Κυρίου ἡμῶν, Ἰησοῦ, ἐν ὑμῖν</w:t>
+      </w:r>
+    </w:p>
+    <w:p>
+      <w:pPr/>
+      <w:r>
+        <w:rPr>
+          <w:lang w:val="id_ID" w:bidi="id_ID"/>
+        </w:rPr>
+      </w:r>
+      <w:r>
+        <w:rPr>
           <w:lang w:val="id_ID" w:bidi="id_ID"/>
         </w:rPr>
         <w:t>Jika bahasa Anda tidak menggunakan bentuk pasif seperti ini, Anda bisa menyatakannya dalam bentuk aktif atau dengan cara lain yang wajar dalam bahasa Anda. Ini bisa berarti: (1) orang-orang percaya di Tesalonika akan memuliakan Yesus. Terjemahan alternatif: "supaya kamu memuliakan nama Tuhan Yesus" (2) orang lain akan memuliakan Yesus karena apa yang telah Ia lakukan bagi jemaat Tesalonika. Terjemahan alternatif: "supaya orang-orang memuliakan nama Tuhan kita Yesus karena kamu"</w:t>
@@ -4702,6 +5512,21 @@
       </w:r>
       <w:r>
         <w:rPr>
+          <w:b/>
+          <w:lang w:val="id_ID" w:bidi="id_ID"/>
+        </w:rPr>
+        <w:t>καὶ ὑμεῖς ἐν αὐτῷ</w:t>
+      </w:r>
+    </w:p>
+    <w:p>
+      <w:pPr/>
+      <w:r>
+        <w:rPr>
+          <w:lang w:val="id_ID" w:bidi="id_ID"/>
+        </w:rPr>
+      </w:r>
+      <w:r>
+        <w:rPr>
           <w:lang w:val="id_ID" w:bidi="id_ID"/>
         </w:rPr>
         <w:t>Jika bahasa Anda tidak menggunakan bentuk pasif seperti ini, Anda dapat menyatakannya dalam bentuk aktif atau dengan cara lain yang wajar dalam bahasa Anda. Terjemahan alternatif: "dan Yesus akan memuliakan kamu"</w:t>
@@ -4770,6 +5595,21 @@
       </w:r>
       <w:r>
         <w:rPr>
+          <w:b/>
+          <w:lang w:val="id_ID" w:bidi="id_ID"/>
+        </w:rPr>
+        <w:t>καὶ ὑμεῖς ἐν αὐτῷ</w:t>
+      </w:r>
+    </w:p>
+    <w:p>
+      <w:pPr/>
+      <w:r>
+        <w:rPr>
+          <w:lang w:val="id_ID" w:bidi="id_ID"/>
+        </w:rPr>
+      </w:r>
+      <w:r>
+        <w:rPr>
           <w:lang w:val="id_ID" w:bidi="id_ID"/>
         </w:rPr>
         <w:t xml:space="preserve">Frasa </w:t>
@@ -4851,6 +5691,21 @@
       </w:r>
       <w:r>
         <w:rPr>
+          <w:b/>
+          <w:lang w:val="id_ID" w:bidi="id_ID"/>
+        </w:rPr>
+        <w:t>κατὰ τὴν χάριν τοῦ Θεοῦ ἡμῶν</w:t>
+      </w:r>
+    </w:p>
+    <w:p>
+      <w:pPr/>
+      <w:r>
+        <w:rPr>
+          <w:lang w:val="id_ID" w:bidi="id_ID"/>
+        </w:rPr>
+      </w:r>
+      <w:r>
+        <w:rPr>
           <w:lang w:val="id_ID" w:bidi="id_ID"/>
         </w:rPr>
         <w:t xml:space="preserve">Jika bahasa Anda tidak menggunakan kata benda abstrak untuk konsep </w:t>
@@ -4932,6 +5787,21 @@
       </w:r>
       <w:r>
         <w:rPr>
+          <w:b/>
+          <w:lang w:val="id_ID" w:bidi="id_ID"/>
+        </w:rPr>
+        <w:t>τοῦ Θεοῦ ἡμῶν καὶ Κυρίου Ἰησοῦ Χριστοῦ</w:t>
+      </w:r>
+    </w:p>
+    <w:p>
+      <w:pPr/>
+      <w:r>
+        <w:rPr>
+          <w:lang w:val="id_ID" w:bidi="id_ID"/>
+        </w:rPr>
+      </w:r>
+      <w:r>
+        <w:rPr>
           <w:lang w:val="id_ID" w:bidi="id_ID"/>
         </w:rPr>
         <w:t xml:space="preserve">Frasa yang diterjemahkan sebagai </w:t>
@@ -5055,6 +5925,21 @@
       </w:r>
       <w:r>
         <w:rPr>
+          <w:b/>
+          <w:lang w:val="id_ID" w:bidi="id_ID"/>
+        </w:rPr>
+        <w:t>δὲ</w:t>
+      </w:r>
+    </w:p>
+    <w:p>
+      <w:pPr/>
+      <w:r>
+        <w:rPr>
+          <w:lang w:val="id_ID" w:bidi="id_ID"/>
+        </w:rPr>
+      </w:r>
+      <w:r>
+        <w:rPr>
           <w:lang w:val="id_ID" w:bidi="id_ID"/>
         </w:rPr>
         <w:t xml:space="preserve">Kata yang diterjemahkan </w:t>
@@ -5136,6 +6021,21 @@
       </w:r>
       <w:r>
         <w:rPr>
+          <w:b/>
+          <w:lang w:val="id_ID" w:bidi="id_ID"/>
+        </w:rPr>
+        <w:t>ὑπὲρ τῆς παρουσίας τοῦ Κυρίου ἡμῶν, Ἰησοῦ Χριστοῦ, καὶ ἡμῶν ἐπισυναγωγῆς ἐπ’ αὐτόν</w:t>
+      </w:r>
+    </w:p>
+    <w:p>
+      <w:pPr/>
+      <w:r>
+        <w:rPr>
+          <w:lang w:val="id_ID" w:bidi="id_ID"/>
+        </w:rPr>
+      </w:r>
+      <w:r>
+        <w:rPr>
           <w:lang w:val="id_ID" w:bidi="id_ID"/>
         </w:rPr>
         <w:t>Kedatangan Tuhan kita Yesus Kristus dan pertemuan kita dengan-Nya adalah dua tindakan yang terjadi pada saat yang sama. Anda dapat memperjelas hal ini dalam terjemahan Anda dengan kata atau frasa penghubung yang tepat. Terjemahan alternatif: "tentang waktu kedatangan Tuhan kita Yesus, apabila kita dikumpulkan bersama-sama dengan Dia"</w:t>
@@ -5204,6 +6104,21 @@
       </w:r>
       <w:r>
         <w:rPr>
+          <w:b/>
+          <w:lang w:val="id_ID" w:bidi="id_ID"/>
+        </w:rPr>
+        <w:t>ὑπὲρ τῆς παρουσίας τοῦ Κυρίου ἡμῶν, Ἰησοῦ Χριστοῦ, καὶ ἡμῶν ἐπισυναγωγῆς ἐπ’ αὐτόν</w:t>
+      </w:r>
+    </w:p>
+    <w:p>
+      <w:pPr/>
+      <w:r>
+        <w:rPr>
+          <w:lang w:val="id_ID" w:bidi="id_ID"/>
+        </w:rPr>
+      </w:r>
+      <w:r>
+        <w:rPr>
           <w:lang w:val="id_ID" w:bidi="id_ID"/>
         </w:rPr>
         <w:t xml:space="preserve">Jika lebih alami dalam bahasa Anda, Anda dapat menggunakan kata kerja aktif untuk peristiwa </w:t>
@@ -5298,6 +6213,21 @@
       </w:r>
       <w:r>
         <w:rPr>
+          <w:b/>
+          <w:lang w:val="id_ID" w:bidi="id_ID"/>
+        </w:rPr>
+        <w:t>ἀδελφοί</w:t>
+      </w:r>
+    </w:p>
+    <w:p>
+      <w:pPr/>
+      <w:r>
+        <w:rPr>
+          <w:lang w:val="id_ID" w:bidi="id_ID"/>
+        </w:rPr>
+      </w:r>
+      <w:r>
+        <w:rPr>
           <w:lang w:val="id_ID" w:bidi="id_ID"/>
         </w:rPr>
         <w:t xml:space="preserve">Di sini, </w:t>
@@ -5379,6 +6309,21 @@
       </w:r>
       <w:r>
         <w:rPr>
+          <w:b/>
+          <w:lang w:val="id_ID" w:bidi="id_ID"/>
+        </w:rPr>
+        <w:t>εἰς τὸ μὴ ταχέως σαλευθῆναι ὑμᾶς ἀπὸ τοῦ νοὸς</w:t>
+      </w:r>
+    </w:p>
+    <w:p>
+      <w:pPr/>
+      <w:r>
+        <w:rPr>
+          <w:lang w:val="id_ID" w:bidi="id_ID"/>
+        </w:rPr>
+      </w:r>
+      <w:r>
+        <w:rPr>
           <w:lang w:val="id_ID" w:bidi="id_ID"/>
         </w:rPr>
         <w:t xml:space="preserve">Frasa </w:t>
@@ -5460,6 +6405,21 @@
       </w:r>
       <w:r>
         <w:rPr>
+          <w:b/>
+          <w:lang w:val="id_ID" w:bidi="id_ID"/>
+        </w:rPr>
+        <w:t>μηδὲ θροεῖσθαι</w:t>
+      </w:r>
+    </w:p>
+    <w:p>
+      <w:pPr/>
+      <w:r>
+        <w:rPr>
+          <w:lang w:val="id_ID" w:bidi="id_ID"/>
+        </w:rPr>
+      </w:r>
+      <w:r>
+        <w:rPr>
           <w:lang w:val="id_ID" w:bidi="id_ID"/>
         </w:rPr>
         <w:t xml:space="preserve">Frasa </w:t>
@@ -5541,6 +6501,21 @@
       </w:r>
       <w:r>
         <w:rPr>
+          <w:b/>
+          <w:lang w:val="id_ID" w:bidi="id_ID"/>
+        </w:rPr>
+        <w:t>μήτε διὰ πνεύματος, μήτε διὰ λόγου, μήτε δι’ ἐπιστολῆς, ὡς δι’ ἡμῶν</w:t>
+      </w:r>
+    </w:p>
+    <w:p>
+      <w:pPr/>
+      <w:r>
+        <w:rPr>
+          <w:lang w:val="id_ID" w:bidi="id_ID"/>
+        </w:rPr>
+      </w:r>
+      <w:r>
+        <w:rPr>
           <w:lang w:val="id_ID" w:bidi="id_ID"/>
         </w:rPr>
         <w:t>Paulus meninggalkan beberapa kata di sini yang mungkin diperlukan dalam bahasa Anda. Jika itu membantu, Anda dapat menyediakan kata-kata ini. Terjemahan alternatif: "ketika kamu menerima pesan baik melalui roh atau melalui perkataan yang diucapkan atau melalui surat tertulis yang seolah-olah berasal dari kami"</w:t>
@@ -5609,6 +6584,21 @@
       </w:r>
       <w:r>
         <w:rPr>
+          <w:b/>
+          <w:lang w:val="id_ID" w:bidi="id_ID"/>
+        </w:rPr>
+        <w:t>ὡς δι’ ἡμῶν</w:t>
+      </w:r>
+    </w:p>
+    <w:p>
+      <w:pPr/>
+      <w:r>
+        <w:rPr>
+          <w:lang w:val="id_ID" w:bidi="id_ID"/>
+        </w:rPr>
+      </w:r>
+      <w:r>
+        <w:rPr>
           <w:lang w:val="id_ID" w:bidi="id_ID"/>
         </w:rPr>
         <w:t>Paulus meninggalkan beberapa kata di sini yang mungkin diperlukan dalam bahasa Anda. Jika itu membantu, Anda dapat menyediakan kata-kata ini. Terjemahan alternatif: "yang mengaku berasal dari kami" atau "berusaha menipu kamu bahwa itu berasal dari kami"</w:t>
@@ -5677,6 +6667,21 @@
       </w:r>
       <w:r>
         <w:rPr>
+          <w:b/>
+          <w:lang w:val="id_ID" w:bidi="id_ID"/>
+        </w:rPr>
+        <w:t>ὡς ὅτι</w:t>
+      </w:r>
+    </w:p>
+    <w:p>
+      <w:pPr/>
+      <w:r>
+        <w:rPr>
+          <w:lang w:val="id_ID" w:bidi="id_ID"/>
+        </w:rPr>
+      </w:r>
+      <w:r>
+        <w:rPr>
           <w:lang w:val="id_ID" w:bidi="id_ID"/>
         </w:rPr>
         <w:t>Paulus meninggalkan beberapa kata di sini yang mungkin diperlukan dalam bahasa Anda. Jika itu membantu, Anda dapat menyediakan kata-kata ini. Terjemahan alternatif: "yang berbicara seolah-olah" atau "yang secara keliru mengklaim bahwa"</w:t>
@@ -5745,6 +6750,21 @@
       </w:r>
       <w:r>
         <w:rPr>
+          <w:b/>
+          <w:lang w:val="id_ID" w:bidi="id_ID"/>
+        </w:rPr>
+        <w:t>ἡ ἡμέρα τοῦ Κυρίου</w:t>
+      </w:r>
+    </w:p>
+    <w:p>
+      <w:pPr/>
+      <w:r>
+        <w:rPr>
+          <w:lang w:val="id_ID" w:bidi="id_ID"/>
+        </w:rPr>
+      </w:r>
+      <w:r>
+        <w:rPr>
           <w:lang w:val="id_ID" w:bidi="id_ID"/>
         </w:rPr>
         <w:t xml:space="preserve">Di sini, </w:t>
@@ -5806,6 +6826,21 @@
       </w:r>
       <w:r>
         <w:rPr>
+          <w:b/>
+          <w:lang w:val="id_ID" w:bidi="id_ID"/>
+        </w:rPr>
+        <w:t>μή τις ὑμᾶς ἐξαπατήσῃ κατὰ μηδένα τρόπον</w:t>
+      </w:r>
+    </w:p>
+    <w:p>
+      <w:pPr/>
+      <w:r>
+        <w:rPr>
+          <w:lang w:val="id_ID" w:bidi="id_ID"/>
+        </w:rPr>
+      </w:r>
+      <w:r>
+        <w:rPr>
           <w:lang w:val="id_ID" w:bidi="id_ID"/>
         </w:rPr>
         <w:t>Terjemahan alternatif: "Jangan biarkan siapa pun membodohi kamu" atau "Jangan percaya sama sekali dengan kata-kata yang salah yang dikatakan orang tentang hal ini"</w:t>
@@ -5854,6 +6889,21 @@
       </w:r>
       <w:r>
         <w:rPr>
+          <w:b/>
+          <w:lang w:val="id_ID" w:bidi="id_ID"/>
+        </w:rPr>
+        <w:t>ὅτι ἐὰν μὴ ἔλθῃ ἡ ἀποστασία πρῶτον</w:t>
+      </w:r>
+    </w:p>
+    <w:p>
+      <w:pPr/>
+      <w:r>
+        <w:rPr>
+          <w:lang w:val="id_ID" w:bidi="id_ID"/>
+        </w:rPr>
+      </w:r>
+      <w:r>
+        <w:rPr>
           <w:lang w:val="id_ID" w:bidi="id_ID"/>
         </w:rPr>
         <w:t>Di sini, Paulus meninggalkan beberapa kata yang dibutuhkan oleh sebuah kalimat dalam banyak bahasa untuk menjadi lengkap. Jika itu akan membantu dalam bahasa Anda, Anda dapat menyediakan kata-kata ini dari ayat sebelumnya. Terjemahan alternatif: "karena hari Tuhan tidak akan datang sebelum kemurtadan terjadi terlebih dahulu"</w:t>
@@ -5922,6 +6972,21 @@
       </w:r>
       <w:r>
         <w:rPr>
+          <w:b/>
+          <w:lang w:val="id_ID" w:bidi="id_ID"/>
+        </w:rPr>
+        <w:t>ἡ ἀποστασία</w:t>
+      </w:r>
+    </w:p>
+    <w:p>
+      <w:pPr/>
+      <w:r>
+        <w:rPr>
+          <w:lang w:val="id_ID" w:bidi="id_ID"/>
+        </w:rPr>
+      </w:r>
+      <w:r>
+        <w:rPr>
           <w:lang w:val="id_ID" w:bidi="id_ID"/>
         </w:rPr>
         <w:t xml:space="preserve">Di sini, </w:t>
@@ -6003,6 +7068,21 @@
       </w:r>
       <w:r>
         <w:rPr>
+          <w:b/>
+          <w:lang w:val="id_ID" w:bidi="id_ID"/>
+        </w:rPr>
+        <w:t>ἀποκαλυφθῇ ὁ ἄνθρωπος τῆς ἀνομίας</w:t>
+      </w:r>
+    </w:p>
+    <w:p>
+      <w:pPr/>
+      <w:r>
+        <w:rPr>
+          <w:lang w:val="id_ID" w:bidi="id_ID"/>
+        </w:rPr>
+      </w:r>
+      <w:r>
+        <w:rPr>
           <w:lang w:val="id_ID" w:bidi="id_ID"/>
         </w:rPr>
         <w:t>Jika bahasa Anda tidak menggunakan bentuk pasif dengan cara ini, Anda dapat mengekspresikan konsep tersebut dalam bentuk aktif atau dengan cara lain yang wajar dalam bahasa Anda. Terjemahan alternatif: "manusia durhaka itu datang" atau "manusia durhaka itu menyatakan dirinya"</w:t>
@@ -6071,6 +7151,21 @@
       </w:r>
       <w:r>
         <w:rPr>
+          <w:b/>
+          <w:lang w:val="id_ID" w:bidi="id_ID"/>
+        </w:rPr>
+        <w:t>ὁ ἄνθρωπος τῆς ἀνομίας</w:t>
+      </w:r>
+    </w:p>
+    <w:p>
+      <w:pPr/>
+      <w:r>
+        <w:rPr>
+          <w:lang w:val="id_ID" w:bidi="id_ID"/>
+        </w:rPr>
+      </w:r>
+      <w:r>
+        <w:rPr>
           <w:lang w:val="id_ID" w:bidi="id_ID"/>
         </w:rPr>
         <w:t xml:space="preserve">Paulus menggunakan bentuk posesif untuk menggambarkan seorang </w:t>
@@ -6165,6 +7260,21 @@
       </w:r>
       <w:r>
         <w:rPr>
+          <w:b/>
+          <w:lang w:val="id_ID" w:bidi="id_ID"/>
+        </w:rPr>
+        <w:t>ὁ υἱὸς τῆς ἀπωλείας</w:t>
+      </w:r>
+    </w:p>
+    <w:p>
+      <w:pPr/>
+      <w:r>
+        <w:rPr>
+          <w:lang w:val="id_ID" w:bidi="id_ID"/>
+        </w:rPr>
+      </w:r>
+      <w:r>
+        <w:rPr>
           <w:lang w:val="id_ID" w:bidi="id_ID"/>
         </w:rPr>
         <w:t xml:space="preserve">Di sini, </w:t>
@@ -6314,6 +7424,21 @@
       </w:r>
       <w:r>
         <w:rPr>
+          <w:b/>
+          <w:lang w:val="id_ID" w:bidi="id_ID"/>
+        </w:rPr>
+        <w:t>πάντα λεγόμενον θεὸν ἢ σέβασμα</w:t>
+      </w:r>
+    </w:p>
+    <w:p>
+      <w:pPr/>
+      <w:r>
+        <w:rPr>
+          <w:lang w:val="id_ID" w:bidi="id_ID"/>
+        </w:rPr>
+      </w:r>
+      <w:r>
+        <w:rPr>
           <w:lang w:val="id_ID" w:bidi="id_ID"/>
         </w:rPr>
         <w:t>Anda dapat menyatakan ini dalam bentuk aktif. Terjemahan alternatif: "segala sesuatu yang disebut Allah atau apa pun yang mereka sembah"</w:t>
@@ -6382,6 +7507,21 @@
       </w:r>
       <w:r>
         <w:rPr>
+          <w:b/>
+          <w:lang w:val="id_ID" w:bidi="id_ID"/>
+        </w:rPr>
+        <w:t>αὐτὸν &amp; καθίσαι</w:t>
+      </w:r>
+    </w:p>
+    <w:p>
+      <w:pPr/>
+      <w:r>
+        <w:rPr>
+          <w:lang w:val="id_ID" w:bidi="id_ID"/>
+        </w:rPr>
+      </w:r>
+      <w:r>
+        <w:rPr>
           <w:lang w:val="id_ID" w:bidi="id_ID"/>
         </w:rPr>
         <w:t xml:space="preserve">Di sini, </w:t>
@@ -6463,6 +7603,21 @@
       </w:r>
       <w:r>
         <w:rPr>
+          <w:b/>
+          <w:lang w:val="id_ID" w:bidi="id_ID"/>
+        </w:rPr>
+        <w:t>ἀποδεικνύντα ἑαυτὸν ὅτι ἔστιν Θεός</w:t>
+      </w:r>
+    </w:p>
+    <w:p>
+      <w:pPr/>
+      <w:r>
+        <w:rPr>
+          <w:lang w:val="id_ID" w:bidi="id_ID"/>
+        </w:rPr>
+      </w:r>
+      <w:r>
+        <w:rPr>
           <w:lang w:val="id_ID" w:bidi="id_ID"/>
         </w:rPr>
         <w:t xml:space="preserve">Di sini, </w:t>
@@ -6524,6 +7679,21 @@
       </w:r>
       <w:r>
         <w:rPr>
+          <w:b/>
+          <w:lang w:val="id_ID" w:bidi="id_ID"/>
+        </w:rPr>
+        <w:t>οὐ μνημονεύετε ὅτι, ἔτι ὢν πρὸς ὑμᾶς, ταῦτα ἔλεγον ὑμῖν</w:t>
+      </w:r>
+    </w:p>
+    <w:p>
+      <w:pPr/>
+      <w:r>
+        <w:rPr>
+          <w:lang w:val="id_ID" w:bidi="id_ID"/>
+        </w:rPr>
+      </w:r>
+      <w:r>
+        <w:rPr>
           <w:lang w:val="id_ID" w:bidi="id_ID"/>
         </w:rPr>
         <w:t>Paulus tidak meminta informasi di sini, tetapi menggunakan bentuk pertanyaan untuk mengingatkan jemaat Tesalonika akan apa yang telah ia ajarkan kepada mereka. Jika Anda tidak menggunakan pertanyaan retoris untuk tujuan ini dalam bahasa Anda, Anda dapat menerjemahkan kata-katanya sebagai sebuah pernyataan. Lihat UST.</w:t>
@@ -6592,6 +7762,21 @@
       </w:r>
       <w:r>
         <w:rPr>
+          <w:b/>
+          <w:lang w:val="id_ID" w:bidi="id_ID"/>
+        </w:rPr>
+        <w:t>ταῦτα</w:t>
+      </w:r>
+    </w:p>
+    <w:p>
+      <w:pPr/>
+      <w:r>
+        <w:rPr>
+          <w:lang w:val="id_ID" w:bidi="id_ID"/>
+        </w:rPr>
+      </w:r>
+      <w:r>
+        <w:rPr>
           <w:lang w:val="id_ID" w:bidi="id_ID"/>
         </w:rPr>
         <w:t xml:space="preserve">Di sini, </w:t>
@@ -6673,6 +7858,21 @@
       </w:r>
       <w:r>
         <w:rPr>
+          <w:b/>
+          <w:lang w:val="id_ID" w:bidi="id_ID"/>
+        </w:rPr>
+        <w:t>καὶ νῦν τὸ κατέχον οἴδατε</w:t>
+      </w:r>
+    </w:p>
+    <w:p>
+      <w:pPr/>
+      <w:r>
+        <w:rPr>
+          <w:lang w:val="id_ID" w:bidi="id_ID"/>
+        </w:rPr>
+      </w:r>
+      <w:r>
+        <w:rPr>
           <w:lang w:val="id_ID" w:bidi="id_ID"/>
         </w:rPr>
         <w:t xml:space="preserve">Ada dua kemungkinan untuk memahami fungsi kata </w:t>
@@ -6760,6 +7960,21 @@
       </w:r>
       <w:r>
         <w:rPr>
+          <w:b/>
+          <w:lang w:val="id_ID" w:bidi="id_ID"/>
+        </w:rPr>
+        <w:t>τὸ ἀποκαλυφθῆναι αὐτὸν ἐν τῷ αὐτοῦ καιρῷ</w:t>
+      </w:r>
+    </w:p>
+    <w:p>
+      <w:pPr/>
+      <w:r>
+        <w:rPr>
+          <w:lang w:val="id_ID" w:bidi="id_ID"/>
+        </w:rPr>
+      </w:r>
+      <w:r>
+        <w:rPr>
           <w:lang w:val="id_ID" w:bidi="id_ID"/>
         </w:rPr>
         <w:t>Jika bahasa Anda tidak menggunakan bentuk pasif dengan cara ini, Anda dapat mengekspresikan konsep tersebut dalam bentuk aktif atau dengan cara lain yang wajar dalam bahasa Anda. Terjemahan alternatif: "waktu yang tepat, ketika Allah mengizinkan Dia menyatakan diri-Nya"</w:t>
@@ -6828,6 +8043,21 @@
       </w:r>
       <w:r>
         <w:rPr>
+          <w:b/>
+          <w:lang w:val="id_ID" w:bidi="id_ID"/>
+        </w:rPr>
+        <w:t>γὰρ</w:t>
+      </w:r>
+    </w:p>
+    <w:p>
+      <w:pPr/>
+      <w:r>
+        <w:rPr>
+          <w:lang w:val="id_ID" w:bidi="id_ID"/>
+        </w:rPr>
+      </w:r>
+      <w:r>
+        <w:rPr>
           <w:lang w:val="id_ID" w:bidi="id_ID"/>
         </w:rPr>
         <w:t xml:space="preserve">Di sini, kata yang diterjemahkan </w:t>
@@ -6922,6 +8152,21 @@
       </w:r>
       <w:r>
         <w:rPr>
+          <w:b/>
+          <w:lang w:val="id_ID" w:bidi="id_ID"/>
+        </w:rPr>
+        <w:t>τὸ &amp; μυστήριον ἤδη ἐνεργεῖται τῆς ἀνομίας</w:t>
+      </w:r>
+    </w:p>
+    <w:p>
+      <w:pPr/>
+      <w:r>
+        <w:rPr>
+          <w:lang w:val="id_ID" w:bidi="id_ID"/>
+        </w:rPr>
+      </w:r>
+      <w:r>
+        <w:rPr>
           <w:lang w:val="id_ID" w:bidi="id_ID"/>
         </w:rPr>
         <w:t xml:space="preserve">Di sini, </w:t>
@@ -7016,6 +8261,21 @@
       </w:r>
       <w:r>
         <w:rPr>
+          <w:b/>
+          <w:lang w:val="id_ID" w:bidi="id_ID"/>
+        </w:rPr>
+        <w:t>ὁ κατέχων</w:t>
+      </w:r>
+    </w:p>
+    <w:p>
+      <w:pPr/>
+      <w:r>
+        <w:rPr>
+          <w:lang w:val="id_ID" w:bidi="id_ID"/>
+        </w:rPr>
+      </w:r>
+      <w:r>
+        <w:rPr>
           <w:lang w:val="id_ID" w:bidi="id_ID"/>
         </w:rPr>
         <w:t>Menahan seseorang berarti menghambat atau mencegahnya melakukan apa yang ingin ia lakukan. Terjemahan alternatif: "orang yang telah menahannya"</w:t>
@@ -7064,6 +8324,21 @@
       </w:r>
       <w:r>
         <w:rPr>
+          <w:b/>
+          <w:lang w:val="id_ID" w:bidi="id_ID"/>
+        </w:rPr>
+        <w:t>γένηται</w:t>
+      </w:r>
+    </w:p>
+    <w:p>
+      <w:pPr/>
+      <w:r>
+        <w:rPr>
+          <w:lang w:val="id_ID" w:bidi="id_ID"/>
+        </w:rPr>
+      </w:r>
+      <w:r>
+        <w:rPr>
           <w:lang w:val="id_ID" w:bidi="id_ID"/>
         </w:rPr>
         <w:t xml:space="preserve">Di sini, kata </w:t>
@@ -7145,6 +8420,21 @@
       </w:r>
       <w:r>
         <w:rPr>
+          <w:b/>
+          <w:lang w:val="id_ID" w:bidi="id_ID"/>
+        </w:rPr>
+        <w:t>ἐκ μέσου γένηται</w:t>
+      </w:r>
+    </w:p>
+    <w:p>
+      <w:pPr/>
+      <w:r>
+        <w:rPr>
+          <w:lang w:val="id_ID" w:bidi="id_ID"/>
+        </w:rPr>
+      </w:r>
+      <w:r>
+        <w:rPr>
           <w:lang w:val="id_ID" w:bidi="id_ID"/>
         </w:rPr>
         <w:t>Di sini Paulus berbicara tentang orang yang menahan si pendurhaka seolah-olah ia berdiri di depannya dan menghalangi jalannya. Jika hal ini tidak masuk akal dalam bahasa Anda, Anda dapat menggunakan metafora yang setara atau Anda dapat mengekspresikan maknanya dengan cara yang tidak kiasan. Terjemahan alternatif: "dia berhenti menahannya"</w:t>
@@ -7213,6 +8503,21 @@
       </w:r>
       <w:r>
         <w:rPr>
+          <w:b/>
+          <w:lang w:val="id_ID" w:bidi="id_ID"/>
+        </w:rPr>
+        <w:t>καὶ τότε ἀποκαλυφθήσεται ὁ ἄνομος</w:t>
+      </w:r>
+    </w:p>
+    <w:p>
+      <w:pPr/>
+      <w:r>
+        <w:rPr>
+          <w:lang w:val="id_ID" w:bidi="id_ID"/>
+        </w:rPr>
+      </w:r>
+      <w:r>
+        <w:rPr>
           <w:lang w:val="id_ID" w:bidi="id_ID"/>
         </w:rPr>
         <w:t>Jika bahasa Anda tidak menggunakan bentuk pasif seperti ini, Anda dapat menyatakannya dalam bentuk aktif atau dengan cara lain yang wajar dalam bahasa Anda. Terjemahan alternatif: "dan kemudian Allah akan mengizinkan si pendurhaka untuk menunjukkan dirinya"</w:t>
@@ -7281,6 +8586,21 @@
       </w:r>
       <w:r>
         <w:rPr>
+          <w:b/>
+          <w:lang w:val="id_ID" w:bidi="id_ID"/>
+        </w:rPr>
+        <w:t>τῷ πνεύματι τοῦ στόματος αὐτοῦ</w:t>
+      </w:r>
+    </w:p>
+    <w:p>
+      <w:pPr/>
+      <w:r>
+        <w:rPr>
+          <w:lang w:val="id_ID" w:bidi="id_ID"/>
+        </w:rPr>
+      </w:r>
+      <w:r>
+        <w:rPr>
           <w:lang w:val="id_ID" w:bidi="id_ID"/>
         </w:rPr>
         <w:t xml:space="preserve">Dalam kiasan ini, </w:t>
@@ -7375,6 +8695,21 @@
       </w:r>
       <w:r>
         <w:rPr>
+          <w:b/>
+          <w:lang w:val="id_ID" w:bidi="id_ID"/>
+        </w:rPr>
+        <w:t>ἀνελεῖ τῷ πνεύματι τοῦ στόματος αὐτοῦ, καὶ καταργήσει τῇ ἐπιφανείᾳ τῆς παρουσίας αὐτοῦ</w:t>
+      </w:r>
+    </w:p>
+    <w:p>
+      <w:pPr/>
+      <w:r>
+        <w:rPr>
+          <w:lang w:val="id_ID" w:bidi="id_ID"/>
+        </w:rPr>
+      </w:r>
+      <w:r>
+        <w:rPr>
           <w:lang w:val="id_ID" w:bidi="id_ID"/>
         </w:rPr>
         <w:t>Kedua frasa ini menggambarkan peristiwa yang sama. Paulus mengatakan hal yang sama dua kali, dengan cara yang sedikit berbeda, untuk menekankan betapa jauh lebih berkuasanya Yesus dibandingkan dengan manusia durhaka. Jika membingungkan bagi pembaca Anda untuk berbicara tentang membunuh seseorang dan kemudian membuatnya tidak berdaya, Anda dapat membalik urutan frasa-frasa tersebut, seperti dalam UST, atau Anda dapat menggabungkan kedua frasa tersebut menjadi satu. Terjemahan alternatif: "akan menghancurkan dengan penampilannya yang mulia dan dengan napas dari mulutnya"</w:t>
@@ -7443,6 +8778,21 @@
       </w:r>
       <w:r>
         <w:rPr>
+          <w:b/>
+          <w:lang w:val="id_ID" w:bidi="id_ID"/>
+        </w:rPr>
+        <w:t>οὗ ἐστιν ἡ παρουσία, κατ’ ἐνέργειαν τοῦ Σατανᾶ</w:t>
+      </w:r>
+    </w:p>
+    <w:p>
+      <w:pPr/>
+      <w:r>
+        <w:rPr>
+          <w:lang w:val="id_ID" w:bidi="id_ID"/>
+        </w:rPr>
+      </w:r>
+      <w:r>
+        <w:rPr>
           <w:lang w:val="id_ID" w:bidi="id_ID"/>
         </w:rPr>
         <w:t xml:space="preserve">Di sini, Paulus menggunakan bentuk posesif untuk menggambarkan </w:t>
@@ -7537,6 +8887,21 @@
       </w:r>
       <w:r>
         <w:rPr>
+          <w:b/>
+          <w:lang w:val="id_ID" w:bidi="id_ID"/>
+        </w:rPr>
+        <w:t>οὗ</w:t>
+      </w:r>
+    </w:p>
+    <w:p>
+      <w:pPr/>
+      <w:r>
+        <w:rPr>
+          <w:lang w:val="id_ID" w:bidi="id_ID"/>
+        </w:rPr>
+      </w:r>
+      <w:r>
+        <w:rPr>
           <w:lang w:val="id_ID" w:bidi="id_ID"/>
         </w:rPr>
         <w:t xml:space="preserve">Di sini, </w:t>
@@ -7598,6 +8963,21 @@
       </w:r>
       <w:r>
         <w:rPr>
+          <w:b/>
+          <w:lang w:val="id_ID" w:bidi="id_ID"/>
+        </w:rPr>
+        <w:t>ἐν πάσῃ δυνάμει, καὶ σημείοις, καὶ τέρασιν ψεύδους</w:t>
+      </w:r>
+    </w:p>
+    <w:p>
+      <w:pPr/>
+      <w:r>
+        <w:rPr>
+          <w:lang w:val="id_ID" w:bidi="id_ID"/>
+        </w:rPr>
+      </w:r>
+      <w:r>
+        <w:rPr>
           <w:lang w:val="id_ID" w:bidi="id_ID"/>
         </w:rPr>
         <w:t xml:space="preserve">Di sini, kata </w:t>
@@ -7731,6 +9111,21 @@
       </w:r>
       <w:r>
         <w:rPr>
+          <w:b/>
+          <w:lang w:val="id_ID" w:bidi="id_ID"/>
+        </w:rPr>
+        <w:t>ἐν πάσῃ δυνάμει, καὶ σημείοις, καὶ τέρασιν ψεύδους</w:t>
+      </w:r>
+    </w:p>
+    <w:p>
+      <w:pPr/>
+      <w:r>
+        <w:rPr>
+          <w:lang w:val="id_ID" w:bidi="id_ID"/>
+        </w:rPr>
+      </w:r>
+      <w:r>
+        <w:rPr>
           <w:lang w:val="id_ID" w:bidi="id_ID"/>
         </w:rPr>
         <w:t xml:space="preserve">Jika bahasa Anda tidak menggunakan kata benda abstrak untuk konsep </w:t>
@@ -7812,6 +9207,21 @@
       </w:r>
       <w:r>
         <w:rPr>
+          <w:b/>
+          <w:lang w:val="id_ID" w:bidi="id_ID"/>
+        </w:rPr>
+        <w:t>καὶ σημείοις, καὶ τέρασιν ψεύδους</w:t>
+      </w:r>
+    </w:p>
+    <w:p>
+      <w:pPr/>
+      <w:r>
+        <w:rPr>
+          <w:lang w:val="id_ID" w:bidi="id_ID"/>
+        </w:rPr>
+      </w:r>
+      <w:r>
+        <w:rPr>
           <w:lang w:val="id_ID" w:bidi="id_ID"/>
         </w:rPr>
         <w:t xml:space="preserve">Kata </w:t>
@@ -7906,6 +9316,21 @@
       </w:r>
       <w:r>
         <w:rPr>
+          <w:b/>
+          <w:lang w:val="id_ID" w:bidi="id_ID"/>
+        </w:rPr>
+        <w:t>πάσῃ</w:t>
+      </w:r>
+    </w:p>
+    <w:p>
+      <w:pPr/>
+      <w:r>
+        <w:rPr>
+          <w:lang w:val="id_ID" w:bidi="id_ID"/>
+        </w:rPr>
+      </w:r>
+      <w:r>
+        <w:rPr>
           <w:lang w:val="id_ID" w:bidi="id_ID"/>
         </w:rPr>
         <w:t xml:space="preserve">Di sini, </w:t>
@@ -7987,6 +9412,21 @@
       </w:r>
       <w:r>
         <w:rPr>
+          <w:b/>
+          <w:lang w:val="id_ID" w:bidi="id_ID"/>
+        </w:rPr>
+        <w:t>ἐν πάσῃ ἀπάτῃ ἀδικίας</w:t>
+      </w:r>
+    </w:p>
+    <w:p>
+      <w:pPr/>
+      <w:r>
+        <w:rPr>
+          <w:lang w:val="id_ID" w:bidi="id_ID"/>
+        </w:rPr>
+      </w:r>
+      <w:r>
+        <w:rPr>
           <w:lang w:val="id_ID" w:bidi="id_ID"/>
         </w:rPr>
         <w:t xml:space="preserve">Di sini Paulus menggunakan bentuk posesif untuk menggambarkan </w:t>
@@ -8081,6 +9521,21 @@
       </w:r>
       <w:r>
         <w:rPr>
+          <w:b/>
+          <w:lang w:val="id_ID" w:bidi="id_ID"/>
+        </w:rPr>
+        <w:t>ἐν πάσῃ ἀπάτῃ ἀδικίας, τοῖς ἀπολλυμένοις</w:t>
+      </w:r>
+    </w:p>
+    <w:p>
+      <w:pPr/>
+      <w:r>
+        <w:rPr>
+          <w:lang w:val="id_ID" w:bidi="id_ID"/>
+        </w:rPr>
+      </w:r>
+      <w:r>
+        <w:rPr>
           <w:lang w:val="id_ID" w:bidi="id_ID"/>
         </w:rPr>
         <w:t xml:space="preserve">Jika bahasa Anda tidak menggunakan kata benda abstrak untuk gagasan </w:t>
@@ -8175,6 +9630,21 @@
       </w:r>
       <w:r>
         <w:rPr>
+          <w:b/>
+          <w:lang w:val="id_ID" w:bidi="id_ID"/>
+        </w:rPr>
+        <w:t>ἀνθ’ ὧν</w:t>
+      </w:r>
+    </w:p>
+    <w:p>
+      <w:pPr/>
+      <w:r>
+        <w:rPr>
+          <w:lang w:val="id_ID" w:bidi="id_ID"/>
+        </w:rPr>
+      </w:r>
+      <w:r>
+        <w:rPr>
           <w:lang w:val="id_ID" w:bidi="id_ID"/>
         </w:rPr>
         <w:t>Apa yang terjadi setelah frasa ini adalah alasan mengapa orang-orang itu binasa. Gunakan cara yang alami dalam bahasa Anda untuk memperkenalkan alasan. Anda mungkin ingin memulai kalimat baru di sini dan mengakhiri kalimat sebelumnya dengan titik. Terjemahan alternatif: "Mereka binasa karena"</w:t>
@@ -8243,6 +9713,21 @@
       </w:r>
       <w:r>
         <w:rPr>
+          <w:b/>
+          <w:lang w:val="id_ID" w:bidi="id_ID"/>
+        </w:rPr>
+        <w:t>τὴν ἀγάπην τῆς ἀληθείας οὐκ ἐδέξαντο</w:t>
+      </w:r>
+    </w:p>
+    <w:p>
+      <w:pPr/>
+      <w:r>
+        <w:rPr>
+          <w:lang w:val="id_ID" w:bidi="id_ID"/>
+        </w:rPr>
+      </w:r>
+      <w:r>
+        <w:rPr>
           <w:lang w:val="id_ID" w:bidi="id_ID"/>
         </w:rPr>
         <w:t xml:space="preserve">Jika bahasa Anda tidak menggunakan kata benda abstrak untuk konsep </w:t>
@@ -8363,6 +9848,21 @@
       </w:r>
       <w:r>
         <w:rPr>
+          <w:b/>
+          <w:lang w:val="id_ID" w:bidi="id_ID"/>
+        </w:rPr>
+        <w:t>εἰς τὸ σωθῆναι αὐτούς</w:t>
+      </w:r>
+    </w:p>
+    <w:p>
+      <w:pPr/>
+      <w:r>
+        <w:rPr>
+          <w:lang w:val="id_ID" w:bidi="id_ID"/>
+        </w:rPr>
+      </w:r>
+      <w:r>
+        <w:rPr>
           <w:lang w:val="id_ID" w:bidi="id_ID"/>
         </w:rPr>
         <w:t>Frasa ini dapat mengungkapkan: (1) hasil dari menerima kasih kebenaran. Terjemahan alternatif: "dan dengan demikian diselamatkan" atau (2) tujuan dari mencintai kebenaran. Terjemahan alternatif: "sehingga mereka dapat diselamatkan"</w:t>
@@ -8431,6 +9931,21 @@
       </w:r>
       <w:r>
         <w:rPr>
+          <w:b/>
+          <w:lang w:val="id_ID" w:bidi="id_ID"/>
+        </w:rPr>
+        <w:t>εἰς τὸ σωθῆναι αὐτούς</w:t>
+      </w:r>
+    </w:p>
+    <w:p>
+      <w:pPr/>
+      <w:r>
+        <w:rPr>
+          <w:lang w:val="id_ID" w:bidi="id_ID"/>
+        </w:rPr>
+      </w:r>
+      <w:r>
+        <w:rPr>
           <w:lang w:val="id_ID" w:bidi="id_ID"/>
         </w:rPr>
         <w:t>Jika bahasa Anda tidak menggunakan bentuk pasif seperti ini, Anda dapat mengekspresikan konsep tersebut dalam bentuk aktif atau dengan cara lain yang wajar dalam bahasa Anda. Jika Anda harus menyatakan siapa yang melakukan tindakan itu, itu adalah Allah. Terjemahan alternatif: "agar Allah menyelamatkan mereka" atau " supaya Allah menyelamatkan mereka"</w:t>
@@ -8499,6 +10014,21 @@
       </w:r>
       <w:r>
         <w:rPr>
+          <w:b/>
+          <w:lang w:val="id_ID" w:bidi="id_ID"/>
+        </w:rPr>
+        <w:t>διὰ τοῦτο</w:t>
+      </w:r>
+    </w:p>
+    <w:p>
+      <w:pPr/>
+      <w:r>
+        <w:rPr>
+          <w:lang w:val="id_ID" w:bidi="id_ID"/>
+        </w:rPr>
+      </w:r>
+      <w:r>
+        <w:rPr>
           <w:lang w:val="id_ID" w:bidi="id_ID"/>
         </w:rPr>
         <w:t xml:space="preserve">Apa yang terjadi selanjutnya </w:t>
@@ -8580,6 +10110,21 @@
       </w:r>
       <w:r>
         <w:rPr>
+          <w:b/>
+          <w:lang w:val="id_ID" w:bidi="id_ID"/>
+        </w:rPr>
+        <w:t>πέμπει αὐτοῖς ὁ Θεὸς ἐνέργειαν πλάνης, εἰς τὸ πιστεῦσαι αὐτοὺς τῷ ψεύδει</w:t>
+      </w:r>
+    </w:p>
+    <w:p>
+      <w:pPr/>
+      <w:r>
+        <w:rPr>
+          <w:lang w:val="id_ID" w:bidi="id_ID"/>
+        </w:rPr>
+      </w:r>
+      <w:r>
+        <w:rPr>
           <w:lang w:val="id_ID" w:bidi="id_ID"/>
         </w:rPr>
         <w:t xml:space="preserve">Paulus berbicara tentang </w:t>
@@ -8674,6 +10219,21 @@
       </w:r>
       <w:r>
         <w:rPr>
+          <w:b/>
+          <w:lang w:val="id_ID" w:bidi="id_ID"/>
+        </w:rPr>
+        <w:t>ἐνέργειαν πλάνης</w:t>
+      </w:r>
+    </w:p>
+    <w:p>
+      <w:pPr/>
+      <w:r>
+        <w:rPr>
+          <w:lang w:val="id_ID" w:bidi="id_ID"/>
+        </w:rPr>
+      </w:r>
+      <w:r>
+        <w:rPr>
           <w:lang w:val="id_ID" w:bidi="id_ID"/>
         </w:rPr>
         <w:t xml:space="preserve">Paulus menggunakan bentuk posesif untuk menggambarkan suatu </w:t>
@@ -8768,6 +10328,21 @@
       </w:r>
       <w:r>
         <w:rPr>
+          <w:b/>
+          <w:lang w:val="id_ID" w:bidi="id_ID"/>
+        </w:rPr>
+        <w:t>εἰς τὸ πιστεῦσαι αὐτοὺς</w:t>
+      </w:r>
+    </w:p>
+    <w:p>
+      <w:pPr/>
+      <w:r>
+        <w:rPr>
+          <w:lang w:val="id_ID" w:bidi="id_ID"/>
+        </w:rPr>
+      </w:r>
+      <w:r>
+        <w:rPr>
           <w:lang w:val="id_ID" w:bidi="id_ID"/>
         </w:rPr>
         <w:t xml:space="preserve">Di sini, kata kata </w:t>
@@ -8862,6 +10437,21 @@
       </w:r>
       <w:r>
         <w:rPr>
+          <w:b/>
+          <w:lang w:val="id_ID" w:bidi="id_ID"/>
+        </w:rPr>
+        <w:t>εἰς τὸ πιστεῦσαι αὐτοὺς</w:t>
+      </w:r>
+    </w:p>
+    <w:p>
+      <w:pPr/>
+      <w:r>
+        <w:rPr>
+          <w:lang w:val="id_ID" w:bidi="id_ID"/>
+        </w:rPr>
+      </w:r>
+      <w:r>
+        <w:rPr>
           <w:lang w:val="id_ID" w:bidi="id_ID"/>
         </w:rPr>
         <w:t xml:space="preserve">Di sini, </w:t>
@@ -8943,6 +10533,21 @@
       </w:r>
       <w:r>
         <w:rPr>
+          <w:b/>
+          <w:lang w:val="id_ID" w:bidi="id_ID"/>
+        </w:rPr>
+        <w:t>ἵνα</w:t>
+      </w:r>
+    </w:p>
+    <w:p>
+      <w:pPr/>
+      <w:r>
+        <w:rPr>
+          <w:lang w:val="id_ID" w:bidi="id_ID"/>
+        </w:rPr>
+      </w:r>
+      <w:r>
+        <w:rPr>
           <w:lang w:val="id_ID" w:bidi="id_ID"/>
         </w:rPr>
         <w:t>Frasa ini memperkenalkan klausa tujuan. Ini mengikuti klausa tujuan dari ayat 11, jadi Anda mungkin ingin menghubungkan keduanya. Terjemahan alternatif: "dan lebih jauh lagi, sehingga" atau "dan karena itu"</w:t>
@@ -9011,6 +10616,21 @@
       </w:r>
       <w:r>
         <w:rPr>
+          <w:b/>
+          <w:lang w:val="id_ID" w:bidi="id_ID"/>
+        </w:rPr>
+        <w:t>κριθῶσιν πάντες</w:t>
+      </w:r>
+    </w:p>
+    <w:p>
+      <w:pPr/>
+      <w:r>
+        <w:rPr>
+          <w:lang w:val="id_ID" w:bidi="id_ID"/>
+        </w:rPr>
+      </w:r>
+      <w:r>
+        <w:rPr>
           <w:lang w:val="id_ID" w:bidi="id_ID"/>
         </w:rPr>
         <w:t>Jika bahasa Anda tidak menggunakan bentuk pasif seperti ini, Anda dapat mengekspresikan ide tersebut dalam bentuk aktif atau dengan cara lain yang alami dalam bahasa Anda. Jika Anda harus menyatakan siapa yang melakukan tindakan tersebut, itu adalah Allah. Terjemahan alternatif: "Allah dapat menghakimi mereka semua"</w:t>
@@ -9079,6 +10699,21 @@
       </w:r>
       <w:r>
         <w:rPr>
+          <w:b/>
+          <w:lang w:val="id_ID" w:bidi="id_ID"/>
+        </w:rPr>
+        <w:t>οἱ</w:t>
+      </w:r>
+    </w:p>
+    <w:p>
+      <w:pPr/>
+      <w:r>
+        <w:rPr>
+          <w:lang w:val="id_ID" w:bidi="id_ID"/>
+        </w:rPr>
+      </w:r>
+      <w:r>
+        <w:rPr>
           <w:lang w:val="id_ID" w:bidi="id_ID"/>
         </w:rPr>
         <w:t xml:space="preserve">Di sini, </w:t>
@@ -9160,6 +10795,21 @@
       </w:r>
       <w:r>
         <w:rPr>
+          <w:b/>
+          <w:lang w:val="id_ID" w:bidi="id_ID"/>
+        </w:rPr>
+        <w:t>οἱ μὴ πιστεύσαντες τῇ ἀληθείᾳ, ἀλλὰ εὐδοκήσαντες τῇ ἀδικίᾳ</w:t>
+      </w:r>
+    </w:p>
+    <w:p>
+      <w:pPr/>
+      <w:r>
+        <w:rPr>
+          <w:lang w:val="id_ID" w:bidi="id_ID"/>
+        </w:rPr>
+      </w:r>
+      <w:r>
+        <w:rPr>
           <w:lang w:val="id_ID" w:bidi="id_ID"/>
         </w:rPr>
         <w:t xml:space="preserve">Jika bahasa Anda tidak menggunakan kata benda abstrak untuk konsep </w:t>
@@ -9316,6 +10966,21 @@
       </w:r>
       <w:r>
         <w:rPr>
+          <w:b/>
+          <w:lang w:val="id_ID" w:bidi="id_ID"/>
+        </w:rPr>
+        <w:t>δὲ</w:t>
+      </w:r>
+    </w:p>
+    <w:p>
+      <w:pPr/>
+      <w:r>
+        <w:rPr>
+          <w:lang w:val="id_ID" w:bidi="id_ID"/>
+        </w:rPr>
+      </w:r>
+      <w:r>
+        <w:rPr>
           <w:lang w:val="id_ID" w:bidi="id_ID"/>
         </w:rPr>
         <w:t xml:space="preserve">Kata yang diterjemahkan </w:t>
@@ -9377,6 +11042,21 @@
       </w:r>
       <w:r>
         <w:rPr>
+          <w:b/>
+          <w:lang w:val="id_ID" w:bidi="id_ID"/>
+        </w:rPr>
+        <w:t>ἡμεῖς &amp; ὀφείλομεν εὐχαριστεῖν &amp; πάντοτε</w:t>
+      </w:r>
+    </w:p>
+    <w:p>
+      <w:pPr/>
+      <w:r>
+        <w:rPr>
+          <w:lang w:val="id_ID" w:bidi="id_ID"/>
+        </w:rPr>
+      </w:r>
+      <w:r>
+        <w:rPr>
           <w:lang w:val="id_ID" w:bidi="id_ID"/>
         </w:rPr>
         <w:t xml:space="preserve">Kata </w:t>
@@ -9458,6 +11138,21 @@
       </w:r>
       <w:r>
         <w:rPr>
+          <w:b/>
+          <w:lang w:val="id_ID" w:bidi="id_ID"/>
+        </w:rPr>
+        <w:t>ἡμεῖς &amp; ὀφείλομεν</w:t>
+      </w:r>
+    </w:p>
+    <w:p>
+      <w:pPr/>
+      <w:r>
+        <w:rPr>
+          <w:lang w:val="id_ID" w:bidi="id_ID"/>
+        </w:rPr>
+      </w:r>
+      <w:r>
+        <w:rPr>
           <w:lang w:val="id_ID" w:bidi="id_ID"/>
         </w:rPr>
         <w:t xml:space="preserve">Di sini, </w:t>
@@ -9539,6 +11234,21 @@
       </w:r>
       <w:r>
         <w:rPr>
+          <w:b/>
+          <w:lang w:val="id_ID" w:bidi="id_ID"/>
+        </w:rPr>
+        <w:t>ἀδελφοὶ ἠγαπημένοι ὑπὸ Κυρίου</w:t>
+      </w:r>
+    </w:p>
+    <w:p>
+      <w:pPr/>
+      <w:r>
+        <w:rPr>
+          <w:lang w:val="id_ID" w:bidi="id_ID"/>
+        </w:rPr>
+      </w:r>
+      <w:r>
+        <w:rPr>
           <w:lang w:val="id_ID" w:bidi="id_ID"/>
         </w:rPr>
         <w:t>Jika bahasa Anda tidak menggunakan bentuk pasif seperti ini, Anda dapat mengatakannya dengan bentuk aktif. Terjemahan alternatif: "karena Tuhan mengasihimu, saudara-saudara"</w:t>
@@ -9607,6 +11317,21 @@
       </w:r>
       <w:r>
         <w:rPr>
+          <w:b/>
+          <w:lang w:val="id_ID" w:bidi="id_ID"/>
+        </w:rPr>
+        <w:t>ἀδελφοὶ</w:t>
+      </w:r>
+    </w:p>
+    <w:p>
+      <w:pPr/>
+      <w:r>
+        <w:rPr>
+          <w:lang w:val="id_ID" w:bidi="id_ID"/>
+        </w:rPr>
+      </w:r>
+      <w:r>
+        <w:rPr>
           <w:lang w:val="id_ID" w:bidi="id_ID"/>
         </w:rPr>
         <w:t xml:space="preserve">Di sini, </w:t>
@@ -9688,6 +11413,21 @@
       </w:r>
       <w:r>
         <w:rPr>
+          <w:b/>
+          <w:lang w:val="id_ID" w:bidi="id_ID"/>
+        </w:rPr>
+        <w:t>ἀπαρχὴν εἰς σωτηρίαν</w:t>
+      </w:r>
+    </w:p>
+    <w:p>
+      <w:pPr/>
+      <w:r>
+        <w:rPr>
+          <w:lang w:val="id_ID" w:bidi="id_ID"/>
+        </w:rPr>
+      </w:r>
+      <w:r>
+        <w:rPr>
           <w:lang w:val="id_ID" w:bidi="id_ID"/>
         </w:rPr>
         <w:t xml:space="preserve">Menjadi bagian dari orang-orang pertama yang diselamatkan dikatakan seolah-olah jemaat di Tesalonika adalah </w:t>
@@ -9769,6 +11509,21 @@
       </w:r>
       <w:r>
         <w:rPr>
+          <w:b/>
+          <w:lang w:val="id_ID" w:bidi="id_ID"/>
+        </w:rPr>
+        <w:t>ἀπαρχὴν εἰς σωτηρίαν ἐν ἁγιασμῷ Πνεύματος καὶ πίστει ἀληθείας</w:t>
+      </w:r>
+    </w:p>
+    <w:p>
+      <w:pPr/>
+      <w:r>
+        <w:rPr>
+          <w:lang w:val="id_ID" w:bidi="id_ID"/>
+        </w:rPr>
+      </w:r>
+      <w:r>
+        <w:rPr>
           <w:lang w:val="id_ID" w:bidi="id_ID"/>
         </w:rPr>
         <w:t xml:space="preserve">Jika itu akan membantu dalam bahasa Anda, Anda dapat mengubah kata benda abstrak </w:t>
@@ -9889,6 +11644,21 @@
       </w:r>
       <w:r>
         <w:rPr>
+          <w:b/>
+          <w:lang w:val="id_ID" w:bidi="id_ID"/>
+        </w:rPr>
+        <w:t>διὰ τοῦ εὐαγγελίου ἡμῶν</w:t>
+      </w:r>
+    </w:p>
+    <w:p>
+      <w:pPr/>
+      <w:r>
+        <w:rPr>
+          <w:lang w:val="id_ID" w:bidi="id_ID"/>
+        </w:rPr>
+      </w:r>
+      <w:r>
+        <w:rPr>
           <w:lang w:val="id_ID" w:bidi="id_ID"/>
         </w:rPr>
         <w:t xml:space="preserve">Di sini, frasa </w:t>
@@ -9970,6 +11740,21 @@
       </w:r>
       <w:r>
         <w:rPr>
+          <w:b/>
+          <w:lang w:val="id_ID" w:bidi="id_ID"/>
+        </w:rPr>
+        <w:t>εἰς περιποίησιν δόξης τοῦ Κυρίου ἡμῶν, Ἰησοῦ Χριστοῦ</w:t>
+      </w:r>
+    </w:p>
+    <w:p>
+      <w:pPr/>
+      <w:r>
+        <w:rPr>
+          <w:lang w:val="id_ID" w:bidi="id_ID"/>
+        </w:rPr>
+      </w:r>
+      <w:r>
+        <w:rPr>
           <w:lang w:val="id_ID" w:bidi="id_ID"/>
         </w:rPr>
         <w:t xml:space="preserve">Frasa </w:t>
@@ -10051,6 +11836,21 @@
       </w:r>
       <w:r>
         <w:rPr>
+          <w:b/>
+          <w:lang w:val="id_ID" w:bidi="id_ID"/>
+        </w:rPr>
+        <w:t>εἰς περιποίησιν δόξης τοῦ Κυρίου ἡμῶν</w:t>
+      </w:r>
+    </w:p>
+    <w:p>
+      <w:pPr/>
+      <w:r>
+        <w:rPr>
+          <w:lang w:val="id_ID" w:bidi="id_ID"/>
+        </w:rPr>
+      </w:r>
+      <w:r>
+        <w:rPr>
           <w:lang w:val="id_ID" w:bidi="id_ID"/>
         </w:rPr>
         <w:t xml:space="preserve">Jika bahasa Anda tidak menggunakan kata benda abstrak untuk konsep </w:t>
@@ -10132,6 +11932,21 @@
       </w:r>
       <w:r>
         <w:rPr>
+          <w:b/>
+          <w:lang w:val="id_ID" w:bidi="id_ID"/>
+        </w:rPr>
+        <w:t>ἄρα οὖν</w:t>
+      </w:r>
+    </w:p>
+    <w:p>
+      <w:pPr/>
+      <w:r>
+        <w:rPr>
+          <w:lang w:val="id_ID" w:bidi="id_ID"/>
+        </w:rPr>
+      </w:r>
+      <w:r>
+        <w:rPr>
           <w:lang w:val="id_ID" w:bidi="id_ID"/>
         </w:rPr>
         <w:t xml:space="preserve">Kata </w:t>
@@ -10213,6 +12028,21 @@
       </w:r>
       <w:r>
         <w:rPr>
+          <w:b/>
+          <w:lang w:val="id_ID" w:bidi="id_ID"/>
+        </w:rPr>
+        <w:t>ἀδελφοί</w:t>
+      </w:r>
+    </w:p>
+    <w:p>
+      <w:pPr/>
+      <w:r>
+        <w:rPr>
+          <w:lang w:val="id_ID" w:bidi="id_ID"/>
+        </w:rPr>
+      </w:r>
+      <w:r>
+        <w:rPr>
           <w:lang w:val="id_ID" w:bidi="id_ID"/>
         </w:rPr>
         <w:t xml:space="preserve">Di sini, </w:t>
@@ -10294,6 +12124,21 @@
       </w:r>
       <w:r>
         <w:rPr>
+          <w:b/>
+          <w:lang w:val="id_ID" w:bidi="id_ID"/>
+        </w:rPr>
+        <w:t>στήκετε</w:t>
+      </w:r>
+    </w:p>
+    <w:p>
+      <w:pPr/>
+      <w:r>
+        <w:rPr>
+          <w:lang w:val="id_ID" w:bidi="id_ID"/>
+        </w:rPr>
+      </w:r>
+      <w:r>
+        <w:rPr>
           <w:lang w:val="id_ID" w:bidi="id_ID"/>
         </w:rPr>
         <w:t xml:space="preserve">Di sini, frasa </w:t>
@@ -10375,6 +12220,21 @@
       </w:r>
       <w:r>
         <w:rPr>
+          <w:b/>
+          <w:lang w:val="id_ID" w:bidi="id_ID"/>
+        </w:rPr>
+        <w:t>κρατεῖτε τὰς παραδόσεις</w:t>
+      </w:r>
+    </w:p>
+    <w:p>
+      <w:pPr/>
+      <w:r>
+        <w:rPr>
+          <w:lang w:val="id_ID" w:bidi="id_ID"/>
+        </w:rPr>
+      </w:r>
+      <w:r>
+        <w:rPr>
           <w:lang w:val="id_ID" w:bidi="id_ID"/>
         </w:rPr>
         <w:t xml:space="preserve">Di sini, </w:t>
@@ -10456,6 +12316,21 @@
       </w:r>
       <w:r>
         <w:rPr>
+          <w:b/>
+          <w:lang w:val="id_ID" w:bidi="id_ID"/>
+        </w:rPr>
+        <w:t>στήκετε καὶ κρατεῖτε</w:t>
+      </w:r>
+    </w:p>
+    <w:p>
+      <w:pPr/>
+      <w:r>
+        <w:rPr>
+          <w:lang w:val="id_ID" w:bidi="id_ID"/>
+        </w:rPr>
+      </w:r>
+      <w:r>
+        <w:rPr>
           <w:lang w:val="id_ID" w:bidi="id_ID"/>
         </w:rPr>
         <w:t>Kedua frasa ini pada dasarnya memiliki arti yang sama. Pengulangan digunakan untuk menekankan pentingnya melakukan hal ini. Jika bahasa Anda tidak menggunakan pengulangan untuk melakukan hal ini, Anda dapat menggunakan satu frasa dan memberikan penekanan dengan cara lain. Terjemahan alternatif: "tetaplah teguh pada pendirian" atau "jangan biarkan siapa pun mengubah pikiran Anda dengan cara apa pun tentang"</w:t>
@@ -10524,6 +12399,21 @@
       </w:r>
       <w:r>
         <w:rPr>
+          <w:b/>
+          <w:lang w:val="id_ID" w:bidi="id_ID"/>
+        </w:rPr>
+        <w:t>ἐδιδάχθητε</w:t>
+      </w:r>
+    </w:p>
+    <w:p>
+      <w:pPr/>
+      <w:r>
+        <w:rPr>
+          <w:lang w:val="id_ID" w:bidi="id_ID"/>
+        </w:rPr>
+      </w:r>
+      <w:r>
+        <w:rPr>
           <w:lang w:val="id_ID" w:bidi="id_ID"/>
         </w:rPr>
         <w:t>Jika bahasa Anda tidak menggunakan bentuk pasif seperti ini, Anda dapat mengatakannya dengan bentuk aktif. Terjemahan alternatif: "kami telah mengajar kamu"</w:t>
@@ -10592,6 +12482,21 @@
       </w:r>
       <w:r>
         <w:rPr>
+          <w:b/>
+          <w:lang w:val="id_ID" w:bidi="id_ID"/>
+        </w:rPr>
+        <w:t>διὰ λόγου</w:t>
+      </w:r>
+    </w:p>
+    <w:p>
+      <w:pPr/>
+      <w:r>
+        <w:rPr>
+          <w:lang w:val="id_ID" w:bidi="id_ID"/>
+        </w:rPr>
+      </w:r>
+      <w:r>
+        <w:rPr>
           <w:lang w:val="id_ID" w:bidi="id_ID"/>
         </w:rPr>
         <w:t xml:space="preserve">Di sini, </w:t>
@@ -10673,6 +12578,21 @@
       </w:r>
       <w:r>
         <w:rPr>
+          <w:b/>
+          <w:lang w:val="id_ID" w:bidi="id_ID"/>
+        </w:rPr>
+        <w:t>δι’ ἐπιστολῆς ἡμῶν</w:t>
+      </w:r>
+    </w:p>
+    <w:p>
+      <w:pPr/>
+      <w:r>
+        <w:rPr>
+          <w:lang w:val="id_ID" w:bidi="id_ID"/>
+        </w:rPr>
+      </w:r>
+      <w:r>
+        <w:rPr>
           <w:lang w:val="id_ID" w:bidi="id_ID"/>
         </w:rPr>
         <w:t xml:space="preserve">Anda dapat memperjelas informasi tersirat bahwa </w:t>
@@ -10754,6 +12674,21 @@
       </w:r>
       <w:r>
         <w:rPr>
+          <w:b/>
+          <w:lang w:val="id_ID" w:bidi="id_ID"/>
+        </w:rPr>
+        <w:t>δὲ</w:t>
+      </w:r>
+    </w:p>
+    <w:p>
+      <w:pPr/>
+      <w:r>
+        <w:rPr>
+          <w:lang w:val="id_ID" w:bidi="id_ID"/>
+        </w:rPr>
+      </w:r>
+      <w:r>
+        <w:rPr>
           <w:lang w:val="id_ID" w:bidi="id_ID"/>
         </w:rPr>
         <w:t xml:space="preserve">Kata yang diterjemahkan </w:t>
@@ -10835,6 +12770,21 @@
       </w:r>
       <w:r>
         <w:rPr>
+          <w:b/>
+          <w:lang w:val="id_ID" w:bidi="id_ID"/>
+        </w:rPr>
+        <w:t>αὐτὸς δὲ ὁ Κύριος ἡμῶν, Ἰησοῦς Χριστὸς, καὶ ὁ Θεὸς ὁ Πατὴρ ἡμῶν</w:t>
+      </w:r>
+    </w:p>
+    <w:p>
+      <w:pPr/>
+      <w:r>
+        <w:rPr>
+          <w:lang w:val="id_ID" w:bidi="id_ID"/>
+        </w:rPr>
+      </w:r>
+      <w:r>
+        <w:rPr>
           <w:lang w:val="id_ID" w:bidi="id_ID"/>
         </w:rPr>
         <w:t>Pernyataan Penghubung: Paulus mengakhiri bagian ini dengan sebuah ucapan berkat. Gunakanlah bentuk yang dapat dikenali orang sebagai berkat dalam bahasa Anda. Terjemahan alternatif: "Sekarang kiranya Tuhan kita Yesus Kristus sendiri dan Allah Bapa kita" atau "Kami berdoa agar Tuhan kita Yesus Kristus sendiri dan Allah Bapa kita"</w:t>
@@ -10903,6 +12853,21 @@
       </w:r>
       <w:r>
         <w:rPr>
+          <w:b/>
+          <w:lang w:val="id_ID" w:bidi="id_ID"/>
+        </w:rPr>
+        <w:t>ἡμῶν &amp; ἡμῶν &amp; ἡμᾶς</w:t>
+      </w:r>
+    </w:p>
+    <w:p>
+      <w:pPr/>
+      <w:r>
+        <w:rPr>
+          <w:lang w:val="id_ID" w:bidi="id_ID"/>
+        </w:rPr>
+      </w:r>
+      <w:r>
+        <w:rPr>
           <w:lang w:val="id_ID" w:bidi="id_ID"/>
         </w:rPr>
         <w:t xml:space="preserve">Kata </w:t>
@@ -10997,6 +12962,21 @@
       </w:r>
       <w:r>
         <w:rPr>
+          <w:b/>
+          <w:lang w:val="id_ID" w:bidi="id_ID"/>
+        </w:rPr>
+        <w:t>αὐτὸς &amp; Κύριος ἡμῶν, Ἰησοῦς Χριστὸς</w:t>
+      </w:r>
+    </w:p>
+    <w:p>
+      <w:pPr/>
+      <w:r>
+        <w:rPr>
+          <w:lang w:val="id_ID" w:bidi="id_ID"/>
+        </w:rPr>
+      </w:r>
+      <w:r>
+        <w:rPr>
           <w:lang w:val="id_ID" w:bidi="id_ID"/>
         </w:rPr>
         <w:t xml:space="preserve">Di sini, </w:t>
@@ -11091,6 +13071,21 @@
       </w:r>
       <w:r>
         <w:rPr>
+          <w:b/>
+          <w:lang w:val="id_ID" w:bidi="id_ID"/>
+        </w:rPr>
+        <w:t>δοὺς παράκλησιν αἰωνίαν, καὶ ἐλπίδα ἀγαθὴν</w:t>
+      </w:r>
+    </w:p>
+    <w:p>
+      <w:pPr/>
+      <w:r>
+        <w:rPr>
+          <w:lang w:val="id_ID" w:bidi="id_ID"/>
+        </w:rPr>
+      </w:r>
+      <w:r>
+        <w:rPr>
           <w:lang w:val="id_ID" w:bidi="id_ID"/>
         </w:rPr>
         <w:t xml:space="preserve">Jika bahasa Anda tidak menggunakan kata benda abstrak untuk konsep </w:t>
@@ -11185,6 +13180,21 @@
       </w:r>
       <w:r>
         <w:rPr>
+          <w:b/>
+          <w:lang w:val="id_ID" w:bidi="id_ID"/>
+        </w:rPr>
+        <w:t>ἐν χάριτι</w:t>
+      </w:r>
+    </w:p>
+    <w:p>
+      <w:pPr/>
+      <w:r>
+        <w:rPr>
+          <w:lang w:val="id_ID" w:bidi="id_ID"/>
+        </w:rPr>
+      </w:r>
+      <w:r>
+        <w:rPr>
           <w:lang w:val="id_ID" w:bidi="id_ID"/>
         </w:rPr>
         <w:t xml:space="preserve">Jika bahasa Anda tidak menggunakan kata benda abstrak untuk konsep </w:t>
@@ -11266,6 +13276,21 @@
       </w:r>
       <w:r>
         <w:rPr>
+          <w:b/>
+          <w:lang w:val="id_ID" w:bidi="id_ID"/>
+        </w:rPr>
+        <w:t>παρακαλέσαι ὑμῶν τὰς καρδίας, καὶ στηρίξαι</w:t>
+      </w:r>
+    </w:p>
+    <w:p>
+      <w:pPr/>
+      <w:r>
+        <w:rPr>
+          <w:lang w:val="id_ID" w:bidi="id_ID"/>
+        </w:rPr>
+      </w:r>
+      <w:r>
+        <w:rPr>
           <w:lang w:val="id_ID" w:bidi="id_ID"/>
         </w:rPr>
         <w:t xml:space="preserve">Di sini, kata </w:t>
@@ -11360,6 +13385,21 @@
       </w:r>
       <w:r>
         <w:rPr>
+          <w:b/>
+          <w:lang w:val="id_ID" w:bidi="id_ID"/>
+        </w:rPr>
+        <w:t>ἐν παντὶ ἔργῳ καὶ λόγῳ ἀγαθῷ</w:t>
+      </w:r>
+    </w:p>
+    <w:p>
+      <w:pPr/>
+      <w:r>
+        <w:rPr>
+          <w:lang w:val="id_ID" w:bidi="id_ID"/>
+        </w:rPr>
+      </w:r>
+      <w:r>
+        <w:rPr>
           <w:lang w:val="id_ID" w:bidi="id_ID"/>
         </w:rPr>
         <w:t xml:space="preserve">Jika akan membantu dalam bahasa Anda, Anda dapat mengungkapkan frasa </w:t>
@@ -11503,6 +13543,21 @@
       </w:r>
       <w:r>
         <w:rPr>
+          <w:b/>
+          <w:lang w:val="id_ID" w:bidi="id_ID"/>
+        </w:rPr>
+        <w:t>τὸ λοιπὸν</w:t>
+      </w:r>
+    </w:p>
+    <w:p>
+      <w:pPr/>
+      <w:r>
+        <w:rPr>
+          <w:lang w:val="id_ID" w:bidi="id_ID"/>
+        </w:rPr>
+      </w:r>
+      <w:r>
+        <w:rPr>
           <w:lang w:val="id_ID" w:bidi="id_ID"/>
         </w:rPr>
         <w:t xml:space="preserve">Di sini, kata </w:t>
@@ -11597,6 +13652,21 @@
       </w:r>
       <w:r>
         <w:rPr>
+          <w:b/>
+          <w:lang w:val="id_ID" w:bidi="id_ID"/>
+        </w:rPr>
+        <w:t>ἀδελφοί</w:t>
+      </w:r>
+    </w:p>
+    <w:p>
+      <w:pPr/>
+      <w:r>
+        <w:rPr>
+          <w:lang w:val="id_ID" w:bidi="id_ID"/>
+        </w:rPr>
+      </w:r>
+      <w:r>
+        <w:rPr>
           <w:lang w:val="id_ID" w:bidi="id_ID"/>
         </w:rPr>
         <w:t xml:space="preserve">Di sini, </w:t>
@@ -11678,6 +13748,21 @@
       </w:r>
       <w:r>
         <w:rPr>
+          <w:b/>
+          <w:lang w:val="id_ID" w:bidi="id_ID"/>
+        </w:rPr>
+        <w:t>ἡμῶν</w:t>
+      </w:r>
+    </w:p>
+    <w:p>
+      <w:pPr/>
+      <w:r>
+        <w:rPr>
+          <w:lang w:val="id_ID" w:bidi="id_ID"/>
+        </w:rPr>
+      </w:r>
+      <w:r>
+        <w:rPr>
           <w:lang w:val="id_ID" w:bidi="id_ID"/>
         </w:rPr>
         <w:t xml:space="preserve">Kata ganti </w:t>
@@ -11759,6 +13844,21 @@
       </w:r>
       <w:r>
         <w:rPr>
+          <w:b/>
+          <w:lang w:val="id_ID" w:bidi="id_ID"/>
+        </w:rPr>
+        <w:t>τρέχῃ</w:t>
+      </w:r>
+    </w:p>
+    <w:p>
+      <w:pPr/>
+      <w:r>
+        <w:rPr>
+          <w:lang w:val="id_ID" w:bidi="id_ID"/>
+        </w:rPr>
+      </w:r>
+      <w:r>
+        <w:rPr>
           <w:lang w:val="id_ID" w:bidi="id_ID"/>
         </w:rPr>
         <w:t xml:space="preserve">Paulus berbicara tentang </w:t>
@@ -11840,6 +13940,21 @@
       </w:r>
       <w:r>
         <w:rPr>
+          <w:b/>
+          <w:lang w:val="id_ID" w:bidi="id_ID"/>
+        </w:rPr>
+        <w:t>καὶ δοξάζηται</w:t>
+      </w:r>
+    </w:p>
+    <w:p>
+      <w:pPr/>
+      <w:r>
+        <w:rPr>
+          <w:lang w:val="id_ID" w:bidi="id_ID"/>
+        </w:rPr>
+      </w:r>
+      <w:r>
+        <w:rPr>
           <w:lang w:val="id_ID" w:bidi="id_ID"/>
         </w:rPr>
         <w:t>Anda dapat menyatakannya dalam bentuk aktif, jika konstruksi pasif tidak alami dalam bahasa Anda. Terjemahan alternatif: “dan banyak orang akan menghormatinya”</w:t>
@@ -11908,6 +14023,21 @@
       </w:r>
       <w:r>
         <w:rPr>
+          <w:b/>
+          <w:lang w:val="id_ID" w:bidi="id_ID"/>
+        </w:rPr>
+        <w:t>καθὼς καὶ πρὸς ὑμᾶς</w:t>
+      </w:r>
+    </w:p>
+    <w:p>
+      <w:pPr/>
+      <w:r>
+        <w:rPr>
+          <w:lang w:val="id_ID" w:bidi="id_ID"/>
+        </w:rPr>
+      </w:r>
+      <w:r>
+        <w:rPr>
           <w:lang w:val="id_ID" w:bidi="id_ID"/>
         </w:rPr>
         <w:t>Frasa ini tidak menyertakan beberapa kata yang mungkin diperlukan oleh banyak bahasa untuk melengkapi. Jika akan membantu dalam bahasa Anda, Anda dapat menyediakan kata-kata ini dari konteksnya. Terjemahan alternatif: “sama seperti yang juga terjadi padamu” atau ”yang persis seperti yang kamu lakukan”</w:t>
@@ -11976,6 +14106,21 @@
       </w:r>
       <w:r>
         <w:rPr>
+          <w:b/>
+          <w:lang w:val="id_ID" w:bidi="id_ID"/>
+        </w:rPr>
+        <w:t>ῥυσθῶμεν</w:t>
+      </w:r>
+    </w:p>
+    <w:p>
+      <w:pPr/>
+      <w:r>
+        <w:rPr>
+          <w:lang w:val="id_ID" w:bidi="id_ID"/>
+        </w:rPr>
+      </w:r>
+      <w:r>
+        <w:rPr>
           <w:lang w:val="id_ID" w:bidi="id_ID"/>
         </w:rPr>
         <w:t>Anda dapat menyatakan ini dalam bentuk aktif. Terjemahan alternatif: “Semoga Tuhan menyelamatkan kita” atau ”Semoga Tuhan menyelamatkan kita”</w:t>
@@ -12044,6 +14189,21 @@
       </w:r>
       <w:r>
         <w:rPr>
+          <w:b/>
+          <w:lang w:val="id_ID" w:bidi="id_ID"/>
+        </w:rPr>
+        <w:t>ἀτόπων καὶ πονηρῶν</w:t>
+      </w:r>
+    </w:p>
+    <w:p>
+      <w:pPr/>
+      <w:r>
+        <w:rPr>
+          <w:lang w:val="id_ID" w:bidi="id_ID"/>
+        </w:rPr>
+      </w:r>
+      <w:r>
+        <w:rPr>
           <w:lang w:val="id_ID" w:bidi="id_ID"/>
         </w:rPr>
         <w:t xml:space="preserve">Dua istilah </w:t>
@@ -12138,6 +14298,21 @@
       </w:r>
       <w:r>
         <w:rPr>
+          <w:b/>
+          <w:lang w:val="id_ID" w:bidi="id_ID"/>
+        </w:rPr>
+        <w:t>οὐ γὰρ πάντων ἡ πίστις</w:t>
+      </w:r>
+    </w:p>
+    <w:p>
+      <w:pPr/>
+      <w:r>
+        <w:rPr>
+          <w:lang w:val="id_ID" w:bidi="id_ID"/>
+        </w:rPr>
+      </w:r>
+      <w:r>
+        <w:rPr>
           <w:lang w:val="id_ID" w:bidi="id_ID"/>
         </w:rPr>
         <w:t xml:space="preserve">Frasa </w:t>
@@ -12219,6 +14394,21 @@
       </w:r>
       <w:r>
         <w:rPr>
+          <w:b/>
+          <w:lang w:val="id_ID" w:bidi="id_ID"/>
+        </w:rPr>
+        <w:t>ἡ πίστις</w:t>
+      </w:r>
+    </w:p>
+    <w:p>
+      <w:pPr/>
+      <w:r>
+        <w:rPr>
+          <w:lang w:val="id_ID" w:bidi="id_ID"/>
+        </w:rPr>
+      </w:r>
+      <w:r>
+        <w:rPr>
           <w:lang w:val="id_ID" w:bidi="id_ID"/>
         </w:rPr>
         <w:t xml:space="preserve">Jika bahasa Anda tidak menggunakan kata benda abstrak untuk ide </w:t>
@@ -12300,6 +14490,21 @@
       </w:r>
       <w:r>
         <w:rPr>
+          <w:b/>
+          <w:lang w:val="id_ID" w:bidi="id_ID"/>
+        </w:rPr>
+        <w:t>ὃς στηρίξει</w:t>
+      </w:r>
+    </w:p>
+    <w:p>
+      <w:pPr/>
+      <w:r>
+        <w:rPr>
+          <w:lang w:val="id_ID" w:bidi="id_ID"/>
+        </w:rPr>
+      </w:r>
+      <w:r>
+        <w:rPr>
           <w:lang w:val="id_ID" w:bidi="id_ID"/>
         </w:rPr>
         <w:t xml:space="preserve">Kata </w:t>
@@ -12381,6 +14586,21 @@
       </w:r>
       <w:r>
         <w:rPr>
+          <w:b/>
+          <w:lang w:val="id_ID" w:bidi="id_ID"/>
+        </w:rPr>
+        <w:t>τοῦ πονηροῦ</w:t>
+      </w:r>
+    </w:p>
+    <w:p>
+      <w:pPr/>
+      <w:r>
+        <w:rPr>
+          <w:lang w:val="id_ID" w:bidi="id_ID"/>
+        </w:rPr>
+      </w:r>
+      <w:r>
+        <w:rPr>
           <w:lang w:val="id_ID" w:bidi="id_ID"/>
         </w:rPr>
         <w:t>Ini bisa berarti: (1) si jahat, yaitu Iblis. Terjemahan alternatif: “Setan” atau (2) kejahatan secara umum. Terjemahan alternatif: “kejahatan”</w:t>
@@ -12429,6 +14649,21 @@
       </w:r>
       <w:r>
         <w:rPr>
+          <w:b/>
+          <w:lang w:val="id_ID" w:bidi="id_ID"/>
+        </w:rPr>
+        <w:t>πεποίθαμεν δὲ</w:t>
+      </w:r>
+    </w:p>
+    <w:p>
+      <w:pPr/>
+      <w:r>
+        <w:rPr>
+          <w:lang w:val="id_ID" w:bidi="id_ID"/>
+        </w:rPr>
+      </w:r>
+      <w:r>
+        <w:rPr>
           <w:lang w:val="id_ID" w:bidi="id_ID"/>
         </w:rPr>
         <w:t xml:space="preserve">Frasa </w:t>
@@ -12510,6 +14745,21 @@
       </w:r>
       <w:r>
         <w:rPr>
+          <w:b/>
+          <w:lang w:val="id_ID" w:bidi="id_ID"/>
+        </w:rPr>
+        <w:t>πεποίθαμεν δὲ ἐν Κυρίῳ ἐφ’ ὑμᾶς</w:t>
+      </w:r>
+    </w:p>
+    <w:p>
+      <w:pPr/>
+      <w:r>
+        <w:rPr>
+          <w:lang w:val="id_ID" w:bidi="id_ID"/>
+        </w:rPr>
+      </w:r>
+      <w:r>
+        <w:rPr>
           <w:lang w:val="id_ID" w:bidi="id_ID"/>
         </w:rPr>
         <w:t>Hal ini dapat berarti: (1) Paulus memiliki keyakinan terhadap jemaat di Tesalonika karena hubungan dekat yang mereka miliki dengan Tuhan Yesus. Dalam hal ini, Paulus berbicara tentang hubungan ini seolah-olah mereka berada di dalam Tuhan Yesus. Terjemahan alternatif: “Karena kamu bersatu dengan Tuhan, maka kami pun yakin” (2) Paulus memiliki keyakinan dalam Tuhan Yesus, bahwa Ia akan membuat mereka melakukan apa yang benar. Terjemahan alternatif: “Karena kami percaya kepada Tuhan Yesus untuk memampukan kamu, kami juga yakin”</w:t>
@@ -12578,6 +14828,21 @@
       </w:r>
       <w:r>
         <w:rPr>
+          <w:b/>
+          <w:lang w:val="id_ID" w:bidi="id_ID"/>
+        </w:rPr>
+        <w:t>ὁ &amp; Κύριος κατευθύναι ὑμῶν τὰς καρδίας εἰς τὴν ἀγάπην τοῦ Θεοῦ, καὶ εἰς τὴν ὑπομονὴν τοῦ Χριστοῦ</w:t>
+      </w:r>
+    </w:p>
+    <w:p>
+      <w:pPr/>
+      <w:r>
+        <w:rPr>
+          <w:lang w:val="id_ID" w:bidi="id_ID"/>
+        </w:rPr>
+      </w:r>
+      <w:r>
+        <w:rPr>
           <w:lang w:val="id_ID" w:bidi="id_ID"/>
         </w:rPr>
         <w:t xml:space="preserve">Di sini, </w:t>
@@ -12659,6 +14924,21 @@
       </w:r>
       <w:r>
         <w:rPr>
+          <w:b/>
+          <w:lang w:val="id_ID" w:bidi="id_ID"/>
+        </w:rPr>
+        <w:t>εἰς τὴν ἀγάπην τοῦ Θεοῦ, καὶ εἰς τὴν ὑπομονὴν τοῦ Χριστοῦ</w:t>
+      </w:r>
+    </w:p>
+    <w:p>
+      <w:pPr/>
+      <w:r>
+        <w:rPr>
+          <w:lang w:val="id_ID" w:bidi="id_ID"/>
+        </w:rPr>
+      </w:r>
+      <w:r>
+        <w:rPr>
           <w:lang w:val="id_ID" w:bidi="id_ID"/>
         </w:rPr>
         <w:t xml:space="preserve">Paulus berbicara tentang </w:t>
@@ -12753,6 +15033,21 @@
       </w:r>
       <w:r>
         <w:rPr>
+          <w:b/>
+          <w:lang w:val="id_ID" w:bidi="id_ID"/>
+        </w:rPr>
+        <w:t>εἰς τὴν ἀγάπην τοῦ Θεοῦ, καὶ εἰς τὴν ὑπομονὴν τοῦ Χριστοῦ</w:t>
+      </w:r>
+    </w:p>
+    <w:p>
+      <w:pPr/>
+      <w:r>
+        <w:rPr>
+          <w:lang w:val="id_ID" w:bidi="id_ID"/>
+        </w:rPr>
+      </w:r>
+      <w:r>
+        <w:rPr>
           <w:lang w:val="id_ID" w:bidi="id_ID"/>
         </w:rPr>
         <w:t xml:space="preserve">Di sini, </w:t>
@@ -12834,6 +15129,21 @@
       </w:r>
       <w:r>
         <w:rPr>
+          <w:b/>
+          <w:lang w:val="id_ID" w:bidi="id_ID"/>
+        </w:rPr>
+        <w:t>εἰς τὴν ὑπομονὴν τοῦ Χριστοῦ</w:t>
+      </w:r>
+    </w:p>
+    <w:p>
+      <w:pPr/>
+      <w:r>
+        <w:rPr>
+          <w:lang w:val="id_ID" w:bidi="id_ID"/>
+        </w:rPr>
+      </w:r>
+      <w:r>
+        <w:rPr>
           <w:lang w:val="id_ID" w:bidi="id_ID"/>
         </w:rPr>
         <w:t xml:space="preserve">Di sini, </w:t>
@@ -12977,6 +15287,21 @@
       </w:r>
       <w:r>
         <w:rPr>
+          <w:b/>
+          <w:lang w:val="id_ID" w:bidi="id_ID"/>
+        </w:rPr>
+        <w:t>δὲ</w:t>
+      </w:r>
+    </w:p>
+    <w:p>
+      <w:pPr/>
+      <w:r>
+        <w:rPr>
+          <w:lang w:val="id_ID" w:bidi="id_ID"/>
+        </w:rPr>
+      </w:r>
+      <w:r>
+        <w:rPr>
           <w:lang w:val="id_ID" w:bidi="id_ID"/>
         </w:rPr>
         <w:t xml:space="preserve">Kata yang diterjemahkan </w:t>
@@ -13058,6 +15383,21 @@
       </w:r>
       <w:r>
         <w:rPr>
+          <w:b/>
+          <w:lang w:val="id_ID" w:bidi="id_ID"/>
+        </w:rPr>
+        <w:t>ἀδελφοί &amp; ἀδελφοῦ</w:t>
+      </w:r>
+    </w:p>
+    <w:p>
+      <w:pPr/>
+      <w:r>
+        <w:rPr>
+          <w:lang w:val="id_ID" w:bidi="id_ID"/>
+        </w:rPr>
+      </w:r>
+      <w:r>
+        <w:rPr>
           <w:lang w:val="id_ID" w:bidi="id_ID"/>
         </w:rPr>
         <w:t xml:space="preserve">Di sini, kata </w:t>
@@ -13152,6 +15492,21 @@
       </w:r>
       <w:r>
         <w:rPr>
+          <w:b/>
+          <w:lang w:val="id_ID" w:bidi="id_ID"/>
+        </w:rPr>
+        <w:t>ἐν ὀνόματι τοῦ Κυρίου ἡμῶν, Ἰησοῦ Χριστοῦ</w:t>
+      </w:r>
+    </w:p>
+    <w:p>
+      <w:pPr/>
+      <w:r>
+        <w:rPr>
+          <w:lang w:val="id_ID" w:bidi="id_ID"/>
+        </w:rPr>
+      </w:r>
+      <w:r>
+        <w:rPr>
           <w:lang w:val="id_ID" w:bidi="id_ID"/>
         </w:rPr>
         <w:t xml:space="preserve">Di sini, </w:t>
@@ -13233,6 +15588,21 @@
       </w:r>
       <w:r>
         <w:rPr>
+          <w:b/>
+          <w:lang w:val="id_ID" w:bidi="id_ID"/>
+        </w:rPr>
+        <w:t>ἡμῶν</w:t>
+      </w:r>
+    </w:p>
+    <w:p>
+      <w:pPr/>
+      <w:r>
+        <w:rPr>
+          <w:lang w:val="id_ID" w:bidi="id_ID"/>
+        </w:rPr>
+      </w:r>
+      <w:r>
+        <w:rPr>
           <w:lang w:val="id_ID" w:bidi="id_ID"/>
         </w:rPr>
         <w:t xml:space="preserve">Di sini, </w:t>
@@ -13314,6 +15684,21 @@
       </w:r>
       <w:r>
         <w:rPr>
+          <w:b/>
+          <w:lang w:val="id_ID" w:bidi="id_ID"/>
+        </w:rPr>
+        <w:t>ἀτάκτως περιπατοῦντος</w:t>
+      </w:r>
+    </w:p>
+    <w:p>
+      <w:pPr/>
+      <w:r>
+        <w:rPr>
+          <w:lang w:val="id_ID" w:bidi="id_ID"/>
+        </w:rPr>
+      </w:r>
+      <w:r>
+        <w:rPr>
           <w:lang w:val="id_ID" w:bidi="id_ID"/>
         </w:rPr>
         <w:t>Di sini Paulus berbicara tentang orang-orang yang tidak hidup dengan baik seolah-olah mereka berjalan dengan cara yang sembarangan. Jika pembaca Anda tidak memahami metafora ini, Anda dapat menggunakan metafora yang setara dari budaya Anda. Atau, Anda dapat mengungkapkan maknanya dengan cara yang tidak kiasan. Terjemahan alternatif: “yang hidup dengan cara yang buruk” atau ”yang tidak hidup dengan benar”</w:t>
@@ -13382,6 +15767,21 @@
       </w:r>
       <w:r>
         <w:rPr>
+          <w:b/>
+          <w:lang w:val="id_ID" w:bidi="id_ID"/>
+        </w:rPr>
+        <w:t>τὴν παράδοσιν</w:t>
+      </w:r>
+    </w:p>
+    <w:p>
+      <w:pPr/>
+      <w:r>
+        <w:rPr>
+          <w:lang w:val="id_ID" w:bidi="id_ID"/>
+        </w:rPr>
+      </w:r>
+      <w:r>
+        <w:rPr>
           <w:lang w:val="id_ID" w:bidi="id_ID"/>
         </w:rPr>
         <w:t xml:space="preserve">Di sini, </w:t>
@@ -13443,6 +15843,21 @@
       </w:r>
       <w:r>
         <w:rPr>
+          <w:b/>
+          <w:lang w:val="id_ID" w:bidi="id_ID"/>
+        </w:rPr>
+        <w:t>μιμεῖσθαι ἡμᾶς</w:t>
+      </w:r>
+    </w:p>
+    <w:p>
+      <w:pPr/>
+      <w:r>
+        <w:rPr>
+          <w:lang w:val="id_ID" w:bidi="id_ID"/>
+        </w:rPr>
+      </w:r>
+      <w:r>
+        <w:rPr>
           <w:lang w:val="id_ID" w:bidi="id_ID"/>
         </w:rPr>
         <w:t xml:space="preserve">Frasa </w:t>
@@ -13524,6 +15939,21 @@
       </w:r>
       <w:r>
         <w:rPr>
+          <w:b/>
+          <w:lang w:val="id_ID" w:bidi="id_ID"/>
+        </w:rPr>
+        <w:t>οὐκ ἠτακτήσαμεν ἐν ὑμῖν</w:t>
+      </w:r>
+    </w:p>
+    <w:p>
+      <w:pPr/>
+      <w:r>
+        <w:rPr>
+          <w:lang w:val="id_ID" w:bidi="id_ID"/>
+        </w:rPr>
+      </w:r>
+      <w:r>
+        <w:rPr>
           <w:lang w:val="id_ID" w:bidi="id_ID"/>
         </w:rPr>
         <w:t>Paulus menggunakan bentuk negatif ganda untuk menekankan hal yang positif. Jika bentuk negatif ganda ini akan disalahpahami dalam bahasa Anda, Anda dapat menerjemahkannya sebagai pernyataan positif. Terjemahan alternatif: “kami hidup di tengah-tengah kamu sebagai orang-orang yang sangat disiplin” atau ”kami bekerja dengan tekun ketika kami bersama kamu”</w:t>
@@ -13592,6 +16022,21 @@
       </w:r>
       <w:r>
         <w:rPr>
+          <w:b/>
+          <w:lang w:val="id_ID" w:bidi="id_ID"/>
+        </w:rPr>
+        <w:t>ἄρτον</w:t>
+      </w:r>
+    </w:p>
+    <w:p>
+      <w:pPr/>
+      <w:r>
+        <w:rPr>
+          <w:lang w:val="id_ID" w:bidi="id_ID"/>
+        </w:rPr>
+      </w:r>
+      <w:r>
+        <w:rPr>
           <w:lang w:val="id_ID" w:bidi="id_ID"/>
         </w:rPr>
         <w:t xml:space="preserve">Paulus merujuk pada </w:t>
@@ -13686,6 +16131,21 @@
       </w:r>
       <w:r>
         <w:rPr>
+          <w:b/>
+          <w:lang w:val="id_ID" w:bidi="id_ID"/>
+        </w:rPr>
+        <w:t>νυκτὸς καὶ ἡμέρας ἐργαζόμενοι</w:t>
+      </w:r>
+    </w:p>
+    <w:p>
+      <w:pPr/>
+      <w:r>
+        <w:rPr>
+          <w:lang w:val="id_ID" w:bidi="id_ID"/>
+        </w:rPr>
+      </w:r>
+      <w:r>
+        <w:rPr>
           <w:lang w:val="id_ID" w:bidi="id_ID"/>
         </w:rPr>
         <w:t xml:space="preserve">Di sini, </w:t>
@@ -13767,6 +16227,21 @@
       </w:r>
       <w:r>
         <w:rPr>
+          <w:b/>
+          <w:lang w:val="id_ID" w:bidi="id_ID"/>
+        </w:rPr>
+        <w:t>ἐν κόπῳ καὶ μόχθῳ</w:t>
+      </w:r>
+    </w:p>
+    <w:p>
+      <w:pPr/>
+      <w:r>
+        <w:rPr>
+          <w:lang w:val="id_ID" w:bidi="id_ID"/>
+        </w:rPr>
+      </w:r>
+      <w:r>
+        <w:rPr>
           <w:lang w:val="id_ID" w:bidi="id_ID"/>
         </w:rPr>
         <w:t xml:space="preserve">Di sini, </w:t>
@@ -13861,6 +16336,21 @@
       </w:r>
       <w:r>
         <w:rPr>
+          <w:b/>
+          <w:lang w:val="id_ID" w:bidi="id_ID"/>
+        </w:rPr>
+        <w:t>οὐχ ὅτι οὐκ ἔχομεν ἐξουσίαν, ἀλλ’</w:t>
+      </w:r>
+    </w:p>
+    <w:p>
+      <w:pPr/>
+      <w:r>
+        <w:rPr>
+          <w:lang w:val="id_ID" w:bidi="id_ID"/>
+        </w:rPr>
+      </w:r>
+      <w:r>
+        <w:rPr>
           <w:lang w:val="id_ID" w:bidi="id_ID"/>
         </w:rPr>
         <w:t>Paulus menggunakan bentuk negatif ganda untuk menekankan hal yang positif. Jika bentuk negatif ganda ini akan disalahpahami dalam bahasa Anda, Anda dapat menerjemahkannya sebagai pernyataan positif. Terjemahan alternatif: “dan kami memang berhak menerima makanan dari kamu, tetapi sebaliknya kami bekerja untuk makanan kami”</w:t>
@@ -13929,6 +16419,21 @@
       </w:r>
       <w:r>
         <w:rPr>
+          <w:b/>
+          <w:lang w:val="id_ID" w:bidi="id_ID"/>
+        </w:rPr>
+        <w:t>ἑαυτοὺς τύπον δῶμεν ὑμῖν</w:t>
+      </w:r>
+    </w:p>
+    <w:p>
+      <w:pPr/>
+      <w:r>
+        <w:rPr>
+          <w:lang w:val="id_ID" w:bidi="id_ID"/>
+        </w:rPr>
+      </w:r>
+      <w:r>
+        <w:rPr>
           <w:lang w:val="id_ID" w:bidi="id_ID"/>
         </w:rPr>
         <w:t xml:space="preserve">Jika bahasa Anda tidak menggunakan kata benda abstrak untuk ide </w:t>
@@ -14071,6 +16576,21 @@
       </w:r>
       <w:r>
         <w:rPr>
+          <w:b/>
+          <w:lang w:val="id_ID" w:bidi="id_ID"/>
+        </w:rPr>
+        <w:t>εἴ τις οὐ θέλει ἐργάζεσθαι, μηδὲ ἐσθιέτω</w:t>
+      </w:r>
+    </w:p>
+    <w:p>
+      <w:pPr/>
+      <w:r>
+        <w:rPr>
+          <w:lang w:val="id_ID" w:bidi="id_ID"/>
+        </w:rPr>
+      </w:r>
+      <w:r>
+        <w:rPr>
           <w:lang w:val="id_ID" w:bidi="id_ID"/>
         </w:rPr>
         <w:t>Anda dapat menyatakannya dalam bentuk positif, jika bentuk ini sulit dipahami dalam bahasa Anda. Terjemahan alternatif: “Jika seseorang ingin makan, dia harus bekerja”</w:t>
@@ -14139,6 +16659,21 @@
       </w:r>
       <w:r>
         <w:rPr>
+          <w:b/>
+          <w:lang w:val="id_ID" w:bidi="id_ID"/>
+        </w:rPr>
+        <w:t>τινας περιπατοῦντας &amp; ἀτάκτως</w:t>
+      </w:r>
+    </w:p>
+    <w:p>
+      <w:pPr/>
+      <w:r>
+        <w:rPr>
+          <w:lang w:val="id_ID" w:bidi="id_ID"/>
+        </w:rPr>
+      </w:r>
+      <w:r>
+        <w:rPr>
           <w:lang w:val="id_ID" w:bidi="id_ID"/>
         </w:rPr>
         <w:t xml:space="preserve">Di sini, </w:t>
@@ -14220,6 +16755,21 @@
       </w:r>
       <w:r>
         <w:rPr>
+          <w:b/>
+          <w:lang w:val="id_ID" w:bidi="id_ID"/>
+        </w:rPr>
+        <w:t>ἀλλὰ περιεργαζομένους</w:t>
+      </w:r>
+    </w:p>
+    <w:p>
+      <w:pPr/>
+      <w:r>
+        <w:rPr>
+          <w:lang w:val="id_ID" w:bidi="id_ID"/>
+        </w:rPr>
+      </w:r>
+      <w:r>
+        <w:rPr>
           <w:lang w:val="id_ID" w:bidi="id_ID"/>
         </w:rPr>
         <w:t>Yang suka ikut campur adalah orang yang mencampuri urusan orang lain tanpa diminta untuk membantu.</w:t>
@@ -14288,6 +16838,21 @@
       </w:r>
       <w:r>
         <w:rPr>
+          <w:b/>
+          <w:lang w:val="id_ID" w:bidi="id_ID"/>
+        </w:rPr>
+        <w:t>μετὰ ἡσυχίας</w:t>
+      </w:r>
+    </w:p>
+    <w:p>
+      <w:pPr/>
+      <w:r>
+        <w:rPr>
+          <w:lang w:val="id_ID" w:bidi="id_ID"/>
+        </w:rPr>
+      </w:r>
+      <w:r>
+        <w:rPr>
           <w:lang w:val="id_ID" w:bidi="id_ID"/>
         </w:rPr>
         <w:t xml:space="preserve">Di sini, </w:t>
@@ -14382,6 +16947,21 @@
       </w:r>
       <w:r>
         <w:rPr>
+          <w:b/>
+          <w:lang w:val="id_ID" w:bidi="id_ID"/>
+        </w:rPr>
+        <w:t>δέ</w:t>
+      </w:r>
+    </w:p>
+    <w:p>
+      <w:pPr/>
+      <w:r>
+        <w:rPr>
+          <w:lang w:val="id_ID" w:bidi="id_ID"/>
+        </w:rPr>
+      </w:r>
+      <w:r>
+        <w:rPr>
           <w:lang w:val="id_ID" w:bidi="id_ID"/>
         </w:rPr>
         <w:t xml:space="preserve">Paulus di sini menggunakan kata </w:t>
@@ -14463,6 +17043,21 @@
       </w:r>
       <w:r>
         <w:rPr>
+          <w:b/>
+          <w:lang w:val="id_ID" w:bidi="id_ID"/>
+        </w:rPr>
+        <w:t>ὑμεῖς</w:t>
+      </w:r>
+    </w:p>
+    <w:p>
+      <w:pPr/>
+      <w:r>
+        <w:rPr>
+          <w:lang w:val="id_ID" w:bidi="id_ID"/>
+        </w:rPr>
+      </w:r>
+      <w:r>
+        <w:rPr>
           <w:lang w:val="id_ID" w:bidi="id_ID"/>
         </w:rPr>
         <w:t xml:space="preserve">Kata </w:t>
@@ -14544,6 +17139,21 @@
       </w:r>
       <w:r>
         <w:rPr>
+          <w:b/>
+          <w:lang w:val="id_ID" w:bidi="id_ID"/>
+        </w:rPr>
+        <w:t>ἀδελφοί</w:t>
+      </w:r>
+    </w:p>
+    <w:p>
+      <w:pPr/>
+      <w:r>
+        <w:rPr>
+          <w:lang w:val="id_ID" w:bidi="id_ID"/>
+        </w:rPr>
+      </w:r>
+      <w:r>
+        <w:rPr>
           <w:lang w:val="id_ID" w:bidi="id_ID"/>
         </w:rPr>
         <w:t xml:space="preserve">Di sini, </w:t>
@@ -14625,6 +17235,21 @@
       </w:r>
       <w:r>
         <w:rPr>
+          <w:b/>
+          <w:lang w:val="id_ID" w:bidi="id_ID"/>
+        </w:rPr>
+        <w:t>τῷ λόγῳ ἡμῶν</w:t>
+      </w:r>
+    </w:p>
+    <w:p>
+      <w:pPr/>
+      <w:r>
+        <w:rPr>
+          <w:lang w:val="id_ID" w:bidi="id_ID"/>
+        </w:rPr>
+      </w:r>
+      <w:r>
+        <w:rPr>
           <w:lang w:val="id_ID" w:bidi="id_ID"/>
         </w:rPr>
         <w:t xml:space="preserve">Paulus merujuk pada perintahnya kepada jemaat Tesalonika sebagai sebuah </w:t>
@@ -14706,6 +17331,21 @@
       </w:r>
       <w:r>
         <w:rPr>
+          <w:b/>
+          <w:lang w:val="id_ID" w:bidi="id_ID"/>
+        </w:rPr>
+        <w:t>τοῦτον σημειοῦσθε</w:t>
+      </w:r>
+    </w:p>
+    <w:p>
+      <w:pPr/>
+      <w:r>
+        <w:rPr>
+          <w:lang w:val="id_ID" w:bidi="id_ID"/>
+        </w:rPr>
+      </w:r>
+      <w:r>
+        <w:rPr>
           <w:lang w:val="id_ID" w:bidi="id_ID"/>
         </w:rPr>
         <w:t>Paulus ingin jemaat Tesalonika memperhatikan siapa orang ini. Terjemahan alternatif: “tunjukkan orang itu” atau ”pastikan semua orang tahu siapa dia”</w:t>
@@ -14774,6 +17414,21 @@
       </w:r>
       <w:r>
         <w:rPr>
+          <w:b/>
+          <w:lang w:val="id_ID" w:bidi="id_ID"/>
+        </w:rPr>
+        <w:t>ἵνα ἐντραπῇ</w:t>
+      </w:r>
+    </w:p>
+    <w:p>
+      <w:pPr/>
+      <w:r>
+        <w:rPr>
+          <w:lang w:val="id_ID" w:bidi="id_ID"/>
+        </w:rPr>
+      </w:r>
+      <w:r>
+        <w:rPr>
           <w:lang w:val="id_ID" w:bidi="id_ID"/>
         </w:rPr>
         <w:t>Paulus memerintahkan jemaat untuk menghindari jemaat yang malas sebagai tindakan disiplin. Jika perlu, Anda dapat membuat hal ini eksplisit untuk memperjelas maknanya. Terjemahan alternatif: “supaya ia tahu bahwa kemalasannya itu salah”</w:t>
@@ -14842,6 +17497,21 @@
       </w:r>
       <w:r>
         <w:rPr>
+          <w:b/>
+          <w:lang w:val="id_ID" w:bidi="id_ID"/>
+        </w:rPr>
+        <w:t>ἀδελφόν</w:t>
+      </w:r>
+    </w:p>
+    <w:p>
+      <w:pPr/>
+      <w:r>
+        <w:rPr>
+          <w:lang w:val="id_ID" w:bidi="id_ID"/>
+        </w:rPr>
+      </w:r>
+      <w:r>
+        <w:rPr>
           <w:lang w:val="id_ID" w:bidi="id_ID"/>
         </w:rPr>
         <w:t xml:space="preserve">Meskipun istilah </w:t>
@@ -14985,6 +17655,21 @@
       </w:r>
       <w:r>
         <w:rPr>
+          <w:b/>
+          <w:lang w:val="id_ID" w:bidi="id_ID"/>
+        </w:rPr>
+        <w:t>δὲ</w:t>
+      </w:r>
+    </w:p>
+    <w:p>
+      <w:pPr/>
+      <w:r>
+        <w:rPr>
+          <w:lang w:val="id_ID" w:bidi="id_ID"/>
+        </w:rPr>
+      </w:r>
+      <w:r>
+        <w:rPr>
           <w:lang w:val="id_ID" w:bidi="id_ID"/>
         </w:rPr>
         <w:t xml:space="preserve">Kata yang diterjemahkan </w:t>
@@ -15066,6 +17751,21 @@
       </w:r>
       <w:r>
         <w:rPr>
+          <w:b/>
+          <w:lang w:val="id_ID" w:bidi="id_ID"/>
+        </w:rPr>
+        <w:t>αὐτὸς &amp; ὁ Κύριος τῆς εἰρήνης, δῴη ὑμῖν</w:t>
+      </w:r>
+    </w:p>
+    <w:p>
+      <w:pPr/>
+      <w:r>
+        <w:rPr>
+          <w:lang w:val="id_ID" w:bidi="id_ID"/>
+        </w:rPr>
+      </w:r>
+      <w:r>
+        <w:rPr>
           <w:lang w:val="id_ID" w:bidi="id_ID"/>
         </w:rPr>
         <w:t>Paulus mengakhiri surat ini dengan berkat yang juga merupakan doa. Gunakanlah bentuk yang dapat dikenali orang sebagai berkat atau doa dalam bahasa Anda. Terjemahan alternatif: “Aku berdoa supaya Tuhan yang membawa damai sejahtera itu sendiri memberikannya kepadamu”</w:t>
@@ -15134,6 +17834,21 @@
       </w:r>
       <w:r>
         <w:rPr>
+          <w:b/>
+          <w:lang w:val="id_ID" w:bidi="id_ID"/>
+        </w:rPr>
+        <w:t>αὐτὸς &amp; ὁ Κύριος τῆς εἰρήνης</w:t>
+      </w:r>
+    </w:p>
+    <w:p>
+      <w:pPr/>
+      <w:r>
+        <w:rPr>
+          <w:lang w:val="id_ID" w:bidi="id_ID"/>
+        </w:rPr>
+      </w:r>
+      <w:r>
+        <w:rPr>
           <w:lang w:val="id_ID" w:bidi="id_ID"/>
         </w:rPr>
         <w:t xml:space="preserve">Di sini, </w:t>
@@ -15215,6 +17930,21 @@
       </w:r>
       <w:r>
         <w:rPr>
+          <w:b/>
+          <w:lang w:val="id_ID" w:bidi="id_ID"/>
+        </w:rPr>
+        <w:t>ὁ ἀσπασμὸς τῇ ἐμῇ χειρὶ, Παύλου, ὅ ἐστιν σημεῖον ἐν πάσῃ ἐπιστολῇ, οὕτως γράφω</w:t>
+      </w:r>
+    </w:p>
+    <w:p>
+      <w:pPr/>
+      <w:r>
+        <w:rPr>
+          <w:lang w:val="id_ID" w:bidi="id_ID"/>
+        </w:rPr>
+      </w:r>
+      <w:r>
+        <w:rPr>
           <w:lang w:val="id_ID" w:bidi="id_ID"/>
         </w:rPr>
         <w:t>Terjemahan alternatif: “Aku, Paulus, menulis salam ini dengan tanganku sendiri, yang aku lakukan dalam setiap surat, sebagai tanda bahwa surat ini benar-benar dariku, karena begitulah caraku menulis”</w:t>
@@ -15263,6 +17993,21 @@
       </w:r>
       <w:r>
         <w:rPr>
+          <w:b/>
+          <w:lang w:val="id_ID" w:bidi="id_ID"/>
+        </w:rPr>
+        <w:t>τῇ ἐμῇ χειρὶ</w:t>
+      </w:r>
+    </w:p>
+    <w:p>
+      <w:pPr/>
+      <w:r>
+        <w:rPr>
+          <w:lang w:val="id_ID" w:bidi="id_ID"/>
+        </w:rPr>
+      </w:r>
+      <w:r>
+        <w:rPr>
           <w:lang w:val="id_ID" w:bidi="id_ID"/>
         </w:rPr>
         <w:t xml:space="preserve">Di sini, frasa </w:t>
@@ -15344,6 +18089,21 @@
       </w:r>
       <w:r>
         <w:rPr>
+          <w:b/>
+          <w:lang w:val="id_ID" w:bidi="id_ID"/>
+        </w:rPr>
+        <w:t>οὕτως γράφω</w:t>
+      </w:r>
+    </w:p>
+    <w:p>
+      <w:pPr/>
+      <w:r>
+        <w:rPr>
+          <w:lang w:val="id_ID" w:bidi="id_ID"/>
+        </w:rPr>
+      </w:r>
+      <w:r>
+        <w:rPr>
           <w:lang w:val="id_ID" w:bidi="id_ID"/>
         </w:rPr>
         <w:t>Paulus menegaskan bahwa surat ini berasal darinya dan bukan pemalsuan. Jika itu akan membantu para pembaca Anda, Anda dapat mengungkapkannya secara eksplisit. Terjemahan alternatif: “Anda dapat mengetahui bahwa surat ini berasal dari saya karena beginilah cara saya menulis”</w:t>
@@ -15401,6 +18161,21 @@
         <w:rPr>
           <w:lang w:val="id_ID" w:bidi="id_ID"/>
         </w:rPr>
+      </w:r>
+    </w:p>
+    <w:p>
+      <w:pPr/>
+      <w:r>
+        <w:rPr>
+          <w:lang w:val="id_ID" w:bidi="id_ID"/>
+        </w:rPr>
+      </w:r>
+      <w:r>
+        <w:rPr>
+          <w:b/>
+          <w:lang w:val="id_ID" w:bidi="id_ID"/>
+        </w:rPr>
+        <w:t>ἡ χάρις τοῦ Κυρίου ἡμῶν, Ἰησοῦ Χριστοῦ, μετὰ πάντων ὑμῶν</w:t>
       </w:r>
     </w:p>
     <w:p>

--- a/ind/docx/53.content.docx
+++ b/ind/docx/53.content.docx
@@ -6670,7 +6670,7 @@
           <w:b/>
           <w:lang w:val="id_ID" w:bidi="id_ID"/>
         </w:rPr>
-        <w:t>ὡς ὅτι</w:t>
+        <w:t>ὡς</w:t>
       </w:r>
     </w:p>
     <w:p>
@@ -12965,7 +12965,7 @@
           <w:b/>
           <w:lang w:val="id_ID" w:bidi="id_ID"/>
         </w:rPr>
-        <w:t>αὐτὸς &amp; Κύριος ἡμῶν, Ἰησοῦς Χριστὸς</w:t>
+        <w:t>αὐτὸς &amp; ὁ Κύριος ἡμῶν, Ἰησοῦς Χριστὸς</w:t>
       </w:r>
     </w:p>
     <w:p>

--- a/ind/docx/53.content.docx
+++ b/ind/docx/53.content.docx
@@ -310,21 +310,6 @@
       </w:r>
       <w:r>
         <w:rPr>
-          <w:b/>
-          <w:lang w:val="id_ID" w:bidi="id_ID"/>
-        </w:rPr>
-        <w:t>Παῦλος, καὶ Σιλουανὸς, καὶ Τιμόθεος; τῇ ἐκκλησίᾳ</w:t>
-      </w:r>
-    </w:p>
-    <w:p>
-      <w:pPr/>
-      <w:r>
-        <w:rPr>
-          <w:lang w:val="id_ID" w:bidi="id_ID"/>
-        </w:rPr>
-      </w:r>
-      <w:r>
-        <w:rPr>
           <w:lang w:val="id_ID" w:bidi="id_ID"/>
         </w:rPr>
         <w:t>Anda mungkin ingin mengisi kata-kata yang diperlukan untuk menjadikannya sebuah kalimat yang lengkap. Terjemahan alternatif: "Paulus, Silwanus, dan Timotius mengirimkan surat ini kepada jemaat"</w:t>
@@ -668,21 +653,6 @@
       </w:r>
       <w:r>
         <w:rPr>
-          <w:b/>
-          <w:lang w:val="id_ID" w:bidi="id_ID"/>
-        </w:rPr>
-        <w:t>χάρις ὑμῖν καὶ εἰρήνη ἀπὸ Θεοῦ Πατρὸς καὶ Κυρίου Ἰησοῦ Χριστοῦ</w:t>
-      </w:r>
-    </w:p>
-    <w:p>
-      <w:pPr/>
-      <w:r>
-        <w:rPr>
-          <w:lang w:val="id_ID" w:bidi="id_ID"/>
-        </w:rPr>
-      </w:r>
-      <w:r>
-        <w:rPr>
           <w:lang w:val="id_ID" w:bidi="id_ID"/>
         </w:rPr>
         <w:t xml:space="preserve">Jika bahasa Anda tidak menggunakan kata benda abstrak untuk gagasan di balik </w:t>
@@ -915,21 +885,6 @@
       </w:r>
       <w:r>
         <w:rPr>
-          <w:b/>
-          <w:lang w:val="id_ID" w:bidi="id_ID"/>
-        </w:rPr>
-        <w:t>εὐχαριστεῖν ὀφείλομεν τῷ Θεῷ πάντοτε</w:t>
-      </w:r>
-    </w:p>
-    <w:p>
-      <w:pPr/>
-      <w:r>
-        <w:rPr>
-          <w:lang w:val="id_ID" w:bidi="id_ID"/>
-        </w:rPr>
-      </w:r>
-      <w:r>
-        <w:rPr>
           <w:lang w:val="id_ID" w:bidi="id_ID"/>
         </w:rPr>
         <w:t xml:space="preserve">Paulus menggunakan </w:t>
@@ -1011,21 +966,6 @@
       </w:r>
       <w:r>
         <w:rPr>
-          <w:b/>
-          <w:lang w:val="id_ID" w:bidi="id_ID"/>
-        </w:rPr>
-        <w:t>εὐχαριστεῖν ὀφείλομεν τῷ Θεῷ πάντοτε περὶ ὑμῶν, ἀδελφοί</w:t>
-      </w:r>
-    </w:p>
-    <w:p>
-      <w:pPr/>
-      <w:r>
-        <w:rPr>
-          <w:lang w:val="id_ID" w:bidi="id_ID"/>
-        </w:rPr>
-      </w:r>
-      <w:r>
-        <w:rPr>
           <w:lang w:val="id_ID" w:bidi="id_ID"/>
         </w:rPr>
         <w:t>Jika pembaca Anda mungkin berpikir bahwa Paulus hanya mengungkapkan sebuah kewajiban dan ia tidak benar-benar berdoa untuk jemaat di Tesalonika, Anda dapat mengungkapkan kenyataannya secara eksplisit. Terjemahan alternatif: "Kami selalu mengucap syukur kepada Allah untuk kamu, saudara-saudara, sebagaimana seharusnya"</w:t>
@@ -1382,21 +1322,6 @@
       </w:r>
       <w:r>
         <w:rPr>
-          <w:b/>
-          <w:lang w:val="id_ID" w:bidi="id_ID"/>
-        </w:rPr>
-        <w:t>πλεονάζει ἡ ἀγάπη ἑνὸς ἑκάστου, πάντων ὑμῶν, εἰς ἀλλήλους</w:t>
-      </w:r>
-    </w:p>
-    <w:p>
-      <w:pPr/>
-      <w:r>
-        <w:rPr>
-          <w:lang w:val="id_ID" w:bidi="id_ID"/>
-        </w:rPr>
-      </w:r>
-      <w:r>
-        <w:rPr>
           <w:lang w:val="id_ID" w:bidi="id_ID"/>
         </w:rPr>
         <w:t xml:space="preserve">Jika bahasa Anda tidak menggunakan kata benda abstrak untuk ide di balik </w:t>
@@ -2087,21 +2012,6 @@
       </w:r>
       <w:r>
         <w:rPr>
-          <w:b/>
-          <w:lang w:val="id_ID" w:bidi="id_ID"/>
-        </w:rPr>
-        <w:t>εἰς τὸ καταξιωθῆναι ὑμᾶς τῆς Βασιλείας τοῦ Θεοῦ</w:t>
-      </w:r>
-    </w:p>
-    <w:p>
-      <w:pPr/>
-      <w:r>
-        <w:rPr>
-          <w:lang w:val="id_ID" w:bidi="id_ID"/>
-        </w:rPr>
-      </w:r>
-      <w:r>
-        <w:rPr>
           <w:lang w:val="id_ID" w:bidi="id_ID"/>
         </w:rPr>
         <w:t>Anda dapat menyatakan ini dalam bentuk aktif. Terjemahan alternatif: "bahwa Allah akan menganggapmu layak untuk menjadi bagian dari kerajaan-Nya"</w:t>
@@ -2445,21 +2355,6 @@
       </w:r>
       <w:r>
         <w:rPr>
-          <w:b/>
-          <w:lang w:val="id_ID" w:bidi="id_ID"/>
-        </w:rPr>
-        <w:t>ἀνταποδοῦναι τοῖς θλίβουσιν ὑμᾶς θλῖψιν</w:t>
-      </w:r>
-    </w:p>
-    <w:p>
-      <w:pPr/>
-      <w:r>
-        <w:rPr>
-          <w:lang w:val="id_ID" w:bidi="id_ID"/>
-        </w:rPr>
-      </w:r>
-      <w:r>
-        <w:rPr>
           <w:lang w:val="id_ID" w:bidi="id_ID"/>
         </w:rPr>
         <w:t xml:space="preserve">Jika bahasa Anda tidak menggunakan kata benda abstrak untuk konsep </w:t>
@@ -2637,21 +2532,6 @@
       </w:r>
       <w:r>
         <w:rPr>
-          <w:b/>
-          <w:lang w:val="id_ID" w:bidi="id_ID"/>
-        </w:rPr>
-        <w:t>καὶ ὑμῖν τοῖς θλιβομένοις, ἄνεσιν μεθ’ ἡμῶν</w:t>
-      </w:r>
-    </w:p>
-    <w:p>
-      <w:pPr/>
-      <w:r>
-        <w:rPr>
-          <w:lang w:val="id_ID" w:bidi="id_ID"/>
-        </w:rPr>
-      </w:r>
-      <w:r>
-        <w:rPr>
           <w:lang w:val="id_ID" w:bidi="id_ID"/>
         </w:rPr>
         <w:t xml:space="preserve">Di sini, </w:t>
@@ -3924,21 +3804,6 @@
       </w:r>
       <w:r>
         <w:rPr>
-          <w:b/>
-          <w:lang w:val="id_ID" w:bidi="id_ID"/>
-        </w:rPr>
-        <w:t>ἀπὸ προσώπου τοῦ Κυρίου</w:t>
-      </w:r>
-    </w:p>
-    <w:p>
-      <w:pPr/>
-      <w:r>
-        <w:rPr>
-          <w:lang w:val="id_ID" w:bidi="id_ID"/>
-        </w:rPr>
-      </w:r>
-      <w:r>
-        <w:rPr>
           <w:lang w:val="id_ID" w:bidi="id_ID"/>
         </w:rPr>
         <w:t xml:space="preserve">Di sini, </w:t>
@@ -4347,21 +4212,6 @@
       </w:r>
       <w:r>
         <w:rPr>
-          <w:b/>
-          <w:lang w:val="id_ID" w:bidi="id_ID"/>
-        </w:rPr>
-        <w:t>ἐνδοξασθῆναι ἐν τοῖς ἁγίοις αὐτοῦ, καὶ θαυμασθῆναι ἐν πᾶσιν τοῖς πιστεύσασιν</w:t>
-      </w:r>
-    </w:p>
-    <w:p>
-      <w:pPr/>
-      <w:r>
-        <w:rPr>
-          <w:lang w:val="id_ID" w:bidi="id_ID"/>
-        </w:rPr>
-      </w:r>
-      <w:r>
-        <w:rPr>
           <w:lang w:val="id_ID" w:bidi="id_ID"/>
         </w:rPr>
         <w:t>Jika bahasa Anda tidak menggunakan bentuk pasif seperti ini, Anda dapat menyatakannya dalam bentuk aktif atau dengan cara lain yang wajar dalam bahasa Anda. Terjemahan alternatif: "sebagaimana orang-orang kudus-Nya memuliakan Dia dan semua orang yang percaya kagum kepada-Nya"</w:t>
@@ -4542,21 +4392,6 @@
           <w:b/>
           <w:lang w:val="id_ID" w:bidi="id_ID"/>
         </w:rPr>
-        <w:t>ἐνδοξασθῆναι ἐν τοῖς ἁγίοις αὐτοῦ, καὶ θαυμασθῆναι ἐν πᾶσιν τοῖς πιστεύσασιν</w:t>
-      </w:r>
-    </w:p>
-    <w:p>
-      <w:pPr/>
-      <w:r>
-        <w:rPr>
-          <w:lang w:val="id_ID" w:bidi="id_ID"/>
-        </w:rPr>
-      </w:r>
-      <w:r>
-        <w:rPr>
-          <w:b/>
-          <w:lang w:val="id_ID" w:bidi="id_ID"/>
-        </w:rPr>
         <w:t>Orang-orang kudus</w:t>
       </w:r>
       <w:r>
@@ -6021,21 +5856,6 @@
       </w:r>
       <w:r>
         <w:rPr>
-          <w:b/>
-          <w:lang w:val="id_ID" w:bidi="id_ID"/>
-        </w:rPr>
-        <w:t>ὑπὲρ τῆς παρουσίας τοῦ Κυρίου ἡμῶν, Ἰησοῦ Χριστοῦ, καὶ ἡμῶν ἐπισυναγωγῆς ἐπ’ αὐτόν</w:t>
-      </w:r>
-    </w:p>
-    <w:p>
-      <w:pPr/>
-      <w:r>
-        <w:rPr>
-          <w:lang w:val="id_ID" w:bidi="id_ID"/>
-        </w:rPr>
-      </w:r>
-      <w:r>
-        <w:rPr>
           <w:lang w:val="id_ID" w:bidi="id_ID"/>
         </w:rPr>
         <w:t>Kedatangan Tuhan kita Yesus Kristus dan pertemuan kita dengan-Nya adalah dua tindakan yang terjadi pada saat yang sama. Anda dapat memperjelas hal ini dalam terjemahan Anda dengan kata atau frasa penghubung yang tepat. Terjemahan alternatif: "tentang waktu kedatangan Tuhan kita Yesus, apabila kita dikumpulkan bersama-sama dengan Dia"</w:t>
@@ -6104,21 +5924,6 @@
       </w:r>
       <w:r>
         <w:rPr>
-          <w:b/>
-          <w:lang w:val="id_ID" w:bidi="id_ID"/>
-        </w:rPr>
-        <w:t>ὑπὲρ τῆς παρουσίας τοῦ Κυρίου ἡμῶν, Ἰησοῦ Χριστοῦ, καὶ ἡμῶν ἐπισυναγωγῆς ἐπ’ αὐτόν</w:t>
-      </w:r>
-    </w:p>
-    <w:p>
-      <w:pPr/>
-      <w:r>
-        <w:rPr>
-          <w:lang w:val="id_ID" w:bidi="id_ID"/>
-        </w:rPr>
-      </w:r>
-      <w:r>
-        <w:rPr>
           <w:lang w:val="id_ID" w:bidi="id_ID"/>
         </w:rPr>
         <w:t xml:space="preserve">Jika lebih alami dalam bahasa Anda, Anda dapat menggunakan kata kerja aktif untuk peristiwa </w:t>
@@ -6309,21 +6114,6 @@
       </w:r>
       <w:r>
         <w:rPr>
-          <w:b/>
-          <w:lang w:val="id_ID" w:bidi="id_ID"/>
-        </w:rPr>
-        <w:t>εἰς τὸ μὴ ταχέως σαλευθῆναι ὑμᾶς ἀπὸ τοῦ νοὸς</w:t>
-      </w:r>
-    </w:p>
-    <w:p>
-      <w:pPr/>
-      <w:r>
-        <w:rPr>
-          <w:lang w:val="id_ID" w:bidi="id_ID"/>
-        </w:rPr>
-      </w:r>
-      <w:r>
-        <w:rPr>
           <w:lang w:val="id_ID" w:bidi="id_ID"/>
         </w:rPr>
         <w:t xml:space="preserve">Frasa </w:t>
@@ -6501,21 +6291,6 @@
       </w:r>
       <w:r>
         <w:rPr>
-          <w:b/>
-          <w:lang w:val="id_ID" w:bidi="id_ID"/>
-        </w:rPr>
-        <w:t>μήτε διὰ πνεύματος, μήτε διὰ λόγου, μήτε δι’ ἐπιστολῆς, ὡς δι’ ἡμῶν</w:t>
-      </w:r>
-    </w:p>
-    <w:p>
-      <w:pPr/>
-      <w:r>
-        <w:rPr>
-          <w:lang w:val="id_ID" w:bidi="id_ID"/>
-        </w:rPr>
-      </w:r>
-      <w:r>
-        <w:rPr>
           <w:lang w:val="id_ID" w:bidi="id_ID"/>
         </w:rPr>
         <w:t>Paulus meninggalkan beberapa kata di sini yang mungkin diperlukan dalam bahasa Anda. Jika itu membantu, Anda dapat menyediakan kata-kata ini. Terjemahan alternatif: "ketika kamu menerima pesan baik melalui roh atau melalui perkataan yang diucapkan atau melalui surat tertulis yang seolah-olah berasal dari kami"</w:t>
@@ -6750,21 +6525,6 @@
       </w:r>
       <w:r>
         <w:rPr>
-          <w:b/>
-          <w:lang w:val="id_ID" w:bidi="id_ID"/>
-        </w:rPr>
-        <w:t>ἡ ἡμέρα τοῦ Κυρίου</w:t>
-      </w:r>
-    </w:p>
-    <w:p>
-      <w:pPr/>
-      <w:r>
-        <w:rPr>
-          <w:lang w:val="id_ID" w:bidi="id_ID"/>
-        </w:rPr>
-      </w:r>
-      <w:r>
-        <w:rPr>
           <w:lang w:val="id_ID" w:bidi="id_ID"/>
         </w:rPr>
         <w:t xml:space="preserve">Di sini, </w:t>
@@ -6826,21 +6586,6 @@
       </w:r>
       <w:r>
         <w:rPr>
-          <w:b/>
-          <w:lang w:val="id_ID" w:bidi="id_ID"/>
-        </w:rPr>
-        <w:t>μή τις ὑμᾶς ἐξαπατήσῃ κατὰ μηδένα τρόπον</w:t>
-      </w:r>
-    </w:p>
-    <w:p>
-      <w:pPr/>
-      <w:r>
-        <w:rPr>
-          <w:lang w:val="id_ID" w:bidi="id_ID"/>
-        </w:rPr>
-      </w:r>
-      <w:r>
-        <w:rPr>
           <w:lang w:val="id_ID" w:bidi="id_ID"/>
         </w:rPr>
         <w:t>Terjemahan alternatif: "Jangan biarkan siapa pun membodohi kamu" atau "Jangan percaya sama sekali dengan kata-kata yang salah yang dikatakan orang tentang hal ini"</w:t>
@@ -7356,6 +7101,21 @@
       </w:r>
       <w:r>
         <w:rPr>
+          <w:b/>
+          <w:lang w:val="id_ID" w:bidi="id_ID"/>
+        </w:rPr>
+        <w:t>ὁ υἱὸς τῆς ἀπωλείας</w:t>
+      </w:r>
+    </w:p>
+    <w:p>
+      <w:pPr/>
+      <w:r>
+        <w:rPr>
+          <w:lang w:val="id_ID" w:bidi="id_ID"/>
+        </w:rPr>
+      </w:r>
+      <w:r>
+        <w:rPr>
           <w:lang w:val="id_ID" w:bidi="id_ID"/>
         </w:rPr>
         <w:t>Allah akan membinasakan orang ini beberapa waktu setelah peristiwa-peristiwa di ayat 4. Jika hal ini akan membantu dalam bahasa Anda, pertimbangkanlah untuk memindahkan frasa ini ke akhir ayat 4.</w:t>
@@ -7424,21 +7184,6 @@
       </w:r>
       <w:r>
         <w:rPr>
-          <w:b/>
-          <w:lang w:val="id_ID" w:bidi="id_ID"/>
-        </w:rPr>
-        <w:t>πάντα λεγόμενον θεὸν ἢ σέβασμα</w:t>
-      </w:r>
-    </w:p>
-    <w:p>
-      <w:pPr/>
-      <w:r>
-        <w:rPr>
-          <w:lang w:val="id_ID" w:bidi="id_ID"/>
-        </w:rPr>
-      </w:r>
-      <w:r>
-        <w:rPr>
           <w:lang w:val="id_ID" w:bidi="id_ID"/>
         </w:rPr>
         <w:t>Anda dapat menyatakan ini dalam bentuk aktif. Terjemahan alternatif: "segala sesuatu yang disebut Allah atau apa pun yang mereka sembah"</w:t>
@@ -7679,21 +7424,6 @@
       </w:r>
       <w:r>
         <w:rPr>
-          <w:b/>
-          <w:lang w:val="id_ID" w:bidi="id_ID"/>
-        </w:rPr>
-        <w:t>οὐ μνημονεύετε ὅτι, ἔτι ὢν πρὸς ὑμᾶς, ταῦτα ἔλεγον ὑμῖν</w:t>
-      </w:r>
-    </w:p>
-    <w:p>
-      <w:pPr/>
-      <w:r>
-        <w:rPr>
-          <w:lang w:val="id_ID" w:bidi="id_ID"/>
-        </w:rPr>
-      </w:r>
-      <w:r>
-        <w:rPr>
           <w:lang w:val="id_ID" w:bidi="id_ID"/>
         </w:rPr>
         <w:t>Paulus tidak meminta informasi di sini, tetapi menggunakan bentuk pertanyaan untuk mengingatkan jemaat Tesalonika akan apa yang telah ia ajarkan kepada mereka. Jika Anda tidak menggunakan pertanyaan retoris untuk tujuan ini dalam bahasa Anda, Anda dapat menerjemahkan kata-katanya sebagai sebuah pernyataan. Lihat UST.</w:t>
@@ -8261,21 +7991,6 @@
       </w:r>
       <w:r>
         <w:rPr>
-          <w:b/>
-          <w:lang w:val="id_ID" w:bidi="id_ID"/>
-        </w:rPr>
-        <w:t>ὁ κατέχων</w:t>
-      </w:r>
-    </w:p>
-    <w:p>
-      <w:pPr/>
-      <w:r>
-        <w:rPr>
-          <w:lang w:val="id_ID" w:bidi="id_ID"/>
-        </w:rPr>
-      </w:r>
-      <w:r>
-        <w:rPr>
           <w:lang w:val="id_ID" w:bidi="id_ID"/>
         </w:rPr>
         <w:t>Menahan seseorang berarti menghambat atau mencegahnya melakukan apa yang ingin ia lakukan. Terjemahan alternatif: "orang yang telah menahannya"</w:t>
@@ -8503,21 +8218,6 @@
       </w:r>
       <w:r>
         <w:rPr>
-          <w:b/>
-          <w:lang w:val="id_ID" w:bidi="id_ID"/>
-        </w:rPr>
-        <w:t>καὶ τότε ἀποκαλυφθήσεται ὁ ἄνομος</w:t>
-      </w:r>
-    </w:p>
-    <w:p>
-      <w:pPr/>
-      <w:r>
-        <w:rPr>
-          <w:lang w:val="id_ID" w:bidi="id_ID"/>
-        </w:rPr>
-      </w:r>
-      <w:r>
-        <w:rPr>
           <w:lang w:val="id_ID" w:bidi="id_ID"/>
         </w:rPr>
         <w:t>Jika bahasa Anda tidak menggunakan bentuk pasif seperti ini, Anda dapat menyatakannya dalam bentuk aktif atau dengan cara lain yang wajar dalam bahasa Anda. Terjemahan alternatif: "dan kemudian Allah akan mengizinkan si pendurhaka untuk menunjukkan dirinya"</w:t>
@@ -8695,21 +8395,6 @@
       </w:r>
       <w:r>
         <w:rPr>
-          <w:b/>
-          <w:lang w:val="id_ID" w:bidi="id_ID"/>
-        </w:rPr>
-        <w:t>ἀνελεῖ τῷ πνεύματι τοῦ στόματος αὐτοῦ, καὶ καταργήσει τῇ ἐπιφανείᾳ τῆς παρουσίας αὐτοῦ</w:t>
-      </w:r>
-    </w:p>
-    <w:p>
-      <w:pPr/>
-      <w:r>
-        <w:rPr>
-          <w:lang w:val="id_ID" w:bidi="id_ID"/>
-        </w:rPr>
-      </w:r>
-      <w:r>
-        <w:rPr>
           <w:lang w:val="id_ID" w:bidi="id_ID"/>
         </w:rPr>
         <w:t>Kedua frasa ini menggambarkan peristiwa yang sama. Paulus mengatakan hal yang sama dua kali, dengan cara yang sedikit berbeda, untuk menekankan betapa jauh lebih berkuasanya Yesus dibandingkan dengan manusia durhaka. Jika membingungkan bagi pembaca Anda untuk berbicara tentang membunuh seseorang dan kemudian membuatnya tidak berdaya, Anda dapat membalik urutan frasa-frasa tersebut, seperti dalam UST, atau Anda dapat menggabungkan kedua frasa tersebut menjadi satu. Terjemahan alternatif: "akan menghancurkan dengan penampilannya yang mulia dan dengan napas dari mulutnya"</w:t>
@@ -8778,21 +8463,6 @@
       </w:r>
       <w:r>
         <w:rPr>
-          <w:b/>
-          <w:lang w:val="id_ID" w:bidi="id_ID"/>
-        </w:rPr>
-        <w:t>οὗ ἐστιν ἡ παρουσία, κατ’ ἐνέργειαν τοῦ Σατανᾶ</w:t>
-      </w:r>
-    </w:p>
-    <w:p>
-      <w:pPr/>
-      <w:r>
-        <w:rPr>
-          <w:lang w:val="id_ID" w:bidi="id_ID"/>
-        </w:rPr>
-      </w:r>
-      <w:r>
-        <w:rPr>
           <w:lang w:val="id_ID" w:bidi="id_ID"/>
         </w:rPr>
         <w:t xml:space="preserve">Di sini, Paulus menggunakan bentuk posesif untuk menggambarkan </w:t>
@@ -9521,21 +9191,6 @@
       </w:r>
       <w:r>
         <w:rPr>
-          <w:b/>
-          <w:lang w:val="id_ID" w:bidi="id_ID"/>
-        </w:rPr>
-        <w:t>ἐν πάσῃ ἀπάτῃ ἀδικίας, τοῖς ἀπολλυμένοις</w:t>
-      </w:r>
-    </w:p>
-    <w:p>
-      <w:pPr/>
-      <w:r>
-        <w:rPr>
-          <w:lang w:val="id_ID" w:bidi="id_ID"/>
-        </w:rPr>
-      </w:r>
-      <w:r>
-        <w:rPr>
           <w:lang w:val="id_ID" w:bidi="id_ID"/>
         </w:rPr>
         <w:t xml:space="preserve">Jika bahasa Anda tidak menggunakan kata benda abstrak untuk gagasan </w:t>
@@ -10110,21 +9765,6 @@
       </w:r>
       <w:r>
         <w:rPr>
-          <w:b/>
-          <w:lang w:val="id_ID" w:bidi="id_ID"/>
-        </w:rPr>
-        <w:t>πέμπει αὐτοῖς ὁ Θεὸς ἐνέργειαν πλάνης, εἰς τὸ πιστεῦσαι αὐτοὺς τῷ ψεύδει</w:t>
-      </w:r>
-    </w:p>
-    <w:p>
-      <w:pPr/>
-      <w:r>
-        <w:rPr>
-          <w:lang w:val="id_ID" w:bidi="id_ID"/>
-        </w:rPr>
-      </w:r>
-      <w:r>
-        <w:rPr>
           <w:lang w:val="id_ID" w:bidi="id_ID"/>
         </w:rPr>
         <w:t xml:space="preserve">Paulus berbicara tentang </w:t>
@@ -10795,21 +10435,6 @@
       </w:r>
       <w:r>
         <w:rPr>
-          <w:b/>
-          <w:lang w:val="id_ID" w:bidi="id_ID"/>
-        </w:rPr>
-        <w:t>οἱ μὴ πιστεύσαντες τῇ ἀληθείᾳ, ἀλλὰ εὐδοκήσαντες τῇ ἀδικίᾳ</w:t>
-      </w:r>
-    </w:p>
-    <w:p>
-      <w:pPr/>
-      <w:r>
-        <w:rPr>
-          <w:lang w:val="id_ID" w:bidi="id_ID"/>
-        </w:rPr>
-      </w:r>
-      <w:r>
-        <w:rPr>
           <w:lang w:val="id_ID" w:bidi="id_ID"/>
         </w:rPr>
         <w:t xml:space="preserve">Jika bahasa Anda tidak menggunakan kata benda abstrak untuk konsep </w:t>
@@ -11234,21 +10859,6 @@
       </w:r>
       <w:r>
         <w:rPr>
-          <w:b/>
-          <w:lang w:val="id_ID" w:bidi="id_ID"/>
-        </w:rPr>
-        <w:t>ἀδελφοὶ ἠγαπημένοι ὑπὸ Κυρίου</w:t>
-      </w:r>
-    </w:p>
-    <w:p>
-      <w:pPr/>
-      <w:r>
-        <w:rPr>
-          <w:lang w:val="id_ID" w:bidi="id_ID"/>
-        </w:rPr>
-      </w:r>
-      <w:r>
-        <w:rPr>
           <w:lang w:val="id_ID" w:bidi="id_ID"/>
         </w:rPr>
         <w:t>Jika bahasa Anda tidak menggunakan bentuk pasif seperti ini, Anda dapat mengatakannya dengan bentuk aktif. Terjemahan alternatif: "karena Tuhan mengasihimu, saudara-saudara"</w:t>
@@ -11509,21 +11119,6 @@
       </w:r>
       <w:r>
         <w:rPr>
-          <w:b/>
-          <w:lang w:val="id_ID" w:bidi="id_ID"/>
-        </w:rPr>
-        <w:t>ἀπαρχὴν εἰς σωτηρίαν ἐν ἁγιασμῷ Πνεύματος καὶ πίστει ἀληθείας</w:t>
-      </w:r>
-    </w:p>
-    <w:p>
-      <w:pPr/>
-      <w:r>
-        <w:rPr>
-          <w:lang w:val="id_ID" w:bidi="id_ID"/>
-        </w:rPr>
-      </w:r>
-      <w:r>
-        <w:rPr>
           <w:lang w:val="id_ID" w:bidi="id_ID"/>
         </w:rPr>
         <w:t xml:space="preserve">Jika itu akan membantu dalam bahasa Anda, Anda dapat mengubah kata benda abstrak </w:t>
@@ -11836,21 +11431,6 @@
       </w:r>
       <w:r>
         <w:rPr>
-          <w:b/>
-          <w:lang w:val="id_ID" w:bidi="id_ID"/>
-        </w:rPr>
-        <w:t>εἰς περιποίησιν δόξης τοῦ Κυρίου ἡμῶν</w:t>
-      </w:r>
-    </w:p>
-    <w:p>
-      <w:pPr/>
-      <w:r>
-        <w:rPr>
-          <w:lang w:val="id_ID" w:bidi="id_ID"/>
-        </w:rPr>
-      </w:r>
-      <w:r>
-        <w:rPr>
           <w:lang w:val="id_ID" w:bidi="id_ID"/>
         </w:rPr>
         <w:t xml:space="preserve">Jika bahasa Anda tidak menggunakan kata benda abstrak untuk konsep </w:t>
@@ -12770,21 +12350,6 @@
       </w:r>
       <w:r>
         <w:rPr>
-          <w:b/>
-          <w:lang w:val="id_ID" w:bidi="id_ID"/>
-        </w:rPr>
-        <w:t>αὐτὸς δὲ ὁ Κύριος ἡμῶν, Ἰησοῦς Χριστὸς, καὶ ὁ Θεὸς ὁ Πατὴρ ἡμῶν</w:t>
-      </w:r>
-    </w:p>
-    <w:p>
-      <w:pPr/>
-      <w:r>
-        <w:rPr>
-          <w:lang w:val="id_ID" w:bidi="id_ID"/>
-        </w:rPr>
-      </w:r>
-      <w:r>
-        <w:rPr>
           <w:lang w:val="id_ID" w:bidi="id_ID"/>
         </w:rPr>
         <w:t>Pernyataan Penghubung: Paulus mengakhiri bagian ini dengan sebuah ucapan berkat. Gunakanlah bentuk yang dapat dikenali orang sebagai berkat dalam bahasa Anda. Terjemahan alternatif: "Sekarang kiranya Tuhan kita Yesus Kristus sendiri dan Allah Bapa kita" atau "Kami berdoa agar Tuhan kita Yesus Kristus sendiri dan Allah Bapa kita"</w:t>
@@ -13071,21 +12636,6 @@
       </w:r>
       <w:r>
         <w:rPr>
-          <w:b/>
-          <w:lang w:val="id_ID" w:bidi="id_ID"/>
-        </w:rPr>
-        <w:t>δοὺς παράκλησιν αἰωνίαν, καὶ ἐλπίδα ἀγαθὴν</w:t>
-      </w:r>
-    </w:p>
-    <w:p>
-      <w:pPr/>
-      <w:r>
-        <w:rPr>
-          <w:lang w:val="id_ID" w:bidi="id_ID"/>
-        </w:rPr>
-      </w:r>
-      <w:r>
-        <w:rPr>
           <w:lang w:val="id_ID" w:bidi="id_ID"/>
         </w:rPr>
         <w:t xml:space="preserve">Jika bahasa Anda tidak menggunakan kata benda abstrak untuk konsep </w:t>
@@ -14106,21 +13656,6 @@
       </w:r>
       <w:r>
         <w:rPr>
-          <w:b/>
-          <w:lang w:val="id_ID" w:bidi="id_ID"/>
-        </w:rPr>
-        <w:t>ῥυσθῶμεν</w:t>
-      </w:r>
-    </w:p>
-    <w:p>
-      <w:pPr/>
-      <w:r>
-        <w:rPr>
-          <w:lang w:val="id_ID" w:bidi="id_ID"/>
-        </w:rPr>
-      </w:r>
-      <w:r>
-        <w:rPr>
           <w:lang w:val="id_ID" w:bidi="id_ID"/>
         </w:rPr>
         <w:t>Anda dapat menyatakan ini dalam bentuk aktif. Terjemahan alternatif: “Semoga Tuhan menyelamatkan kita” atau ”Semoga Tuhan menyelamatkan kita”</w:t>
@@ -14828,21 +14363,6 @@
       </w:r>
       <w:r>
         <w:rPr>
-          <w:b/>
-          <w:lang w:val="id_ID" w:bidi="id_ID"/>
-        </w:rPr>
-        <w:t>ὁ &amp; Κύριος κατευθύναι ὑμῶν τὰς καρδίας εἰς τὴν ἀγάπην τοῦ Θεοῦ, καὶ εἰς τὴν ὑπομονὴν τοῦ Χριστοῦ</w:t>
-      </w:r>
-    </w:p>
-    <w:p>
-      <w:pPr/>
-      <w:r>
-        <w:rPr>
-          <w:lang w:val="id_ID" w:bidi="id_ID"/>
-        </w:rPr>
-      </w:r>
-      <w:r>
-        <w:rPr>
           <w:lang w:val="id_ID" w:bidi="id_ID"/>
         </w:rPr>
         <w:t xml:space="preserve">Di sini, </w:t>
@@ -15033,21 +14553,6 @@
       </w:r>
       <w:r>
         <w:rPr>
-          <w:b/>
-          <w:lang w:val="id_ID" w:bidi="id_ID"/>
-        </w:rPr>
-        <w:t>εἰς τὴν ἀγάπην τοῦ Θεοῦ, καὶ εἰς τὴν ὑπομονὴν τοῦ Χριστοῦ</w:t>
-      </w:r>
-    </w:p>
-    <w:p>
-      <w:pPr/>
-      <w:r>
-        <w:rPr>
-          <w:lang w:val="id_ID" w:bidi="id_ID"/>
-        </w:rPr>
-      </w:r>
-      <w:r>
-        <w:rPr>
           <w:lang w:val="id_ID" w:bidi="id_ID"/>
         </w:rPr>
         <w:t xml:space="preserve">Di sini, </w:t>
@@ -16419,21 +15924,6 @@
       </w:r>
       <w:r>
         <w:rPr>
-          <w:b/>
-          <w:lang w:val="id_ID" w:bidi="id_ID"/>
-        </w:rPr>
-        <w:t>ἑαυτοὺς τύπον δῶμεν ὑμῖν</w:t>
-      </w:r>
-    </w:p>
-    <w:p>
-      <w:pPr/>
-      <w:r>
-        <w:rPr>
-          <w:lang w:val="id_ID" w:bidi="id_ID"/>
-        </w:rPr>
-      </w:r>
-      <w:r>
-        <w:rPr>
           <w:lang w:val="id_ID" w:bidi="id_ID"/>
         </w:rPr>
         <w:t xml:space="preserve">Jika bahasa Anda tidak menggunakan kata benda abstrak untuk ide </w:t>
@@ -16576,21 +16066,6 @@
       </w:r>
       <w:r>
         <w:rPr>
-          <w:b/>
-          <w:lang w:val="id_ID" w:bidi="id_ID"/>
-        </w:rPr>
-        <w:t>εἴ τις οὐ θέλει ἐργάζεσθαι, μηδὲ ἐσθιέτω</w:t>
-      </w:r>
-    </w:p>
-    <w:p>
-      <w:pPr/>
-      <w:r>
-        <w:rPr>
-          <w:lang w:val="id_ID" w:bidi="id_ID"/>
-        </w:rPr>
-      </w:r>
-      <w:r>
-        <w:rPr>
           <w:lang w:val="id_ID" w:bidi="id_ID"/>
         </w:rPr>
         <w:t>Anda dapat menyatakannya dalam bentuk positif, jika bentuk ini sulit dipahami dalam bahasa Anda. Terjemahan alternatif: “Jika seseorang ingin makan, dia harus bekerja”</w:t>
@@ -17751,21 +17226,6 @@
       </w:r>
       <w:r>
         <w:rPr>
-          <w:b/>
-          <w:lang w:val="id_ID" w:bidi="id_ID"/>
-        </w:rPr>
-        <w:t>αὐτὸς &amp; ὁ Κύριος τῆς εἰρήνης, δῴη ὑμῖν</w:t>
-      </w:r>
-    </w:p>
-    <w:p>
-      <w:pPr/>
-      <w:r>
-        <w:rPr>
-          <w:lang w:val="id_ID" w:bidi="id_ID"/>
-        </w:rPr>
-      </w:r>
-      <w:r>
-        <w:rPr>
           <w:lang w:val="id_ID" w:bidi="id_ID"/>
         </w:rPr>
         <w:t>Paulus mengakhiri surat ini dengan berkat yang juga merupakan doa. Gunakanlah bentuk yang dapat dikenali orang sebagai berkat atau doa dalam bahasa Anda. Terjemahan alternatif: “Aku berdoa supaya Tuhan yang membawa damai sejahtera itu sendiri memberikannya kepadamu”</w:t>
@@ -17834,21 +17294,6 @@
       </w:r>
       <w:r>
         <w:rPr>
-          <w:b/>
-          <w:lang w:val="id_ID" w:bidi="id_ID"/>
-        </w:rPr>
-        <w:t>αὐτὸς &amp; ὁ Κύριος τῆς εἰρήνης</w:t>
-      </w:r>
-    </w:p>
-    <w:p>
-      <w:pPr/>
-      <w:r>
-        <w:rPr>
-          <w:lang w:val="id_ID" w:bidi="id_ID"/>
-        </w:rPr>
-      </w:r>
-      <w:r>
-        <w:rPr>
           <w:lang w:val="id_ID" w:bidi="id_ID"/>
         </w:rPr>
         <w:t xml:space="preserve">Di sini, </w:t>
@@ -17930,21 +17375,6 @@
       </w:r>
       <w:r>
         <w:rPr>
-          <w:b/>
-          <w:lang w:val="id_ID" w:bidi="id_ID"/>
-        </w:rPr>
-        <w:t>ὁ ἀσπασμὸς τῇ ἐμῇ χειρὶ, Παύλου, ὅ ἐστιν σημεῖον ἐν πάσῃ ἐπιστολῇ, οὕτως γράφω</w:t>
-      </w:r>
-    </w:p>
-    <w:p>
-      <w:pPr/>
-      <w:r>
-        <w:rPr>
-          <w:lang w:val="id_ID" w:bidi="id_ID"/>
-        </w:rPr>
-      </w:r>
-      <w:r>
-        <w:rPr>
           <w:lang w:val="id_ID" w:bidi="id_ID"/>
         </w:rPr>
         <w:t>Terjemahan alternatif: “Aku, Paulus, menulis salam ini dengan tanganku sendiri, yang aku lakukan dalam setiap surat, sebagai tanda bahwa surat ini benar-benar dariku, karena begitulah caraku menulis”</w:t>
@@ -18161,21 +17591,6 @@
         <w:rPr>
           <w:lang w:val="id_ID" w:bidi="id_ID"/>
         </w:rPr>
-      </w:r>
-    </w:p>
-    <w:p>
-      <w:pPr/>
-      <w:r>
-        <w:rPr>
-          <w:lang w:val="id_ID" w:bidi="id_ID"/>
-        </w:rPr>
-      </w:r>
-      <w:r>
-        <w:rPr>
-          <w:b/>
-          <w:lang w:val="id_ID" w:bidi="id_ID"/>
-        </w:rPr>
-        <w:t>ἡ χάρις τοῦ Κυρίου ἡμῶν, Ἰησοῦ Χριστοῦ, μετὰ πάντων ὑμῶν</w:t>
       </w:r>
     </w:p>
     <w:p>

--- a/ind/docx/53.content.docx
+++ b/ind/docx/53.content.docx
@@ -310,6 +310,21 @@
       </w:r>
       <w:r>
         <w:rPr>
+          <w:b/>
+          <w:lang w:val="id_ID" w:bidi="id_ID"/>
+        </w:rPr>
+        <w:t>Παῦλος, καὶ Σιλουανὸς, καὶ Τιμόθεος; τῇ ἐκκλησίᾳ</w:t>
+      </w:r>
+    </w:p>
+    <w:p>
+      <w:pPr/>
+      <w:r>
+        <w:rPr>
+          <w:lang w:val="id_ID" w:bidi="id_ID"/>
+        </w:rPr>
+      </w:r>
+      <w:r>
+        <w:rPr>
           <w:lang w:val="id_ID" w:bidi="id_ID"/>
         </w:rPr>
         <w:t>Anda mungkin ingin mengisi kata-kata yang diperlukan untuk menjadikannya sebuah kalimat yang lengkap. Terjemahan alternatif: "Paulus, Silwanus, dan Timotius mengirimkan surat ini kepada jemaat"</w:t>
@@ -653,6 +668,21 @@
       </w:r>
       <w:r>
         <w:rPr>
+          <w:b/>
+          <w:lang w:val="id_ID" w:bidi="id_ID"/>
+        </w:rPr>
+        <w:t>χάρις ὑμῖν καὶ εἰρήνη ἀπὸ Θεοῦ Πατρὸς καὶ Κυρίου Ἰησοῦ Χριστοῦ</w:t>
+      </w:r>
+    </w:p>
+    <w:p>
+      <w:pPr/>
+      <w:r>
+        <w:rPr>
+          <w:lang w:val="id_ID" w:bidi="id_ID"/>
+        </w:rPr>
+      </w:r>
+      <w:r>
+        <w:rPr>
           <w:lang w:val="id_ID" w:bidi="id_ID"/>
         </w:rPr>
         <w:t xml:space="preserve">Jika bahasa Anda tidak menggunakan kata benda abstrak untuk gagasan di balik </w:t>
@@ -885,6 +915,21 @@
       </w:r>
       <w:r>
         <w:rPr>
+          <w:b/>
+          <w:lang w:val="id_ID" w:bidi="id_ID"/>
+        </w:rPr>
+        <w:t>εὐχαριστεῖν ὀφείλομεν τῷ Θεῷ πάντοτε</w:t>
+      </w:r>
+    </w:p>
+    <w:p>
+      <w:pPr/>
+      <w:r>
+        <w:rPr>
+          <w:lang w:val="id_ID" w:bidi="id_ID"/>
+        </w:rPr>
+      </w:r>
+      <w:r>
+        <w:rPr>
           <w:lang w:val="id_ID" w:bidi="id_ID"/>
         </w:rPr>
         <w:t xml:space="preserve">Paulus menggunakan </w:t>
@@ -966,6 +1011,21 @@
       </w:r>
       <w:r>
         <w:rPr>
+          <w:b/>
+          <w:lang w:val="id_ID" w:bidi="id_ID"/>
+        </w:rPr>
+        <w:t>εὐχαριστεῖν ὀφείλομεν τῷ Θεῷ πάντοτε περὶ ὑμῶν, ἀδελφοί</w:t>
+      </w:r>
+    </w:p>
+    <w:p>
+      <w:pPr/>
+      <w:r>
+        <w:rPr>
+          <w:lang w:val="id_ID" w:bidi="id_ID"/>
+        </w:rPr>
+      </w:r>
+      <w:r>
+        <w:rPr>
           <w:lang w:val="id_ID" w:bidi="id_ID"/>
         </w:rPr>
         <w:t>Jika pembaca Anda mungkin berpikir bahwa Paulus hanya mengungkapkan sebuah kewajiban dan ia tidak benar-benar berdoa untuk jemaat di Tesalonika, Anda dapat mengungkapkan kenyataannya secara eksplisit. Terjemahan alternatif: "Kami selalu mengucap syukur kepada Allah untuk kamu, saudara-saudara, sebagaimana seharusnya"</w:t>
@@ -1322,6 +1382,21 @@
       </w:r>
       <w:r>
         <w:rPr>
+          <w:b/>
+          <w:lang w:val="id_ID" w:bidi="id_ID"/>
+        </w:rPr>
+        <w:t>πλεονάζει ἡ ἀγάπη ἑνὸς ἑκάστου, πάντων ὑμῶν, εἰς ἀλλήλους</w:t>
+      </w:r>
+    </w:p>
+    <w:p>
+      <w:pPr/>
+      <w:r>
+        <w:rPr>
+          <w:lang w:val="id_ID" w:bidi="id_ID"/>
+        </w:rPr>
+      </w:r>
+      <w:r>
+        <w:rPr>
           <w:lang w:val="id_ID" w:bidi="id_ID"/>
         </w:rPr>
         <w:t xml:space="preserve">Jika bahasa Anda tidak menggunakan kata benda abstrak untuk ide di balik </w:t>
@@ -2012,6 +2087,21 @@
       </w:r>
       <w:r>
         <w:rPr>
+          <w:b/>
+          <w:lang w:val="id_ID" w:bidi="id_ID"/>
+        </w:rPr>
+        <w:t>εἰς τὸ καταξιωθῆναι ὑμᾶς τῆς Βασιλείας τοῦ Θεοῦ</w:t>
+      </w:r>
+    </w:p>
+    <w:p>
+      <w:pPr/>
+      <w:r>
+        <w:rPr>
+          <w:lang w:val="id_ID" w:bidi="id_ID"/>
+        </w:rPr>
+      </w:r>
+      <w:r>
+        <w:rPr>
           <w:lang w:val="id_ID" w:bidi="id_ID"/>
         </w:rPr>
         <w:t>Anda dapat menyatakan ini dalam bentuk aktif. Terjemahan alternatif: "bahwa Allah akan menganggapmu layak untuk menjadi bagian dari kerajaan-Nya"</w:t>
@@ -2355,6 +2445,21 @@
       </w:r>
       <w:r>
         <w:rPr>
+          <w:b/>
+          <w:lang w:val="id_ID" w:bidi="id_ID"/>
+        </w:rPr>
+        <w:t>ἀνταποδοῦναι τοῖς θλίβουσιν ὑμᾶς θλῖψιν</w:t>
+      </w:r>
+    </w:p>
+    <w:p>
+      <w:pPr/>
+      <w:r>
+        <w:rPr>
+          <w:lang w:val="id_ID" w:bidi="id_ID"/>
+        </w:rPr>
+      </w:r>
+      <w:r>
+        <w:rPr>
           <w:lang w:val="id_ID" w:bidi="id_ID"/>
         </w:rPr>
         <w:t xml:space="preserve">Jika bahasa Anda tidak menggunakan kata benda abstrak untuk konsep </w:t>
@@ -2532,6 +2637,21 @@
       </w:r>
       <w:r>
         <w:rPr>
+          <w:b/>
+          <w:lang w:val="id_ID" w:bidi="id_ID"/>
+        </w:rPr>
+        <w:t>καὶ ὑμῖν τοῖς θλιβομένοις, ἄνεσιν μεθ’ ἡμῶν</w:t>
+      </w:r>
+    </w:p>
+    <w:p>
+      <w:pPr/>
+      <w:r>
+        <w:rPr>
+          <w:lang w:val="id_ID" w:bidi="id_ID"/>
+        </w:rPr>
+      </w:r>
+      <w:r>
+        <w:rPr>
           <w:lang w:val="id_ID" w:bidi="id_ID"/>
         </w:rPr>
         <w:t xml:space="preserve">Di sini, </w:t>
@@ -3804,6 +3924,21 @@
       </w:r>
       <w:r>
         <w:rPr>
+          <w:b/>
+          <w:lang w:val="id_ID" w:bidi="id_ID"/>
+        </w:rPr>
+        <w:t>ἀπὸ προσώπου τοῦ Κυρίου</w:t>
+      </w:r>
+    </w:p>
+    <w:p>
+      <w:pPr/>
+      <w:r>
+        <w:rPr>
+          <w:lang w:val="id_ID" w:bidi="id_ID"/>
+        </w:rPr>
+      </w:r>
+      <w:r>
+        <w:rPr>
           <w:lang w:val="id_ID" w:bidi="id_ID"/>
         </w:rPr>
         <w:t xml:space="preserve">Di sini, </w:t>
@@ -4212,6 +4347,21 @@
       </w:r>
       <w:r>
         <w:rPr>
+          <w:b/>
+          <w:lang w:val="id_ID" w:bidi="id_ID"/>
+        </w:rPr>
+        <w:t>ἐνδοξασθῆναι ἐν τοῖς ἁγίοις αὐτοῦ, καὶ θαυμασθῆναι ἐν πᾶσιν τοῖς πιστεύσασιν</w:t>
+      </w:r>
+    </w:p>
+    <w:p>
+      <w:pPr/>
+      <w:r>
+        <w:rPr>
+          <w:lang w:val="id_ID" w:bidi="id_ID"/>
+        </w:rPr>
+      </w:r>
+      <w:r>
+        <w:rPr>
           <w:lang w:val="id_ID" w:bidi="id_ID"/>
         </w:rPr>
         <w:t>Jika bahasa Anda tidak menggunakan bentuk pasif seperti ini, Anda dapat menyatakannya dalam bentuk aktif atau dengan cara lain yang wajar dalam bahasa Anda. Terjemahan alternatif: "sebagaimana orang-orang kudus-Nya memuliakan Dia dan semua orang yang percaya kagum kepada-Nya"</w:t>
@@ -4392,6 +4542,21 @@
           <w:b/>
           <w:lang w:val="id_ID" w:bidi="id_ID"/>
         </w:rPr>
+        <w:t>ἐνδοξασθῆναι ἐν τοῖς ἁγίοις αὐτοῦ, καὶ θαυμασθῆναι ἐν πᾶσιν τοῖς πιστεύσασιν</w:t>
+      </w:r>
+    </w:p>
+    <w:p>
+      <w:pPr/>
+      <w:r>
+        <w:rPr>
+          <w:lang w:val="id_ID" w:bidi="id_ID"/>
+        </w:rPr>
+      </w:r>
+      <w:r>
+        <w:rPr>
+          <w:b/>
+          <w:lang w:val="id_ID" w:bidi="id_ID"/>
+        </w:rPr>
         <w:t>Orang-orang kudus</w:t>
       </w:r>
       <w:r>
@@ -5856,6 +6021,21 @@
       </w:r>
       <w:r>
         <w:rPr>
+          <w:b/>
+          <w:lang w:val="id_ID" w:bidi="id_ID"/>
+        </w:rPr>
+        <w:t>ὑπὲρ τῆς παρουσίας τοῦ Κυρίου ἡμῶν, Ἰησοῦ Χριστοῦ, καὶ ἡμῶν ἐπισυναγωγῆς ἐπ’ αὐτόν</w:t>
+      </w:r>
+    </w:p>
+    <w:p>
+      <w:pPr/>
+      <w:r>
+        <w:rPr>
+          <w:lang w:val="id_ID" w:bidi="id_ID"/>
+        </w:rPr>
+      </w:r>
+      <w:r>
+        <w:rPr>
           <w:lang w:val="id_ID" w:bidi="id_ID"/>
         </w:rPr>
         <w:t>Kedatangan Tuhan kita Yesus Kristus dan pertemuan kita dengan-Nya adalah dua tindakan yang terjadi pada saat yang sama. Anda dapat memperjelas hal ini dalam terjemahan Anda dengan kata atau frasa penghubung yang tepat. Terjemahan alternatif: "tentang waktu kedatangan Tuhan kita Yesus, apabila kita dikumpulkan bersama-sama dengan Dia"</w:t>
@@ -5924,6 +6104,21 @@
       </w:r>
       <w:r>
         <w:rPr>
+          <w:b/>
+          <w:lang w:val="id_ID" w:bidi="id_ID"/>
+        </w:rPr>
+        <w:t>ὑπὲρ τῆς παρουσίας τοῦ Κυρίου ἡμῶν, Ἰησοῦ Χριστοῦ, καὶ ἡμῶν ἐπισυναγωγῆς ἐπ’ αὐτόν</w:t>
+      </w:r>
+    </w:p>
+    <w:p>
+      <w:pPr/>
+      <w:r>
+        <w:rPr>
+          <w:lang w:val="id_ID" w:bidi="id_ID"/>
+        </w:rPr>
+      </w:r>
+      <w:r>
+        <w:rPr>
           <w:lang w:val="id_ID" w:bidi="id_ID"/>
         </w:rPr>
         <w:t xml:space="preserve">Jika lebih alami dalam bahasa Anda, Anda dapat menggunakan kata kerja aktif untuk peristiwa </w:t>
@@ -6114,6 +6309,21 @@
       </w:r>
       <w:r>
         <w:rPr>
+          <w:b/>
+          <w:lang w:val="id_ID" w:bidi="id_ID"/>
+        </w:rPr>
+        <w:t>εἰς τὸ μὴ ταχέως σαλευθῆναι ὑμᾶς ἀπὸ τοῦ νοὸς</w:t>
+      </w:r>
+    </w:p>
+    <w:p>
+      <w:pPr/>
+      <w:r>
+        <w:rPr>
+          <w:lang w:val="id_ID" w:bidi="id_ID"/>
+        </w:rPr>
+      </w:r>
+      <w:r>
+        <w:rPr>
           <w:lang w:val="id_ID" w:bidi="id_ID"/>
         </w:rPr>
         <w:t xml:space="preserve">Frasa </w:t>
@@ -6291,6 +6501,21 @@
       </w:r>
       <w:r>
         <w:rPr>
+          <w:b/>
+          <w:lang w:val="id_ID" w:bidi="id_ID"/>
+        </w:rPr>
+        <w:t>μήτε διὰ πνεύματος, μήτε διὰ λόγου, μήτε δι’ ἐπιστολῆς, ὡς δι’ ἡμῶν</w:t>
+      </w:r>
+    </w:p>
+    <w:p>
+      <w:pPr/>
+      <w:r>
+        <w:rPr>
+          <w:lang w:val="id_ID" w:bidi="id_ID"/>
+        </w:rPr>
+      </w:r>
+      <w:r>
+        <w:rPr>
           <w:lang w:val="id_ID" w:bidi="id_ID"/>
         </w:rPr>
         <w:t>Paulus meninggalkan beberapa kata di sini yang mungkin diperlukan dalam bahasa Anda. Jika itu membantu, Anda dapat menyediakan kata-kata ini. Terjemahan alternatif: "ketika kamu menerima pesan baik melalui roh atau melalui perkataan yang diucapkan atau melalui surat tertulis yang seolah-olah berasal dari kami"</w:t>
@@ -6525,6 +6750,21 @@
       </w:r>
       <w:r>
         <w:rPr>
+          <w:b/>
+          <w:lang w:val="id_ID" w:bidi="id_ID"/>
+        </w:rPr>
+        <w:t>ἡ ἡμέρα τοῦ Κυρίου</w:t>
+      </w:r>
+    </w:p>
+    <w:p>
+      <w:pPr/>
+      <w:r>
+        <w:rPr>
+          <w:lang w:val="id_ID" w:bidi="id_ID"/>
+        </w:rPr>
+      </w:r>
+      <w:r>
+        <w:rPr>
           <w:lang w:val="id_ID" w:bidi="id_ID"/>
         </w:rPr>
         <w:t xml:space="preserve">Di sini, </w:t>
@@ -6586,6 +6826,21 @@
       </w:r>
       <w:r>
         <w:rPr>
+          <w:b/>
+          <w:lang w:val="id_ID" w:bidi="id_ID"/>
+        </w:rPr>
+        <w:t>μή τις ὑμᾶς ἐξαπατήσῃ κατὰ μηδένα τρόπον</w:t>
+      </w:r>
+    </w:p>
+    <w:p>
+      <w:pPr/>
+      <w:r>
+        <w:rPr>
+          <w:lang w:val="id_ID" w:bidi="id_ID"/>
+        </w:rPr>
+      </w:r>
+      <w:r>
+        <w:rPr>
           <w:lang w:val="id_ID" w:bidi="id_ID"/>
         </w:rPr>
         <w:t>Terjemahan alternatif: "Jangan biarkan siapa pun membodohi kamu" atau "Jangan percaya sama sekali dengan kata-kata yang salah yang dikatakan orang tentang hal ini"</w:t>
@@ -7184,6 +7439,21 @@
       </w:r>
       <w:r>
         <w:rPr>
+          <w:b/>
+          <w:lang w:val="id_ID" w:bidi="id_ID"/>
+        </w:rPr>
+        <w:t>πάντα λεγόμενον θεὸν ἢ σέβασμα</w:t>
+      </w:r>
+    </w:p>
+    <w:p>
+      <w:pPr/>
+      <w:r>
+        <w:rPr>
+          <w:lang w:val="id_ID" w:bidi="id_ID"/>
+        </w:rPr>
+      </w:r>
+      <w:r>
+        <w:rPr>
           <w:lang w:val="id_ID" w:bidi="id_ID"/>
         </w:rPr>
         <w:t>Anda dapat menyatakan ini dalam bentuk aktif. Terjemahan alternatif: "segala sesuatu yang disebut Allah atau apa pun yang mereka sembah"</w:t>
@@ -7424,6 +7694,21 @@
       </w:r>
       <w:r>
         <w:rPr>
+          <w:b/>
+          <w:lang w:val="id_ID" w:bidi="id_ID"/>
+        </w:rPr>
+        <w:t>οὐ μνημονεύετε ὅτι, ἔτι ὢν πρὸς ὑμᾶς, ταῦτα ἔλεγον ὑμῖν</w:t>
+      </w:r>
+    </w:p>
+    <w:p>
+      <w:pPr/>
+      <w:r>
+        <w:rPr>
+          <w:lang w:val="id_ID" w:bidi="id_ID"/>
+        </w:rPr>
+      </w:r>
+      <w:r>
+        <w:rPr>
           <w:lang w:val="id_ID" w:bidi="id_ID"/>
         </w:rPr>
         <w:t>Paulus tidak meminta informasi di sini, tetapi menggunakan bentuk pertanyaan untuk mengingatkan jemaat Tesalonika akan apa yang telah ia ajarkan kepada mereka. Jika Anda tidak menggunakan pertanyaan retoris untuk tujuan ini dalam bahasa Anda, Anda dapat menerjemahkan kata-katanya sebagai sebuah pernyataan. Lihat UST.</w:t>
@@ -7991,6 +8276,21 @@
       </w:r>
       <w:r>
         <w:rPr>
+          <w:b/>
+          <w:lang w:val="id_ID" w:bidi="id_ID"/>
+        </w:rPr>
+        <w:t>ὁ κατέχων</w:t>
+      </w:r>
+    </w:p>
+    <w:p>
+      <w:pPr/>
+      <w:r>
+        <w:rPr>
+          <w:lang w:val="id_ID" w:bidi="id_ID"/>
+        </w:rPr>
+      </w:r>
+      <w:r>
+        <w:rPr>
           <w:lang w:val="id_ID" w:bidi="id_ID"/>
         </w:rPr>
         <w:t>Menahan seseorang berarti menghambat atau mencegahnya melakukan apa yang ingin ia lakukan. Terjemahan alternatif: "orang yang telah menahannya"</w:t>
@@ -8218,6 +8518,21 @@
       </w:r>
       <w:r>
         <w:rPr>
+          <w:b/>
+          <w:lang w:val="id_ID" w:bidi="id_ID"/>
+        </w:rPr>
+        <w:t>καὶ τότε ἀποκαλυφθήσεται ὁ ἄνομος</w:t>
+      </w:r>
+    </w:p>
+    <w:p>
+      <w:pPr/>
+      <w:r>
+        <w:rPr>
+          <w:lang w:val="id_ID" w:bidi="id_ID"/>
+        </w:rPr>
+      </w:r>
+      <w:r>
+        <w:rPr>
           <w:lang w:val="id_ID" w:bidi="id_ID"/>
         </w:rPr>
         <w:t>Jika bahasa Anda tidak menggunakan bentuk pasif seperti ini, Anda dapat menyatakannya dalam bentuk aktif atau dengan cara lain yang wajar dalam bahasa Anda. Terjemahan alternatif: "dan kemudian Allah akan mengizinkan si pendurhaka untuk menunjukkan dirinya"</w:t>
@@ -8395,6 +8710,21 @@
       </w:r>
       <w:r>
         <w:rPr>
+          <w:b/>
+          <w:lang w:val="id_ID" w:bidi="id_ID"/>
+        </w:rPr>
+        <w:t>ἀνελεῖ τῷ πνεύματι τοῦ στόματος αὐτοῦ, καὶ καταργήσει τῇ ἐπιφανείᾳ τῆς παρουσίας αὐτοῦ</w:t>
+      </w:r>
+    </w:p>
+    <w:p>
+      <w:pPr/>
+      <w:r>
+        <w:rPr>
+          <w:lang w:val="id_ID" w:bidi="id_ID"/>
+        </w:rPr>
+      </w:r>
+      <w:r>
+        <w:rPr>
           <w:lang w:val="id_ID" w:bidi="id_ID"/>
         </w:rPr>
         <w:t>Kedua frasa ini menggambarkan peristiwa yang sama. Paulus mengatakan hal yang sama dua kali, dengan cara yang sedikit berbeda, untuk menekankan betapa jauh lebih berkuasanya Yesus dibandingkan dengan manusia durhaka. Jika membingungkan bagi pembaca Anda untuk berbicara tentang membunuh seseorang dan kemudian membuatnya tidak berdaya, Anda dapat membalik urutan frasa-frasa tersebut, seperti dalam UST, atau Anda dapat menggabungkan kedua frasa tersebut menjadi satu. Terjemahan alternatif: "akan menghancurkan dengan penampilannya yang mulia dan dengan napas dari mulutnya"</w:t>
@@ -8463,6 +8793,21 @@
       </w:r>
       <w:r>
         <w:rPr>
+          <w:b/>
+          <w:lang w:val="id_ID" w:bidi="id_ID"/>
+        </w:rPr>
+        <w:t>οὗ ἐστιν ἡ παρουσία, κατ’ ἐνέργειαν τοῦ Σατανᾶ</w:t>
+      </w:r>
+    </w:p>
+    <w:p>
+      <w:pPr/>
+      <w:r>
+        <w:rPr>
+          <w:lang w:val="id_ID" w:bidi="id_ID"/>
+        </w:rPr>
+      </w:r>
+      <w:r>
+        <w:rPr>
           <w:lang w:val="id_ID" w:bidi="id_ID"/>
         </w:rPr>
         <w:t xml:space="preserve">Di sini, Paulus menggunakan bentuk posesif untuk menggambarkan </w:t>
@@ -9191,6 +9536,21 @@
       </w:r>
       <w:r>
         <w:rPr>
+          <w:b/>
+          <w:lang w:val="id_ID" w:bidi="id_ID"/>
+        </w:rPr>
+        <w:t>ἐν πάσῃ ἀπάτῃ ἀδικίας, τοῖς ἀπολλυμένοις</w:t>
+      </w:r>
+    </w:p>
+    <w:p>
+      <w:pPr/>
+      <w:r>
+        <w:rPr>
+          <w:lang w:val="id_ID" w:bidi="id_ID"/>
+        </w:rPr>
+      </w:r>
+      <w:r>
+        <w:rPr>
           <w:lang w:val="id_ID" w:bidi="id_ID"/>
         </w:rPr>
         <w:t xml:space="preserve">Jika bahasa Anda tidak menggunakan kata benda abstrak untuk gagasan </w:t>
@@ -9765,6 +10125,21 @@
       </w:r>
       <w:r>
         <w:rPr>
+          <w:b/>
+          <w:lang w:val="id_ID" w:bidi="id_ID"/>
+        </w:rPr>
+        <w:t>πέμπει αὐτοῖς ὁ Θεὸς ἐνέργειαν πλάνης, εἰς τὸ πιστεῦσαι αὐτοὺς τῷ ψεύδει</w:t>
+      </w:r>
+    </w:p>
+    <w:p>
+      <w:pPr/>
+      <w:r>
+        <w:rPr>
+          <w:lang w:val="id_ID" w:bidi="id_ID"/>
+        </w:rPr>
+      </w:r>
+      <w:r>
+        <w:rPr>
           <w:lang w:val="id_ID" w:bidi="id_ID"/>
         </w:rPr>
         <w:t xml:space="preserve">Paulus berbicara tentang </w:t>
@@ -10435,6 +10810,21 @@
       </w:r>
       <w:r>
         <w:rPr>
+          <w:b/>
+          <w:lang w:val="id_ID" w:bidi="id_ID"/>
+        </w:rPr>
+        <w:t>οἱ μὴ πιστεύσαντες τῇ ἀληθείᾳ, ἀλλὰ εὐδοκήσαντες τῇ ἀδικίᾳ</w:t>
+      </w:r>
+    </w:p>
+    <w:p>
+      <w:pPr/>
+      <w:r>
+        <w:rPr>
+          <w:lang w:val="id_ID" w:bidi="id_ID"/>
+        </w:rPr>
+      </w:r>
+      <w:r>
+        <w:rPr>
           <w:lang w:val="id_ID" w:bidi="id_ID"/>
         </w:rPr>
         <w:t xml:space="preserve">Jika bahasa Anda tidak menggunakan kata benda abstrak untuk konsep </w:t>
@@ -10859,6 +11249,21 @@
       </w:r>
       <w:r>
         <w:rPr>
+          <w:b/>
+          <w:lang w:val="id_ID" w:bidi="id_ID"/>
+        </w:rPr>
+        <w:t>ἀδελφοὶ ἠγαπημένοι ὑπὸ Κυρίου</w:t>
+      </w:r>
+    </w:p>
+    <w:p>
+      <w:pPr/>
+      <w:r>
+        <w:rPr>
+          <w:lang w:val="id_ID" w:bidi="id_ID"/>
+        </w:rPr>
+      </w:r>
+      <w:r>
+        <w:rPr>
           <w:lang w:val="id_ID" w:bidi="id_ID"/>
         </w:rPr>
         <w:t>Jika bahasa Anda tidak menggunakan bentuk pasif seperti ini, Anda dapat mengatakannya dengan bentuk aktif. Terjemahan alternatif: "karena Tuhan mengasihimu, saudara-saudara"</w:t>
@@ -11119,6 +11524,21 @@
       </w:r>
       <w:r>
         <w:rPr>
+          <w:b/>
+          <w:lang w:val="id_ID" w:bidi="id_ID"/>
+        </w:rPr>
+        <w:t>ἀπαρχὴν εἰς σωτηρίαν ἐν ἁγιασμῷ Πνεύματος καὶ πίστει ἀληθείας</w:t>
+      </w:r>
+    </w:p>
+    <w:p>
+      <w:pPr/>
+      <w:r>
+        <w:rPr>
+          <w:lang w:val="id_ID" w:bidi="id_ID"/>
+        </w:rPr>
+      </w:r>
+      <w:r>
+        <w:rPr>
           <w:lang w:val="id_ID" w:bidi="id_ID"/>
         </w:rPr>
         <w:t xml:space="preserve">Jika itu akan membantu dalam bahasa Anda, Anda dapat mengubah kata benda abstrak </w:t>
@@ -11431,6 +11851,21 @@
       </w:r>
       <w:r>
         <w:rPr>
+          <w:b/>
+          <w:lang w:val="id_ID" w:bidi="id_ID"/>
+        </w:rPr>
+        <w:t>εἰς περιποίησιν δόξης τοῦ Κυρίου ἡμῶν</w:t>
+      </w:r>
+    </w:p>
+    <w:p>
+      <w:pPr/>
+      <w:r>
+        <w:rPr>
+          <w:lang w:val="id_ID" w:bidi="id_ID"/>
+        </w:rPr>
+      </w:r>
+      <w:r>
+        <w:rPr>
           <w:lang w:val="id_ID" w:bidi="id_ID"/>
         </w:rPr>
         <w:t xml:space="preserve">Jika bahasa Anda tidak menggunakan kata benda abstrak untuk konsep </w:t>
@@ -12350,6 +12785,21 @@
       </w:r>
       <w:r>
         <w:rPr>
+          <w:b/>
+          <w:lang w:val="id_ID" w:bidi="id_ID"/>
+        </w:rPr>
+        <w:t>αὐτὸς δὲ ὁ Κύριος ἡμῶν, Ἰησοῦς Χριστὸς, καὶ ὁ Θεὸς ὁ Πατὴρ ἡμῶν</w:t>
+      </w:r>
+    </w:p>
+    <w:p>
+      <w:pPr/>
+      <w:r>
+        <w:rPr>
+          <w:lang w:val="id_ID" w:bidi="id_ID"/>
+        </w:rPr>
+      </w:r>
+      <w:r>
+        <w:rPr>
           <w:lang w:val="id_ID" w:bidi="id_ID"/>
         </w:rPr>
         <w:t>Pernyataan Penghubung: Paulus mengakhiri bagian ini dengan sebuah ucapan berkat. Gunakanlah bentuk yang dapat dikenali orang sebagai berkat dalam bahasa Anda. Terjemahan alternatif: "Sekarang kiranya Tuhan kita Yesus Kristus sendiri dan Allah Bapa kita" atau "Kami berdoa agar Tuhan kita Yesus Kristus sendiri dan Allah Bapa kita"</w:t>
@@ -12636,6 +13086,21 @@
       </w:r>
       <w:r>
         <w:rPr>
+          <w:b/>
+          <w:lang w:val="id_ID" w:bidi="id_ID"/>
+        </w:rPr>
+        <w:t>δοὺς παράκλησιν αἰωνίαν, καὶ ἐλπίδα ἀγαθὴν</w:t>
+      </w:r>
+    </w:p>
+    <w:p>
+      <w:pPr/>
+      <w:r>
+        <w:rPr>
+          <w:lang w:val="id_ID" w:bidi="id_ID"/>
+        </w:rPr>
+      </w:r>
+      <w:r>
+        <w:rPr>
           <w:lang w:val="id_ID" w:bidi="id_ID"/>
         </w:rPr>
         <w:t xml:space="preserve">Jika bahasa Anda tidak menggunakan kata benda abstrak untuk konsep </w:t>
@@ -13656,6 +14121,21 @@
       </w:r>
       <w:r>
         <w:rPr>
+          <w:b/>
+          <w:lang w:val="id_ID" w:bidi="id_ID"/>
+        </w:rPr>
+        <w:t>ῥυσθῶμεν</w:t>
+      </w:r>
+    </w:p>
+    <w:p>
+      <w:pPr/>
+      <w:r>
+        <w:rPr>
+          <w:lang w:val="id_ID" w:bidi="id_ID"/>
+        </w:rPr>
+      </w:r>
+      <w:r>
+        <w:rPr>
           <w:lang w:val="id_ID" w:bidi="id_ID"/>
         </w:rPr>
         <w:t>Anda dapat menyatakan ini dalam bentuk aktif. Terjemahan alternatif: “Semoga Tuhan menyelamatkan kita” atau ”Semoga Tuhan menyelamatkan kita”</w:t>
@@ -14363,6 +14843,21 @@
       </w:r>
       <w:r>
         <w:rPr>
+          <w:b/>
+          <w:lang w:val="id_ID" w:bidi="id_ID"/>
+        </w:rPr>
+        <w:t>ὁ &amp; Κύριος κατευθύναι ὑμῶν τὰς καρδίας εἰς τὴν ἀγάπην τοῦ Θεοῦ, καὶ εἰς τὴν ὑπομονὴν τοῦ Χριστοῦ</w:t>
+      </w:r>
+    </w:p>
+    <w:p>
+      <w:pPr/>
+      <w:r>
+        <w:rPr>
+          <w:lang w:val="id_ID" w:bidi="id_ID"/>
+        </w:rPr>
+      </w:r>
+      <w:r>
+        <w:rPr>
           <w:lang w:val="id_ID" w:bidi="id_ID"/>
         </w:rPr>
         <w:t xml:space="preserve">Di sini, </w:t>
@@ -14553,6 +15048,21 @@
       </w:r>
       <w:r>
         <w:rPr>
+          <w:b/>
+          <w:lang w:val="id_ID" w:bidi="id_ID"/>
+        </w:rPr>
+        <w:t>εἰς τὴν ἀγάπην τοῦ Θεοῦ, καὶ εἰς τὴν ὑπομονὴν τοῦ Χριστοῦ</w:t>
+      </w:r>
+    </w:p>
+    <w:p>
+      <w:pPr/>
+      <w:r>
+        <w:rPr>
+          <w:lang w:val="id_ID" w:bidi="id_ID"/>
+        </w:rPr>
+      </w:r>
+      <w:r>
+        <w:rPr>
           <w:lang w:val="id_ID" w:bidi="id_ID"/>
         </w:rPr>
         <w:t xml:space="preserve">Di sini, </w:t>
@@ -15924,6 +16434,21 @@
       </w:r>
       <w:r>
         <w:rPr>
+          <w:b/>
+          <w:lang w:val="id_ID" w:bidi="id_ID"/>
+        </w:rPr>
+        <w:t>ἑαυτοὺς τύπον δῶμεν ὑμῖν</w:t>
+      </w:r>
+    </w:p>
+    <w:p>
+      <w:pPr/>
+      <w:r>
+        <w:rPr>
+          <w:lang w:val="id_ID" w:bidi="id_ID"/>
+        </w:rPr>
+      </w:r>
+      <w:r>
+        <w:rPr>
           <w:lang w:val="id_ID" w:bidi="id_ID"/>
         </w:rPr>
         <w:t xml:space="preserve">Jika bahasa Anda tidak menggunakan kata benda abstrak untuk ide </w:t>
@@ -16005,6 +16530,21 @@
       </w:r>
       <w:r>
         <w:rPr>
+          <w:b/>
+          <w:lang w:val="id_ID" w:bidi="id_ID"/>
+        </w:rPr>
+        <w:t>εἰς τὸ μιμεῖσθαι</w:t>
+      </w:r>
+    </w:p>
+    <w:p>
+      <w:pPr/>
+      <w:r>
+        <w:rPr>
+          <w:lang w:val="id_ID" w:bidi="id_ID"/>
+        </w:rPr>
+      </w:r>
+      <w:r>
+        <w:rPr>
           <w:lang w:val="id_ID" w:bidi="id_ID"/>
         </w:rPr>
         <w:t xml:space="preserve">Lihat bagaimana Anda menerjemahkan </w:t>
@@ -16066,6 +16606,21 @@
       </w:r>
       <w:r>
         <w:rPr>
+          <w:b/>
+          <w:lang w:val="id_ID" w:bidi="id_ID"/>
+        </w:rPr>
+        <w:t>εἴ τις οὐ θέλει ἐργάζεσθαι, μηδὲ ἐσθιέτω</w:t>
+      </w:r>
+    </w:p>
+    <w:p>
+      <w:pPr/>
+      <w:r>
+        <w:rPr>
+          <w:lang w:val="id_ID" w:bidi="id_ID"/>
+        </w:rPr>
+      </w:r>
+      <w:r>
+        <w:rPr>
           <w:lang w:val="id_ID" w:bidi="id_ID"/>
         </w:rPr>
         <w:t>Anda dapat menyatakannya dalam bentuk positif, jika bentuk ini sulit dipahami dalam bahasa Anda. Terjemahan alternatif: “Jika seseorang ingin makan, dia harus bekerja”</w:t>
@@ -17226,6 +17781,21 @@
       </w:r>
       <w:r>
         <w:rPr>
+          <w:b/>
+          <w:lang w:val="id_ID" w:bidi="id_ID"/>
+        </w:rPr>
+        <w:t>αὐτὸς &amp; ὁ Κύριος τῆς εἰρήνης, δῴη ὑμῖν</w:t>
+      </w:r>
+    </w:p>
+    <w:p>
+      <w:pPr/>
+      <w:r>
+        <w:rPr>
+          <w:lang w:val="id_ID" w:bidi="id_ID"/>
+        </w:rPr>
+      </w:r>
+      <w:r>
+        <w:rPr>
           <w:lang w:val="id_ID" w:bidi="id_ID"/>
         </w:rPr>
         <w:t>Paulus mengakhiri surat ini dengan berkat yang juga merupakan doa. Gunakanlah bentuk yang dapat dikenali orang sebagai berkat atau doa dalam bahasa Anda. Terjemahan alternatif: “Aku berdoa supaya Tuhan yang membawa damai sejahtera itu sendiri memberikannya kepadamu”</w:t>
@@ -17294,6 +17864,21 @@
       </w:r>
       <w:r>
         <w:rPr>
+          <w:b/>
+          <w:lang w:val="id_ID" w:bidi="id_ID"/>
+        </w:rPr>
+        <w:t>αὐτὸς &amp; ὁ Κύριος τῆς εἰρήνης</w:t>
+      </w:r>
+    </w:p>
+    <w:p>
+      <w:pPr/>
+      <w:r>
+        <w:rPr>
+          <w:lang w:val="id_ID" w:bidi="id_ID"/>
+        </w:rPr>
+      </w:r>
+      <w:r>
+        <w:rPr>
           <w:lang w:val="id_ID" w:bidi="id_ID"/>
         </w:rPr>
         <w:t xml:space="preserve">Di sini, </w:t>
@@ -17375,6 +17960,21 @@
       </w:r>
       <w:r>
         <w:rPr>
+          <w:b/>
+          <w:lang w:val="id_ID" w:bidi="id_ID"/>
+        </w:rPr>
+        <w:t>ὁ ἀσπασμὸς τῇ ἐμῇ χειρὶ, Παύλου, ὅ ἐστιν σημεῖον ἐν πάσῃ ἐπιστολῇ, οὕτως γράφω</w:t>
+      </w:r>
+    </w:p>
+    <w:p>
+      <w:pPr/>
+      <w:r>
+        <w:rPr>
+          <w:lang w:val="id_ID" w:bidi="id_ID"/>
+        </w:rPr>
+      </w:r>
+      <w:r>
+        <w:rPr>
           <w:lang w:val="id_ID" w:bidi="id_ID"/>
         </w:rPr>
         <w:t>Terjemahan alternatif: “Aku, Paulus, menulis salam ini dengan tanganku sendiri, yang aku lakukan dalam setiap surat, sebagai tanda bahwa surat ini benar-benar dariku, karena begitulah caraku menulis”</w:t>
@@ -17591,6 +18191,21 @@
         <w:rPr>
           <w:lang w:val="id_ID" w:bidi="id_ID"/>
         </w:rPr>
+      </w:r>
+    </w:p>
+    <w:p>
+      <w:pPr/>
+      <w:r>
+        <w:rPr>
+          <w:lang w:val="id_ID" w:bidi="id_ID"/>
+        </w:rPr>
+      </w:r>
+      <w:r>
+        <w:rPr>
+          <w:b/>
+          <w:lang w:val="id_ID" w:bidi="id_ID"/>
+        </w:rPr>
+        <w:t>ἡ χάρις τοῦ Κυρίου ἡμῶν, Ἰησοῦ Χριστοῦ, μετὰ πάντων ὑμῶν</w:t>
       </w:r>
     </w:p>
     <w:p>
